--- a/文件/競賽的相關東西/innoserve.docx
+++ b/文件/競賽的相關東西/innoserve.docx
@@ -3,15 +3,22 @@
 <w:document xmlns:wpc="http://schemas.microsoft.com/office/word/2010/wordprocessingCanvas" xmlns:cx="http://schemas.microsoft.com/office/drawing/2014/chartex" xmlns:cx1="http://schemas.microsoft.com/office/drawing/2015/9/8/chartex" xmlns:cx2="http://schemas.microsoft.com/office/drawing/2015/10/21/chartex" xmlns:cx3="http://schemas.microsoft.com/office/drawing/2016/5/9/chartex" xmlns:cx4="http://schemas.microsoft.com/office/drawing/2016/5/10/chartex" xmlns:cx5="http://schemas.microsoft.com/office/drawing/2016/5/11/chartex" xmlns:cx6="http://schemas.microsoft.com/office/drawing/2016/5/12/chartex" xmlns:cx7="http://schemas.microsoft.com/office/drawing/2016/5/13/chartex" xmlns:cx8="http://schemas.microsoft.com/office/drawing/2016/5/14/chartex" xmlns:mc="http://schemas.openxmlformats.org/markup-compatibility/2006" xmlns:aink="http://schemas.microsoft.com/office/drawing/2016/ink" xmlns:am3d="http://schemas.microsoft.com/office/drawing/2017/model3d" xmlns:o="urn:schemas-microsoft-com:office:office" xmlns:oel="http://schemas.microsoft.com/office/2019/extlst" xmlns:r="http://schemas.openxmlformats.org/officeDocument/2006/relationships" xmlns:m="http://schemas.openxmlformats.org/officeDocument/2006/math" xmlns:v="urn:schemas-microsoft-com:vml" xmlns:wp14="http://schemas.microsoft.com/office/word/2010/wordprocessingDrawing" xmlns:wp="http://schemas.openxmlformats.org/drawingml/2006/wordprocessingDrawing" xmlns:w10="urn:schemas-microsoft-com:office:word" xmlns:w="http://schemas.openxmlformats.org/wordprocessingml/2006/main" xmlns:w14="http://schemas.microsoft.com/office/word/2010/wordml" xmlns:w15="http://schemas.microsoft.com/office/word/2012/wordml" xmlns:w16cex="http://schemas.microsoft.com/office/word/2018/wordml/cex" xmlns:w16cid="http://schemas.microsoft.com/office/word/2016/wordml/cid" xmlns:w16="http://schemas.microsoft.com/office/word/2018/wordml" xmlns:w16du="http://schemas.microsoft.com/office/word/2023/wordml/word16du" xmlns:w16sdtdh="http://schemas.microsoft.com/office/word/2020/wordml/sdtdatahash" xmlns:w16sdtfl="http://schemas.microsoft.com/office/word/2024/wordml/sdtformatlock" xmlns:w16se="http://schemas.microsoft.com/office/word/2015/wordml/symex" xmlns:wpg="http://schemas.microsoft.com/office/word/2010/wordprocessingGroup" xmlns:wpi="http://schemas.microsoft.com/office/word/2010/wordprocessingInk" xmlns:wne="http://schemas.microsoft.com/office/word/2006/wordml" xmlns:wps="http://schemas.microsoft.com/office/word/2010/wordprocessingShape" mc:Ignorable="w14 w15 w16se w16cid w16 w16cex w16sdtdh w16sdtfl w16du wp14">
   <w:body>
     <w:p>
-      <w:r>
-        <w:rPr>
-          <w:rFonts w:hint="eastAsia"/>
+      <w:pPr>
+        <w:rPr>
+          <w:shd w:val="pct15" w:color="auto" w:fill="FFFFFF"/>
+        </w:rPr>
+      </w:pPr>
+      <w:r>
+        <w:rPr>
+          <w:rFonts w:hint="eastAsia"/>
+          <w:shd w:val="pct15" w:color="auto" w:fill="FFFFFF"/>
         </w:rPr>
         <w:t>* </w:t>
       </w:r>
       <w:r>
         <w:rPr>
           <w:rFonts w:hint="eastAsia"/>
+          <w:shd w:val="pct15" w:color="auto" w:fill="FFFFFF"/>
         </w:rPr>
         <w:t>專題名稱</w:t>
       </w:r>
@@ -20,6 +27,7 @@
       <w:r>
         <w:rPr>
           <w:rFonts w:hint="eastAsia"/>
+          <w:shd w:val="pct15" w:color="auto" w:fill="FFFFFF"/>
         </w:rPr>
         <w:t>中</w:t>
       </w:r>
@@ -38,42 +46,64 @@
       </w:r>
     </w:p>
     <w:p>
-      <w:r>
-        <w:rPr>
-          <w:rFonts w:hint="eastAsia"/>
+      <w:pPr>
+        <w:rPr>
+          <w:rFonts w:hint="eastAsia"/>
+        </w:rPr>
+      </w:pPr>
+      <w:r>
+        <w:rPr>
+          <w:rFonts w:hint="eastAsia"/>
+          <w:shd w:val="pct15" w:color="auto" w:fill="FFFFFF"/>
         </w:rPr>
         <w:t>英</w:t>
       </w:r>
+      <w:r>
+        <w:rPr>
+          <w:rFonts w:hint="eastAsia"/>
+        </w:rPr>
+        <w:t xml:space="preserve"> </w:t>
+      </w:r>
     </w:p>
     <w:p/>
     <w:p>
-      <w:r>
-        <w:rPr>
-          <w:rFonts w:hint="eastAsia"/>
+      <w:pPr>
+        <w:rPr>
+          <w:shd w:val="pct15" w:color="auto" w:fill="FFFFFF"/>
+        </w:rPr>
+      </w:pPr>
+      <w:r>
+        <w:rPr>
+          <w:rFonts w:hint="eastAsia"/>
+          <w:shd w:val="pct15" w:color="auto" w:fill="FFFFFF"/>
         </w:rPr>
         <w:t>* </w:t>
       </w:r>
       <w:r>
         <w:rPr>
           <w:rFonts w:hint="eastAsia"/>
+          <w:shd w:val="pct15" w:color="auto" w:fill="FFFFFF"/>
         </w:rPr>
         <w:t>專題作品屬性</w:t>
       </w:r>
       <w:r>
         <w:rPr>
           <w:rFonts w:hint="eastAsia"/>
+          <w:shd w:val="pct15" w:color="auto" w:fill="FFFFFF"/>
         </w:rPr>
         <w:t xml:space="preserve"> (</w:t>
       </w:r>
       <w:r>
         <w:rPr>
           <w:rFonts w:hint="eastAsia"/>
+          <w:shd w:val="pct15" w:color="auto" w:fill="FFFFFF"/>
         </w:rPr>
         <w:t>最多三項</w:t>
       </w:r>
       <w:r>
         <w:rPr>
           <w:rFonts w:hint="eastAsia"/>
+          <w:shd w:val="pct15" w:color="auto" w:fill="FFFFFF"/>
         </w:rPr>
         <w:t>) </w:t>
       </w:r>
@@ -97,6 +127,7 @@
         </w:rPr>
         <w:t xml:space="preserve">  </w:t>
       </w:r>
+      <w:proofErr w:type="spellStart"/>
       <w:r>
         <w:rPr>
           <w:rFonts w:hint="eastAsia"/>
@@ -104,18 +135,21 @@
         </w:rPr>
         <w:t>AI</w:t>
       </w:r>
-      <w:r>
-        <w:rPr>
-          <w:rFonts w:hint="eastAsia"/>
-        </w:rPr>
-        <w:t xml:space="preserve">  </w:t>
-      </w:r>
+      <w:proofErr w:type="spellEnd"/>
+      <w:r>
+        <w:rPr>
+          <w:rFonts w:hint="eastAsia"/>
+        </w:rPr>
+        <w:t xml:space="preserve">  </w:t>
+      </w:r>
+      <w:proofErr w:type="spellStart"/>
       <w:r>
         <w:rPr>
           <w:rFonts w:hint="eastAsia"/>
         </w:rPr>
         <w:t>AIoT</w:t>
       </w:r>
+      <w:proofErr w:type="spellEnd"/>
       <w:r>
         <w:rPr>
           <w:rFonts w:hint="eastAsia"/>
@@ -171,6 +205,7 @@
         </w:rPr>
         <w:t xml:space="preserve">  </w:t>
       </w:r>
+      <w:proofErr w:type="gramStart"/>
       <w:r>
         <w:rPr>
           <w:rFonts w:hint="eastAsia"/>
@@ -178,6 +213,7 @@
         </w:rPr>
         <w:t>資安</w:t>
       </w:r>
+      <w:proofErr w:type="gramEnd"/>
       <w:r>
         <w:rPr>
           <w:rFonts w:hint="eastAsia"/>
@@ -304,12 +340,14 @@
         </w:rPr>
         <w:t xml:space="preserve">  </w:t>
       </w:r>
+      <w:proofErr w:type="gramStart"/>
       <w:r>
         <w:rPr>
           <w:rFonts w:hint="eastAsia"/>
         </w:rPr>
         <w:t>區塊鏈</w:t>
       </w:r>
+      <w:proofErr w:type="gramEnd"/>
       <w:r>
         <w:rPr>
           <w:rFonts w:hint="eastAsia"/>
@@ -393,11 +431,17 @@
       </w:pPr>
     </w:p>
     <w:p>
+      <w:pPr>
+        <w:rPr>
+          <w:shd w:val="pct15" w:color="auto" w:fill="FFFFFF"/>
+        </w:rPr>
+      </w:pPr>
       <w:r>
         <w:rPr>
           <w:rFonts w:hint="eastAsia"/>
           <w:b/>
           <w:bCs/>
+          <w:shd w:val="pct15" w:color="auto" w:fill="FFFFFF"/>
         </w:rPr>
         <w:t>* </w:t>
       </w:r>
@@ -406,6 +450,7 @@
           <w:rFonts w:hint="eastAsia"/>
           <w:b/>
           <w:bCs/>
+          <w:shd w:val="pct15" w:color="auto" w:fill="FFFFFF"/>
         </w:rPr>
         <w:t>專題作品「設備領域」</w:t>
       </w:r>
@@ -414,6 +459,7 @@
           <w:rFonts w:hint="eastAsia"/>
           <w:b/>
           <w:bCs/>
+          <w:shd w:val="pct15" w:color="auto" w:fill="FFFFFF"/>
         </w:rPr>
         <w:t>(</w:t>
       </w:r>
@@ -422,6 +468,7 @@
           <w:rFonts w:hint="eastAsia"/>
           <w:b/>
           <w:bCs/>
+          <w:shd w:val="pct15" w:color="auto" w:fill="FFFFFF"/>
         </w:rPr>
         <w:t>可複選</w:t>
       </w:r>
@@ -430,12 +477,14 @@
           <w:rFonts w:hint="eastAsia"/>
           <w:b/>
           <w:bCs/>
+          <w:shd w:val="pct15" w:color="auto" w:fill="FFFFFF"/>
         </w:rPr>
         <w:t>)</w:t>
       </w:r>
       <w:r>
         <w:rPr>
           <w:rFonts w:hint="eastAsia"/>
+          <w:shd w:val="pct15" w:color="auto" w:fill="FFFFFF"/>
         </w:rPr>
         <w:t xml:space="preserve"> </w:t>
       </w:r>
@@ -486,58 +535,70 @@
           <w:bottom w:val="single" w:sz="4" w:space="1" w:color="auto"/>
           <w:right w:val="single" w:sz="4" w:space="1" w:color="auto"/>
         </w:pBdr>
-      </w:pPr>
-      <w:r>
-        <w:rPr>
-          <w:rFonts w:hint="eastAsia"/>
+        <w:rPr>
+          <w:shd w:val="pct15" w:color="auto" w:fill="FFFFFF"/>
+        </w:rPr>
+      </w:pPr>
+      <w:r>
+        <w:rPr>
+          <w:rFonts w:hint="eastAsia"/>
+          <w:shd w:val="pct15" w:color="auto" w:fill="FFFFFF"/>
         </w:rPr>
         <w:t>* </w:t>
       </w:r>
       <w:r>
         <w:rPr>
           <w:rFonts w:hint="eastAsia"/>
+          <w:shd w:val="pct15" w:color="auto" w:fill="FFFFFF"/>
         </w:rPr>
         <w:t>專題作品「技術領域」</w:t>
       </w:r>
       <w:r>
         <w:rPr>
           <w:rFonts w:hint="eastAsia"/>
+          <w:shd w:val="pct15" w:color="auto" w:fill="FFFFFF"/>
         </w:rPr>
         <w:t>(</w:t>
       </w:r>
       <w:r>
         <w:rPr>
           <w:rFonts w:hint="eastAsia"/>
+          <w:shd w:val="pct15" w:color="auto" w:fill="FFFFFF"/>
         </w:rPr>
         <w:t>可複選</w:t>
       </w:r>
       <w:r>
         <w:rPr>
           <w:rFonts w:hint="eastAsia"/>
+          <w:shd w:val="pct15" w:color="auto" w:fill="FFFFFF"/>
         </w:rPr>
         <w:t xml:space="preserve">, </w:t>
       </w:r>
       <w:r>
         <w:rPr>
           <w:rFonts w:hint="eastAsia"/>
+          <w:shd w:val="pct15" w:color="auto" w:fill="FFFFFF"/>
         </w:rPr>
         <w:t>最多</w:t>
       </w:r>
       <w:r>
         <w:rPr>
           <w:rFonts w:hint="eastAsia"/>
+          <w:shd w:val="pct15" w:color="auto" w:fill="FFFFFF"/>
         </w:rPr>
         <w:t>5</w:t>
       </w:r>
       <w:r>
         <w:rPr>
           <w:rFonts w:hint="eastAsia"/>
+          <w:shd w:val="pct15" w:color="auto" w:fill="FFFFFF"/>
         </w:rPr>
         <w:t>項</w:t>
       </w:r>
       <w:r>
         <w:rPr>
           <w:rFonts w:hint="eastAsia"/>
+          <w:shd w:val="pct15" w:color="auto" w:fill="FFFFFF"/>
         </w:rPr>
         <w:t>) </w:t>
       </w:r>
@@ -550,10 +611,14 @@
           <w:bottom w:val="single" w:sz="4" w:space="1" w:color="auto"/>
           <w:right w:val="single" w:sz="4" w:space="1" w:color="auto"/>
         </w:pBdr>
-      </w:pPr>
-      <w:r>
-        <w:rPr>
-          <w:rFonts w:hint="eastAsia"/>
+        <w:rPr>
+          <w:shd w:val="pct15" w:color="auto" w:fill="FFFFFF"/>
+        </w:rPr>
+      </w:pPr>
+      <w:r>
+        <w:rPr>
+          <w:rFonts w:hint="eastAsia"/>
+          <w:shd w:val="pct15" w:color="auto" w:fill="FFFFFF"/>
         </w:rPr>
         <w:t>技術領域</w:t>
       </w:r>
@@ -567,6 +632,7 @@
           <w:right w:val="single" w:sz="4" w:space="1" w:color="auto"/>
         </w:pBdr>
       </w:pPr>
+      <w:proofErr w:type="gramStart"/>
       <w:r>
         <w:rPr>
           <w:b/>
@@ -574,6 +640,7 @@
         </w:rPr>
         <w:t>物聯網</w:t>
       </w:r>
+      <w:proofErr w:type="gramEnd"/>
     </w:p>
     <w:p>
       <w:pPr>
@@ -584,12 +651,14 @@
           <w:right w:val="single" w:sz="4" w:space="1" w:color="auto"/>
         </w:pBdr>
       </w:pPr>
+      <w:proofErr w:type="gramStart"/>
       <w:r>
         <w:rPr>
           <w:rFonts w:hint="eastAsia"/>
         </w:rPr>
         <w:t>物聯網</w:t>
       </w:r>
+      <w:proofErr w:type="gramEnd"/>
     </w:p>
     <w:p>
       <w:pPr>
@@ -1122,8 +1191,17 @@
           <w:b/>
           <w:bCs/>
         </w:rPr>
-        <w:t>資料庫與資料探勘</w:t>
-      </w:r>
+        <w:t>資料庫與資料探</w:t>
+      </w:r>
+      <w:proofErr w:type="gramStart"/>
+      <w:r>
+        <w:rPr>
+          <w:b/>
+          <w:bCs/>
+        </w:rPr>
+        <w:t>勘</w:t>
+      </w:r>
+      <w:proofErr w:type="gramEnd"/>
     </w:p>
     <w:p>
       <w:pPr>
@@ -1150,20 +1228,36 @@
         <w:rPr>
           <w:rFonts w:hint="eastAsia"/>
         </w:rPr>
-        <w:t>資料探勘</w:t>
-      </w:r>
-      <w:r>
-        <w:rPr>
-          <w:rFonts w:hint="eastAsia"/>
-        </w:rPr>
-        <w:t xml:space="preserve">  </w:t>
-      </w:r>
-      <w:r>
-        <w:rPr>
-          <w:rFonts w:hint="eastAsia"/>
-        </w:rPr>
-        <w:t>文本探勘</w:t>
-      </w:r>
+        <w:t>資料探</w:t>
+      </w:r>
+      <w:proofErr w:type="gramStart"/>
+      <w:r>
+        <w:rPr>
+          <w:rFonts w:hint="eastAsia"/>
+        </w:rPr>
+        <w:t>勘</w:t>
+      </w:r>
+      <w:proofErr w:type="gramEnd"/>
+      <w:r>
+        <w:rPr>
+          <w:rFonts w:hint="eastAsia"/>
+        </w:rPr>
+        <w:t xml:space="preserve">  </w:t>
+      </w:r>
+      <w:r>
+        <w:rPr>
+          <w:rFonts w:hint="eastAsia"/>
+        </w:rPr>
+        <w:t>文本探</w:t>
+      </w:r>
+      <w:proofErr w:type="gramStart"/>
+      <w:r>
+        <w:rPr>
+          <w:rFonts w:hint="eastAsia"/>
+        </w:rPr>
+        <w:t>勘</w:t>
+      </w:r>
+      <w:proofErr w:type="gramEnd"/>
       <w:r>
         <w:rPr>
           <w:rFonts w:hint="eastAsia"/>
@@ -1186,7 +1280,21 @@
         <w:rPr>
           <w:rFonts w:hint="eastAsia"/>
         </w:rPr>
-        <w:t>資料庫與資料探勘之應用研究</w:t>
+        <w:t>資料庫與資料探</w:t>
+      </w:r>
+      <w:proofErr w:type="gramStart"/>
+      <w:r>
+        <w:rPr>
+          <w:rFonts w:hint="eastAsia"/>
+        </w:rPr>
+        <w:t>勘</w:t>
+      </w:r>
+      <w:proofErr w:type="gramEnd"/>
+      <w:r>
+        <w:rPr>
+          <w:rFonts w:hint="eastAsia"/>
+        </w:rPr>
+        <w:t>之應用研究</w:t>
       </w:r>
     </w:p>
     <w:p>
@@ -1611,7 +1719,21 @@
         <w:rPr>
           <w:rFonts w:hint="eastAsia"/>
         </w:rPr>
-        <w:t>視訊鑑識</w:t>
+        <w:t>視訊</w:t>
+      </w:r>
+      <w:proofErr w:type="gramStart"/>
+      <w:r>
+        <w:rPr>
+          <w:rFonts w:hint="eastAsia"/>
+        </w:rPr>
+        <w:t>鑑</w:t>
+      </w:r>
+      <w:proofErr w:type="gramEnd"/>
+      <w:r>
+        <w:rPr>
+          <w:rFonts w:hint="eastAsia"/>
+        </w:rPr>
+        <w:t>識</w:t>
       </w:r>
       <w:r>
         <w:rPr>
@@ -1815,7 +1937,21 @@
         <w:rPr>
           <w:rFonts w:hint="eastAsia"/>
         </w:rPr>
-        <w:t>資訊檢索與擷取見解探勘與情感分析語言與語音處理之應用研究</w:t>
+        <w:t>資訊檢索與擷取見解探</w:t>
+      </w:r>
+      <w:proofErr w:type="gramStart"/>
+      <w:r>
+        <w:rPr>
+          <w:rFonts w:hint="eastAsia"/>
+        </w:rPr>
+        <w:t>勘</w:t>
+      </w:r>
+      <w:proofErr w:type="gramEnd"/>
+      <w:r>
+        <w:rPr>
+          <w:rFonts w:hint="eastAsia"/>
+        </w:rPr>
+        <w:t>與情感分析語言與語音處理之應用研究</w:t>
       </w:r>
     </w:p>
     <w:p>
@@ -1872,7 +2008,21 @@
         <w:rPr>
           <w:rFonts w:hint="eastAsia"/>
         </w:rPr>
-        <w:t>見解探勘與情感分析</w:t>
+        <w:t>見解探</w:t>
+      </w:r>
+      <w:proofErr w:type="gramStart"/>
+      <w:r>
+        <w:rPr>
+          <w:rFonts w:hint="eastAsia"/>
+        </w:rPr>
+        <w:t>勘</w:t>
+      </w:r>
+      <w:proofErr w:type="gramEnd"/>
+      <w:r>
+        <w:rPr>
+          <w:rFonts w:hint="eastAsia"/>
+        </w:rPr>
+        <w:t>與情感分析</w:t>
       </w:r>
       <w:r>
         <w:rPr>
@@ -1896,6 +2046,7 @@
           <w:right w:val="single" w:sz="4" w:space="1" w:color="auto"/>
         </w:pBdr>
       </w:pPr>
+      <w:proofErr w:type="gramStart"/>
       <w:r>
         <w:rPr>
           <w:b/>
@@ -1903,6 +2054,7 @@
         </w:rPr>
         <w:t>人工智慧仿生計算</w:t>
       </w:r>
+      <w:proofErr w:type="gramEnd"/>
     </w:p>
     <w:p>
       <w:pPr>
@@ -1917,7 +2069,21 @@
         <w:rPr>
           <w:rFonts w:hint="eastAsia"/>
         </w:rPr>
-        <w:t>資料探勘與機器學習</w:t>
+        <w:t>資料探</w:t>
+      </w:r>
+      <w:proofErr w:type="gramStart"/>
+      <w:r>
+        <w:rPr>
+          <w:rFonts w:hint="eastAsia"/>
+        </w:rPr>
+        <w:t>勘</w:t>
+      </w:r>
+      <w:proofErr w:type="gramEnd"/>
+      <w:r>
+        <w:rPr>
+          <w:rFonts w:hint="eastAsia"/>
+        </w:rPr>
+        <w:t>與機器學習</w:t>
       </w:r>
       <w:r>
         <w:rPr>
@@ -2114,11 +2280,19 @@
         </w:rPr>
         <w:t xml:space="preserve">  </w:t>
       </w:r>
-      <w:r>
-        <w:rPr>
-          <w:rFonts w:hint="eastAsia"/>
-        </w:rPr>
-        <w:t>可視化與人機互動技術</w:t>
+      <w:proofErr w:type="gramStart"/>
+      <w:r>
+        <w:rPr>
+          <w:rFonts w:hint="eastAsia"/>
+        </w:rPr>
+        <w:t>可視化與</w:t>
+      </w:r>
+      <w:proofErr w:type="gramEnd"/>
+      <w:r>
+        <w:rPr>
+          <w:rFonts w:hint="eastAsia"/>
+        </w:rPr>
+        <w:t>人機互動技術</w:t>
       </w:r>
     </w:p>
     <w:p>
@@ -2348,19 +2522,47 @@
         <w:rPr>
           <w:rFonts w:hint="eastAsia"/>
         </w:rPr>
-        <w:t>對稱金鑰密碼學</w:t>
-      </w:r>
-      <w:r>
-        <w:rPr>
-          <w:rFonts w:hint="eastAsia"/>
-        </w:rPr>
-        <w:t xml:space="preserve">  </w:t>
-      </w:r>
-      <w:r>
-        <w:rPr>
-          <w:rFonts w:hint="eastAsia"/>
-        </w:rPr>
-        <w:t>公開金鑰密碼學</w:t>
+        <w:t>對稱金</w:t>
+      </w:r>
+      <w:proofErr w:type="gramStart"/>
+      <w:r>
+        <w:rPr>
+          <w:rFonts w:hint="eastAsia"/>
+        </w:rPr>
+        <w:t>鑰</w:t>
+      </w:r>
+      <w:proofErr w:type="gramEnd"/>
+      <w:r>
+        <w:rPr>
+          <w:rFonts w:hint="eastAsia"/>
+        </w:rPr>
+        <w:t>密碼學</w:t>
+      </w:r>
+      <w:r>
+        <w:rPr>
+          <w:rFonts w:hint="eastAsia"/>
+        </w:rPr>
+        <w:t xml:space="preserve">  </w:t>
+      </w:r>
+      <w:r>
+        <w:rPr>
+          <w:rFonts w:hint="eastAsia"/>
+        </w:rPr>
+        <w:t>公開金</w:t>
+      </w:r>
+      <w:proofErr w:type="gramStart"/>
+      <w:r>
+        <w:rPr>
+          <w:rFonts w:hint="eastAsia"/>
+        </w:rPr>
+        <w:t>鑰</w:t>
+      </w:r>
+      <w:proofErr w:type="gramEnd"/>
+      <w:r>
+        <w:rPr>
+          <w:rFonts w:hint="eastAsia"/>
+        </w:rPr>
+        <w:t>密碼學</w:t>
       </w:r>
       <w:r>
         <w:rPr>
@@ -2493,7 +2695,21 @@
         <w:rPr>
           <w:rFonts w:hint="eastAsia"/>
         </w:rPr>
-        <w:t>數位犯罪鑑識</w:t>
+        <w:t>數位犯罪</w:t>
+      </w:r>
+      <w:proofErr w:type="gramStart"/>
+      <w:r>
+        <w:rPr>
+          <w:rFonts w:hint="eastAsia"/>
+        </w:rPr>
+        <w:t>鑑</w:t>
+      </w:r>
+      <w:proofErr w:type="gramEnd"/>
+      <w:r>
+        <w:rPr>
+          <w:rFonts w:hint="eastAsia"/>
+        </w:rPr>
+        <w:t>識</w:t>
       </w:r>
     </w:p>
     <w:p>
@@ -2538,20 +2754,50 @@
         <w:rPr>
           <w:rFonts w:hint="eastAsia"/>
         </w:rPr>
-        <w:t>生物醫學資料庫及資料分析探勘</w:t>
-      </w:r>
-      <w:r>
-        <w:rPr>
-          <w:rFonts w:hint="eastAsia"/>
-        </w:rPr>
-        <w:t xml:space="preserve">  </w:t>
-      </w:r>
-      <w:r>
-        <w:rPr>
-          <w:rFonts w:hint="eastAsia"/>
-        </w:rPr>
-        <w:t>生醫文獻探勘</w:t>
-      </w:r>
+        <w:t>生物醫學資料庫及資料分析探</w:t>
+      </w:r>
+      <w:proofErr w:type="gramStart"/>
+      <w:r>
+        <w:rPr>
+          <w:rFonts w:hint="eastAsia"/>
+        </w:rPr>
+        <w:t>勘</w:t>
+      </w:r>
+      <w:proofErr w:type="gramEnd"/>
+      <w:r>
+        <w:rPr>
+          <w:rFonts w:hint="eastAsia"/>
+        </w:rPr>
+        <w:t xml:space="preserve">  </w:t>
+      </w:r>
+      <w:r>
+        <w:rPr>
+          <w:rFonts w:hint="eastAsia"/>
+        </w:rPr>
+        <w:t>生</w:t>
+      </w:r>
+      <w:proofErr w:type="gramStart"/>
+      <w:r>
+        <w:rPr>
+          <w:rFonts w:hint="eastAsia"/>
+        </w:rPr>
+        <w:t>醫</w:t>
+      </w:r>
+      <w:proofErr w:type="gramEnd"/>
+      <w:r>
+        <w:rPr>
+          <w:rFonts w:hint="eastAsia"/>
+        </w:rPr>
+        <w:t>文獻探</w:t>
+      </w:r>
+      <w:proofErr w:type="gramStart"/>
+      <w:r>
+        <w:rPr>
+          <w:rFonts w:hint="eastAsia"/>
+        </w:rPr>
+        <w:t>勘</w:t>
+      </w:r>
+      <w:proofErr w:type="gramEnd"/>
       <w:r>
         <w:rPr>
           <w:rFonts w:hint="eastAsia"/>
@@ -2883,12 +3129,14 @@
       </w:r>
     </w:p>
     <w:p>
+      <w:proofErr w:type="gramStart"/>
       <w:r>
         <w:rPr>
           <w:rFonts w:hint="eastAsia"/>
         </w:rPr>
         <w:t>高中職大</w:t>
       </w:r>
+      <w:proofErr w:type="gramEnd"/>
       <w:r>
         <w:rPr>
           <w:rFonts w:hint="eastAsia"/>
@@ -2909,18 +3157,43 @@
         </w:rPr>
         <w:t>(</w:t>
       </w:r>
+      <w:proofErr w:type="gramStart"/>
       <w:r>
         <w:rPr>
           <w:rFonts w:hint="eastAsia"/>
           <w:highlight w:val="yellow"/>
         </w:rPr>
-        <w:t>含碩博士、跨校跨系組隊</w:t>
-      </w:r>
+        <w:t>含碩博士</w:t>
+      </w:r>
+      <w:proofErr w:type="gramEnd"/>
       <w:r>
         <w:rPr>
           <w:rFonts w:hint="eastAsia"/>
           <w:highlight w:val="yellow"/>
         </w:rPr>
+        <w:t>、</w:t>
+      </w:r>
+      <w:proofErr w:type="gramStart"/>
+      <w:r>
+        <w:rPr>
+          <w:rFonts w:hint="eastAsia"/>
+          <w:highlight w:val="yellow"/>
+        </w:rPr>
+        <w:t>跨校跨系</w:t>
+      </w:r>
+      <w:proofErr w:type="gramEnd"/>
+      <w:r>
+        <w:rPr>
+          <w:rFonts w:hint="eastAsia"/>
+          <w:highlight w:val="yellow"/>
+        </w:rPr>
+        <w:t>組隊</w:t>
+      </w:r>
+      <w:r>
+        <w:rPr>
+          <w:rFonts w:hint="eastAsia"/>
+          <w:highlight w:val="yellow"/>
+        </w:rPr>
         <w:t>)</w:t>
       </w:r>
       <w:r>
@@ -2945,7 +3218,21 @@
         <w:rPr>
           <w:rFonts w:hint="eastAsia"/>
         </w:rPr>
-        <w:t>高中職與大專含碩博士班混合組隊</w:t>
+        <w:t>高中職與</w:t>
+      </w:r>
+      <w:proofErr w:type="gramStart"/>
+      <w:r>
+        <w:rPr>
+          <w:rFonts w:hint="eastAsia"/>
+        </w:rPr>
+        <w:t>大專含碩博士</w:t>
+      </w:r>
+      <w:proofErr w:type="gramEnd"/>
+      <w:r>
+        <w:rPr>
+          <w:rFonts w:hint="eastAsia"/>
+        </w:rPr>
+        <w:t>班混合組隊</w:t>
       </w:r>
       <w:r>
         <w:rPr>
@@ -3102,7 +3389,21 @@
         <w:rPr>
           <w:rFonts w:hint="eastAsia"/>
         </w:rPr>
-        <w:t>五專專五</w:t>
+        <w:t>五專</w:t>
+      </w:r>
+      <w:proofErr w:type="gramStart"/>
+      <w:r>
+        <w:rPr>
+          <w:rFonts w:hint="eastAsia"/>
+        </w:rPr>
+        <w:t>專</w:t>
+      </w:r>
+      <w:proofErr w:type="gramEnd"/>
+      <w:r>
+        <w:rPr>
+          <w:rFonts w:hint="eastAsia"/>
+        </w:rPr>
+        <w:t>五</w:t>
       </w:r>
     </w:p>
     <w:p>
@@ -3146,7 +3447,21 @@
         <w:rPr>
           <w:rFonts w:hint="eastAsia"/>
         </w:rPr>
-        <w:t>國立臺北商業大學東</w:t>
+        <w:t>國立</w:t>
+      </w:r>
+      <w:proofErr w:type="gramStart"/>
+      <w:r>
+        <w:rPr>
+          <w:rFonts w:hint="eastAsia"/>
+        </w:rPr>
+        <w:t>臺</w:t>
+      </w:r>
+      <w:proofErr w:type="gramEnd"/>
+      <w:r>
+        <w:rPr>
+          <w:rFonts w:hint="eastAsia"/>
+        </w:rPr>
+        <w:t>北商業大學</w:t>
       </w:r>
     </w:p>
     <w:p>
@@ -3162,6 +3477,18 @@
         </w:rPr>
         <w:t>科系</w:t>
       </w:r>
+      <w:r>
+        <w:rPr>
+          <w:rFonts w:hint="eastAsia"/>
+        </w:rPr>
+        <w:t xml:space="preserve"> </w:t>
+      </w:r>
+      <w:r>
+        <w:rPr>
+          <w:rFonts w:hint="eastAsia"/>
+        </w:rPr>
+        <w:t>資訊管理系</w:t>
+      </w:r>
     </w:p>
     <w:p>
       <w:r>
@@ -3192,6 +3519,12 @@
         </w:rPr>
         <w:t>英</w:t>
       </w:r>
+      <w:r>
+        <w:rPr>
+          <w:rFonts w:hint="eastAsia"/>
+        </w:rPr>
+        <w:t xml:space="preserve"> </w:t>
+      </w:r>
     </w:p>
     <w:p>
       <w:r>
@@ -3200,11 +3533,19 @@
         </w:rPr>
         <w:t>英文姓名範例：</w:t>
       </w:r>
-      <w:r>
-        <w:rPr>
-          <w:rFonts w:hint="eastAsia"/>
-        </w:rPr>
-        <w:t>WANG,XIAO-MING</w:t>
+      <w:proofErr w:type="gramStart"/>
+      <w:r>
+        <w:rPr>
+          <w:rFonts w:hint="eastAsia"/>
+        </w:rPr>
+        <w:t>WANG,XIAO</w:t>
+      </w:r>
+      <w:proofErr w:type="gramEnd"/>
+      <w:r>
+        <w:rPr>
+          <w:rFonts w:hint="eastAsia"/>
+        </w:rPr>
+        <w:t>-MING</w:t>
       </w:r>
     </w:p>
     <w:p>
@@ -3407,7 +3748,21 @@
         <w:rPr>
           <w:rFonts w:hint="eastAsia"/>
         </w:rPr>
-        <w:t>五專專五</w:t>
+        <w:t>五專</w:t>
+      </w:r>
+      <w:proofErr w:type="gramStart"/>
+      <w:r>
+        <w:rPr>
+          <w:rFonts w:hint="eastAsia"/>
+        </w:rPr>
+        <w:t>專</w:t>
+      </w:r>
+      <w:proofErr w:type="gramEnd"/>
+      <w:r>
+        <w:rPr>
+          <w:rFonts w:hint="eastAsia"/>
+        </w:rPr>
+        <w:t>五</w:t>
       </w:r>
     </w:p>
     <w:p>
@@ -3452,7 +3807,21 @@
         <w:rPr>
           <w:rFonts w:hint="eastAsia"/>
         </w:rPr>
-        <w:t>國立臺北商業大學</w:t>
+        <w:t>國立</w:t>
+      </w:r>
+      <w:proofErr w:type="gramStart"/>
+      <w:r>
+        <w:rPr>
+          <w:rFonts w:hint="eastAsia"/>
+        </w:rPr>
+        <w:t>臺</w:t>
+      </w:r>
+      <w:proofErr w:type="gramEnd"/>
+      <w:r>
+        <w:rPr>
+          <w:rFonts w:hint="eastAsia"/>
+        </w:rPr>
+        <w:t>北商業大學</w:t>
       </w:r>
     </w:p>
     <w:p>
@@ -3468,6 +3837,18 @@
         </w:rPr>
         <w:t>科系</w:t>
       </w:r>
+      <w:r>
+        <w:rPr>
+          <w:rFonts w:hint="eastAsia"/>
+        </w:rPr>
+        <w:t xml:space="preserve"> </w:t>
+      </w:r>
+      <w:r>
+        <w:rPr>
+          <w:rFonts w:hint="eastAsia"/>
+        </w:rPr>
+        <w:t>資訊管理系</w:t>
+      </w:r>
     </w:p>
     <w:p>
       <w:r>
@@ -3506,11 +3887,19 @@
         </w:rPr>
         <w:t>英文姓名範例：</w:t>
       </w:r>
-      <w:r>
-        <w:rPr>
-          <w:rFonts w:hint="eastAsia"/>
-        </w:rPr>
-        <w:t>WANG,XIAO-MING</w:t>
+      <w:proofErr w:type="gramStart"/>
+      <w:r>
+        <w:rPr>
+          <w:rFonts w:hint="eastAsia"/>
+        </w:rPr>
+        <w:t>WANG,XIAO</w:t>
+      </w:r>
+      <w:proofErr w:type="gramEnd"/>
+      <w:r>
+        <w:rPr>
+          <w:rFonts w:hint="eastAsia"/>
+        </w:rPr>
+        <w:t>-MING</w:t>
       </w:r>
     </w:p>
     <w:p>
@@ -3698,7 +4087,21 @@
         <w:rPr>
           <w:rFonts w:hint="eastAsia"/>
         </w:rPr>
-        <w:t>五專專五</w:t>
+        <w:t>五專</w:t>
+      </w:r>
+      <w:proofErr w:type="gramStart"/>
+      <w:r>
+        <w:rPr>
+          <w:rFonts w:hint="eastAsia"/>
+        </w:rPr>
+        <w:t>專</w:t>
+      </w:r>
+      <w:proofErr w:type="gramEnd"/>
+      <w:r>
+        <w:rPr>
+          <w:rFonts w:hint="eastAsia"/>
+        </w:rPr>
+        <w:t>五</w:t>
       </w:r>
     </w:p>
     <w:p>
@@ -3748,7 +4151,21 @@
         <w:rPr>
           <w:rFonts w:hint="eastAsia"/>
         </w:rPr>
-        <w:t>國立臺北商業大學</w:t>
+        <w:t>國立</w:t>
+      </w:r>
+      <w:proofErr w:type="gramStart"/>
+      <w:r>
+        <w:rPr>
+          <w:rFonts w:hint="eastAsia"/>
+        </w:rPr>
+        <w:t>臺</w:t>
+      </w:r>
+      <w:proofErr w:type="gramEnd"/>
+      <w:r>
+        <w:rPr>
+          <w:rFonts w:hint="eastAsia"/>
+        </w:rPr>
+        <w:t>北商業大學</w:t>
       </w:r>
     </w:p>
     <w:p>
@@ -3764,6 +4181,18 @@
         </w:rPr>
         <w:t>科系</w:t>
       </w:r>
+      <w:r>
+        <w:rPr>
+          <w:rFonts w:hint="eastAsia"/>
+        </w:rPr>
+        <w:t xml:space="preserve"> </w:t>
+      </w:r>
+      <w:r>
+        <w:rPr>
+          <w:rFonts w:hint="eastAsia"/>
+        </w:rPr>
+        <w:t>資訊管理系</w:t>
+      </w:r>
     </w:p>
     <w:p>
       <w:r>
@@ -3802,11 +4231,19 @@
         </w:rPr>
         <w:t>英文姓名範例：</w:t>
       </w:r>
-      <w:r>
-        <w:rPr>
-          <w:rFonts w:hint="eastAsia"/>
-        </w:rPr>
-        <w:t>WANG,XIAO-MING</w:t>
+      <w:proofErr w:type="gramStart"/>
+      <w:r>
+        <w:rPr>
+          <w:rFonts w:hint="eastAsia"/>
+        </w:rPr>
+        <w:t>WANG,XIAO</w:t>
+      </w:r>
+      <w:proofErr w:type="gramEnd"/>
+      <w:r>
+        <w:rPr>
+          <w:rFonts w:hint="eastAsia"/>
+        </w:rPr>
+        <w:t>-MING</w:t>
       </w:r>
     </w:p>
     <w:p>
@@ -3995,7 +4432,21 @@
         <w:rPr>
           <w:rFonts w:hint="eastAsia"/>
         </w:rPr>
-        <w:t>五專專五</w:t>
+        <w:t>五專</w:t>
+      </w:r>
+      <w:proofErr w:type="gramStart"/>
+      <w:r>
+        <w:rPr>
+          <w:rFonts w:hint="eastAsia"/>
+        </w:rPr>
+        <w:t>專</w:t>
+      </w:r>
+      <w:proofErr w:type="gramEnd"/>
+      <w:r>
+        <w:rPr>
+          <w:rFonts w:hint="eastAsia"/>
+        </w:rPr>
+        <w:t>五</w:t>
       </w:r>
     </w:p>
     <w:p>
@@ -4039,7 +4490,21 @@
         <w:rPr>
           <w:rFonts w:hint="eastAsia"/>
         </w:rPr>
-        <w:t>國立臺北商業大學</w:t>
+        <w:t>國立</w:t>
+      </w:r>
+      <w:proofErr w:type="gramStart"/>
+      <w:r>
+        <w:rPr>
+          <w:rFonts w:hint="eastAsia"/>
+        </w:rPr>
+        <w:t>臺</w:t>
+      </w:r>
+      <w:proofErr w:type="gramEnd"/>
+      <w:r>
+        <w:rPr>
+          <w:rFonts w:hint="eastAsia"/>
+        </w:rPr>
+        <w:t>北商業大學</w:t>
       </w:r>
     </w:p>
     <w:p>
@@ -4055,6 +4520,18 @@
         </w:rPr>
         <w:t>科系</w:t>
       </w:r>
+      <w:r>
+        <w:rPr>
+          <w:rFonts w:hint="eastAsia"/>
+        </w:rPr>
+        <w:t xml:space="preserve"> </w:t>
+      </w:r>
+      <w:r>
+        <w:rPr>
+          <w:rFonts w:hint="eastAsia"/>
+        </w:rPr>
+        <w:t>資訊管理系</w:t>
+      </w:r>
     </w:p>
     <w:p>
       <w:r>
@@ -4093,11 +4570,19 @@
         </w:rPr>
         <w:t>英文姓名範例：</w:t>
       </w:r>
-      <w:r>
-        <w:rPr>
-          <w:rFonts w:hint="eastAsia"/>
-        </w:rPr>
-        <w:t>WANG,XIAO-MING</w:t>
+      <w:proofErr w:type="gramStart"/>
+      <w:r>
+        <w:rPr>
+          <w:rFonts w:hint="eastAsia"/>
+        </w:rPr>
+        <w:t>WANG,XIAO</w:t>
+      </w:r>
+      <w:proofErr w:type="gramEnd"/>
+      <w:r>
+        <w:rPr>
+          <w:rFonts w:hint="eastAsia"/>
+        </w:rPr>
+        <w:t>-MING</w:t>
       </w:r>
     </w:p>
     <w:p>
@@ -4294,6 +4779,12 @@
           <w:highlight w:val="yellow"/>
         </w:rPr>
         <w:t>人</w:t>
+      </w:r>
+      <w:r>
+        <w:rPr>
+          <w:rFonts w:hint="eastAsia"/>
+        </w:rPr>
+        <w:t xml:space="preserve">  </w:t>
       </w:r>
       <w:r>
         <w:rPr>
@@ -4358,7 +4849,21 @@
         <w:rPr>
           <w:rFonts w:hint="eastAsia"/>
         </w:rPr>
-        <w:t>國立臺北商業大學</w:t>
+        <w:t>國立</w:t>
+      </w:r>
+      <w:proofErr w:type="gramStart"/>
+      <w:r>
+        <w:rPr>
+          <w:rFonts w:hint="eastAsia"/>
+        </w:rPr>
+        <w:t>臺</w:t>
+      </w:r>
+      <w:proofErr w:type="gramEnd"/>
+      <w:r>
+        <w:rPr>
+          <w:rFonts w:hint="eastAsia"/>
+        </w:rPr>
+        <w:t>北商業大學</w:t>
       </w:r>
     </w:p>
     <w:p>
@@ -4374,6 +4879,18 @@
         </w:rPr>
         <w:t>系所名稱</w:t>
       </w:r>
+      <w:r>
+        <w:rPr>
+          <w:rFonts w:hint="eastAsia"/>
+        </w:rPr>
+        <w:t xml:space="preserve"> </w:t>
+      </w:r>
+      <w:r>
+        <w:rPr>
+          <w:rFonts w:hint="eastAsia"/>
+        </w:rPr>
+        <w:t>資訊管理系</w:t>
+      </w:r>
     </w:p>
     <w:p>
       <w:r>
@@ -4388,6 +4905,18 @@
         </w:rPr>
         <w:t>中文姓名</w:t>
       </w:r>
+      <w:r>
+        <w:rPr>
+          <w:rFonts w:hint="eastAsia"/>
+        </w:rPr>
+        <w:t xml:space="preserve"> </w:t>
+      </w:r>
+      <w:r>
+        <w:rPr>
+          <w:rFonts w:hint="eastAsia"/>
+        </w:rPr>
+        <w:t>林育志</w:t>
+      </w:r>
     </w:p>
     <w:p>
       <w:r>
@@ -4408,17 +4937,27 @@
         </w:rPr>
         <w:t> </w:t>
       </w:r>
+    </w:p>
+    <w:p>
       <w:r>
         <w:rPr>
           <w:rFonts w:hint="eastAsia"/>
         </w:rPr>
         <w:t>範例：</w:t>
       </w:r>
-      <w:r>
-        <w:rPr>
-          <w:rFonts w:hint="eastAsia"/>
-        </w:rPr>
-        <w:t>WANG,XIAO-MING</w:t>
+      <w:proofErr w:type="gramStart"/>
+      <w:r>
+        <w:rPr>
+          <w:rFonts w:hint="eastAsia"/>
+        </w:rPr>
+        <w:t>WANG,XIAO</w:t>
+      </w:r>
+      <w:proofErr w:type="gramEnd"/>
+      <w:r>
+        <w:rPr>
+          <w:rFonts w:hint="eastAsia"/>
+        </w:rPr>
+        <w:t>-MING</w:t>
       </w:r>
     </w:p>
     <w:p>

--- a/文件/競賽的相關東西/innoserve.docx
+++ b/文件/競賽的相關東西/innoserve.docx
@@ -46,11 +46,6 @@
       </w:r>
     </w:p>
     <w:p>
-      <w:pPr>
-        <w:rPr>
-          <w:rFonts w:hint="eastAsia"/>
-        </w:rPr>
-      </w:pPr>
       <w:r>
         <w:rPr>
           <w:rFonts w:hint="eastAsia"/>
@@ -195,7 +190,6 @@
       <w:r>
         <w:rPr>
           <w:rFonts w:hint="eastAsia"/>
-          <w:highlight w:val="cyan"/>
         </w:rPr>
         <w:t>智慧健康照護</w:t>
       </w:r>
@@ -205,7 +199,6 @@
         </w:rPr>
         <w:t xml:space="preserve">  </w:t>
       </w:r>
-      <w:proofErr w:type="gramStart"/>
       <w:r>
         <w:rPr>
           <w:rFonts w:hint="eastAsia"/>
@@ -213,7 +206,6 @@
         </w:rPr>
         <w:t>資安</w:t>
       </w:r>
-      <w:proofErr w:type="gramEnd"/>
       <w:r>
         <w:rPr>
           <w:rFonts w:hint="eastAsia"/>
@@ -340,14 +332,12 @@
         </w:rPr>
         <w:t xml:space="preserve">  </w:t>
       </w:r>
-      <w:proofErr w:type="gramStart"/>
       <w:r>
         <w:rPr>
           <w:rFonts w:hint="eastAsia"/>
         </w:rPr>
         <w:t>區塊鏈</w:t>
       </w:r>
-      <w:proofErr w:type="gramEnd"/>
       <w:r>
         <w:rPr>
           <w:rFonts w:hint="eastAsia"/>
@@ -393,6 +383,7 @@
       <w:r>
         <w:rPr>
           <w:rFonts w:hint="eastAsia"/>
+          <w:highlight w:val="yellow"/>
         </w:rPr>
         <w:t>智慧移動</w:t>
       </w:r>
@@ -409,27 +400,7 @@
         <w:t>其它</w:t>
       </w:r>
     </w:p>
-    <w:p>
-      <w:pPr>
-        <w:rPr>
-          <w:rFonts w:hint="eastAsia"/>
-          <w:color w:val="45B0E1" w:themeColor="accent1" w:themeTint="99"/>
-        </w:rPr>
-      </w:pPr>
-      <w:r>
-        <w:rPr>
-          <w:color w:val="45B0E1" w:themeColor="accent1" w:themeTint="99"/>
-        </w:rPr>
-        <w:t>（提升民眾在日常生活中的安全感，屬於智慧安防與照護的一環）</w:t>
-      </w:r>
-    </w:p>
-    <w:p>
-      <w:pPr>
-        <w:rPr>
-          <w:rFonts w:hint="eastAsia"/>
-        </w:rPr>
-      </w:pPr>
-    </w:p>
+    <w:p/>
     <w:p>
       <w:pPr>
         <w:rPr>
@@ -632,7 +603,6 @@
           <w:right w:val="single" w:sz="4" w:space="1" w:color="auto"/>
         </w:pBdr>
       </w:pPr>
-      <w:proofErr w:type="gramStart"/>
       <w:r>
         <w:rPr>
           <w:b/>
@@ -640,7 +610,6 @@
         </w:rPr>
         <w:t>物聯網</w:t>
       </w:r>
-      <w:proofErr w:type="gramEnd"/>
     </w:p>
     <w:p>
       <w:pPr>
@@ -651,14 +620,12 @@
           <w:right w:val="single" w:sz="4" w:space="1" w:color="auto"/>
         </w:pBdr>
       </w:pPr>
-      <w:proofErr w:type="gramStart"/>
       <w:r>
         <w:rPr>
           <w:rFonts w:hint="eastAsia"/>
         </w:rPr>
         <w:t>物聯網</w:t>
       </w:r>
-      <w:proofErr w:type="gramEnd"/>
     </w:p>
     <w:p>
       <w:pPr>
@@ -789,7 +756,6 @@
         <w:rPr>
           <w:rFonts w:hint="eastAsia"/>
         </w:rPr>
-        <w:lastRenderedPageBreak/>
         <w:t>區塊鏈</w:t>
       </w:r>
     </w:p>
@@ -807,6 +773,7 @@
           <w:b/>
           <w:bCs/>
         </w:rPr>
+        <w:lastRenderedPageBreak/>
         <w:t>AR/VR/MR</w:t>
       </w:r>
     </w:p>
@@ -1191,17 +1158,8 @@
           <w:b/>
           <w:bCs/>
         </w:rPr>
-        <w:t>資料庫與資料探</w:t>
-      </w:r>
-      <w:proofErr w:type="gramStart"/>
-      <w:r>
-        <w:rPr>
-          <w:b/>
-          <w:bCs/>
-        </w:rPr>
-        <w:t>勘</w:t>
-      </w:r>
-      <w:proofErr w:type="gramEnd"/>
+        <w:t>資料庫與資料探勘</w:t>
+      </w:r>
     </w:p>
     <w:p>
       <w:pPr>
@@ -1228,36 +1186,20 @@
         <w:rPr>
           <w:rFonts w:hint="eastAsia"/>
         </w:rPr>
-        <w:t>資料探</w:t>
-      </w:r>
-      <w:proofErr w:type="gramStart"/>
-      <w:r>
-        <w:rPr>
-          <w:rFonts w:hint="eastAsia"/>
-        </w:rPr>
-        <w:t>勘</w:t>
-      </w:r>
-      <w:proofErr w:type="gramEnd"/>
-      <w:r>
-        <w:rPr>
-          <w:rFonts w:hint="eastAsia"/>
-        </w:rPr>
-        <w:t xml:space="preserve">  </w:t>
-      </w:r>
-      <w:r>
-        <w:rPr>
-          <w:rFonts w:hint="eastAsia"/>
-        </w:rPr>
-        <w:t>文本探</w:t>
-      </w:r>
-      <w:proofErr w:type="gramStart"/>
-      <w:r>
-        <w:rPr>
-          <w:rFonts w:hint="eastAsia"/>
-        </w:rPr>
-        <w:t>勘</w:t>
-      </w:r>
-      <w:proofErr w:type="gramEnd"/>
+        <w:t>資料探勘</w:t>
+      </w:r>
+      <w:r>
+        <w:rPr>
+          <w:rFonts w:hint="eastAsia"/>
+        </w:rPr>
+        <w:t xml:space="preserve">  </w:t>
+      </w:r>
+      <w:r>
+        <w:rPr>
+          <w:rFonts w:hint="eastAsia"/>
+        </w:rPr>
+        <w:t>文本探勘</w:t>
+      </w:r>
       <w:r>
         <w:rPr>
           <w:rFonts w:hint="eastAsia"/>
@@ -1280,21 +1222,7 @@
         <w:rPr>
           <w:rFonts w:hint="eastAsia"/>
         </w:rPr>
-        <w:t>資料庫與資料探</w:t>
-      </w:r>
-      <w:proofErr w:type="gramStart"/>
-      <w:r>
-        <w:rPr>
-          <w:rFonts w:hint="eastAsia"/>
-        </w:rPr>
-        <w:t>勘</w:t>
-      </w:r>
-      <w:proofErr w:type="gramEnd"/>
-      <w:r>
-        <w:rPr>
-          <w:rFonts w:hint="eastAsia"/>
-        </w:rPr>
-        <w:t>之應用研究</w:t>
+        <w:t>資料庫與資料探勘之應用研究</w:t>
       </w:r>
     </w:p>
     <w:p>
@@ -1433,56 +1361,62 @@
         <w:rPr>
           <w:rFonts w:hint="eastAsia"/>
         </w:rPr>
+        <w:t>演算法與資料結構</w:t>
+      </w:r>
+      <w:r>
+        <w:rPr>
+          <w:rFonts w:hint="eastAsia"/>
+        </w:rPr>
+        <w:t xml:space="preserve">  </w:t>
+      </w:r>
+      <w:r>
+        <w:rPr>
+          <w:rFonts w:hint="eastAsia"/>
+        </w:rPr>
+        <w:t>計算理論</w:t>
+      </w:r>
+      <w:r>
+        <w:rPr>
+          <w:rFonts w:hint="eastAsia"/>
+        </w:rPr>
+        <w:t xml:space="preserve">  </w:t>
+      </w:r>
+      <w:r>
+        <w:rPr>
+          <w:rFonts w:hint="eastAsia"/>
+        </w:rPr>
+        <w:t>離散數學與組合最佳化</w:t>
+      </w:r>
+      <w:r>
+        <w:rPr>
+          <w:rFonts w:hint="eastAsia"/>
+        </w:rPr>
+        <w:t xml:space="preserve">  </w:t>
+      </w:r>
+      <w:r>
+        <w:rPr>
+          <w:rFonts w:hint="eastAsia"/>
+        </w:rPr>
+        <w:t>圖論及其演算法</w:t>
+      </w:r>
+      <w:r>
+        <w:rPr>
+          <w:rFonts w:hint="eastAsia"/>
+        </w:rPr>
+        <w:t xml:space="preserve">  </w:t>
+      </w:r>
+      <w:r>
+        <w:rPr>
+          <w:rFonts w:hint="eastAsia"/>
+        </w:rPr>
+        <w:t>計</w:t>
+      </w:r>
+      <w:r>
+        <w:rPr>
+          <w:rFonts w:hint="eastAsia"/>
+        </w:rPr>
         <w:lastRenderedPageBreak/>
-        <w:t>演算法與資料結構</w:t>
-      </w:r>
-      <w:r>
-        <w:rPr>
-          <w:rFonts w:hint="eastAsia"/>
-        </w:rPr>
-        <w:t xml:space="preserve">  </w:t>
-      </w:r>
-      <w:r>
-        <w:rPr>
-          <w:rFonts w:hint="eastAsia"/>
-        </w:rPr>
-        <w:t>計算理論</w:t>
-      </w:r>
-      <w:r>
-        <w:rPr>
-          <w:rFonts w:hint="eastAsia"/>
-        </w:rPr>
-        <w:t xml:space="preserve">  </w:t>
-      </w:r>
-      <w:r>
-        <w:rPr>
-          <w:rFonts w:hint="eastAsia"/>
-        </w:rPr>
-        <w:t>離散數學與組合最佳化</w:t>
-      </w:r>
-      <w:r>
-        <w:rPr>
-          <w:rFonts w:hint="eastAsia"/>
-        </w:rPr>
-        <w:t xml:space="preserve">  </w:t>
-      </w:r>
-      <w:r>
-        <w:rPr>
-          <w:rFonts w:hint="eastAsia"/>
-        </w:rPr>
-        <w:t>圖論及其演算法</w:t>
-      </w:r>
-      <w:r>
-        <w:rPr>
-          <w:rFonts w:hint="eastAsia"/>
-        </w:rPr>
-        <w:t xml:space="preserve">  </w:t>
-      </w:r>
-      <w:r>
-        <w:rPr>
-          <w:rFonts w:hint="eastAsia"/>
-        </w:rPr>
-        <w:t>計算幾何</w:t>
+        <w:t>算幾何</w:t>
       </w:r>
       <w:r>
         <w:rPr>
@@ -1719,21 +1653,7 @@
         <w:rPr>
           <w:rFonts w:hint="eastAsia"/>
         </w:rPr>
-        <w:t>視訊</w:t>
-      </w:r>
-      <w:proofErr w:type="gramStart"/>
-      <w:r>
-        <w:rPr>
-          <w:rFonts w:hint="eastAsia"/>
-        </w:rPr>
-        <w:t>鑑</w:t>
-      </w:r>
-      <w:proofErr w:type="gramEnd"/>
-      <w:r>
-        <w:rPr>
-          <w:rFonts w:hint="eastAsia"/>
-        </w:rPr>
-        <w:t>識</w:t>
+        <w:t>視訊鑑識</w:t>
       </w:r>
       <w:r>
         <w:rPr>
@@ -1937,21 +1857,7 @@
         <w:rPr>
           <w:rFonts w:hint="eastAsia"/>
         </w:rPr>
-        <w:t>資訊檢索與擷取見解探</w:t>
-      </w:r>
-      <w:proofErr w:type="gramStart"/>
-      <w:r>
-        <w:rPr>
-          <w:rFonts w:hint="eastAsia"/>
-        </w:rPr>
-        <w:t>勘</w:t>
-      </w:r>
-      <w:proofErr w:type="gramEnd"/>
-      <w:r>
-        <w:rPr>
-          <w:rFonts w:hint="eastAsia"/>
-        </w:rPr>
-        <w:t>與情感分析語言與語音處理之應用研究</w:t>
+        <w:t>資訊檢索與擷取見解探勘與情感分析語言與語音處理之應用研究</w:t>
       </w:r>
     </w:p>
     <w:p>
@@ -2008,21 +1914,7 @@
         <w:rPr>
           <w:rFonts w:hint="eastAsia"/>
         </w:rPr>
-        <w:t>見解探</w:t>
-      </w:r>
-      <w:proofErr w:type="gramStart"/>
-      <w:r>
-        <w:rPr>
-          <w:rFonts w:hint="eastAsia"/>
-        </w:rPr>
-        <w:t>勘</w:t>
-      </w:r>
-      <w:proofErr w:type="gramEnd"/>
-      <w:r>
-        <w:rPr>
-          <w:rFonts w:hint="eastAsia"/>
-        </w:rPr>
-        <w:t>與情感分析</w:t>
+        <w:t>見解探勘與情感分析</w:t>
       </w:r>
       <w:r>
         <w:rPr>
@@ -2046,7 +1938,6 @@
           <w:right w:val="single" w:sz="4" w:space="1" w:color="auto"/>
         </w:pBdr>
       </w:pPr>
-      <w:proofErr w:type="gramStart"/>
       <w:r>
         <w:rPr>
           <w:b/>
@@ -2054,7 +1945,6 @@
         </w:rPr>
         <w:t>人工智慧仿生計算</w:t>
       </w:r>
-      <w:proofErr w:type="gramEnd"/>
     </w:p>
     <w:p>
       <w:pPr>
@@ -2069,21 +1959,7 @@
         <w:rPr>
           <w:rFonts w:hint="eastAsia"/>
         </w:rPr>
-        <w:t>資料探</w:t>
-      </w:r>
-      <w:proofErr w:type="gramStart"/>
-      <w:r>
-        <w:rPr>
-          <w:rFonts w:hint="eastAsia"/>
-        </w:rPr>
-        <w:t>勘</w:t>
-      </w:r>
-      <w:proofErr w:type="gramEnd"/>
-      <w:r>
-        <w:rPr>
-          <w:rFonts w:hint="eastAsia"/>
-        </w:rPr>
-        <w:t>與機器學習</w:t>
+        <w:t>資料探勘與機器學習</w:t>
       </w:r>
       <w:r>
         <w:rPr>
@@ -2280,19 +2156,11 @@
         </w:rPr>
         <w:t xml:space="preserve">  </w:t>
       </w:r>
-      <w:proofErr w:type="gramStart"/>
-      <w:r>
-        <w:rPr>
-          <w:rFonts w:hint="eastAsia"/>
-        </w:rPr>
-        <w:t>可視化與</w:t>
-      </w:r>
-      <w:proofErr w:type="gramEnd"/>
-      <w:r>
-        <w:rPr>
-          <w:rFonts w:hint="eastAsia"/>
-        </w:rPr>
-        <w:t>人機互動技術</w:t>
+      <w:r>
+        <w:rPr>
+          <w:rFonts w:hint="eastAsia"/>
+        </w:rPr>
+        <w:t>可視化與人機互動技術</w:t>
       </w:r>
     </w:p>
     <w:p>
@@ -2366,94 +2234,101 @@
         <w:rPr>
           <w:rFonts w:hint="eastAsia"/>
         </w:rPr>
+        <w:t>WEB</w:t>
+      </w:r>
+      <w:r>
+        <w:rPr>
+          <w:rFonts w:hint="eastAsia"/>
+        </w:rPr>
+        <w:t>基礎建設</w:t>
+      </w:r>
+      <w:r>
+        <w:rPr>
+          <w:rFonts w:hint="eastAsia"/>
+        </w:rPr>
+        <w:t xml:space="preserve">  </w:t>
+      </w:r>
+      <w:r>
+        <w:rPr>
+          <w:rFonts w:hint="eastAsia"/>
+        </w:rPr>
+        <w:t>Web</w:t>
+      </w:r>
+      <w:r>
+        <w:rPr>
+          <w:rFonts w:hint="eastAsia"/>
+        </w:rPr>
+        <w:t>智慧</w:t>
+      </w:r>
+      <w:r>
+        <w:rPr>
+          <w:rFonts w:hint="eastAsia"/>
+        </w:rPr>
+        <w:t xml:space="preserve">  </w:t>
+      </w:r>
+      <w:r>
+        <w:rPr>
+          <w:rFonts w:hint="eastAsia"/>
+        </w:rPr>
+        <w:t>社群網路</w:t>
+      </w:r>
+      <w:r>
+        <w:rPr>
+          <w:rFonts w:hint="eastAsia"/>
+        </w:rPr>
+        <w:t xml:space="preserve">  </w:t>
+      </w:r>
+      <w:r>
+        <w:rPr>
+          <w:rFonts w:hint="eastAsia"/>
+        </w:rPr>
+        <w:t>新興</w:t>
+      </w:r>
+      <w:r>
+        <w:rPr>
+          <w:rFonts w:hint="eastAsia"/>
+        </w:rPr>
+        <w:t>Web</w:t>
+      </w:r>
+      <w:r>
+        <w:rPr>
+          <w:rFonts w:hint="eastAsia"/>
+        </w:rPr>
+        <w:t>技術與應用</w:t>
+      </w:r>
+      <w:r>
+        <w:rPr>
+          <w:rFonts w:hint="eastAsia"/>
+        </w:rPr>
+        <w:t xml:space="preserve">  </w:t>
+      </w:r>
+      <w:r>
+        <w:rPr>
+          <w:rFonts w:hint="eastAsia"/>
+        </w:rPr>
+        <w:t>W</w:t>
+      </w:r>
+      <w:r>
+        <w:rPr>
+          <w:rFonts w:hint="eastAsia"/>
+          <w:highlight w:val="yellow"/>
+        </w:rPr>
+        <w:t>eb</w:t>
+      </w:r>
+      <w:r>
+        <w:rPr>
+          <w:rFonts w:hint="eastAsia"/>
+          <w:highlight w:val="yellow"/>
+        </w:rPr>
+        <w:t>上的隱私</w:t>
+      </w:r>
+      <w:r>
+        <w:rPr>
+          <w:rFonts w:hint="eastAsia"/>
+          <w:highlight w:val="yellow"/>
+        </w:rPr>
         <w:lastRenderedPageBreak/>
-        <w:t>WEB</w:t>
-      </w:r>
-      <w:r>
-        <w:rPr>
-          <w:rFonts w:hint="eastAsia"/>
-        </w:rPr>
-        <w:t>基礎建設</w:t>
-      </w:r>
-      <w:r>
-        <w:rPr>
-          <w:rFonts w:hint="eastAsia"/>
-        </w:rPr>
-        <w:t xml:space="preserve">  </w:t>
-      </w:r>
-      <w:r>
-        <w:rPr>
-          <w:rFonts w:hint="eastAsia"/>
-        </w:rPr>
-        <w:t>Web</w:t>
-      </w:r>
-      <w:r>
-        <w:rPr>
-          <w:rFonts w:hint="eastAsia"/>
-        </w:rPr>
-        <w:t>智慧</w:t>
-      </w:r>
-      <w:r>
-        <w:rPr>
-          <w:rFonts w:hint="eastAsia"/>
-        </w:rPr>
-        <w:t xml:space="preserve">  </w:t>
-      </w:r>
-      <w:r>
-        <w:rPr>
-          <w:rFonts w:hint="eastAsia"/>
-        </w:rPr>
-        <w:t>社群網路</w:t>
-      </w:r>
-      <w:r>
-        <w:rPr>
-          <w:rFonts w:hint="eastAsia"/>
-        </w:rPr>
-        <w:t xml:space="preserve">  </w:t>
-      </w:r>
-      <w:r>
-        <w:rPr>
-          <w:rFonts w:hint="eastAsia"/>
-        </w:rPr>
-        <w:t>新興</w:t>
-      </w:r>
-      <w:r>
-        <w:rPr>
-          <w:rFonts w:hint="eastAsia"/>
-        </w:rPr>
-        <w:t>Web</w:t>
-      </w:r>
-      <w:r>
-        <w:rPr>
-          <w:rFonts w:hint="eastAsia"/>
-        </w:rPr>
-        <w:t>技術與應用</w:t>
-      </w:r>
-      <w:r>
-        <w:rPr>
-          <w:rFonts w:hint="eastAsia"/>
-        </w:rPr>
-        <w:t xml:space="preserve">  </w:t>
-      </w:r>
-      <w:r>
-        <w:rPr>
-          <w:rFonts w:hint="eastAsia"/>
-        </w:rPr>
-        <w:t>W</w:t>
-      </w:r>
-      <w:r>
-        <w:rPr>
-          <w:rFonts w:hint="eastAsia"/>
-          <w:highlight w:val="yellow"/>
-        </w:rPr>
-        <w:t>eb</w:t>
-      </w:r>
-      <w:r>
-        <w:rPr>
-          <w:rFonts w:hint="eastAsia"/>
-          <w:highlight w:val="yellow"/>
-        </w:rPr>
-        <w:t>上的隱私與機密議題</w:t>
+        <w:t>與機密議題</w:t>
       </w:r>
       <w:r>
         <w:rPr>
@@ -2522,47 +2397,19 @@
         <w:rPr>
           <w:rFonts w:hint="eastAsia"/>
         </w:rPr>
-        <w:t>對稱金</w:t>
-      </w:r>
-      <w:proofErr w:type="gramStart"/>
-      <w:r>
-        <w:rPr>
-          <w:rFonts w:hint="eastAsia"/>
-        </w:rPr>
-        <w:t>鑰</w:t>
-      </w:r>
-      <w:proofErr w:type="gramEnd"/>
-      <w:r>
-        <w:rPr>
-          <w:rFonts w:hint="eastAsia"/>
-        </w:rPr>
-        <w:t>密碼學</w:t>
-      </w:r>
-      <w:r>
-        <w:rPr>
-          <w:rFonts w:hint="eastAsia"/>
-        </w:rPr>
-        <w:t xml:space="preserve">  </w:t>
-      </w:r>
-      <w:r>
-        <w:rPr>
-          <w:rFonts w:hint="eastAsia"/>
-        </w:rPr>
-        <w:t>公開金</w:t>
-      </w:r>
-      <w:proofErr w:type="gramStart"/>
-      <w:r>
-        <w:rPr>
-          <w:rFonts w:hint="eastAsia"/>
-        </w:rPr>
-        <w:t>鑰</w:t>
-      </w:r>
-      <w:proofErr w:type="gramEnd"/>
-      <w:r>
-        <w:rPr>
-          <w:rFonts w:hint="eastAsia"/>
-        </w:rPr>
-        <w:t>密碼學</w:t>
+        <w:t>對稱金鑰密碼學</w:t>
+      </w:r>
+      <w:r>
+        <w:rPr>
+          <w:rFonts w:hint="eastAsia"/>
+        </w:rPr>
+        <w:t xml:space="preserve">  </w:t>
+      </w:r>
+      <w:r>
+        <w:rPr>
+          <w:rFonts w:hint="eastAsia"/>
+        </w:rPr>
+        <w:t>公開金鑰密碼學</w:t>
       </w:r>
       <w:r>
         <w:rPr>
@@ -2695,21 +2542,7 @@
         <w:rPr>
           <w:rFonts w:hint="eastAsia"/>
         </w:rPr>
-        <w:t>數位犯罪</w:t>
-      </w:r>
-      <w:proofErr w:type="gramStart"/>
-      <w:r>
-        <w:rPr>
-          <w:rFonts w:hint="eastAsia"/>
-        </w:rPr>
-        <w:t>鑑</w:t>
-      </w:r>
-      <w:proofErr w:type="gramEnd"/>
-      <w:r>
-        <w:rPr>
-          <w:rFonts w:hint="eastAsia"/>
-        </w:rPr>
-        <w:t>識</w:t>
+        <w:t>數位犯罪鑑識</w:t>
       </w:r>
     </w:p>
     <w:p>
@@ -2754,50 +2587,20 @@
         <w:rPr>
           <w:rFonts w:hint="eastAsia"/>
         </w:rPr>
-        <w:t>生物醫學資料庫及資料分析探</w:t>
-      </w:r>
-      <w:proofErr w:type="gramStart"/>
-      <w:r>
-        <w:rPr>
-          <w:rFonts w:hint="eastAsia"/>
-        </w:rPr>
-        <w:t>勘</w:t>
-      </w:r>
-      <w:proofErr w:type="gramEnd"/>
-      <w:r>
-        <w:rPr>
-          <w:rFonts w:hint="eastAsia"/>
-        </w:rPr>
-        <w:t xml:space="preserve">  </w:t>
-      </w:r>
-      <w:r>
-        <w:rPr>
-          <w:rFonts w:hint="eastAsia"/>
-        </w:rPr>
-        <w:t>生</w:t>
-      </w:r>
-      <w:proofErr w:type="gramStart"/>
-      <w:r>
-        <w:rPr>
-          <w:rFonts w:hint="eastAsia"/>
-        </w:rPr>
-        <w:t>醫</w:t>
-      </w:r>
-      <w:proofErr w:type="gramEnd"/>
-      <w:r>
-        <w:rPr>
-          <w:rFonts w:hint="eastAsia"/>
-        </w:rPr>
-        <w:t>文獻探</w:t>
-      </w:r>
-      <w:proofErr w:type="gramStart"/>
-      <w:r>
-        <w:rPr>
-          <w:rFonts w:hint="eastAsia"/>
-        </w:rPr>
-        <w:t>勘</w:t>
-      </w:r>
-      <w:proofErr w:type="gramEnd"/>
+        <w:t>生物醫學資料庫及資料分析探勘</w:t>
+      </w:r>
+      <w:r>
+        <w:rPr>
+          <w:rFonts w:hint="eastAsia"/>
+        </w:rPr>
+        <w:t xml:space="preserve">  </w:t>
+      </w:r>
+      <w:r>
+        <w:rPr>
+          <w:rFonts w:hint="eastAsia"/>
+        </w:rPr>
+        <w:t>生醫文獻探勘</w:t>
+      </w:r>
       <w:r>
         <w:rPr>
           <w:rFonts w:hint="eastAsia"/>
@@ -2966,6 +2769,14 @@
     </w:p>
     <w:p/>
     <w:p>
+      <w:pPr>
+        <w:pBdr>
+          <w:top w:val="single" w:sz="4" w:space="1" w:color="auto"/>
+          <w:left w:val="single" w:sz="4" w:space="4" w:color="auto"/>
+          <w:bottom w:val="single" w:sz="4" w:space="1" w:color="auto"/>
+          <w:right w:val="single" w:sz="4" w:space="4" w:color="auto"/>
+        </w:pBdr>
+      </w:pPr>
       <w:r>
         <w:rPr>
           <w:rFonts w:hint="eastAsia"/>
@@ -2997,120 +2808,346 @@
         <w:t>) </w:t>
       </w:r>
     </w:p>
-    <w:p/>
-    <w:p>
-      <w:r>
-        <w:rPr>
-          <w:rFonts w:hint="eastAsia"/>
-        </w:rPr>
-        <w:t>* </w:t>
-      </w:r>
-      <w:r>
-        <w:rPr>
-          <w:rFonts w:hint="eastAsia"/>
-        </w:rPr>
-        <w:t>設定帳號</w:t>
-      </w:r>
-      <w:r>
-        <w:rPr>
-          <w:rFonts w:hint="eastAsia"/>
-        </w:rPr>
-        <w:t> </w:t>
-      </w:r>
-      <w:r>
-        <w:rPr>
-          <w:rFonts w:hint="eastAsia"/>
-        </w:rPr>
-        <w:t>(</w:t>
-      </w:r>
-      <w:r>
-        <w:rPr>
-          <w:rFonts w:hint="eastAsia"/>
-        </w:rPr>
-        <w:t>組員</w:t>
-      </w:r>
-      <w:r>
-        <w:rPr>
-          <w:rFonts w:hint="eastAsia"/>
-        </w:rPr>
-        <w:t>1</w:t>
-      </w:r>
-      <w:r>
-        <w:rPr>
-          <w:rFonts w:hint="eastAsia"/>
-        </w:rPr>
-        <w:t>的</w:t>
-      </w:r>
-      <w:r>
-        <w:rPr>
-          <w:rFonts w:hint="eastAsia"/>
-        </w:rPr>
-        <w:t>Email)</w:t>
-      </w:r>
-    </w:p>
-    <w:p>
-      <w:r>
-        <w:rPr>
-          <w:rFonts w:hint="eastAsia"/>
-        </w:rPr>
-        <w:t>* </w:t>
-      </w:r>
-      <w:r>
-        <w:rPr>
-          <w:rFonts w:hint="eastAsia"/>
-        </w:rPr>
-        <w:t>設定密碼</w:t>
-      </w:r>
-      <w:r>
-        <w:rPr>
-          <w:rFonts w:hint="eastAsia"/>
-        </w:rPr>
-        <w:t> (</w:t>
-      </w:r>
-      <w:r>
-        <w:rPr>
-          <w:rFonts w:hint="eastAsia"/>
-        </w:rPr>
-        <w:t>密碼需英文大小寫</w:t>
-      </w:r>
-      <w:r>
-        <w:rPr>
-          <w:rFonts w:hint="eastAsia"/>
-        </w:rPr>
-        <w:t>+</w:t>
-      </w:r>
-      <w:r>
-        <w:rPr>
-          <w:rFonts w:hint="eastAsia"/>
-        </w:rPr>
-        <w:t>數字字母，長度</w:t>
-      </w:r>
-      <w:r>
-        <w:rPr>
-          <w:rFonts w:hint="eastAsia"/>
-        </w:rPr>
-        <w:t>8~20</w:t>
-      </w:r>
-      <w:r>
-        <w:rPr>
-          <w:rFonts w:hint="eastAsia"/>
-        </w:rPr>
-        <w:t>字</w:t>
-      </w:r>
-      <w:r>
-        <w:rPr>
-          <w:rFonts w:hint="eastAsia"/>
-        </w:rPr>
-        <w:t>)</w:t>
-      </w:r>
-    </w:p>
-    <w:p>
-      <w:r>
-        <w:rPr>
-          <w:rFonts w:hint="eastAsia"/>
+    <w:p>
+      <w:pPr>
+        <w:pBdr>
+          <w:top w:val="single" w:sz="4" w:space="1" w:color="auto"/>
+          <w:left w:val="single" w:sz="4" w:space="4" w:color="auto"/>
+          <w:bottom w:val="single" w:sz="4" w:space="1" w:color="auto"/>
+          <w:right w:val="single" w:sz="4" w:space="4" w:color="auto"/>
+        </w:pBdr>
+      </w:pPr>
+      <w:r>
+        <w:t>我們的作品</w:t>
+      </w:r>
+      <w:r>
+        <w:t xml:space="preserve"> </w:t>
+      </w:r>
+      <w:r>
+        <w:rPr>
           <w:b/>
           <w:bCs/>
         </w:rPr>
+        <w:t>「怪怪走開，護您安全」</w:t>
+      </w:r>
+      <w:r>
+        <w:t xml:space="preserve"> </w:t>
+      </w:r>
+      <w:r>
+        <w:t>是一個行動安全平台，發想來自組員遭遇騷擾的親身經驗。雖未造成身體傷害，卻帶來長期不安，讓我們意識到需要一個能</w:t>
+      </w:r>
+      <w:r>
+        <w:t xml:space="preserve"> </w:t>
+      </w:r>
+      <w:r>
+        <w:rPr>
+          <w:b/>
+          <w:bCs/>
+        </w:rPr>
+        <w:t>即時掌握周邊安全資訊</w:t>
+      </w:r>
+      <w:r>
+        <w:t xml:space="preserve"> </w:t>
+      </w:r>
+      <w:r>
+        <w:t>的工具，幫助大家降低風險。</w:t>
+      </w:r>
+    </w:p>
+    <w:p>
+      <w:pPr>
+        <w:pBdr>
+          <w:top w:val="single" w:sz="4" w:space="1" w:color="auto"/>
+          <w:left w:val="single" w:sz="4" w:space="4" w:color="auto"/>
+          <w:bottom w:val="single" w:sz="4" w:space="1" w:color="auto"/>
+          <w:right w:val="single" w:sz="4" w:space="4" w:color="auto"/>
+        </w:pBdr>
+      </w:pPr>
+      <w:r>
+        <w:t>平台以「社群互助</w:t>
+      </w:r>
+      <w:r>
+        <w:t xml:space="preserve"> × </w:t>
+      </w:r>
+      <w:r>
+        <w:t>技術創新」為核心，結合三大功能：</w:t>
+      </w:r>
+    </w:p>
+    <w:p>
+      <w:pPr>
+        <w:pStyle w:val="a9"/>
+        <w:numPr>
+          <w:ilvl w:val="0"/>
+          <w:numId w:val="3"/>
+        </w:numPr>
+        <w:pBdr>
+          <w:top w:val="single" w:sz="4" w:space="1" w:color="auto"/>
+          <w:left w:val="single" w:sz="4" w:space="4" w:color="auto"/>
+          <w:bottom w:val="single" w:sz="4" w:space="1" w:color="auto"/>
+          <w:right w:val="single" w:sz="4" w:space="4" w:color="auto"/>
+        </w:pBdr>
+      </w:pPr>
+      <w:r>
+        <w:rPr>
+          <w:b/>
+          <w:bCs/>
+        </w:rPr>
+        <w:t>事件回報與地圖</w:t>
+      </w:r>
+      <w:r>
+        <w:t>：使用者可匿名回報騷擾事件，經審核後即時呈現在地圖上，提醒他人注意。</w:t>
+      </w:r>
+    </w:p>
+    <w:p>
+      <w:pPr>
+        <w:pStyle w:val="a9"/>
+        <w:numPr>
+          <w:ilvl w:val="0"/>
+          <w:numId w:val="3"/>
+        </w:numPr>
+        <w:pBdr>
+          <w:top w:val="single" w:sz="4" w:space="1" w:color="auto"/>
+          <w:left w:val="single" w:sz="4" w:space="4" w:color="auto"/>
+          <w:bottom w:val="single" w:sz="4" w:space="1" w:color="auto"/>
+          <w:right w:val="single" w:sz="4" w:space="4" w:color="auto"/>
+        </w:pBdr>
+      </w:pPr>
+      <w:r>
+        <w:rPr>
+          <w:b/>
+          <w:bCs/>
+        </w:rPr>
+        <w:t>一鍵求助與合作店家</w:t>
+      </w:r>
+      <w:r>
+        <w:t>：緊急時可快速聯繫親友或警方，並找到附近「安全合作店家」作為可依靠的安全據點。</w:t>
+      </w:r>
+    </w:p>
+    <w:p>
+      <w:pPr>
+        <w:pStyle w:val="a9"/>
+        <w:numPr>
+          <w:ilvl w:val="0"/>
+          <w:numId w:val="3"/>
+        </w:numPr>
+        <w:pBdr>
+          <w:top w:val="single" w:sz="4" w:space="1" w:color="auto"/>
+          <w:left w:val="single" w:sz="4" w:space="4" w:color="auto"/>
+          <w:bottom w:val="single" w:sz="4" w:space="1" w:color="auto"/>
+          <w:right w:val="single" w:sz="4" w:space="4" w:color="auto"/>
+        </w:pBdr>
+      </w:pPr>
+      <w:r>
+        <w:rPr>
+          <w:b/>
+          <w:bCs/>
+        </w:rPr>
+        <w:t>匿名聊天室</w:t>
+      </w:r>
+      <w:r>
+        <w:t>：提供經驗交流與互助支持，並透過</w:t>
+      </w:r>
+      <w:r>
+        <w:t xml:space="preserve"> AI </w:t>
+      </w:r>
+      <w:r>
+        <w:t>審核確保資訊正確友善。</w:t>
+      </w:r>
+    </w:p>
+    <w:p>
+      <w:pPr>
+        <w:pBdr>
+          <w:top w:val="single" w:sz="4" w:space="1" w:color="auto"/>
+          <w:left w:val="single" w:sz="4" w:space="4" w:color="auto"/>
+          <w:bottom w:val="single" w:sz="4" w:space="1" w:color="auto"/>
+          <w:right w:val="single" w:sz="4" w:space="4" w:color="auto"/>
+        </w:pBdr>
+      </w:pPr>
+      <w:r>
+        <w:t>在管理端，我們設計了事件審核、隱私保護與</w:t>
+      </w:r>
+      <w:r>
+        <w:t xml:space="preserve"> AI </w:t>
+      </w:r>
+      <w:r>
+        <w:t>自動人臉馬賽克，確保回報資訊可信且不洩漏個資。這樣的設計彌補了傳統報案系統的不足，讓每個人都能成為資訊的提供者與守護者。</w:t>
+      </w:r>
+    </w:p>
+    <w:p>
+      <w:pPr>
+        <w:pBdr>
+          <w:top w:val="single" w:sz="4" w:space="1" w:color="auto"/>
+          <w:left w:val="single" w:sz="4" w:space="4" w:color="auto"/>
+          <w:bottom w:val="single" w:sz="4" w:space="1" w:color="auto"/>
+          <w:right w:val="single" w:sz="4" w:space="4" w:color="auto"/>
+        </w:pBdr>
+      </w:pPr>
+      <w:r>
+        <w:lastRenderedPageBreak/>
+        <w:t>本專題呼應政府推動的</w:t>
+      </w:r>
+      <w:r>
+        <w:t xml:space="preserve"> </w:t>
+      </w:r>
+      <w:r>
+        <w:rPr>
+          <w:b/>
+          <w:bCs/>
+        </w:rPr>
+        <w:t>「全社會防衛韌性」政策</w:t>
+      </w:r>
+      <w:r>
+        <w:t>，透過科技讓民眾、商家與社區共同參與，形成自發性的防護網路。未來，我們期望與地方政府合作，擴充資料來源並結合</w:t>
+      </w:r>
+      <w:r>
+        <w:t xml:space="preserve"> AI </w:t>
+      </w:r>
+      <w:r>
+        <w:t>預測模型，進一步提升精準度。</w:t>
+      </w:r>
+    </w:p>
+    <w:p>
+      <w:pPr>
+        <w:pBdr>
+          <w:top w:val="single" w:sz="4" w:space="1" w:color="auto"/>
+          <w:left w:val="single" w:sz="4" w:space="4" w:color="auto"/>
+          <w:bottom w:val="single" w:sz="4" w:space="1" w:color="auto"/>
+          <w:right w:val="single" w:sz="4" w:space="4" w:color="auto"/>
+        </w:pBdr>
+      </w:pPr>
+      <w:r>
+        <w:t>最終目標是打造一個</w:t>
+      </w:r>
+      <w:r>
+        <w:t xml:space="preserve"> </w:t>
+      </w:r>
+      <w:r>
+        <w:rPr>
+          <w:b/>
+          <w:bCs/>
+        </w:rPr>
+        <w:t>資訊透明、互助共享、即時應對</w:t>
+      </w:r>
+      <w:r>
+        <w:t xml:space="preserve"> </w:t>
+      </w:r>
+      <w:r>
+        <w:t>的安全平台，讓大眾在日常生活中感受到更高的安全感與社會支持。</w:t>
+      </w:r>
+    </w:p>
+    <w:p/>
+    <w:p>
+      <w:r>
+        <w:rPr>
+          <w:rFonts w:hint="eastAsia"/>
+        </w:rPr>
+        <w:t>* </w:t>
+      </w:r>
+      <w:r>
+        <w:rPr>
+          <w:rFonts w:hint="eastAsia"/>
+        </w:rPr>
+        <w:t>設定帳號</w:t>
+      </w:r>
+      <w:r>
+        <w:rPr>
+          <w:rFonts w:hint="eastAsia"/>
+        </w:rPr>
+        <w:t> </w:t>
+      </w:r>
+      <w:r>
+        <w:rPr>
+          <w:rFonts w:hint="eastAsia"/>
+        </w:rPr>
+        <w:t>(</w:t>
+      </w:r>
+      <w:r>
+        <w:rPr>
+          <w:rFonts w:hint="eastAsia"/>
+        </w:rPr>
+        <w:t>組員</w:t>
+      </w:r>
+      <w:r>
+        <w:rPr>
+          <w:rFonts w:hint="eastAsia"/>
+        </w:rPr>
+        <w:t>1</w:t>
+      </w:r>
+      <w:r>
+        <w:rPr>
+          <w:rFonts w:hint="eastAsia"/>
+        </w:rPr>
+        <w:t>的</w:t>
+      </w:r>
+      <w:r>
+        <w:rPr>
+          <w:rFonts w:hint="eastAsia"/>
+        </w:rPr>
+        <w:t>Email)</w:t>
+      </w:r>
+    </w:p>
+    <w:p>
+      <w:r>
+        <w:rPr>
+          <w:rFonts w:hint="eastAsia"/>
+        </w:rPr>
+        <w:t>* </w:t>
+      </w:r>
+      <w:r>
+        <w:rPr>
+          <w:rFonts w:hint="eastAsia"/>
+        </w:rPr>
+        <w:t>設定密碼</w:t>
+      </w:r>
+      <w:r>
+        <w:rPr>
+          <w:rFonts w:hint="eastAsia"/>
+        </w:rPr>
+        <w:t> (</w:t>
+      </w:r>
+      <w:r>
+        <w:rPr>
+          <w:rFonts w:hint="eastAsia"/>
+        </w:rPr>
+        <w:t>密碼需英文大小寫</w:t>
+      </w:r>
+      <w:r>
+        <w:rPr>
+          <w:rFonts w:hint="eastAsia"/>
+        </w:rPr>
+        <w:t>+</w:t>
+      </w:r>
+      <w:r>
+        <w:rPr>
+          <w:rFonts w:hint="eastAsia"/>
+        </w:rPr>
+        <w:t>數字字母，長度</w:t>
+      </w:r>
+      <w:r>
+        <w:rPr>
+          <w:rFonts w:hint="eastAsia"/>
+        </w:rPr>
+        <w:t>8~20</w:t>
+      </w:r>
+      <w:r>
+        <w:rPr>
+          <w:rFonts w:hint="eastAsia"/>
+        </w:rPr>
+        <w:t>字</w:t>
+      </w:r>
+      <w:r>
+        <w:rPr>
+          <w:rFonts w:hint="eastAsia"/>
+        </w:rPr>
+        <w:t>)</w:t>
+      </w:r>
+    </w:p>
+    <w:p>
+      <w:r>
+        <w:rPr>
+          <w:rFonts w:hint="eastAsia"/>
+          <w:b/>
+          <w:bCs/>
+        </w:rPr>
         <w:t>此帳號密碼為再次登入修改報名資料的帳號密碼，請自行記錄</w:t>
       </w:r>
     </w:p>
@@ -3129,14 +3166,12 @@
       </w:r>
     </w:p>
     <w:p>
-      <w:proofErr w:type="gramStart"/>
       <w:r>
         <w:rPr>
           <w:rFonts w:hint="eastAsia"/>
         </w:rPr>
         <w:t>高中職大</w:t>
       </w:r>
-      <w:proofErr w:type="gramEnd"/>
       <w:r>
         <w:rPr>
           <w:rFonts w:hint="eastAsia"/>
@@ -3157,218 +3192,185 @@
         </w:rPr>
         <w:t>(</w:t>
       </w:r>
-      <w:proofErr w:type="gramStart"/>
       <w:r>
         <w:rPr>
           <w:rFonts w:hint="eastAsia"/>
           <w:highlight w:val="yellow"/>
         </w:rPr>
-        <w:t>含碩博士</w:t>
-      </w:r>
-      <w:proofErr w:type="gramEnd"/>
+        <w:t>含碩博士、跨校跨系組隊</w:t>
+      </w:r>
       <w:r>
         <w:rPr>
           <w:rFonts w:hint="eastAsia"/>
           <w:highlight w:val="yellow"/>
         </w:rPr>
-        <w:t>、</w:t>
-      </w:r>
-      <w:proofErr w:type="gramStart"/>
+        <w:t>)</w:t>
+      </w:r>
+      <w:r>
+        <w:rPr>
+          <w:rFonts w:hint="eastAsia"/>
+        </w:rPr>
+        <w:t xml:space="preserve">  </w:t>
+      </w:r>
+      <w:r>
+        <w:rPr>
+          <w:rFonts w:hint="eastAsia"/>
+        </w:rPr>
+        <w:t>混合組</w:t>
+      </w:r>
+      <w:r>
+        <w:rPr>
+          <w:rFonts w:hint="eastAsia"/>
+        </w:rPr>
+        <w:t>(</w:t>
+      </w:r>
+      <w:r>
+        <w:rPr>
+          <w:rFonts w:hint="eastAsia"/>
+        </w:rPr>
+        <w:t>高中職與大專含碩博士班混合組隊</w:t>
+      </w:r>
+      <w:r>
+        <w:rPr>
+          <w:rFonts w:hint="eastAsia"/>
+        </w:rPr>
+        <w:t>)</w:t>
+      </w:r>
+    </w:p>
+    <w:p>
+      <w:r>
+        <w:rPr>
+          <w:rFonts w:hint="eastAsia"/>
+        </w:rPr>
+        <w:t>組員人數</w:t>
+      </w:r>
+      <w:r>
+        <w:rPr>
+          <w:rFonts w:hint="eastAsia"/>
+        </w:rPr>
+        <w:t> </w:t>
+      </w:r>
+    </w:p>
+    <w:p>
+      <w:r>
+        <w:rPr>
+          <w:rFonts w:hint="eastAsia"/>
+        </w:rPr>
+        <w:t>1</w:t>
+      </w:r>
+      <w:r>
+        <w:rPr>
+          <w:rFonts w:hint="eastAsia"/>
+        </w:rPr>
+        <w:t>人</w:t>
+      </w:r>
+      <w:r>
+        <w:rPr>
+          <w:rFonts w:hint="eastAsia"/>
+        </w:rPr>
+        <w:t>2</w:t>
+      </w:r>
+      <w:r>
+        <w:rPr>
+          <w:rFonts w:hint="eastAsia"/>
+        </w:rPr>
+        <w:t>人</w:t>
+      </w:r>
+      <w:r>
+        <w:rPr>
+          <w:rFonts w:hint="eastAsia"/>
+        </w:rPr>
+        <w:t>3</w:t>
+      </w:r>
+      <w:r>
+        <w:rPr>
+          <w:rFonts w:hint="eastAsia"/>
+        </w:rPr>
+        <w:t>人</w:t>
+      </w:r>
       <w:r>
         <w:rPr>
           <w:rFonts w:hint="eastAsia"/>
           <w:highlight w:val="yellow"/>
         </w:rPr>
-        <w:t>跨校跨系</w:t>
-      </w:r>
-      <w:proofErr w:type="gramEnd"/>
+        <w:t>4</w:t>
+      </w:r>
       <w:r>
         <w:rPr>
           <w:rFonts w:hint="eastAsia"/>
           <w:highlight w:val="yellow"/>
         </w:rPr>
-        <w:t>組隊</w:t>
-      </w:r>
-      <w:r>
-        <w:rPr>
-          <w:rFonts w:hint="eastAsia"/>
-          <w:highlight w:val="yellow"/>
-        </w:rPr>
+        <w:t>人</w:t>
+      </w:r>
+      <w:r>
+        <w:rPr>
+          <w:rFonts w:hint="eastAsia"/>
+        </w:rPr>
+        <w:t>5</w:t>
+      </w:r>
+      <w:r>
+        <w:rPr>
+          <w:rFonts w:hint="eastAsia"/>
+        </w:rPr>
+        <w:t>人</w:t>
+      </w:r>
+      <w:r>
+        <w:rPr>
+          <w:rFonts w:hint="eastAsia"/>
+        </w:rPr>
+        <w:t>6</w:t>
+      </w:r>
+      <w:r>
+        <w:rPr>
+          <w:rFonts w:hint="eastAsia"/>
+        </w:rPr>
+        <w:t>人</w:t>
+      </w:r>
+      <w:r>
+        <w:rPr>
+          <w:rFonts w:hint="eastAsia"/>
+        </w:rPr>
+        <w:t>7</w:t>
+      </w:r>
+      <w:r>
+        <w:rPr>
+          <w:rFonts w:hint="eastAsia"/>
+        </w:rPr>
+        <w:t>人</w:t>
+      </w:r>
+      <w:r>
+        <w:rPr>
+          <w:rFonts w:hint="eastAsia"/>
+        </w:rPr>
+        <w:t>8</w:t>
+      </w:r>
+      <w:r>
+        <w:rPr>
+          <w:rFonts w:hint="eastAsia"/>
+        </w:rPr>
+        <w:t>人</w:t>
+      </w:r>
+    </w:p>
+    <w:p>
+      <w:pPr>
+        <w:rPr>
+          <w:rFonts w:hint="eastAsia"/>
+        </w:rPr>
+      </w:pPr>
+    </w:p>
+    <w:p>
+      <w:r>
+        <w:t>組員</w:t>
+      </w:r>
+      <w:r>
+        <w:t>1 (</w:t>
+      </w:r>
+      <w:r>
+        <w:t>主要聯絡人</w:t>
+      </w:r>
+      <w:r>
         <w:t>)</w:t>
       </w:r>
-      <w:r>
-        <w:rPr>
-          <w:rFonts w:hint="eastAsia"/>
-        </w:rPr>
-        <w:t xml:space="preserve">  </w:t>
-      </w:r>
-      <w:r>
-        <w:rPr>
-          <w:rFonts w:hint="eastAsia"/>
-        </w:rPr>
-        <w:t>混合組</w:t>
-      </w:r>
-      <w:r>
-        <w:rPr>
-          <w:rFonts w:hint="eastAsia"/>
-        </w:rPr>
-        <w:t>(</w:t>
-      </w:r>
-      <w:r>
-        <w:rPr>
-          <w:rFonts w:hint="eastAsia"/>
-        </w:rPr>
-        <w:t>高中職與</w:t>
-      </w:r>
-      <w:proofErr w:type="gramStart"/>
-      <w:r>
-        <w:rPr>
-          <w:rFonts w:hint="eastAsia"/>
-        </w:rPr>
-        <w:t>大專含碩博士</w:t>
-      </w:r>
-      <w:proofErr w:type="gramEnd"/>
-      <w:r>
-        <w:rPr>
-          <w:rFonts w:hint="eastAsia"/>
-        </w:rPr>
-        <w:t>班混合組隊</w:t>
-      </w:r>
-      <w:r>
-        <w:rPr>
-          <w:rFonts w:hint="eastAsia"/>
-        </w:rPr>
-        <w:t>)</w:t>
-      </w:r>
-    </w:p>
-    <w:p>
-      <w:r>
-        <w:rPr>
-          <w:rFonts w:hint="eastAsia"/>
-        </w:rPr>
-        <w:t>組員人數</w:t>
-      </w:r>
-      <w:r>
-        <w:rPr>
-          <w:rFonts w:hint="eastAsia"/>
-        </w:rPr>
-        <w:t> </w:t>
-      </w:r>
-    </w:p>
-    <w:p>
-      <w:r>
-        <w:rPr>
-          <w:rFonts w:hint="eastAsia"/>
-        </w:rPr>
-        <w:lastRenderedPageBreak/>
-        <w:t>1</w:t>
-      </w:r>
-      <w:r>
-        <w:rPr>
-          <w:rFonts w:hint="eastAsia"/>
-        </w:rPr>
-        <w:t>人</w:t>
-      </w:r>
-      <w:r>
-        <w:rPr>
-          <w:rFonts w:hint="eastAsia"/>
-        </w:rPr>
-        <w:t>2</w:t>
-      </w:r>
-      <w:r>
-        <w:rPr>
-          <w:rFonts w:hint="eastAsia"/>
-        </w:rPr>
-        <w:t>人</w:t>
-      </w:r>
-      <w:r>
-        <w:rPr>
-          <w:rFonts w:hint="eastAsia"/>
-        </w:rPr>
-        <w:t>3</w:t>
-      </w:r>
-      <w:r>
-        <w:rPr>
-          <w:rFonts w:hint="eastAsia"/>
-        </w:rPr>
-        <w:t>人</w:t>
-      </w:r>
-      <w:r>
-        <w:rPr>
-          <w:rFonts w:hint="eastAsia"/>
-          <w:highlight w:val="yellow"/>
-        </w:rPr>
-        <w:t>4</w:t>
-      </w:r>
-      <w:r>
-        <w:rPr>
-          <w:rFonts w:hint="eastAsia"/>
-          <w:highlight w:val="yellow"/>
-        </w:rPr>
-        <w:t>人</w:t>
-      </w:r>
-      <w:r>
-        <w:rPr>
-          <w:rFonts w:hint="eastAsia"/>
-        </w:rPr>
-        <w:t>5</w:t>
-      </w:r>
-      <w:r>
-        <w:rPr>
-          <w:rFonts w:hint="eastAsia"/>
-        </w:rPr>
-        <w:t>人</w:t>
-      </w:r>
-      <w:r>
-        <w:rPr>
-          <w:rFonts w:hint="eastAsia"/>
-        </w:rPr>
-        <w:t>6</w:t>
-      </w:r>
-      <w:r>
-        <w:rPr>
-          <w:rFonts w:hint="eastAsia"/>
-        </w:rPr>
-        <w:t>人</w:t>
-      </w:r>
-      <w:r>
-        <w:rPr>
-          <w:rFonts w:hint="eastAsia"/>
-        </w:rPr>
-        <w:t>7</w:t>
-      </w:r>
-      <w:r>
-        <w:rPr>
-          <w:rFonts w:hint="eastAsia"/>
-        </w:rPr>
-        <w:t>人</w:t>
-      </w:r>
-      <w:r>
-        <w:rPr>
-          <w:rFonts w:hint="eastAsia"/>
-        </w:rPr>
-        <w:t>8</w:t>
-      </w:r>
-      <w:r>
-        <w:rPr>
-          <w:rFonts w:hint="eastAsia"/>
-        </w:rPr>
-        <w:t>人</w:t>
-      </w:r>
-    </w:p>
-    <w:p>
-      <w:r>
-        <w:t>組員</w:t>
-      </w:r>
-      <w:r>
-        <w:t>1 (</w:t>
-      </w:r>
-      <w:r>
-        <w:t>主要聯絡人</w:t>
-      </w:r>
-      <w:r>
-        <w:t>)</w:t>
-      </w:r>
     </w:p>
     <w:p>
       <w:r>
@@ -3389,21 +3391,7 @@
         <w:rPr>
           <w:rFonts w:hint="eastAsia"/>
         </w:rPr>
-        <w:t>五專</w:t>
-      </w:r>
-      <w:proofErr w:type="gramStart"/>
-      <w:r>
-        <w:rPr>
-          <w:rFonts w:hint="eastAsia"/>
-        </w:rPr>
-        <w:t>專</w:t>
-      </w:r>
-      <w:proofErr w:type="gramEnd"/>
-      <w:r>
-        <w:rPr>
-          <w:rFonts w:hint="eastAsia"/>
-        </w:rPr>
-        <w:t>五</w:t>
+        <w:t>五專專五</w:t>
       </w:r>
     </w:p>
     <w:p>
@@ -3447,21 +3435,7 @@
         <w:rPr>
           <w:rFonts w:hint="eastAsia"/>
         </w:rPr>
-        <w:t>國立</w:t>
-      </w:r>
-      <w:proofErr w:type="gramStart"/>
-      <w:r>
-        <w:rPr>
-          <w:rFonts w:hint="eastAsia"/>
-        </w:rPr>
-        <w:t>臺</w:t>
-      </w:r>
-      <w:proofErr w:type="gramEnd"/>
-      <w:r>
-        <w:rPr>
-          <w:rFonts w:hint="eastAsia"/>
-        </w:rPr>
-        <w:t>北商業大學</w:t>
+        <w:t>國立臺北商業大學</w:t>
       </w:r>
     </w:p>
     <w:p>
@@ -3488,303 +3462,6 @@
           <w:rFonts w:hint="eastAsia"/>
         </w:rPr>
         <w:t>資訊管理系</w:t>
-      </w:r>
-    </w:p>
-    <w:p>
-      <w:r>
-        <w:rPr>
-          <w:rFonts w:hint="eastAsia"/>
-        </w:rPr>
-        <w:t>* </w:t>
-      </w:r>
-      <w:r>
-        <w:rPr>
-          <w:rFonts w:hint="eastAsia"/>
-        </w:rPr>
-        <w:t>姓名</w:t>
-      </w:r>
-    </w:p>
-    <w:p>
-      <w:r>
-        <w:rPr>
-          <w:rFonts w:hint="eastAsia"/>
-        </w:rPr>
-        <w:t>中</w:t>
-      </w:r>
-    </w:p>
-    <w:p>
-      <w:r>
-        <w:rPr>
-          <w:rFonts w:hint="eastAsia"/>
-        </w:rPr>
-        <w:t>英</w:t>
-      </w:r>
-      <w:r>
-        <w:rPr>
-          <w:rFonts w:hint="eastAsia"/>
-        </w:rPr>
-        <w:t xml:space="preserve"> </w:t>
-      </w:r>
-    </w:p>
-    <w:p>
-      <w:r>
-        <w:rPr>
-          <w:rFonts w:hint="eastAsia"/>
-        </w:rPr>
-        <w:t>英文姓名範例：</w:t>
-      </w:r>
-      <w:proofErr w:type="gramStart"/>
-      <w:r>
-        <w:rPr>
-          <w:rFonts w:hint="eastAsia"/>
-        </w:rPr>
-        <w:t>WANG,XIAO</w:t>
-      </w:r>
-      <w:proofErr w:type="gramEnd"/>
-      <w:r>
-        <w:rPr>
-          <w:rFonts w:hint="eastAsia"/>
-        </w:rPr>
-        <w:t>-MING</w:t>
-      </w:r>
-    </w:p>
-    <w:p>
-      <w:r>
-        <w:rPr>
-          <w:rFonts w:hint="eastAsia"/>
-        </w:rPr>
-        <w:t>* </w:t>
-      </w:r>
-      <w:r>
-        <w:rPr>
-          <w:rFonts w:hint="eastAsia"/>
-        </w:rPr>
-        <w:t>團隊分工職務</w:t>
-      </w:r>
-      <w:r>
-        <w:rPr>
-          <w:rFonts w:hint="eastAsia"/>
-        </w:rPr>
-        <w:t>(</w:t>
-      </w:r>
-      <w:r>
-        <w:rPr>
-          <w:rFonts w:hint="eastAsia"/>
-        </w:rPr>
-        <w:t>可複選</w:t>
-      </w:r>
-      <w:r>
-        <w:rPr>
-          <w:rFonts w:hint="eastAsia"/>
-        </w:rPr>
-        <w:t>)</w:t>
-      </w:r>
-    </w:p>
-    <w:p>
-      <w:r>
-        <w:rPr>
-          <w:rFonts w:hint="eastAsia"/>
-        </w:rPr>
-        <w:t>組長</w:t>
-      </w:r>
-      <w:r>
-        <w:rPr>
-          <w:rFonts w:hint="eastAsia"/>
-        </w:rPr>
-        <w:t xml:space="preserve">  </w:t>
-      </w:r>
-      <w:r>
-        <w:rPr>
-          <w:rFonts w:hint="eastAsia"/>
-        </w:rPr>
-        <w:t>簡報者</w:t>
-      </w:r>
-      <w:r>
-        <w:rPr>
-          <w:rFonts w:hint="eastAsia"/>
-        </w:rPr>
-        <w:t xml:space="preserve">  </w:t>
-      </w:r>
-      <w:r>
-        <w:rPr>
-          <w:rFonts w:hint="eastAsia"/>
-        </w:rPr>
-        <w:t>創意貢獻者</w:t>
-      </w:r>
-      <w:r>
-        <w:rPr>
-          <w:rFonts w:hint="eastAsia"/>
-        </w:rPr>
-        <w:t xml:space="preserve">  </w:t>
-      </w:r>
-      <w:r>
-        <w:rPr>
-          <w:rFonts w:hint="eastAsia"/>
-        </w:rPr>
-        <w:t>程式開發</w:t>
-      </w:r>
-      <w:r>
-        <w:rPr>
-          <w:rFonts w:hint="eastAsia"/>
-        </w:rPr>
-        <w:t xml:space="preserve">  </w:t>
-      </w:r>
-      <w:r>
-        <w:rPr>
-          <w:rFonts w:hint="eastAsia"/>
-        </w:rPr>
-        <w:t>文件製作</w:t>
-      </w:r>
-      <w:r>
-        <w:rPr>
-          <w:rFonts w:hint="eastAsia"/>
-        </w:rPr>
-        <w:t xml:space="preserve">  </w:t>
-      </w:r>
-      <w:r>
-        <w:rPr>
-          <w:rFonts w:hint="eastAsia"/>
-        </w:rPr>
-        <w:t>美工</w:t>
-      </w:r>
-      <w:r>
-        <w:rPr>
-          <w:rFonts w:hint="eastAsia"/>
-        </w:rPr>
-        <w:t xml:space="preserve">  </w:t>
-      </w:r>
-      <w:r>
-        <w:rPr>
-          <w:rFonts w:hint="eastAsia"/>
-        </w:rPr>
-        <w:t>影片製作</w:t>
-      </w:r>
-      <w:r>
-        <w:rPr>
-          <w:rFonts w:hint="eastAsia"/>
-        </w:rPr>
-        <w:t xml:space="preserve">  </w:t>
-      </w:r>
-      <w:r>
-        <w:rPr>
-          <w:rFonts w:hint="eastAsia"/>
-        </w:rPr>
-        <w:t>其他</w:t>
-      </w:r>
-      <w:r>
-        <w:rPr>
-          <w:rFonts w:hint="eastAsia"/>
-        </w:rPr>
-        <w:t> </w:t>
-      </w:r>
-    </w:p>
-    <w:p>
-      <w:r>
-        <w:rPr>
-          <w:rFonts w:hint="eastAsia"/>
-        </w:rPr>
-        <w:t>* </w:t>
-      </w:r>
-      <w:r>
-        <w:rPr>
-          <w:rFonts w:hint="eastAsia"/>
-        </w:rPr>
-        <w:t>信箱</w:t>
-      </w:r>
-    </w:p>
-    <w:p>
-      <w:r>
-        <w:rPr>
-          <w:rFonts w:hint="eastAsia"/>
-        </w:rPr>
-        <w:t>* </w:t>
-      </w:r>
-      <w:r>
-        <w:rPr>
-          <w:rFonts w:hint="eastAsia"/>
-        </w:rPr>
-        <w:t>手機</w:t>
-      </w:r>
-    </w:p>
-    <w:p>
-      <w:r>
-        <w:rPr>
-          <w:rFonts w:hint="eastAsia"/>
-        </w:rPr>
-        <w:t>* </w:t>
-      </w:r>
-      <w:r>
-        <w:rPr>
-          <w:rFonts w:hint="eastAsia"/>
-        </w:rPr>
-        <w:t>得獎冠軍帽寄送地址</w:t>
-      </w:r>
-    </w:p>
-    <w:p/>
-    <w:p>
-      <w:r>
-        <w:t>組員</w:t>
-      </w:r>
-      <w:r>
-        <w:t>2</w:t>
-      </w:r>
-    </w:p>
-    <w:p>
-      <w:r>
-        <w:rPr>
-          <w:rFonts w:hint="eastAsia"/>
-        </w:rPr>
-        <w:t>* </w:t>
-      </w:r>
-      <w:r>
-        <w:rPr>
-          <w:rFonts w:hint="eastAsia"/>
-        </w:rPr>
-        <w:t>學級</w:t>
-      </w:r>
-    </w:p>
-    <w:p>
-      <w:r>
-        <w:rPr>
-          <w:rFonts w:hint="eastAsia"/>
-        </w:rPr>
-        <w:t>五專</w:t>
-      </w:r>
-      <w:proofErr w:type="gramStart"/>
-      <w:r>
-        <w:rPr>
-          <w:rFonts w:hint="eastAsia"/>
-        </w:rPr>
-        <w:t>專</w:t>
-      </w:r>
-      <w:proofErr w:type="gramEnd"/>
-      <w:r>
-        <w:rPr>
-          <w:rFonts w:hint="eastAsia"/>
-        </w:rPr>
-        <w:t>五</w:t>
-      </w:r>
-    </w:p>
-    <w:p>
-      <w:r>
-        <w:rPr>
-          <w:rFonts w:hint="eastAsia"/>
-        </w:rPr>
-        <w:t>* </w:t>
-      </w:r>
-      <w:r>
-        <w:rPr>
-          <w:rFonts w:hint="eastAsia"/>
-        </w:rPr>
-        <w:t>學校區域</w:t>
-      </w:r>
-    </w:p>
-    <w:p>
-      <w:r>
-        <w:rPr>
-          <w:rFonts w:hint="eastAsia"/>
-        </w:rPr>
-        <w:t>北區</w:t>
       </w:r>
     </w:p>
     <w:p>
@@ -3799,6 +3476,314 @@
         <w:rPr>
           <w:rFonts w:hint="eastAsia"/>
         </w:rPr>
+        <w:t>姓名</w:t>
+      </w:r>
+    </w:p>
+    <w:p>
+      <w:pPr>
+        <w:rPr>
+          <w:rFonts w:hint="eastAsia"/>
+        </w:rPr>
+      </w:pPr>
+      <w:r>
+        <w:rPr>
+          <w:rFonts w:hint="eastAsia"/>
+        </w:rPr>
+        <w:t>中</w:t>
+      </w:r>
+      <w:r>
+        <w:rPr>
+          <w:rFonts w:hint="eastAsia"/>
+        </w:rPr>
+        <w:t xml:space="preserve"> LEE,PIN-ZHEN</w:t>
+      </w:r>
+    </w:p>
+    <w:p>
+      <w:r>
+        <w:rPr>
+          <w:rFonts w:hint="eastAsia"/>
+        </w:rPr>
+        <w:t>英</w:t>
+      </w:r>
+      <w:r>
+        <w:rPr>
+          <w:rFonts w:hint="eastAsia"/>
+        </w:rPr>
+        <w:t xml:space="preserve"> </w:t>
+      </w:r>
+    </w:p>
+    <w:p>
+      <w:r>
+        <w:rPr>
+          <w:rFonts w:hint="eastAsia"/>
+        </w:rPr>
+        <w:t>英文姓名範例：</w:t>
+      </w:r>
+      <w:r>
+        <w:rPr>
+          <w:rFonts w:hint="eastAsia"/>
+        </w:rPr>
+        <w:t>WANG,XIAO-MING</w:t>
+      </w:r>
+    </w:p>
+    <w:p>
+      <w:r>
+        <w:rPr>
+          <w:rFonts w:hint="eastAsia"/>
+        </w:rPr>
+        <w:t>* </w:t>
+      </w:r>
+      <w:r>
+        <w:rPr>
+          <w:rFonts w:hint="eastAsia"/>
+        </w:rPr>
+        <w:t>團隊分工職務</w:t>
+      </w:r>
+      <w:r>
+        <w:rPr>
+          <w:rFonts w:hint="eastAsia"/>
+        </w:rPr>
+        <w:t>(</w:t>
+      </w:r>
+      <w:r>
+        <w:rPr>
+          <w:rFonts w:hint="eastAsia"/>
+        </w:rPr>
+        <w:t>可複選</w:t>
+      </w:r>
+      <w:r>
+        <w:rPr>
+          <w:rFonts w:hint="eastAsia"/>
+        </w:rPr>
+        <w:t>)</w:t>
+      </w:r>
+    </w:p>
+    <w:p>
+      <w:r>
+        <w:rPr>
+          <w:rFonts w:hint="eastAsia"/>
+        </w:rPr>
+        <w:t>組長</w:t>
+      </w:r>
+      <w:r>
+        <w:rPr>
+          <w:rFonts w:hint="eastAsia"/>
+        </w:rPr>
+        <w:t xml:space="preserve">  </w:t>
+      </w:r>
+      <w:r>
+        <w:rPr>
+          <w:rFonts w:hint="eastAsia"/>
+        </w:rPr>
+        <w:t>簡報者</w:t>
+      </w:r>
+      <w:r>
+        <w:rPr>
+          <w:rFonts w:hint="eastAsia"/>
+        </w:rPr>
+        <w:t xml:space="preserve">  </w:t>
+      </w:r>
+      <w:r>
+        <w:rPr>
+          <w:rFonts w:hint="eastAsia"/>
+        </w:rPr>
+        <w:t>創意貢獻者</w:t>
+      </w:r>
+      <w:r>
+        <w:rPr>
+          <w:rFonts w:hint="eastAsia"/>
+        </w:rPr>
+        <w:t xml:space="preserve">  </w:t>
+      </w:r>
+      <w:r>
+        <w:rPr>
+          <w:rFonts w:hint="eastAsia"/>
+        </w:rPr>
+        <w:t>程式開發</w:t>
+      </w:r>
+      <w:r>
+        <w:rPr>
+          <w:rFonts w:hint="eastAsia"/>
+        </w:rPr>
+        <w:t xml:space="preserve">  </w:t>
+      </w:r>
+      <w:r>
+        <w:rPr>
+          <w:rFonts w:hint="eastAsia"/>
+        </w:rPr>
+        <w:t>文件製作</w:t>
+      </w:r>
+      <w:r>
+        <w:rPr>
+          <w:rFonts w:hint="eastAsia"/>
+        </w:rPr>
+        <w:t xml:space="preserve">  </w:t>
+      </w:r>
+      <w:r>
+        <w:rPr>
+          <w:rFonts w:hint="eastAsia"/>
+        </w:rPr>
+        <w:t>美工</w:t>
+      </w:r>
+      <w:r>
+        <w:rPr>
+          <w:rFonts w:hint="eastAsia"/>
+        </w:rPr>
+        <w:t xml:space="preserve">  </w:t>
+      </w:r>
+      <w:r>
+        <w:rPr>
+          <w:rFonts w:hint="eastAsia"/>
+        </w:rPr>
+        <w:t>影片製作</w:t>
+      </w:r>
+      <w:r>
+        <w:rPr>
+          <w:rFonts w:hint="eastAsia"/>
+        </w:rPr>
+        <w:t xml:space="preserve">  </w:t>
+      </w:r>
+      <w:r>
+        <w:rPr>
+          <w:rFonts w:hint="eastAsia"/>
+        </w:rPr>
+        <w:t>其他</w:t>
+      </w:r>
+      <w:r>
+        <w:rPr>
+          <w:rFonts w:hint="eastAsia"/>
+        </w:rPr>
+        <w:t> </w:t>
+      </w:r>
+    </w:p>
+    <w:p>
+      <w:pPr>
+        <w:rPr>
+          <w:rFonts w:hint="eastAsia"/>
+        </w:rPr>
+      </w:pPr>
+      <w:r>
+        <w:rPr>
+          <w:rFonts w:hint="eastAsia"/>
+        </w:rPr>
+        <w:t>* </w:t>
+      </w:r>
+      <w:r>
+        <w:rPr>
+          <w:rFonts w:hint="eastAsia"/>
+        </w:rPr>
+        <w:t>信箱</w:t>
+      </w:r>
+      <w:r>
+        <w:rPr>
+          <w:rFonts w:hint="eastAsia"/>
+        </w:rPr>
+        <w:t xml:space="preserve">  11056042@ntub.edu.tw</w:t>
+      </w:r>
+    </w:p>
+    <w:p>
+      <w:pPr>
+        <w:rPr>
+          <w:rFonts w:hint="eastAsia"/>
+        </w:rPr>
+      </w:pPr>
+      <w:r>
+        <w:rPr>
+          <w:rFonts w:hint="eastAsia"/>
+        </w:rPr>
+        <w:t>* </w:t>
+      </w:r>
+      <w:r>
+        <w:rPr>
+          <w:rFonts w:hint="eastAsia"/>
+        </w:rPr>
+        <w:t>手機</w:t>
+      </w:r>
+      <w:r>
+        <w:rPr>
+          <w:rFonts w:hint="eastAsia"/>
+        </w:rPr>
+        <w:t xml:space="preserve">  0979010797</w:t>
+      </w:r>
+    </w:p>
+    <w:p>
+      <w:r>
+        <w:rPr>
+          <w:rFonts w:hint="eastAsia"/>
+        </w:rPr>
+        <w:t>* </w:t>
+      </w:r>
+      <w:r>
+        <w:rPr>
+          <w:rFonts w:hint="eastAsia"/>
+        </w:rPr>
+        <w:t>得獎冠軍帽寄送地址</w:t>
+      </w:r>
+    </w:p>
+    <w:p/>
+    <w:p>
+      <w:r>
+        <w:t>組員</w:t>
+      </w:r>
+      <w:r>
+        <w:t>2</w:t>
+      </w:r>
+    </w:p>
+    <w:p>
+      <w:r>
+        <w:rPr>
+          <w:rFonts w:hint="eastAsia"/>
+        </w:rPr>
+        <w:t>* </w:t>
+      </w:r>
+      <w:r>
+        <w:rPr>
+          <w:rFonts w:hint="eastAsia"/>
+        </w:rPr>
+        <w:t>學級</w:t>
+      </w:r>
+    </w:p>
+    <w:p>
+      <w:r>
+        <w:rPr>
+          <w:rFonts w:hint="eastAsia"/>
+        </w:rPr>
+        <w:t>五專專五</w:t>
+      </w:r>
+    </w:p>
+    <w:p>
+      <w:r>
+        <w:rPr>
+          <w:rFonts w:hint="eastAsia"/>
+        </w:rPr>
+        <w:t>* </w:t>
+      </w:r>
+      <w:r>
+        <w:rPr>
+          <w:rFonts w:hint="eastAsia"/>
+        </w:rPr>
+        <w:t>學校區域</w:t>
+      </w:r>
+    </w:p>
+    <w:p>
+      <w:r>
+        <w:rPr>
+          <w:rFonts w:hint="eastAsia"/>
+        </w:rPr>
+        <w:t>北區</w:t>
+      </w:r>
+    </w:p>
+    <w:p>
+      <w:r>
+        <w:rPr>
+          <w:rFonts w:hint="eastAsia"/>
+        </w:rPr>
+        <w:t>* </w:t>
+      </w:r>
+      <w:r>
+        <w:rPr>
+          <w:rFonts w:hint="eastAsia"/>
+        </w:rPr>
         <w:t>學校名稱</w:t>
       </w:r>
     </w:p>
@@ -3807,21 +3792,7 @@
         <w:rPr>
           <w:rFonts w:hint="eastAsia"/>
         </w:rPr>
-        <w:t>國立</w:t>
-      </w:r>
-      <w:proofErr w:type="gramStart"/>
-      <w:r>
-        <w:rPr>
-          <w:rFonts w:hint="eastAsia"/>
-        </w:rPr>
-        <w:t>臺</w:t>
-      </w:r>
-      <w:proofErr w:type="gramEnd"/>
-      <w:r>
-        <w:rPr>
-          <w:rFonts w:hint="eastAsia"/>
-        </w:rPr>
-        <w:t>北商業大學</w:t>
+        <w:t>國立臺北商業大學</w:t>
       </w:r>
     </w:p>
     <w:p>
@@ -3865,12 +3836,29 @@
       </w:r>
     </w:p>
     <w:p>
+      <w:pPr>
+        <w:rPr>
+          <w:rFonts w:hint="eastAsia"/>
+        </w:rPr>
+      </w:pPr>
       <w:r>
         <w:rPr>
           <w:rFonts w:hint="eastAsia"/>
         </w:rPr>
         <w:t>中</w:t>
       </w:r>
+      <w:r>
+        <w:rPr>
+          <w:rFonts w:hint="eastAsia"/>
+        </w:rPr>
+        <w:t xml:space="preserve">  </w:t>
+      </w:r>
+      <w:r>
+        <w:rPr>
+          <w:rFonts w:hint="eastAsia"/>
+        </w:rPr>
+        <w:t>吳想想</w:t>
+      </w:r>
     </w:p>
     <w:p>
       <w:r>
@@ -3879,6 +3867,24 @@
         </w:rPr>
         <w:t>英</w:t>
       </w:r>
+      <w:r>
+        <w:rPr>
+          <w:rFonts w:hint="eastAsia"/>
+        </w:rPr>
+        <w:t xml:space="preserve">  </w:t>
+      </w:r>
+      <w:r>
+        <w:t>WU,HSIANG</w:t>
+      </w:r>
+      <w:r>
+        <w:rPr>
+          <w:rFonts w:hint="eastAsia"/>
+        </w:rPr>
+        <w:t>-</w:t>
+      </w:r>
+      <w:r>
+        <w:t>HSIANG</w:t>
+      </w:r>
     </w:p>
     <w:p>
       <w:r>
@@ -3887,19 +3893,11 @@
         </w:rPr>
         <w:t>英文姓名範例：</w:t>
       </w:r>
-      <w:proofErr w:type="gramStart"/>
-      <w:r>
-        <w:rPr>
-          <w:rFonts w:hint="eastAsia"/>
-        </w:rPr>
-        <w:t>WANG,XIAO</w:t>
-      </w:r>
-      <w:proofErr w:type="gramEnd"/>
-      <w:r>
-        <w:rPr>
-          <w:rFonts w:hint="eastAsia"/>
-        </w:rPr>
-        <w:t>-MING</w:t>
+      <w:r>
+        <w:rPr>
+          <w:rFonts w:hint="eastAsia"/>
+        </w:rPr>
+        <w:t>WANG,XIAO-MING</w:t>
       </w:r>
     </w:p>
     <w:p>
@@ -3938,6 +3936,7 @@
       <w:r>
         <w:rPr>
           <w:rFonts w:hint="eastAsia"/>
+          <w:highlight w:val="yellow"/>
         </w:rPr>
         <w:t>組長</w:t>
       </w:r>
@@ -4037,6 +4036,7 @@
         <w:rPr>
           <w:rFonts w:hint="eastAsia"/>
         </w:rPr>
+        <w:lastRenderedPageBreak/>
         <w:t>* </w:t>
       </w:r>
       <w:r>
@@ -4045,6 +4045,24 @@
         </w:rPr>
         <w:t>信箱</w:t>
       </w:r>
+      <w:r>
+        <w:rPr>
+          <w:rFonts w:hint="eastAsia"/>
+        </w:rPr>
+        <w:t xml:space="preserve"> </w:t>
+      </w:r>
+      <w:r>
+        <w:t>110560</w:t>
+      </w:r>
+      <w:r>
+        <w:rPr>
+          <w:rFonts w:hint="eastAsia"/>
+        </w:rPr>
+        <w:t>01</w:t>
+      </w:r>
+      <w:r>
+        <w:t>@ntub.edu.tw</w:t>
+      </w:r>
     </w:p>
     <w:p>
       <w:r>
@@ -4059,6 +4077,22 @@
         </w:rPr>
         <w:t>手機</w:t>
       </w:r>
+      <w:r>
+        <w:rPr>
+          <w:rFonts w:hint="eastAsia"/>
+        </w:rPr>
+        <w:t xml:space="preserve">  </w:t>
+      </w:r>
+      <w:r>
+        <w:t>0974097212</w:t>
+      </w:r>
+    </w:p>
+    <w:p>
+      <w:pPr>
+        <w:rPr>
+          <w:rFonts w:hint="eastAsia"/>
+        </w:rPr>
+      </w:pPr>
     </w:p>
     <w:p>
       <w:r>
@@ -4087,21 +4121,7 @@
         <w:rPr>
           <w:rFonts w:hint="eastAsia"/>
         </w:rPr>
-        <w:t>五專</w:t>
-      </w:r>
-      <w:proofErr w:type="gramStart"/>
-      <w:r>
-        <w:rPr>
-          <w:rFonts w:hint="eastAsia"/>
-        </w:rPr>
-        <w:t>專</w:t>
-      </w:r>
-      <w:proofErr w:type="gramEnd"/>
-      <w:r>
-        <w:rPr>
-          <w:rFonts w:hint="eastAsia"/>
-        </w:rPr>
-        <w:t>五</w:t>
+        <w:t>五專專五</w:t>
       </w:r>
     </w:p>
     <w:p>
@@ -4151,21 +4171,7 @@
         <w:rPr>
           <w:rFonts w:hint="eastAsia"/>
         </w:rPr>
-        <w:t>國立</w:t>
-      </w:r>
-      <w:proofErr w:type="gramStart"/>
-      <w:r>
-        <w:rPr>
-          <w:rFonts w:hint="eastAsia"/>
-        </w:rPr>
-        <w:t>臺</w:t>
-      </w:r>
-      <w:proofErr w:type="gramEnd"/>
-      <w:r>
-        <w:rPr>
-          <w:rFonts w:hint="eastAsia"/>
-        </w:rPr>
-        <w:t>北商業大學</w:t>
+        <w:t>國立臺北商業大學</w:t>
       </w:r>
     </w:p>
     <w:p>
@@ -4209,12 +4215,29 @@
       </w:r>
     </w:p>
     <w:p>
+      <w:pPr>
+        <w:rPr>
+          <w:rFonts w:hint="eastAsia"/>
+        </w:rPr>
+      </w:pPr>
       <w:r>
         <w:rPr>
           <w:rFonts w:hint="eastAsia"/>
         </w:rPr>
         <w:t>中</w:t>
       </w:r>
+      <w:r>
+        <w:rPr>
+          <w:rFonts w:hint="eastAsia"/>
+        </w:rPr>
+        <w:t xml:space="preserve">  </w:t>
+      </w:r>
+      <w:r>
+        <w:rPr>
+          <w:rFonts w:hint="eastAsia"/>
+        </w:rPr>
+        <w:t>陳雨琦</w:t>
+      </w:r>
     </w:p>
     <w:p>
       <w:r>
@@ -4223,27 +4246,14 @@
         </w:rPr>
         <w:t>英</w:t>
       </w:r>
-    </w:p>
-    <w:p>
-      <w:r>
-        <w:rPr>
-          <w:rFonts w:hint="eastAsia"/>
-        </w:rPr>
-        <w:t>英文姓名範例：</w:t>
-      </w:r>
-      <w:proofErr w:type="gramStart"/>
-      <w:r>
-        <w:rPr>
-          <w:rFonts w:hint="eastAsia"/>
-        </w:rPr>
-        <w:t>WANG,XIAO</w:t>
-      </w:r>
-      <w:proofErr w:type="gramEnd"/>
-      <w:r>
-        <w:rPr>
-          <w:rFonts w:hint="eastAsia"/>
-        </w:rPr>
-        <w:t>-MING</w:t>
+      <w:r>
+        <w:rPr>
+          <w:rFonts w:hint="eastAsia"/>
+        </w:rPr>
+        <w:t xml:space="preserve">  </w:t>
+      </w:r>
+      <w:r>
+        <w:t>CHEN,YU-CHI</w:t>
       </w:r>
     </w:p>
     <w:p>
@@ -4283,7 +4293,370 @@
         <w:rPr>
           <w:rFonts w:hint="eastAsia"/>
         </w:rPr>
+        <w:t>組長</w:t>
+      </w:r>
+      <w:r>
+        <w:rPr>
+          <w:rFonts w:hint="eastAsia"/>
+        </w:rPr>
+        <w:t xml:space="preserve">  </w:t>
+      </w:r>
+      <w:r>
+        <w:rPr>
+          <w:rFonts w:hint="eastAsia"/>
+        </w:rPr>
+        <w:t>簡報者</w:t>
+      </w:r>
+      <w:r>
+        <w:rPr>
+          <w:rFonts w:hint="eastAsia"/>
+        </w:rPr>
+        <w:t xml:space="preserve">  </w:t>
+      </w:r>
+      <w:r>
+        <w:rPr>
+          <w:rFonts w:hint="eastAsia"/>
+        </w:rPr>
+        <w:t>創意貢獻者</w:t>
+      </w:r>
+      <w:r>
+        <w:rPr>
+          <w:rFonts w:hint="eastAsia"/>
+        </w:rPr>
+        <w:t xml:space="preserve">  </w:t>
+      </w:r>
+      <w:r>
+        <w:rPr>
+          <w:rFonts w:hint="eastAsia"/>
+        </w:rPr>
+        <w:t>程式開發</w:t>
+      </w:r>
+      <w:r>
+        <w:rPr>
+          <w:rFonts w:hint="eastAsia"/>
+        </w:rPr>
+        <w:t xml:space="preserve">  </w:t>
+      </w:r>
+      <w:r>
+        <w:rPr>
+          <w:rFonts w:hint="eastAsia"/>
+        </w:rPr>
+        <w:t>文件製作</w:t>
+      </w:r>
+      <w:r>
+        <w:rPr>
+          <w:rFonts w:hint="eastAsia"/>
+        </w:rPr>
+        <w:t xml:space="preserve">  </w:t>
+      </w:r>
+      <w:r>
+        <w:rPr>
+          <w:rFonts w:hint="eastAsia"/>
+        </w:rPr>
+        <w:t>美工</w:t>
+      </w:r>
+      <w:r>
+        <w:rPr>
+          <w:rFonts w:hint="eastAsia"/>
+        </w:rPr>
+        <w:t xml:space="preserve">  </w:t>
+      </w:r>
+      <w:r>
+        <w:rPr>
+          <w:rFonts w:hint="eastAsia"/>
+        </w:rPr>
+        <w:t>影片製作</w:t>
+      </w:r>
+      <w:r>
+        <w:rPr>
+          <w:rFonts w:hint="eastAsia"/>
+        </w:rPr>
+        <w:t xml:space="preserve">  </w:t>
+      </w:r>
+      <w:r>
+        <w:rPr>
+          <w:rFonts w:hint="eastAsia"/>
+        </w:rPr>
+        <w:t>其他</w:t>
+      </w:r>
+      <w:r>
+        <w:rPr>
+          <w:rFonts w:hint="eastAsia"/>
+        </w:rPr>
+        <w:t> </w:t>
+      </w:r>
+    </w:p>
+    <w:p>
+      <w:pPr>
+        <w:rPr>
+          <w:rFonts w:hint="eastAsia"/>
+        </w:rPr>
+      </w:pPr>
+      <w:r>
+        <w:rPr>
+          <w:rFonts w:hint="eastAsia"/>
+        </w:rPr>
+        <w:t>* </w:t>
+      </w:r>
+      <w:r>
+        <w:rPr>
+          <w:rFonts w:hint="eastAsia"/>
+        </w:rPr>
+        <w:t>信箱</w:t>
+      </w:r>
+      <w:r>
+        <w:rPr>
+          <w:rFonts w:hint="eastAsia"/>
+        </w:rPr>
+        <w:t xml:space="preserve">  </w:t>
+      </w:r>
+      <w:r>
+        <w:t>110560</w:t>
+      </w:r>
+      <w:r>
+        <w:rPr>
+          <w:rFonts w:hint="eastAsia"/>
+        </w:rPr>
+        <w:t>35</w:t>
+      </w:r>
+      <w:r>
+        <w:t>@ntub.edu.tw</w:t>
+      </w:r>
+    </w:p>
+    <w:p>
+      <w:pPr>
+        <w:rPr>
+          <w:rFonts w:hint="eastAsia"/>
+        </w:rPr>
+      </w:pPr>
+      <w:r>
+        <w:rPr>
+          <w:rFonts w:hint="eastAsia"/>
+        </w:rPr>
+        <w:t>* </w:t>
+      </w:r>
+      <w:r>
+        <w:rPr>
+          <w:rFonts w:hint="eastAsia"/>
+        </w:rPr>
+        <w:t>手機</w:t>
+      </w:r>
+      <w:r>
+        <w:rPr>
+          <w:rFonts w:hint="eastAsia"/>
+        </w:rPr>
+        <w:t xml:space="preserve">  </w:t>
+      </w:r>
+      <w:r>
+        <w:t>0906111802</w:t>
+      </w:r>
+    </w:p>
+    <w:p>
+      <w:pPr>
+        <w:rPr>
+          <w:rFonts w:hint="eastAsia"/>
+        </w:rPr>
+      </w:pPr>
+    </w:p>
+    <w:p>
+      <w:r>
+        <w:t>組員</w:t>
+      </w:r>
+      <w:r>
+        <w:t>4</w:t>
+      </w:r>
+    </w:p>
+    <w:p>
+      <w:r>
+        <w:rPr>
+          <w:rFonts w:hint="eastAsia"/>
+        </w:rPr>
+        <w:t>* </w:t>
+      </w:r>
+      <w:r>
+        <w:rPr>
+          <w:rFonts w:hint="eastAsia"/>
+        </w:rPr>
+        <w:t>學級</w:t>
+      </w:r>
+    </w:p>
+    <w:p>
+      <w:r>
+        <w:rPr>
+          <w:rFonts w:hint="eastAsia"/>
+        </w:rPr>
+        <w:t>五專專五</w:t>
+      </w:r>
+    </w:p>
+    <w:p>
+      <w:r>
+        <w:rPr>
+          <w:rFonts w:hint="eastAsia"/>
+        </w:rPr>
+        <w:t>* </w:t>
+      </w:r>
+      <w:r>
+        <w:rPr>
+          <w:rFonts w:hint="eastAsia"/>
+        </w:rPr>
+        <w:t>學校區域</w:t>
+      </w:r>
+    </w:p>
+    <w:p>
+      <w:r>
+        <w:rPr>
+          <w:rFonts w:hint="eastAsia"/>
+        </w:rPr>
+        <w:t>北區</w:t>
+      </w:r>
+    </w:p>
+    <w:p>
+      <w:r>
+        <w:rPr>
+          <w:rFonts w:hint="eastAsia"/>
+        </w:rPr>
         <w:lastRenderedPageBreak/>
+        <w:t>* </w:t>
+      </w:r>
+      <w:r>
+        <w:rPr>
+          <w:rFonts w:hint="eastAsia"/>
+        </w:rPr>
+        <w:t>學校名稱</w:t>
+      </w:r>
+    </w:p>
+    <w:p>
+      <w:r>
+        <w:rPr>
+          <w:rFonts w:hint="eastAsia"/>
+        </w:rPr>
+        <w:t>國立臺北商業大學</w:t>
+      </w:r>
+    </w:p>
+    <w:p>
+      <w:r>
+        <w:rPr>
+          <w:rFonts w:hint="eastAsia"/>
+        </w:rPr>
+        <w:t>* </w:t>
+      </w:r>
+      <w:r>
+        <w:rPr>
+          <w:rFonts w:hint="eastAsia"/>
+        </w:rPr>
+        <w:t>科系</w:t>
+      </w:r>
+      <w:r>
+        <w:rPr>
+          <w:rFonts w:hint="eastAsia"/>
+        </w:rPr>
+        <w:t xml:space="preserve"> </w:t>
+      </w:r>
+      <w:r>
+        <w:rPr>
+          <w:rFonts w:hint="eastAsia"/>
+        </w:rPr>
+        <w:t>資訊管理系</w:t>
+      </w:r>
+    </w:p>
+    <w:p>
+      <w:r>
+        <w:rPr>
+          <w:rFonts w:hint="eastAsia"/>
+        </w:rPr>
+        <w:t>* </w:t>
+      </w:r>
+      <w:r>
+        <w:rPr>
+          <w:rFonts w:hint="eastAsia"/>
+        </w:rPr>
+        <w:t>姓名</w:t>
+      </w:r>
+    </w:p>
+    <w:p>
+      <w:pPr>
+        <w:rPr>
+          <w:rFonts w:hint="eastAsia"/>
+        </w:rPr>
+      </w:pPr>
+      <w:r>
+        <w:rPr>
+          <w:rFonts w:hint="eastAsia"/>
+        </w:rPr>
+        <w:t>中</w:t>
+      </w:r>
+      <w:r>
+        <w:rPr>
+          <w:rFonts w:hint="eastAsia"/>
+        </w:rPr>
+        <w:t xml:space="preserve">  </w:t>
+      </w:r>
+      <w:r>
+        <w:rPr>
+          <w:rFonts w:hint="eastAsia"/>
+        </w:rPr>
+        <w:t>黃思璇</w:t>
+      </w:r>
+    </w:p>
+    <w:p>
+      <w:pPr>
+        <w:rPr>
+          <w:rFonts w:hint="eastAsia"/>
+        </w:rPr>
+      </w:pPr>
+      <w:r>
+        <w:rPr>
+          <w:rFonts w:hint="eastAsia"/>
+        </w:rPr>
+        <w:t>英</w:t>
+      </w:r>
+      <w:r>
+        <w:rPr>
+          <w:rFonts w:hint="eastAsia"/>
+        </w:rPr>
+        <w:t xml:space="preserve">  </w:t>
+      </w:r>
+      <w:r>
+        <w:t>HUANG,SI-XUAN</w:t>
+      </w:r>
+    </w:p>
+    <w:p>
+      <w:r>
+        <w:rPr>
+          <w:rFonts w:hint="eastAsia"/>
+        </w:rPr>
+        <w:t>* </w:t>
+      </w:r>
+      <w:r>
+        <w:rPr>
+          <w:rFonts w:hint="eastAsia"/>
+        </w:rPr>
+        <w:t>團隊分工職務</w:t>
+      </w:r>
+      <w:r>
+        <w:rPr>
+          <w:rFonts w:hint="eastAsia"/>
+        </w:rPr>
+        <w:t>(</w:t>
+      </w:r>
+      <w:r>
+        <w:rPr>
+          <w:rFonts w:hint="eastAsia"/>
+        </w:rPr>
+        <w:t>可複選</w:t>
+      </w:r>
+      <w:r>
+        <w:rPr>
+          <w:rFonts w:hint="eastAsia"/>
+        </w:rPr>
+        <w:t>)</w:t>
+      </w:r>
+    </w:p>
+    <w:p>
+      <w:r>
+        <w:rPr>
+          <w:rFonts w:hint="eastAsia"/>
+        </w:rPr>
         <w:t>組長</w:t>
       </w:r>
       <w:r>
@@ -4319,6 +4692,7 @@
       <w:r>
         <w:rPr>
           <w:rFonts w:hint="eastAsia"/>
+          <w:highlight w:val="yellow"/>
         </w:rPr>
         <w:t>程式開發</w:t>
       </w:r>
@@ -4331,6 +4705,7 @@
       <w:r>
         <w:rPr>
           <w:rFonts w:hint="eastAsia"/>
+          <w:highlight w:val="yellow"/>
         </w:rPr>
         <w:t>文件製作</w:t>
       </w:r>
@@ -4378,6 +4753,11 @@
       </w:r>
     </w:p>
     <w:p>
+      <w:pPr>
+        <w:rPr>
+          <w:rFonts w:hint="eastAsia"/>
+        </w:rPr>
+      </w:pPr>
       <w:r>
         <w:rPr>
           <w:rFonts w:hint="eastAsia"/>
@@ -4390,6 +4770,24 @@
         </w:rPr>
         <w:t>信箱</w:t>
       </w:r>
+      <w:r>
+        <w:rPr>
+          <w:rFonts w:hint="eastAsia"/>
+        </w:rPr>
+        <w:t xml:space="preserve"> </w:t>
+      </w:r>
+      <w:r>
+        <w:t>1105604</w:t>
+      </w:r>
+      <w:r>
+        <w:rPr>
+          <w:rFonts w:hint="eastAsia"/>
+        </w:rPr>
+        <w:t>5</w:t>
+      </w:r>
+      <w:r>
+        <w:t>@ntub.edu.tw</w:t>
+      </w:r>
     </w:p>
     <w:p>
       <w:r>
@@ -4404,13 +4802,78 @@
         </w:rPr>
         <w:t>手機</w:t>
       </w:r>
-    </w:p>
-    <w:p>
-      <w:r>
-        <w:t>組員</w:t>
-      </w:r>
-      <w:r>
-        <w:t>4</w:t>
+      <w:r>
+        <w:rPr>
+          <w:rFonts w:hint="eastAsia"/>
+        </w:rPr>
+        <w:t xml:space="preserve"> </w:t>
+      </w:r>
+      <w:r>
+        <w:t>0908887990</w:t>
+      </w:r>
+    </w:p>
+    <w:p>
+      <w:r>
+        <w:t> </w:t>
+      </w:r>
+      <w:r>
+        <w:t>指導教授</w:t>
+      </w:r>
+    </w:p>
+    <w:p>
+      <w:r>
+        <w:rPr>
+          <w:rFonts w:hint="eastAsia"/>
+        </w:rPr>
+        <w:t>指導教授人數</w:t>
+      </w:r>
+      <w:r>
+        <w:rPr>
+          <w:rFonts w:hint="eastAsia"/>
+        </w:rPr>
+        <w:t> </w:t>
+      </w:r>
+    </w:p>
+    <w:p>
+      <w:r>
+        <w:rPr>
+          <w:rFonts w:hint="eastAsia"/>
+          <w:highlight w:val="yellow"/>
+        </w:rPr>
+        <w:t>1</w:t>
+      </w:r>
+      <w:r>
+        <w:rPr>
+          <w:rFonts w:hint="eastAsia"/>
+          <w:highlight w:val="yellow"/>
+        </w:rPr>
+        <w:t>人</w:t>
+      </w:r>
+      <w:r>
+        <w:rPr>
+          <w:rFonts w:hint="eastAsia"/>
+        </w:rPr>
+        <w:t xml:space="preserve">  </w:t>
+      </w:r>
+      <w:r>
+        <w:rPr>
+          <w:rFonts w:hint="eastAsia"/>
+        </w:rPr>
+        <w:t>2</w:t>
+      </w:r>
+      <w:r>
+        <w:rPr>
+          <w:rFonts w:hint="eastAsia"/>
+        </w:rPr>
+        <w:t>人</w:t>
+      </w:r>
+    </w:p>
+    <w:p>
+      <w:r>
+        <w:t>指導教授</w:t>
+      </w:r>
+      <w:r>
+        <w:t>1</w:t>
       </w:r>
     </w:p>
     <w:p>
@@ -4424,29 +4887,15 @@
         <w:rPr>
           <w:rFonts w:hint="eastAsia"/>
         </w:rPr>
-        <w:t>學級</w:t>
-      </w:r>
-    </w:p>
-    <w:p>
-      <w:r>
-        <w:rPr>
-          <w:rFonts w:hint="eastAsia"/>
-        </w:rPr>
-        <w:t>五專</w:t>
-      </w:r>
-      <w:proofErr w:type="gramStart"/>
-      <w:r>
-        <w:rPr>
-          <w:rFonts w:hint="eastAsia"/>
-        </w:rPr>
-        <w:t>專</w:t>
-      </w:r>
-      <w:proofErr w:type="gramEnd"/>
-      <w:r>
-        <w:rPr>
-          <w:rFonts w:hint="eastAsia"/>
-        </w:rPr>
-        <w:t>五</w:t>
+        <w:t>學校區域</w:t>
+      </w:r>
+    </w:p>
+    <w:p>
+      <w:r>
+        <w:rPr>
+          <w:rFonts w:hint="eastAsia"/>
+        </w:rPr>
+        <w:t>北區</w:t>
       </w:r>
     </w:p>
     <w:p>
@@ -4460,15 +4909,15 @@
         <w:rPr>
           <w:rFonts w:hint="eastAsia"/>
         </w:rPr>
-        <w:t>學校區域</w:t>
-      </w:r>
-    </w:p>
-    <w:p>
-      <w:r>
-        <w:rPr>
-          <w:rFonts w:hint="eastAsia"/>
-        </w:rPr>
-        <w:t>北區</w:t>
+        <w:t>學校名稱</w:t>
+      </w:r>
+    </w:p>
+    <w:p>
+      <w:r>
+        <w:rPr>
+          <w:rFonts w:hint="eastAsia"/>
+        </w:rPr>
+        <w:t>國立臺北商業大學</w:t>
       </w:r>
     </w:p>
     <w:p>
@@ -4482,29 +4931,19 @@
         <w:rPr>
           <w:rFonts w:hint="eastAsia"/>
         </w:rPr>
-        <w:t>學校名稱</w:t>
-      </w:r>
-    </w:p>
-    <w:p>
-      <w:r>
-        <w:rPr>
-          <w:rFonts w:hint="eastAsia"/>
-        </w:rPr>
-        <w:t>國立</w:t>
-      </w:r>
-      <w:proofErr w:type="gramStart"/>
-      <w:r>
-        <w:rPr>
-          <w:rFonts w:hint="eastAsia"/>
-        </w:rPr>
-        <w:t>臺</w:t>
-      </w:r>
-      <w:proofErr w:type="gramEnd"/>
-      <w:r>
-        <w:rPr>
-          <w:rFonts w:hint="eastAsia"/>
-        </w:rPr>
-        <w:t>北商業大學</w:t>
+        <w:t>系所名稱</w:t>
+      </w:r>
+      <w:r>
+        <w:rPr>
+          <w:rFonts w:hint="eastAsia"/>
+        </w:rPr>
+        <w:t xml:space="preserve"> </w:t>
+      </w:r>
+      <w:r>
+        <w:rPr>
+          <w:rFonts w:hint="eastAsia"/>
+        </w:rPr>
+        <w:t>資訊管理系</w:t>
       </w:r>
     </w:p>
     <w:p>
@@ -4518,7 +4957,7 @@
         <w:rPr>
           <w:rFonts w:hint="eastAsia"/>
         </w:rPr>
-        <w:t>科系</w:t>
+        <w:t>中文姓名</w:t>
       </w:r>
       <w:r>
         <w:rPr>
@@ -4530,7 +4969,7 @@
         <w:rPr>
           <w:rFonts w:hint="eastAsia"/>
         </w:rPr>
-        <w:t>資訊管理系</w:t>
+        <w:t>林育志</w:t>
       </w:r>
     </w:p>
     <w:p>
@@ -4544,169 +4983,7 @@
         <w:rPr>
           <w:rFonts w:hint="eastAsia"/>
         </w:rPr>
-        <w:t>姓名</w:t>
-      </w:r>
-    </w:p>
-    <w:p>
-      <w:r>
-        <w:rPr>
-          <w:rFonts w:hint="eastAsia"/>
-        </w:rPr>
-        <w:t>中</w:t>
-      </w:r>
-    </w:p>
-    <w:p>
-      <w:r>
-        <w:rPr>
-          <w:rFonts w:hint="eastAsia"/>
-        </w:rPr>
-        <w:t>英</w:t>
-      </w:r>
-    </w:p>
-    <w:p>
-      <w:r>
-        <w:rPr>
-          <w:rFonts w:hint="eastAsia"/>
-        </w:rPr>
-        <w:t>英文姓名範例：</w:t>
-      </w:r>
-      <w:proofErr w:type="gramStart"/>
-      <w:r>
-        <w:rPr>
-          <w:rFonts w:hint="eastAsia"/>
-        </w:rPr>
-        <w:t>WANG,XIAO</w:t>
-      </w:r>
-      <w:proofErr w:type="gramEnd"/>
-      <w:r>
-        <w:rPr>
-          <w:rFonts w:hint="eastAsia"/>
-        </w:rPr>
-        <w:t>-MING</w:t>
-      </w:r>
-    </w:p>
-    <w:p>
-      <w:r>
-        <w:rPr>
-          <w:rFonts w:hint="eastAsia"/>
-        </w:rPr>
-        <w:t>* </w:t>
-      </w:r>
-      <w:r>
-        <w:rPr>
-          <w:rFonts w:hint="eastAsia"/>
-        </w:rPr>
-        <w:t>團隊分工職務</w:t>
-      </w:r>
-      <w:r>
-        <w:rPr>
-          <w:rFonts w:hint="eastAsia"/>
-        </w:rPr>
-        <w:t>(</w:t>
-      </w:r>
-      <w:r>
-        <w:rPr>
-          <w:rFonts w:hint="eastAsia"/>
-        </w:rPr>
-        <w:t>可複選</w:t>
-      </w:r>
-      <w:r>
-        <w:rPr>
-          <w:rFonts w:hint="eastAsia"/>
-        </w:rPr>
-        <w:t>)</w:t>
-      </w:r>
-    </w:p>
-    <w:p>
-      <w:r>
-        <w:rPr>
-          <w:rFonts w:hint="eastAsia"/>
-        </w:rPr>
-        <w:t>組長</w:t>
-      </w:r>
-      <w:r>
-        <w:rPr>
-          <w:rFonts w:hint="eastAsia"/>
-        </w:rPr>
-        <w:t xml:space="preserve">  </w:t>
-      </w:r>
-      <w:r>
-        <w:rPr>
-          <w:rFonts w:hint="eastAsia"/>
-        </w:rPr>
-        <w:t>簡報者</w:t>
-      </w:r>
-      <w:r>
-        <w:rPr>
-          <w:rFonts w:hint="eastAsia"/>
-        </w:rPr>
-        <w:t xml:space="preserve">  </w:t>
-      </w:r>
-      <w:r>
-        <w:rPr>
-          <w:rFonts w:hint="eastAsia"/>
-        </w:rPr>
-        <w:t>創意貢獻者</w:t>
-      </w:r>
-      <w:r>
-        <w:rPr>
-          <w:rFonts w:hint="eastAsia"/>
-        </w:rPr>
-        <w:t xml:space="preserve">  </w:t>
-      </w:r>
-      <w:r>
-        <w:rPr>
-          <w:rFonts w:hint="eastAsia"/>
-        </w:rPr>
-        <w:t>程式開發</w:t>
-      </w:r>
-      <w:r>
-        <w:rPr>
-          <w:rFonts w:hint="eastAsia"/>
-        </w:rPr>
-        <w:t xml:space="preserve">  </w:t>
-      </w:r>
-      <w:r>
-        <w:rPr>
-          <w:rFonts w:hint="eastAsia"/>
-        </w:rPr>
-        <w:t>文件製作</w:t>
-      </w:r>
-      <w:r>
-        <w:rPr>
-          <w:rFonts w:hint="eastAsia"/>
-        </w:rPr>
-        <w:t xml:space="preserve">  </w:t>
-      </w:r>
-      <w:r>
-        <w:rPr>
-          <w:rFonts w:hint="eastAsia"/>
-        </w:rPr>
-        <w:t>美工</w:t>
-      </w:r>
-      <w:r>
-        <w:rPr>
-          <w:rFonts w:hint="eastAsia"/>
-        </w:rPr>
-        <w:t xml:space="preserve">  </w:t>
-      </w:r>
-      <w:r>
-        <w:rPr>
-          <w:rFonts w:hint="eastAsia"/>
-        </w:rPr>
-        <w:t>影片製作</w:t>
-      </w:r>
-      <w:r>
-        <w:rPr>
-          <w:rFonts w:hint="eastAsia"/>
-        </w:rPr>
-        <w:t xml:space="preserve">  </w:t>
-      </w:r>
-      <w:r>
-        <w:rPr>
-          <w:rFonts w:hint="eastAsia"/>
-        </w:rPr>
-        <w:t>其他</w:t>
+        <w:t>英文姓名</w:t>
       </w:r>
       <w:r>
         <w:rPr>
@@ -4720,244 +4997,13 @@
         <w:rPr>
           <w:rFonts w:hint="eastAsia"/>
         </w:rPr>
-        <w:t>* </w:t>
-      </w:r>
-      <w:r>
-        <w:rPr>
-          <w:rFonts w:hint="eastAsia"/>
-        </w:rPr>
-        <w:t>信箱</w:t>
-      </w:r>
-    </w:p>
-    <w:p>
-      <w:r>
-        <w:rPr>
-          <w:rFonts w:hint="eastAsia"/>
-        </w:rPr>
-        <w:t>* </w:t>
-      </w:r>
-      <w:r>
-        <w:rPr>
-          <w:rFonts w:hint="eastAsia"/>
-        </w:rPr>
-        <w:t>手機</w:t>
-      </w:r>
-    </w:p>
-    <w:p>
-      <w:r>
-        <w:t> </w:t>
-      </w:r>
-      <w:r>
-        <w:t>指導教授</w:t>
-      </w:r>
-    </w:p>
-    <w:p>
-      <w:r>
-        <w:rPr>
-          <w:rFonts w:hint="eastAsia"/>
-        </w:rPr>
-        <w:t>指導教授人數</w:t>
-      </w:r>
-      <w:r>
-        <w:rPr>
-          <w:rFonts w:hint="eastAsia"/>
-        </w:rPr>
-        <w:t> </w:t>
-      </w:r>
-    </w:p>
-    <w:p>
-      <w:r>
-        <w:rPr>
-          <w:rFonts w:hint="eastAsia"/>
-          <w:highlight w:val="yellow"/>
-        </w:rPr>
-        <w:t>1</w:t>
-      </w:r>
-      <w:r>
-        <w:rPr>
-          <w:rFonts w:hint="eastAsia"/>
-          <w:highlight w:val="yellow"/>
-        </w:rPr>
-        <w:t>人</w:t>
-      </w:r>
-      <w:r>
-        <w:rPr>
-          <w:rFonts w:hint="eastAsia"/>
-        </w:rPr>
-        <w:t xml:space="preserve">  </w:t>
-      </w:r>
-      <w:r>
-        <w:rPr>
-          <w:rFonts w:hint="eastAsia"/>
-        </w:rPr>
-        <w:t>2</w:t>
-      </w:r>
-      <w:r>
-        <w:rPr>
-          <w:rFonts w:hint="eastAsia"/>
-        </w:rPr>
-        <w:t>人</w:t>
-      </w:r>
-    </w:p>
-    <w:p>
-      <w:r>
-        <w:t>指導教授</w:t>
-      </w:r>
-      <w:r>
-        <w:t>1</w:t>
-      </w:r>
-    </w:p>
-    <w:p>
-      <w:r>
-        <w:rPr>
-          <w:rFonts w:hint="eastAsia"/>
-        </w:rPr>
-        <w:t>* </w:t>
-      </w:r>
-      <w:r>
-        <w:rPr>
-          <w:rFonts w:hint="eastAsia"/>
-        </w:rPr>
-        <w:t>學校區域</w:t>
-      </w:r>
-    </w:p>
-    <w:p>
-      <w:r>
-        <w:rPr>
-          <w:rFonts w:hint="eastAsia"/>
-        </w:rPr>
-        <w:lastRenderedPageBreak/>
-        <w:t>北區</w:t>
-      </w:r>
-    </w:p>
-    <w:p>
-      <w:r>
-        <w:rPr>
-          <w:rFonts w:hint="eastAsia"/>
-        </w:rPr>
-        <w:t>* </w:t>
-      </w:r>
-      <w:r>
-        <w:rPr>
-          <w:rFonts w:hint="eastAsia"/>
-        </w:rPr>
-        <w:t>學校名稱</w:t>
-      </w:r>
-    </w:p>
-    <w:p>
-      <w:r>
-        <w:rPr>
-          <w:rFonts w:hint="eastAsia"/>
-        </w:rPr>
-        <w:t>國立</w:t>
-      </w:r>
-      <w:proofErr w:type="gramStart"/>
-      <w:r>
-        <w:rPr>
-          <w:rFonts w:hint="eastAsia"/>
-        </w:rPr>
-        <w:t>臺</w:t>
-      </w:r>
-      <w:proofErr w:type="gramEnd"/>
-      <w:r>
-        <w:rPr>
-          <w:rFonts w:hint="eastAsia"/>
-        </w:rPr>
-        <w:t>北商業大學</w:t>
-      </w:r>
-    </w:p>
-    <w:p>
-      <w:r>
-        <w:rPr>
-          <w:rFonts w:hint="eastAsia"/>
-        </w:rPr>
-        <w:t>* </w:t>
-      </w:r>
-      <w:r>
-        <w:rPr>
-          <w:rFonts w:hint="eastAsia"/>
-        </w:rPr>
-        <w:t>系所名稱</w:t>
-      </w:r>
-      <w:r>
-        <w:rPr>
-          <w:rFonts w:hint="eastAsia"/>
-        </w:rPr>
-        <w:t xml:space="preserve"> </w:t>
-      </w:r>
-      <w:r>
-        <w:rPr>
-          <w:rFonts w:hint="eastAsia"/>
-        </w:rPr>
-        <w:t>資訊管理系</w:t>
-      </w:r>
-    </w:p>
-    <w:p>
-      <w:r>
-        <w:rPr>
-          <w:rFonts w:hint="eastAsia"/>
-        </w:rPr>
-        <w:t>* </w:t>
-      </w:r>
-      <w:r>
-        <w:rPr>
-          <w:rFonts w:hint="eastAsia"/>
-        </w:rPr>
-        <w:t>中文姓名</w:t>
-      </w:r>
-      <w:r>
-        <w:rPr>
-          <w:rFonts w:hint="eastAsia"/>
-        </w:rPr>
-        <w:t xml:space="preserve"> </w:t>
-      </w:r>
-      <w:r>
-        <w:rPr>
-          <w:rFonts w:hint="eastAsia"/>
-        </w:rPr>
-        <w:t>林育志</w:t>
-      </w:r>
-    </w:p>
-    <w:p>
-      <w:r>
-        <w:rPr>
-          <w:rFonts w:hint="eastAsia"/>
-        </w:rPr>
-        <w:t>* </w:t>
-      </w:r>
-      <w:r>
-        <w:rPr>
-          <w:rFonts w:hint="eastAsia"/>
-        </w:rPr>
-        <w:t>英文姓名</w:t>
-      </w:r>
-      <w:r>
-        <w:rPr>
-          <w:rFonts w:hint="eastAsia"/>
-        </w:rPr>
-        <w:t> </w:t>
-      </w:r>
-    </w:p>
-    <w:p>
-      <w:r>
-        <w:rPr>
-          <w:rFonts w:hint="eastAsia"/>
-        </w:rPr>
         <w:t>範例：</w:t>
       </w:r>
-      <w:proofErr w:type="gramStart"/>
-      <w:r>
-        <w:rPr>
-          <w:rFonts w:hint="eastAsia"/>
-        </w:rPr>
-        <w:t>WANG,XIAO</w:t>
-      </w:r>
-      <w:proofErr w:type="gramEnd"/>
-      <w:r>
-        <w:rPr>
-          <w:rFonts w:hint="eastAsia"/>
-        </w:rPr>
-        <w:t>-MING</w:t>
+      <w:r>
+        <w:rPr>
+          <w:rFonts w:hint="eastAsia"/>
+        </w:rPr>
+        <w:t>WANG,XIAO-MING</w:t>
       </w:r>
     </w:p>
     <w:p>
@@ -5127,6 +5173,335 @@
     </w:sectPr>
   </w:body>
 </w:document>
+</file>
+
+<file path=word/numbering.xml><?xml version="1.0" encoding="utf-8"?>
+<w:numbering xmlns:wpc="http://schemas.microsoft.com/office/word/2010/wordprocessingCanvas" xmlns:cx="http://schemas.microsoft.com/office/drawing/2014/chartex" xmlns:cx1="http://schemas.microsoft.com/office/drawing/2015/9/8/chartex" xmlns:cx2="http://schemas.microsoft.com/office/drawing/2015/10/21/chartex" xmlns:cx3="http://schemas.microsoft.com/office/drawing/2016/5/9/chartex" xmlns:cx4="http://schemas.microsoft.com/office/drawing/2016/5/10/chartex" xmlns:cx5="http://schemas.microsoft.com/office/drawing/2016/5/11/chartex" xmlns:cx6="http://schemas.microsoft.com/office/drawing/2016/5/12/chartex" xmlns:cx7="http://schemas.microsoft.com/office/drawing/2016/5/13/chartex" xmlns:cx8="http://schemas.microsoft.com/office/drawing/2016/5/14/chartex" xmlns:mc="http://schemas.openxmlformats.org/markup-compatibility/2006" xmlns:aink="http://schemas.microsoft.com/office/drawing/2016/ink" xmlns:am3d="http://schemas.microsoft.com/office/drawing/2017/model3d" xmlns:o="urn:schemas-microsoft-com:office:office" xmlns:oel="http://schemas.microsoft.com/office/2019/extlst" xmlns:r="http://schemas.openxmlformats.org/officeDocument/2006/relationships" xmlns:m="http://schemas.openxmlformats.org/officeDocument/2006/math" xmlns:v="urn:schemas-microsoft-com:vml" xmlns:wp14="http://schemas.microsoft.com/office/word/2010/wordprocessingDrawing" xmlns:wp="http://schemas.openxmlformats.org/drawingml/2006/wordprocessingDrawing" xmlns:w10="urn:schemas-microsoft-com:office:word" xmlns:w="http://schemas.openxmlformats.org/wordprocessingml/2006/main" xmlns:w14="http://schemas.microsoft.com/office/word/2010/wordml" xmlns:w15="http://schemas.microsoft.com/office/word/2012/wordml" xmlns:w16cex="http://schemas.microsoft.com/office/word/2018/wordml/cex" xmlns:w16cid="http://schemas.microsoft.com/office/word/2016/wordml/cid" xmlns:w16="http://schemas.microsoft.com/office/word/2018/wordml" xmlns:w16du="http://schemas.microsoft.com/office/word/2023/wordml/word16du" xmlns:w16sdtdh="http://schemas.microsoft.com/office/word/2020/wordml/sdtdatahash" xmlns:w16sdtfl="http://schemas.microsoft.com/office/word/2024/wordml/sdtformatlock" xmlns:w16se="http://schemas.microsoft.com/office/word/2015/wordml/symex" xmlns:wpg="http://schemas.microsoft.com/office/word/2010/wordprocessingGroup" xmlns:wpi="http://schemas.microsoft.com/office/word/2010/wordprocessingInk" xmlns:wne="http://schemas.microsoft.com/office/word/2006/wordml" xmlns:wps="http://schemas.microsoft.com/office/word/2010/wordprocessingShape" mc:Ignorable="w14 w15 w16se w16cid w16 w16cex w16sdtdh w16sdtfl w16du wp14">
+  <w:abstractNum w:abstractNumId="0" w15:restartNumberingAfterBreak="0">
+    <w:nsid w:val="3E894880"/>
+    <w:multiLevelType w:val="multilevel"/>
+    <w:tmpl w:val="3710AC2A"/>
+    <w:lvl w:ilvl="0">
+      <w:start w:val="1"/>
+      <w:numFmt w:val="decimal"/>
+      <w:lvlText w:val="%1."/>
+      <w:lvlJc w:val="left"/>
+      <w:pPr>
+        <w:tabs>
+          <w:tab w:val="num" w:pos="720"/>
+        </w:tabs>
+        <w:ind w:left="720" w:hanging="360"/>
+      </w:pPr>
+    </w:lvl>
+    <w:lvl w:ilvl="1" w:tentative="1">
+      <w:start w:val="1"/>
+      <w:numFmt w:val="decimal"/>
+      <w:lvlText w:val="%2."/>
+      <w:lvlJc w:val="left"/>
+      <w:pPr>
+        <w:tabs>
+          <w:tab w:val="num" w:pos="1440"/>
+        </w:tabs>
+        <w:ind w:left="1440" w:hanging="360"/>
+      </w:pPr>
+    </w:lvl>
+    <w:lvl w:ilvl="2" w:tentative="1">
+      <w:start w:val="1"/>
+      <w:numFmt w:val="decimal"/>
+      <w:lvlText w:val="%3."/>
+      <w:lvlJc w:val="left"/>
+      <w:pPr>
+        <w:tabs>
+          <w:tab w:val="num" w:pos="2160"/>
+        </w:tabs>
+        <w:ind w:left="2160" w:hanging="360"/>
+      </w:pPr>
+    </w:lvl>
+    <w:lvl w:ilvl="3" w:tentative="1">
+      <w:start w:val="1"/>
+      <w:numFmt w:val="decimal"/>
+      <w:lvlText w:val="%4."/>
+      <w:lvlJc w:val="left"/>
+      <w:pPr>
+        <w:tabs>
+          <w:tab w:val="num" w:pos="2880"/>
+        </w:tabs>
+        <w:ind w:left="2880" w:hanging="360"/>
+      </w:pPr>
+    </w:lvl>
+    <w:lvl w:ilvl="4" w:tentative="1">
+      <w:start w:val="1"/>
+      <w:numFmt w:val="decimal"/>
+      <w:lvlText w:val="%5."/>
+      <w:lvlJc w:val="left"/>
+      <w:pPr>
+        <w:tabs>
+          <w:tab w:val="num" w:pos="3600"/>
+        </w:tabs>
+        <w:ind w:left="3600" w:hanging="360"/>
+      </w:pPr>
+    </w:lvl>
+    <w:lvl w:ilvl="5" w:tentative="1">
+      <w:start w:val="1"/>
+      <w:numFmt w:val="decimal"/>
+      <w:lvlText w:val="%6."/>
+      <w:lvlJc w:val="left"/>
+      <w:pPr>
+        <w:tabs>
+          <w:tab w:val="num" w:pos="4320"/>
+        </w:tabs>
+        <w:ind w:left="4320" w:hanging="360"/>
+      </w:pPr>
+    </w:lvl>
+    <w:lvl w:ilvl="6" w:tentative="1">
+      <w:start w:val="1"/>
+      <w:numFmt w:val="decimal"/>
+      <w:lvlText w:val="%7."/>
+      <w:lvlJc w:val="left"/>
+      <w:pPr>
+        <w:tabs>
+          <w:tab w:val="num" w:pos="5040"/>
+        </w:tabs>
+        <w:ind w:left="5040" w:hanging="360"/>
+      </w:pPr>
+    </w:lvl>
+    <w:lvl w:ilvl="7" w:tentative="1">
+      <w:start w:val="1"/>
+      <w:numFmt w:val="decimal"/>
+      <w:lvlText w:val="%8."/>
+      <w:lvlJc w:val="left"/>
+      <w:pPr>
+        <w:tabs>
+          <w:tab w:val="num" w:pos="5760"/>
+        </w:tabs>
+        <w:ind w:left="5760" w:hanging="360"/>
+      </w:pPr>
+    </w:lvl>
+    <w:lvl w:ilvl="8" w:tentative="1">
+      <w:start w:val="1"/>
+      <w:numFmt w:val="decimal"/>
+      <w:lvlText w:val="%9."/>
+      <w:lvlJc w:val="left"/>
+      <w:pPr>
+        <w:tabs>
+          <w:tab w:val="num" w:pos="6480"/>
+        </w:tabs>
+        <w:ind w:left="6480" w:hanging="360"/>
+      </w:pPr>
+    </w:lvl>
+  </w:abstractNum>
+  <w:abstractNum w:abstractNumId="1" w15:restartNumberingAfterBreak="0">
+    <w:nsid w:val="53727BB6"/>
+    <w:multiLevelType w:val="multilevel"/>
+    <w:tmpl w:val="B39AA0CA"/>
+    <w:lvl w:ilvl="0">
+      <w:start w:val="1"/>
+      <w:numFmt w:val="decimal"/>
+      <w:lvlText w:val="%1."/>
+      <w:lvlJc w:val="left"/>
+      <w:pPr>
+        <w:tabs>
+          <w:tab w:val="num" w:pos="720"/>
+        </w:tabs>
+        <w:ind w:left="720" w:hanging="360"/>
+      </w:pPr>
+    </w:lvl>
+    <w:lvl w:ilvl="1" w:tentative="1">
+      <w:start w:val="1"/>
+      <w:numFmt w:val="decimal"/>
+      <w:lvlText w:val="%2."/>
+      <w:lvlJc w:val="left"/>
+      <w:pPr>
+        <w:tabs>
+          <w:tab w:val="num" w:pos="1440"/>
+        </w:tabs>
+        <w:ind w:left="1440" w:hanging="360"/>
+      </w:pPr>
+    </w:lvl>
+    <w:lvl w:ilvl="2" w:tentative="1">
+      <w:start w:val="1"/>
+      <w:numFmt w:val="decimal"/>
+      <w:lvlText w:val="%3."/>
+      <w:lvlJc w:val="left"/>
+      <w:pPr>
+        <w:tabs>
+          <w:tab w:val="num" w:pos="2160"/>
+        </w:tabs>
+        <w:ind w:left="2160" w:hanging="360"/>
+      </w:pPr>
+    </w:lvl>
+    <w:lvl w:ilvl="3" w:tentative="1">
+      <w:start w:val="1"/>
+      <w:numFmt w:val="decimal"/>
+      <w:lvlText w:val="%4."/>
+      <w:lvlJc w:val="left"/>
+      <w:pPr>
+        <w:tabs>
+          <w:tab w:val="num" w:pos="2880"/>
+        </w:tabs>
+        <w:ind w:left="2880" w:hanging="360"/>
+      </w:pPr>
+    </w:lvl>
+    <w:lvl w:ilvl="4" w:tentative="1">
+      <w:start w:val="1"/>
+      <w:numFmt w:val="decimal"/>
+      <w:lvlText w:val="%5."/>
+      <w:lvlJc w:val="left"/>
+      <w:pPr>
+        <w:tabs>
+          <w:tab w:val="num" w:pos="3600"/>
+        </w:tabs>
+        <w:ind w:left="3600" w:hanging="360"/>
+      </w:pPr>
+    </w:lvl>
+    <w:lvl w:ilvl="5" w:tentative="1">
+      <w:start w:val="1"/>
+      <w:numFmt w:val="decimal"/>
+      <w:lvlText w:val="%6."/>
+      <w:lvlJc w:val="left"/>
+      <w:pPr>
+        <w:tabs>
+          <w:tab w:val="num" w:pos="4320"/>
+        </w:tabs>
+        <w:ind w:left="4320" w:hanging="360"/>
+      </w:pPr>
+    </w:lvl>
+    <w:lvl w:ilvl="6" w:tentative="1">
+      <w:start w:val="1"/>
+      <w:numFmt w:val="decimal"/>
+      <w:lvlText w:val="%7."/>
+      <w:lvlJc w:val="left"/>
+      <w:pPr>
+        <w:tabs>
+          <w:tab w:val="num" w:pos="5040"/>
+        </w:tabs>
+        <w:ind w:left="5040" w:hanging="360"/>
+      </w:pPr>
+    </w:lvl>
+    <w:lvl w:ilvl="7" w:tentative="1">
+      <w:start w:val="1"/>
+      <w:numFmt w:val="decimal"/>
+      <w:lvlText w:val="%8."/>
+      <w:lvlJc w:val="left"/>
+      <w:pPr>
+        <w:tabs>
+          <w:tab w:val="num" w:pos="5760"/>
+        </w:tabs>
+        <w:ind w:left="5760" w:hanging="360"/>
+      </w:pPr>
+    </w:lvl>
+    <w:lvl w:ilvl="8" w:tentative="1">
+      <w:start w:val="1"/>
+      <w:numFmt w:val="decimal"/>
+      <w:lvlText w:val="%9."/>
+      <w:lvlJc w:val="left"/>
+      <w:pPr>
+        <w:tabs>
+          <w:tab w:val="num" w:pos="6480"/>
+        </w:tabs>
+        <w:ind w:left="6480" w:hanging="360"/>
+      </w:pPr>
+    </w:lvl>
+  </w:abstractNum>
+  <w:abstractNum w:abstractNumId="2" w15:restartNumberingAfterBreak="0">
+    <w:nsid w:val="778C00E7"/>
+    <w:multiLevelType w:val="hybridMultilevel"/>
+    <w:tmpl w:val="A7FCE63E"/>
+    <w:lvl w:ilvl="0" w:tplc="E7D8CF92">
+      <w:start w:val="1"/>
+      <w:numFmt w:val="decimal"/>
+      <w:lvlText w:val="%1."/>
+      <w:lvlJc w:val="left"/>
+      <w:pPr>
+        <w:ind w:left="360" w:hanging="360"/>
+      </w:pPr>
+      <w:rPr>
+        <w:rFonts w:hint="default"/>
+      </w:rPr>
+    </w:lvl>
+    <w:lvl w:ilvl="1" w:tplc="04090019" w:tentative="1">
+      <w:start w:val="1"/>
+      <w:numFmt w:val="ideographTraditional"/>
+      <w:lvlText w:val="%2、"/>
+      <w:lvlJc w:val="left"/>
+      <w:pPr>
+        <w:ind w:left="960" w:hanging="480"/>
+      </w:pPr>
+    </w:lvl>
+    <w:lvl w:ilvl="2" w:tplc="0409001B" w:tentative="1">
+      <w:start w:val="1"/>
+      <w:numFmt w:val="lowerRoman"/>
+      <w:lvlText w:val="%3."/>
+      <w:lvlJc w:val="right"/>
+      <w:pPr>
+        <w:ind w:left="1440" w:hanging="480"/>
+      </w:pPr>
+    </w:lvl>
+    <w:lvl w:ilvl="3" w:tplc="0409000F" w:tentative="1">
+      <w:start w:val="1"/>
+      <w:numFmt w:val="decimal"/>
+      <w:lvlText w:val="%4."/>
+      <w:lvlJc w:val="left"/>
+      <w:pPr>
+        <w:ind w:left="1920" w:hanging="480"/>
+      </w:pPr>
+    </w:lvl>
+    <w:lvl w:ilvl="4" w:tplc="04090019" w:tentative="1">
+      <w:start w:val="1"/>
+      <w:numFmt w:val="ideographTraditional"/>
+      <w:lvlText w:val="%5、"/>
+      <w:lvlJc w:val="left"/>
+      <w:pPr>
+        <w:ind w:left="2400" w:hanging="480"/>
+      </w:pPr>
+    </w:lvl>
+    <w:lvl w:ilvl="5" w:tplc="0409001B" w:tentative="1">
+      <w:start w:val="1"/>
+      <w:numFmt w:val="lowerRoman"/>
+      <w:lvlText w:val="%6."/>
+      <w:lvlJc w:val="right"/>
+      <w:pPr>
+        <w:ind w:left="2880" w:hanging="480"/>
+      </w:pPr>
+    </w:lvl>
+    <w:lvl w:ilvl="6" w:tplc="0409000F" w:tentative="1">
+      <w:start w:val="1"/>
+      <w:numFmt w:val="decimal"/>
+      <w:lvlText w:val="%7."/>
+      <w:lvlJc w:val="left"/>
+      <w:pPr>
+        <w:ind w:left="3360" w:hanging="480"/>
+      </w:pPr>
+    </w:lvl>
+    <w:lvl w:ilvl="7" w:tplc="04090019" w:tentative="1">
+      <w:start w:val="1"/>
+      <w:numFmt w:val="ideographTraditional"/>
+      <w:lvlText w:val="%8、"/>
+      <w:lvlJc w:val="left"/>
+      <w:pPr>
+        <w:ind w:left="3840" w:hanging="480"/>
+      </w:pPr>
+    </w:lvl>
+    <w:lvl w:ilvl="8" w:tplc="0409001B" w:tentative="1">
+      <w:start w:val="1"/>
+      <w:numFmt w:val="lowerRoman"/>
+      <w:lvlText w:val="%9."/>
+      <w:lvlJc w:val="right"/>
+      <w:pPr>
+        <w:ind w:left="4320" w:hanging="480"/>
+      </w:pPr>
+    </w:lvl>
+  </w:abstractNum>
+  <w:num w:numId="1" w16cid:durableId="855073483">
+    <w:abstractNumId w:val="0"/>
+  </w:num>
+  <w:num w:numId="2" w16cid:durableId="1743331014">
+    <w:abstractNumId w:val="1"/>
+  </w:num>
+  <w:num w:numId="3" w16cid:durableId="870383858">
+    <w:abstractNumId w:val="2"/>
+  </w:num>
+</w:numbering>
 </file>
 
 <file path=word/styles.xml><?xml version="1.0" encoding="utf-8"?>

--- a/文件/競賽的相關東西/innoserve.docx
+++ b/文件/競賽的相關東西/innoserve.docx
@@ -199,6 +199,7 @@
         </w:rPr>
         <w:t xml:space="preserve">  </w:t>
       </w:r>
+      <w:proofErr w:type="gramStart"/>
       <w:r>
         <w:rPr>
           <w:rFonts w:hint="eastAsia"/>
@@ -206,6 +207,7 @@
         </w:rPr>
         <w:t>資安</w:t>
       </w:r>
+      <w:proofErr w:type="gramEnd"/>
       <w:r>
         <w:rPr>
           <w:rFonts w:hint="eastAsia"/>
@@ -332,12 +334,14 @@
         </w:rPr>
         <w:t xml:space="preserve">  </w:t>
       </w:r>
+      <w:proofErr w:type="gramStart"/>
       <w:r>
         <w:rPr>
           <w:rFonts w:hint="eastAsia"/>
         </w:rPr>
         <w:t>區塊鏈</w:t>
       </w:r>
+      <w:proofErr w:type="gramEnd"/>
       <w:r>
         <w:rPr>
           <w:rFonts w:hint="eastAsia"/>
@@ -371,6 +375,7 @@
       <w:r>
         <w:rPr>
           <w:rFonts w:hint="eastAsia"/>
+          <w:highlight w:val="yellow"/>
         </w:rPr>
         <w:t>資料分析</w:t>
       </w:r>
@@ -383,7 +388,6 @@
       <w:r>
         <w:rPr>
           <w:rFonts w:hint="eastAsia"/>
-          <w:highlight w:val="yellow"/>
         </w:rPr>
         <w:t>智慧移動</w:t>
       </w:r>
@@ -603,6 +607,7 @@
           <w:right w:val="single" w:sz="4" w:space="1" w:color="auto"/>
         </w:pBdr>
       </w:pPr>
+      <w:proofErr w:type="gramStart"/>
       <w:r>
         <w:rPr>
           <w:b/>
@@ -610,6 +615,7 @@
         </w:rPr>
         <w:t>物聯網</w:t>
       </w:r>
+      <w:proofErr w:type="gramEnd"/>
     </w:p>
     <w:p>
       <w:pPr>
@@ -620,12 +626,14 @@
           <w:right w:val="single" w:sz="4" w:space="1" w:color="auto"/>
         </w:pBdr>
       </w:pPr>
+      <w:proofErr w:type="gramStart"/>
       <w:r>
         <w:rPr>
           <w:rFonts w:hint="eastAsia"/>
         </w:rPr>
         <w:t>物聯網</w:t>
       </w:r>
+      <w:proofErr w:type="gramEnd"/>
     </w:p>
     <w:p>
       <w:pPr>
@@ -1158,8 +1166,17 @@
           <w:b/>
           <w:bCs/>
         </w:rPr>
-        <w:t>資料庫與資料探勘</w:t>
-      </w:r>
+        <w:t>資料庫與資料探</w:t>
+      </w:r>
+      <w:proofErr w:type="gramStart"/>
+      <w:r>
+        <w:rPr>
+          <w:b/>
+          <w:bCs/>
+        </w:rPr>
+        <w:t>勘</w:t>
+      </w:r>
+      <w:proofErr w:type="gramEnd"/>
     </w:p>
     <w:p>
       <w:pPr>
@@ -1186,20 +1203,36 @@
         <w:rPr>
           <w:rFonts w:hint="eastAsia"/>
         </w:rPr>
-        <w:t>資料探勘</w:t>
-      </w:r>
-      <w:r>
-        <w:rPr>
-          <w:rFonts w:hint="eastAsia"/>
-        </w:rPr>
-        <w:t xml:space="preserve">  </w:t>
-      </w:r>
-      <w:r>
-        <w:rPr>
-          <w:rFonts w:hint="eastAsia"/>
-        </w:rPr>
-        <w:t>文本探勘</w:t>
-      </w:r>
+        <w:t>資料探</w:t>
+      </w:r>
+      <w:proofErr w:type="gramStart"/>
+      <w:r>
+        <w:rPr>
+          <w:rFonts w:hint="eastAsia"/>
+        </w:rPr>
+        <w:t>勘</w:t>
+      </w:r>
+      <w:proofErr w:type="gramEnd"/>
+      <w:r>
+        <w:rPr>
+          <w:rFonts w:hint="eastAsia"/>
+        </w:rPr>
+        <w:t xml:space="preserve">  </w:t>
+      </w:r>
+      <w:r>
+        <w:rPr>
+          <w:rFonts w:hint="eastAsia"/>
+        </w:rPr>
+        <w:t>文本探</w:t>
+      </w:r>
+      <w:proofErr w:type="gramStart"/>
+      <w:r>
+        <w:rPr>
+          <w:rFonts w:hint="eastAsia"/>
+        </w:rPr>
+        <w:t>勘</w:t>
+      </w:r>
+      <w:proofErr w:type="gramEnd"/>
       <w:r>
         <w:rPr>
           <w:rFonts w:hint="eastAsia"/>
@@ -1222,7 +1255,21 @@
         <w:rPr>
           <w:rFonts w:hint="eastAsia"/>
         </w:rPr>
-        <w:t>資料庫與資料探勘之應用研究</w:t>
+        <w:t>資料庫與資料探</w:t>
+      </w:r>
+      <w:proofErr w:type="gramStart"/>
+      <w:r>
+        <w:rPr>
+          <w:rFonts w:hint="eastAsia"/>
+        </w:rPr>
+        <w:t>勘</w:t>
+      </w:r>
+      <w:proofErr w:type="gramEnd"/>
+      <w:r>
+        <w:rPr>
+          <w:rFonts w:hint="eastAsia"/>
+        </w:rPr>
+        <w:t>之應用研究</w:t>
       </w:r>
     </w:p>
     <w:p>
@@ -1266,7 +1313,6 @@
       <w:r>
         <w:rPr>
           <w:rFonts w:hint="eastAsia"/>
-          <w:highlight w:val="yellow"/>
         </w:rPr>
         <w:t>網站架構與通訊系統</w:t>
       </w:r>
@@ -1653,7 +1699,21 @@
         <w:rPr>
           <w:rFonts w:hint="eastAsia"/>
         </w:rPr>
-        <w:t>視訊鑑識</w:t>
+        <w:t>視訊</w:t>
+      </w:r>
+      <w:proofErr w:type="gramStart"/>
+      <w:r>
+        <w:rPr>
+          <w:rFonts w:hint="eastAsia"/>
+        </w:rPr>
+        <w:t>鑑</w:t>
+      </w:r>
+      <w:proofErr w:type="gramEnd"/>
+      <w:r>
+        <w:rPr>
+          <w:rFonts w:hint="eastAsia"/>
+        </w:rPr>
+        <w:t>識</w:t>
       </w:r>
       <w:r>
         <w:rPr>
@@ -1857,7 +1917,21 @@
         <w:rPr>
           <w:rFonts w:hint="eastAsia"/>
         </w:rPr>
-        <w:t>資訊檢索與擷取見解探勘與情感分析語言與語音處理之應用研究</w:t>
+        <w:t>資訊檢索與擷取見解探</w:t>
+      </w:r>
+      <w:proofErr w:type="gramStart"/>
+      <w:r>
+        <w:rPr>
+          <w:rFonts w:hint="eastAsia"/>
+        </w:rPr>
+        <w:t>勘</w:t>
+      </w:r>
+      <w:proofErr w:type="gramEnd"/>
+      <w:r>
+        <w:rPr>
+          <w:rFonts w:hint="eastAsia"/>
+        </w:rPr>
+        <w:t>與情感分析語言與語音處理之應用研究</w:t>
       </w:r>
     </w:p>
     <w:p>
@@ -1914,7 +1988,21 @@
         <w:rPr>
           <w:rFonts w:hint="eastAsia"/>
         </w:rPr>
-        <w:t>見解探勘與情感分析</w:t>
+        <w:t>見解探</w:t>
+      </w:r>
+      <w:proofErr w:type="gramStart"/>
+      <w:r>
+        <w:rPr>
+          <w:rFonts w:hint="eastAsia"/>
+        </w:rPr>
+        <w:t>勘</w:t>
+      </w:r>
+      <w:proofErr w:type="gramEnd"/>
+      <w:r>
+        <w:rPr>
+          <w:rFonts w:hint="eastAsia"/>
+        </w:rPr>
+        <w:t>與情感分析</w:t>
       </w:r>
       <w:r>
         <w:rPr>
@@ -1938,6 +2026,7 @@
           <w:right w:val="single" w:sz="4" w:space="1" w:color="auto"/>
         </w:pBdr>
       </w:pPr>
+      <w:proofErr w:type="gramStart"/>
       <w:r>
         <w:rPr>
           <w:b/>
@@ -1945,6 +2034,7 @@
         </w:rPr>
         <w:t>人工智慧仿生計算</w:t>
       </w:r>
+      <w:proofErr w:type="gramEnd"/>
     </w:p>
     <w:p>
       <w:pPr>
@@ -1958,8 +2048,25 @@
       <w:r>
         <w:rPr>
           <w:rFonts w:hint="eastAsia"/>
-        </w:rPr>
-        <w:t>資料探勘與機器學習</w:t>
+          <w:highlight w:val="yellow"/>
+        </w:rPr>
+        <w:t>資料探</w:t>
+      </w:r>
+      <w:proofErr w:type="gramStart"/>
+      <w:r>
+        <w:rPr>
+          <w:rFonts w:hint="eastAsia"/>
+          <w:highlight w:val="yellow"/>
+        </w:rPr>
+        <w:t>勘</w:t>
+      </w:r>
+      <w:proofErr w:type="gramEnd"/>
+      <w:r>
+        <w:rPr>
+          <w:rFonts w:hint="eastAsia"/>
+          <w:highlight w:val="yellow"/>
+        </w:rPr>
+        <w:t>與機器學習</w:t>
       </w:r>
       <w:r>
         <w:rPr>
@@ -2156,11 +2263,19 @@
         </w:rPr>
         <w:t xml:space="preserve">  </w:t>
       </w:r>
-      <w:r>
-        <w:rPr>
-          <w:rFonts w:hint="eastAsia"/>
-        </w:rPr>
-        <w:t>可視化與人機互動技術</w:t>
+      <w:proofErr w:type="gramStart"/>
+      <w:r>
+        <w:rPr>
+          <w:rFonts w:hint="eastAsia"/>
+        </w:rPr>
+        <w:t>可視化與</w:t>
+      </w:r>
+      <w:proofErr w:type="gramEnd"/>
+      <w:r>
+        <w:rPr>
+          <w:rFonts w:hint="eastAsia"/>
+        </w:rPr>
+        <w:t>人機互動技術</w:t>
       </w:r>
     </w:p>
     <w:p>
@@ -2305,15 +2420,9 @@
       <w:r>
         <w:rPr>
           <w:rFonts w:hint="eastAsia"/>
-        </w:rPr>
-        <w:t>W</w:t>
-      </w:r>
-      <w:r>
-        <w:rPr>
-          <w:rFonts w:hint="eastAsia"/>
           <w:highlight w:val="yellow"/>
         </w:rPr>
-        <w:t>eb</w:t>
+        <w:t>Web</w:t>
       </w:r>
       <w:r>
         <w:rPr>
@@ -2397,19 +2506,47 @@
         <w:rPr>
           <w:rFonts w:hint="eastAsia"/>
         </w:rPr>
-        <w:t>對稱金鑰密碼學</w:t>
-      </w:r>
-      <w:r>
-        <w:rPr>
-          <w:rFonts w:hint="eastAsia"/>
-        </w:rPr>
-        <w:t xml:space="preserve">  </w:t>
-      </w:r>
-      <w:r>
-        <w:rPr>
-          <w:rFonts w:hint="eastAsia"/>
-        </w:rPr>
-        <w:t>公開金鑰密碼學</w:t>
+        <w:t>對稱金</w:t>
+      </w:r>
+      <w:proofErr w:type="gramStart"/>
+      <w:r>
+        <w:rPr>
+          <w:rFonts w:hint="eastAsia"/>
+        </w:rPr>
+        <w:t>鑰</w:t>
+      </w:r>
+      <w:proofErr w:type="gramEnd"/>
+      <w:r>
+        <w:rPr>
+          <w:rFonts w:hint="eastAsia"/>
+        </w:rPr>
+        <w:t>密碼學</w:t>
+      </w:r>
+      <w:r>
+        <w:rPr>
+          <w:rFonts w:hint="eastAsia"/>
+        </w:rPr>
+        <w:t xml:space="preserve">  </w:t>
+      </w:r>
+      <w:r>
+        <w:rPr>
+          <w:rFonts w:hint="eastAsia"/>
+        </w:rPr>
+        <w:t>公開金</w:t>
+      </w:r>
+      <w:proofErr w:type="gramStart"/>
+      <w:r>
+        <w:rPr>
+          <w:rFonts w:hint="eastAsia"/>
+        </w:rPr>
+        <w:t>鑰</w:t>
+      </w:r>
+      <w:proofErr w:type="gramEnd"/>
+      <w:r>
+        <w:rPr>
+          <w:rFonts w:hint="eastAsia"/>
+        </w:rPr>
+        <w:t>密碼學</w:t>
       </w:r>
       <w:r>
         <w:rPr>
@@ -2492,44 +2629,44 @@
       <w:r>
         <w:rPr>
           <w:rFonts w:hint="eastAsia"/>
+        </w:rPr>
+        <w:t>系統安全</w:t>
+      </w:r>
+      <w:r>
+        <w:rPr>
+          <w:rFonts w:hint="eastAsia"/>
+        </w:rPr>
+        <w:t xml:space="preserve">  </w:t>
+      </w:r>
+      <w:r>
+        <w:rPr>
+          <w:rFonts w:hint="eastAsia"/>
+        </w:rPr>
+        <w:t>網路安全</w:t>
+      </w:r>
+      <w:r>
+        <w:rPr>
+          <w:rFonts w:hint="eastAsia"/>
+        </w:rPr>
+        <w:t xml:space="preserve">  </w:t>
+      </w:r>
+      <w:r>
+        <w:rPr>
+          <w:rFonts w:hint="eastAsia"/>
+        </w:rPr>
+        <w:t>數位版權保護及管理</w:t>
+      </w:r>
+      <w:r>
+        <w:rPr>
+          <w:rFonts w:hint="eastAsia"/>
+        </w:rPr>
+        <w:t xml:space="preserve">  </w:t>
+      </w:r>
+      <w:r>
+        <w:rPr>
+          <w:rFonts w:hint="eastAsia"/>
           <w:highlight w:val="yellow"/>
         </w:rPr>
-        <w:t>系統安全</w:t>
-      </w:r>
-      <w:r>
-        <w:rPr>
-          <w:rFonts w:hint="eastAsia"/>
-        </w:rPr>
-        <w:t xml:space="preserve">  </w:t>
-      </w:r>
-      <w:r>
-        <w:rPr>
-          <w:rFonts w:hint="eastAsia"/>
-        </w:rPr>
-        <w:t>網路安全</w:t>
-      </w:r>
-      <w:r>
-        <w:rPr>
-          <w:rFonts w:hint="eastAsia"/>
-        </w:rPr>
-        <w:t xml:space="preserve">  </w:t>
-      </w:r>
-      <w:r>
-        <w:rPr>
-          <w:rFonts w:hint="eastAsia"/>
-        </w:rPr>
-        <w:t>數位版權保護及管理</w:t>
-      </w:r>
-      <w:r>
-        <w:rPr>
-          <w:rFonts w:hint="eastAsia"/>
-        </w:rPr>
-        <w:t xml:space="preserve">  </w:t>
-      </w:r>
-      <w:r>
-        <w:rPr>
-          <w:rFonts w:hint="eastAsia"/>
-        </w:rPr>
         <w:t>資訊安全管理</w:t>
       </w:r>
       <w:r>
@@ -2542,7 +2679,21 @@
         <w:rPr>
           <w:rFonts w:hint="eastAsia"/>
         </w:rPr>
-        <w:t>數位犯罪鑑識</w:t>
+        <w:t>數位犯罪</w:t>
+      </w:r>
+      <w:proofErr w:type="gramStart"/>
+      <w:r>
+        <w:rPr>
+          <w:rFonts w:hint="eastAsia"/>
+        </w:rPr>
+        <w:t>鑑</w:t>
+      </w:r>
+      <w:proofErr w:type="gramEnd"/>
+      <w:r>
+        <w:rPr>
+          <w:rFonts w:hint="eastAsia"/>
+        </w:rPr>
+        <w:t>識</w:t>
       </w:r>
     </w:p>
     <w:p>
@@ -2587,20 +2738,50 @@
         <w:rPr>
           <w:rFonts w:hint="eastAsia"/>
         </w:rPr>
-        <w:t>生物醫學資料庫及資料分析探勘</w:t>
-      </w:r>
-      <w:r>
-        <w:rPr>
-          <w:rFonts w:hint="eastAsia"/>
-        </w:rPr>
-        <w:t xml:space="preserve">  </w:t>
-      </w:r>
-      <w:r>
-        <w:rPr>
-          <w:rFonts w:hint="eastAsia"/>
-        </w:rPr>
-        <w:t>生醫文獻探勘</w:t>
-      </w:r>
+        <w:t>生物醫學資料庫及資料分析探</w:t>
+      </w:r>
+      <w:proofErr w:type="gramStart"/>
+      <w:r>
+        <w:rPr>
+          <w:rFonts w:hint="eastAsia"/>
+        </w:rPr>
+        <w:t>勘</w:t>
+      </w:r>
+      <w:proofErr w:type="gramEnd"/>
+      <w:r>
+        <w:rPr>
+          <w:rFonts w:hint="eastAsia"/>
+        </w:rPr>
+        <w:t xml:space="preserve">  </w:t>
+      </w:r>
+      <w:r>
+        <w:rPr>
+          <w:rFonts w:hint="eastAsia"/>
+        </w:rPr>
+        <w:t>生</w:t>
+      </w:r>
+      <w:proofErr w:type="gramStart"/>
+      <w:r>
+        <w:rPr>
+          <w:rFonts w:hint="eastAsia"/>
+        </w:rPr>
+        <w:t>醫</w:t>
+      </w:r>
+      <w:proofErr w:type="gramEnd"/>
+      <w:r>
+        <w:rPr>
+          <w:rFonts w:hint="eastAsia"/>
+        </w:rPr>
+        <w:t>文獻探</w:t>
+      </w:r>
+      <w:proofErr w:type="gramStart"/>
+      <w:r>
+        <w:rPr>
+          <w:rFonts w:hint="eastAsia"/>
+        </w:rPr>
+        <w:t>勘</w:t>
+      </w:r>
+      <w:proofErr w:type="gramEnd"/>
       <w:r>
         <w:rPr>
           <w:rFonts w:hint="eastAsia"/>
@@ -2911,12 +3092,21 @@
           <w:right w:val="single" w:sz="4" w:space="4" w:color="auto"/>
         </w:pBdr>
       </w:pPr>
+      <w:proofErr w:type="gramStart"/>
       <w:r>
         <w:rPr>
           <w:b/>
           <w:bCs/>
         </w:rPr>
-        <w:t>一鍵求助與合作店家</w:t>
+        <w:t>一</w:t>
+      </w:r>
+      <w:proofErr w:type="gramEnd"/>
+      <w:r>
+        <w:rPr>
+          <w:b/>
+          <w:bCs/>
+        </w:rPr>
+        <w:t>鍵求助與合作店家</w:t>
       </w:r>
       <w:r>
         <w:t>：緊急時可快速聯繫親友或警方，並找到附近「安全合作店家」作為可依靠的安全據點。</w:t>
@@ -2969,7 +3159,23 @@
         <w:t xml:space="preserve"> AI </w:t>
       </w:r>
       <w:r>
-        <w:t>自動人臉馬賽克，確保回報資訊可信且不洩漏個資。這樣的設計彌補了傳統報案系統的不足，讓每個人都能成為資訊的提供者與守護者。</w:t>
+        <w:t>自動人臉馬賽克，確保回報資訊可信且</w:t>
+      </w:r>
+      <w:proofErr w:type="gramStart"/>
+      <w:r>
+        <w:t>不</w:t>
+      </w:r>
+      <w:proofErr w:type="gramEnd"/>
+      <w:r>
+        <w:t>洩漏</w:t>
+      </w:r>
+      <w:proofErr w:type="gramStart"/>
+      <w:r>
+        <w:t>個</w:t>
+      </w:r>
+      <w:proofErr w:type="gramEnd"/>
+      <w:r>
+        <w:t>資。這樣的設計彌補了傳統報案系統的不足，讓每個人都能成為資訊的提供者與守護者。</w:t>
       </w:r>
     </w:p>
     <w:p>
@@ -3002,7 +3208,15 @@
         <w:t xml:space="preserve"> AI </w:t>
       </w:r>
       <w:r>
-        <w:t>預測模型，進一步提升精準度。</w:t>
+        <w:t>預測模型，進一步提升精</w:t>
+      </w:r>
+      <w:proofErr w:type="gramStart"/>
+      <w:r>
+        <w:t>準</w:t>
+      </w:r>
+      <w:proofErr w:type="gramEnd"/>
+      <w:r>
+        <w:t>度。</w:t>
       </w:r>
     </w:p>
     <w:p>
@@ -3166,12 +3380,14 @@
       </w:r>
     </w:p>
     <w:p>
+      <w:proofErr w:type="gramStart"/>
       <w:r>
         <w:rPr>
           <w:rFonts w:hint="eastAsia"/>
         </w:rPr>
         <w:t>高中職大</w:t>
       </w:r>
+      <w:proofErr w:type="gramEnd"/>
       <w:r>
         <w:rPr>
           <w:rFonts w:hint="eastAsia"/>
@@ -3192,18 +3408,43 @@
         </w:rPr>
         <w:t>(</w:t>
       </w:r>
+      <w:proofErr w:type="gramStart"/>
       <w:r>
         <w:rPr>
           <w:rFonts w:hint="eastAsia"/>
           <w:highlight w:val="yellow"/>
         </w:rPr>
-        <w:t>含碩博士、跨校跨系組隊</w:t>
-      </w:r>
+        <w:t>含碩博士</w:t>
+      </w:r>
+      <w:proofErr w:type="gramEnd"/>
       <w:r>
         <w:rPr>
           <w:rFonts w:hint="eastAsia"/>
           <w:highlight w:val="yellow"/>
         </w:rPr>
+        <w:t>、</w:t>
+      </w:r>
+      <w:proofErr w:type="gramStart"/>
+      <w:r>
+        <w:rPr>
+          <w:rFonts w:hint="eastAsia"/>
+          <w:highlight w:val="yellow"/>
+        </w:rPr>
+        <w:t>跨校跨系</w:t>
+      </w:r>
+      <w:proofErr w:type="gramEnd"/>
+      <w:r>
+        <w:rPr>
+          <w:rFonts w:hint="eastAsia"/>
+          <w:highlight w:val="yellow"/>
+        </w:rPr>
+        <w:t>組隊</w:t>
+      </w:r>
+      <w:r>
+        <w:rPr>
+          <w:rFonts w:hint="eastAsia"/>
+          <w:highlight w:val="yellow"/>
+        </w:rPr>
         <w:t>)</w:t>
       </w:r>
       <w:r>
@@ -3228,7 +3469,21 @@
         <w:rPr>
           <w:rFonts w:hint="eastAsia"/>
         </w:rPr>
-        <w:t>高中職與大專含碩博士班混合組隊</w:t>
+        <w:t>高中職與</w:t>
+      </w:r>
+      <w:proofErr w:type="gramStart"/>
+      <w:r>
+        <w:rPr>
+          <w:rFonts w:hint="eastAsia"/>
+        </w:rPr>
+        <w:t>大專含碩博士</w:t>
+      </w:r>
+      <w:proofErr w:type="gramEnd"/>
+      <w:r>
+        <w:rPr>
+          <w:rFonts w:hint="eastAsia"/>
+        </w:rPr>
+        <w:t>班混合組隊</w:t>
       </w:r>
       <w:r>
         <w:rPr>
@@ -3351,13 +3606,7 @@
         <w:t>人</w:t>
       </w:r>
     </w:p>
-    <w:p>
-      <w:pPr>
-        <w:rPr>
-          <w:rFonts w:hint="eastAsia"/>
-        </w:rPr>
-      </w:pPr>
-    </w:p>
+    <w:p/>
     <w:p>
       <w:r>
         <w:t>組員</w:t>
@@ -3391,7 +3640,21 @@
         <w:rPr>
           <w:rFonts w:hint="eastAsia"/>
         </w:rPr>
-        <w:t>五專專五</w:t>
+        <w:t>五專</w:t>
+      </w:r>
+      <w:proofErr w:type="gramStart"/>
+      <w:r>
+        <w:rPr>
+          <w:rFonts w:hint="eastAsia"/>
+        </w:rPr>
+        <w:t>專</w:t>
+      </w:r>
+      <w:proofErr w:type="gramEnd"/>
+      <w:r>
+        <w:rPr>
+          <w:rFonts w:hint="eastAsia"/>
+        </w:rPr>
+        <w:t>五</w:t>
       </w:r>
     </w:p>
     <w:p>
@@ -3435,7 +3698,21 @@
         <w:rPr>
           <w:rFonts w:hint="eastAsia"/>
         </w:rPr>
-        <w:t>國立臺北商業大學</w:t>
+        <w:t>國立</w:t>
+      </w:r>
+      <w:proofErr w:type="gramStart"/>
+      <w:r>
+        <w:rPr>
+          <w:rFonts w:hint="eastAsia"/>
+        </w:rPr>
+        <w:t>臺</w:t>
+      </w:r>
+      <w:proofErr w:type="gramEnd"/>
+      <w:r>
+        <w:rPr>
+          <w:rFonts w:hint="eastAsia"/>
+        </w:rPr>
+        <w:t>北商業大學</w:t>
       </w:r>
     </w:p>
     <w:p>
@@ -3480,11 +3757,6 @@
       </w:r>
     </w:p>
     <w:p>
-      <w:pPr>
-        <w:rPr>
-          <w:rFonts w:hint="eastAsia"/>
-        </w:rPr>
-      </w:pPr>
       <w:r>
         <w:rPr>
           <w:rFonts w:hint="eastAsia"/>
@@ -3495,8 +3767,22 @@
         <w:rPr>
           <w:rFonts w:hint="eastAsia"/>
         </w:rPr>
-        <w:t xml:space="preserve"> LEE,PIN-ZHEN</w:t>
-      </w:r>
+        <w:t xml:space="preserve"> </w:t>
+      </w:r>
+      <w:r>
+        <w:rPr>
+          <w:rFonts w:hint="eastAsia"/>
+        </w:rPr>
+        <w:t>李品</w:t>
+      </w:r>
+      <w:proofErr w:type="gramStart"/>
+      <w:r>
+        <w:rPr>
+          <w:rFonts w:hint="eastAsia"/>
+        </w:rPr>
+        <w:t>臻</w:t>
+      </w:r>
+      <w:proofErr w:type="gramEnd"/>
     </w:p>
     <w:p>
       <w:r>
@@ -3511,6 +3797,12 @@
         </w:rPr>
         <w:t xml:space="preserve"> </w:t>
       </w:r>
+      <w:r>
+        <w:rPr>
+          <w:rFonts w:hint="eastAsia"/>
+        </w:rPr>
+        <w:t>LEE,PIN-ZHEN</w:t>
+      </w:r>
     </w:p>
     <w:p>
       <w:r>
@@ -3519,11 +3811,19 @@
         </w:rPr>
         <w:t>英文姓名範例：</w:t>
       </w:r>
-      <w:r>
-        <w:rPr>
-          <w:rFonts w:hint="eastAsia"/>
-        </w:rPr>
-        <w:t>WANG,XIAO-MING</w:t>
+      <w:proofErr w:type="gramStart"/>
+      <w:r>
+        <w:rPr>
+          <w:rFonts w:hint="eastAsia"/>
+        </w:rPr>
+        <w:t>WANG,XIAO</w:t>
+      </w:r>
+      <w:proofErr w:type="gramEnd"/>
+      <w:r>
+        <w:rPr>
+          <w:rFonts w:hint="eastAsia"/>
+        </w:rPr>
+        <w:t>-MING</w:t>
       </w:r>
     </w:p>
     <w:p>
@@ -3598,6 +3898,7 @@
       <w:r>
         <w:rPr>
           <w:rFonts w:hint="eastAsia"/>
+          <w:highlight w:val="yellow"/>
         </w:rPr>
         <w:t>程式開發</w:t>
       </w:r>
@@ -3610,6 +3911,7 @@
       <w:r>
         <w:rPr>
           <w:rFonts w:hint="eastAsia"/>
+          <w:highlight w:val="yellow"/>
         </w:rPr>
         <w:t>文件製作</w:t>
       </w:r>
@@ -3622,6 +3924,7 @@
       <w:r>
         <w:rPr>
           <w:rFonts w:hint="eastAsia"/>
+          <w:highlight w:val="yellow"/>
         </w:rPr>
         <w:t>美工</w:t>
       </w:r>
@@ -3657,11 +3960,6 @@
       </w:r>
     </w:p>
     <w:p>
-      <w:pPr>
-        <w:rPr>
-          <w:rFonts w:hint="eastAsia"/>
-        </w:rPr>
-      </w:pPr>
       <w:r>
         <w:rPr>
           <w:rFonts w:hint="eastAsia"/>
@@ -3682,11 +3980,6 @@
       </w:r>
     </w:p>
     <w:p>
-      <w:pPr>
-        <w:rPr>
-          <w:rFonts w:hint="eastAsia"/>
-        </w:rPr>
-      </w:pPr>
       <w:r>
         <w:rPr>
           <w:rFonts w:hint="eastAsia"/>
@@ -3719,6 +4012,12 @@
         </w:rPr>
         <w:t>得獎冠軍帽寄送地址</w:t>
       </w:r>
+      <w:r>
+        <w:rPr>
+          <w:rFonts w:hint="eastAsia"/>
+        </w:rPr>
+        <w:t xml:space="preserve"> </w:t>
+      </w:r>
     </w:p>
     <w:p/>
     <w:p>
@@ -3748,7 +4047,21 @@
         <w:rPr>
           <w:rFonts w:hint="eastAsia"/>
         </w:rPr>
-        <w:t>五專專五</w:t>
+        <w:t>五專</w:t>
+      </w:r>
+      <w:proofErr w:type="gramStart"/>
+      <w:r>
+        <w:rPr>
+          <w:rFonts w:hint="eastAsia"/>
+        </w:rPr>
+        <w:t>專</w:t>
+      </w:r>
+      <w:proofErr w:type="gramEnd"/>
+      <w:r>
+        <w:rPr>
+          <w:rFonts w:hint="eastAsia"/>
+        </w:rPr>
+        <w:t>五</w:t>
       </w:r>
     </w:p>
     <w:p>
@@ -3792,7 +4105,21 @@
         <w:rPr>
           <w:rFonts w:hint="eastAsia"/>
         </w:rPr>
-        <w:t>國立臺北商業大學</w:t>
+        <w:t>國立</w:t>
+      </w:r>
+      <w:proofErr w:type="gramStart"/>
+      <w:r>
+        <w:rPr>
+          <w:rFonts w:hint="eastAsia"/>
+        </w:rPr>
+        <w:t>臺</w:t>
+      </w:r>
+      <w:proofErr w:type="gramEnd"/>
+      <w:r>
+        <w:rPr>
+          <w:rFonts w:hint="eastAsia"/>
+        </w:rPr>
+        <w:t>北商業大學</w:t>
       </w:r>
     </w:p>
     <w:p>
@@ -3836,11 +4163,6 @@
       </w:r>
     </w:p>
     <w:p>
-      <w:pPr>
-        <w:rPr>
-          <w:rFonts w:hint="eastAsia"/>
-        </w:rPr>
-      </w:pPr>
       <w:r>
         <w:rPr>
           <w:rFonts w:hint="eastAsia"/>
@@ -3891,20 +4213,6 @@
         <w:rPr>
           <w:rFonts w:hint="eastAsia"/>
         </w:rPr>
-        <w:t>英文姓名範例：</w:t>
-      </w:r>
-      <w:r>
-        <w:rPr>
-          <w:rFonts w:hint="eastAsia"/>
-        </w:rPr>
-        <w:t>WANG,XIAO-MING</w:t>
-      </w:r>
-    </w:p>
-    <w:p>
-      <w:r>
-        <w:rPr>
-          <w:rFonts w:hint="eastAsia"/>
-        </w:rPr>
         <w:t>* </w:t>
       </w:r>
       <w:r>
@@ -3961,6 +4269,7 @@
       <w:r>
         <w:rPr>
           <w:rFonts w:hint="eastAsia"/>
+          <w:highlight w:val="yellow"/>
         </w:rPr>
         <w:t>創意貢獻者</w:t>
       </w:r>
@@ -3973,6 +4282,7 @@
       <w:r>
         <w:rPr>
           <w:rFonts w:hint="eastAsia"/>
+          <w:highlight w:val="yellow"/>
         </w:rPr>
         <w:t>程式開發</w:t>
       </w:r>
@@ -4009,6 +4319,7 @@
       <w:r>
         <w:rPr>
           <w:rFonts w:hint="eastAsia"/>
+          <w:highlight w:val="yellow"/>
         </w:rPr>
         <w:t>影片製作</w:t>
       </w:r>
@@ -4029,6 +4340,38 @@
           <w:rFonts w:hint="eastAsia"/>
         </w:rPr>
         <w:t> </w:t>
+      </w:r>
+    </w:p>
+    <w:p>
+      <w:r>
+        <w:rPr>
+          <w:rFonts w:hint="eastAsia"/>
+        </w:rPr>
+        <w:t>* </w:t>
+      </w:r>
+      <w:r>
+        <w:rPr>
+          <w:rFonts w:hint="eastAsia"/>
+        </w:rPr>
+        <w:t>信箱</w:t>
+      </w:r>
+      <w:r>
+        <w:rPr>
+          <w:rFonts w:hint="eastAsia"/>
+        </w:rPr>
+        <w:t xml:space="preserve"> </w:t>
+      </w:r>
+      <w:r>
+        <w:t>110560</w:t>
+      </w:r>
+      <w:r>
+        <w:rPr>
+          <w:rFonts w:hint="eastAsia"/>
+        </w:rPr>
+        <w:t>01</w:t>
+      </w:r>
+      <w:r>
+        <w:t>@ntub.edu.tw</w:t>
       </w:r>
     </w:p>
     <w:p>
@@ -4043,22 +4386,729 @@
         <w:rPr>
           <w:rFonts w:hint="eastAsia"/>
         </w:rPr>
+        <w:t>手機</w:t>
+      </w:r>
+      <w:r>
+        <w:rPr>
+          <w:rFonts w:hint="eastAsia"/>
+        </w:rPr>
+        <w:t xml:space="preserve">  </w:t>
+      </w:r>
+      <w:r>
+        <w:t>0974097212</w:t>
+      </w:r>
+    </w:p>
+    <w:p/>
+    <w:p>
+      <w:r>
+        <w:t>組員</w:t>
+      </w:r>
+      <w:r>
+        <w:t>3</w:t>
+      </w:r>
+    </w:p>
+    <w:p>
+      <w:r>
+        <w:rPr>
+          <w:rFonts w:hint="eastAsia"/>
+        </w:rPr>
+        <w:t>* </w:t>
+      </w:r>
+      <w:r>
+        <w:rPr>
+          <w:rFonts w:hint="eastAsia"/>
+        </w:rPr>
+        <w:t>學級</w:t>
+      </w:r>
+    </w:p>
+    <w:p>
+      <w:r>
+        <w:rPr>
+          <w:rFonts w:hint="eastAsia"/>
+        </w:rPr>
+        <w:t>五專</w:t>
+      </w:r>
+      <w:proofErr w:type="gramStart"/>
+      <w:r>
+        <w:rPr>
+          <w:rFonts w:hint="eastAsia"/>
+        </w:rPr>
+        <w:t>專</w:t>
+      </w:r>
+      <w:proofErr w:type="gramEnd"/>
+      <w:r>
+        <w:rPr>
+          <w:rFonts w:hint="eastAsia"/>
+        </w:rPr>
+        <w:t>五</w:t>
+      </w:r>
+    </w:p>
+    <w:p>
+      <w:r>
+        <w:rPr>
+          <w:rFonts w:hint="eastAsia"/>
+        </w:rPr>
+        <w:t>* </w:t>
+      </w:r>
+      <w:r>
+        <w:rPr>
+          <w:rFonts w:hint="eastAsia"/>
+        </w:rPr>
+        <w:t>學校區域</w:t>
+      </w:r>
+    </w:p>
+    <w:p>
+      <w:r>
+        <w:rPr>
+          <w:rFonts w:hint="eastAsia"/>
+        </w:rPr>
+        <w:t>北區</w:t>
+      </w:r>
+      <w:r>
+        <w:rPr>
+          <w:rFonts w:hint="eastAsia"/>
+        </w:rPr>
+        <w:t> </w:t>
+      </w:r>
+    </w:p>
+    <w:p>
+      <w:r>
+        <w:rPr>
+          <w:rFonts w:hint="eastAsia"/>
+        </w:rPr>
+        <w:t>* </w:t>
+      </w:r>
+      <w:r>
+        <w:rPr>
+          <w:rFonts w:hint="eastAsia"/>
+        </w:rPr>
+        <w:t>學校名稱</w:t>
+      </w:r>
+    </w:p>
+    <w:p>
+      <w:r>
+        <w:rPr>
+          <w:rFonts w:hint="eastAsia"/>
+        </w:rPr>
+        <w:t>國立</w:t>
+      </w:r>
+      <w:proofErr w:type="gramStart"/>
+      <w:r>
+        <w:rPr>
+          <w:rFonts w:hint="eastAsia"/>
+        </w:rPr>
+        <w:t>臺</w:t>
+      </w:r>
+      <w:proofErr w:type="gramEnd"/>
+      <w:r>
+        <w:rPr>
+          <w:rFonts w:hint="eastAsia"/>
+        </w:rPr>
+        <w:t>北商業大學</w:t>
+      </w:r>
+    </w:p>
+    <w:p>
+      <w:r>
+        <w:rPr>
+          <w:rFonts w:hint="eastAsia"/>
+        </w:rPr>
+        <w:t>* </w:t>
+      </w:r>
+      <w:r>
+        <w:rPr>
+          <w:rFonts w:hint="eastAsia"/>
+        </w:rPr>
+        <w:t>科系</w:t>
+      </w:r>
+      <w:r>
+        <w:rPr>
+          <w:rFonts w:hint="eastAsia"/>
+        </w:rPr>
+        <w:t xml:space="preserve"> </w:t>
+      </w:r>
+      <w:r>
+        <w:rPr>
+          <w:rFonts w:hint="eastAsia"/>
+        </w:rPr>
+        <w:t>資訊管理系</w:t>
+      </w:r>
+    </w:p>
+    <w:p>
+      <w:r>
+        <w:rPr>
+          <w:rFonts w:hint="eastAsia"/>
+        </w:rPr>
+        <w:t>* </w:t>
+      </w:r>
+      <w:r>
+        <w:rPr>
+          <w:rFonts w:hint="eastAsia"/>
+        </w:rPr>
+        <w:t>姓名</w:t>
+      </w:r>
+    </w:p>
+    <w:p>
+      <w:r>
+        <w:rPr>
+          <w:rFonts w:hint="eastAsia"/>
+        </w:rPr>
+        <w:t>中</w:t>
+      </w:r>
+      <w:r>
+        <w:rPr>
+          <w:rFonts w:hint="eastAsia"/>
+        </w:rPr>
+        <w:t xml:space="preserve">  </w:t>
+      </w:r>
+      <w:r>
+        <w:rPr>
+          <w:rFonts w:hint="eastAsia"/>
+        </w:rPr>
+        <w:t>陳雨琦</w:t>
+      </w:r>
+    </w:p>
+    <w:p>
+      <w:r>
+        <w:rPr>
+          <w:rFonts w:hint="eastAsia"/>
+        </w:rPr>
+        <w:t>英</w:t>
+      </w:r>
+      <w:r>
+        <w:rPr>
+          <w:rFonts w:hint="eastAsia"/>
+        </w:rPr>
+        <w:t xml:space="preserve">  </w:t>
+      </w:r>
+      <w:r>
+        <w:t>CHEN,YU-CHI</w:t>
+      </w:r>
+    </w:p>
+    <w:p>
+      <w:r>
+        <w:rPr>
+          <w:rFonts w:hint="eastAsia"/>
+        </w:rPr>
+        <w:t>* </w:t>
+      </w:r>
+      <w:r>
+        <w:rPr>
+          <w:rFonts w:hint="eastAsia"/>
+        </w:rPr>
+        <w:t>團隊分工職務</w:t>
+      </w:r>
+      <w:r>
+        <w:rPr>
+          <w:rFonts w:hint="eastAsia"/>
+        </w:rPr>
+        <w:t>(</w:t>
+      </w:r>
+      <w:r>
+        <w:rPr>
+          <w:rFonts w:hint="eastAsia"/>
+        </w:rPr>
+        <w:t>可複選</w:t>
+      </w:r>
+      <w:r>
+        <w:rPr>
+          <w:rFonts w:hint="eastAsia"/>
+        </w:rPr>
+        <w:t>)</w:t>
+      </w:r>
+    </w:p>
+    <w:p>
+      <w:r>
+        <w:rPr>
+          <w:rFonts w:hint="eastAsia"/>
+        </w:rPr>
+        <w:t>組長</w:t>
+      </w:r>
+      <w:r>
+        <w:rPr>
+          <w:rFonts w:hint="eastAsia"/>
+        </w:rPr>
+        <w:t xml:space="preserve">  </w:t>
+      </w:r>
+      <w:r>
+        <w:rPr>
+          <w:rFonts w:hint="eastAsia"/>
+        </w:rPr>
+        <w:t>簡報者</w:t>
+      </w:r>
+      <w:r>
+        <w:rPr>
+          <w:rFonts w:hint="eastAsia"/>
+        </w:rPr>
+        <w:t xml:space="preserve">  </w:t>
+      </w:r>
+      <w:r>
+        <w:rPr>
+          <w:rFonts w:hint="eastAsia"/>
+        </w:rPr>
+        <w:t>創意貢獻者</w:t>
+      </w:r>
+      <w:r>
+        <w:rPr>
+          <w:rFonts w:hint="eastAsia"/>
+        </w:rPr>
+        <w:t xml:space="preserve">  </w:t>
+      </w:r>
+      <w:r>
+        <w:rPr>
+          <w:rFonts w:hint="eastAsia"/>
+          <w:highlight w:val="yellow"/>
+        </w:rPr>
+        <w:t>程式開發</w:t>
+      </w:r>
+      <w:r>
+        <w:rPr>
+          <w:rFonts w:hint="eastAsia"/>
+        </w:rPr>
+        <w:t xml:space="preserve">  </w:t>
+      </w:r>
+      <w:r>
+        <w:rPr>
+          <w:rFonts w:hint="eastAsia"/>
+        </w:rPr>
+        <w:t>文件製作</w:t>
+      </w:r>
+      <w:r>
+        <w:rPr>
+          <w:rFonts w:hint="eastAsia"/>
+        </w:rPr>
+        <w:t xml:space="preserve">  </w:t>
+      </w:r>
+      <w:r>
+        <w:rPr>
+          <w:rFonts w:hint="eastAsia"/>
+        </w:rPr>
+        <w:t>美工</w:t>
+      </w:r>
+      <w:r>
+        <w:rPr>
+          <w:rFonts w:hint="eastAsia"/>
+        </w:rPr>
+        <w:t xml:space="preserve">  </w:t>
+      </w:r>
+      <w:r>
+        <w:rPr>
+          <w:rFonts w:hint="eastAsia"/>
+        </w:rPr>
+        <w:t>影片製作</w:t>
+      </w:r>
+      <w:r>
+        <w:rPr>
+          <w:rFonts w:hint="eastAsia"/>
+        </w:rPr>
+        <w:t xml:space="preserve">  </w:t>
+      </w:r>
+      <w:r>
+        <w:rPr>
+          <w:rFonts w:hint="eastAsia"/>
+        </w:rPr>
+        <w:t>其他</w:t>
+      </w:r>
+      <w:r>
+        <w:rPr>
+          <w:rFonts w:hint="eastAsia"/>
+        </w:rPr>
+        <w:t> </w:t>
+      </w:r>
+    </w:p>
+    <w:p>
+      <w:r>
+        <w:rPr>
+          <w:rFonts w:hint="eastAsia"/>
+        </w:rPr>
+        <w:t>* </w:t>
+      </w:r>
+      <w:r>
+        <w:rPr>
+          <w:rFonts w:hint="eastAsia"/>
+        </w:rPr>
         <w:t>信箱</w:t>
       </w:r>
       <w:r>
         <w:rPr>
           <w:rFonts w:hint="eastAsia"/>
         </w:rPr>
+        <w:t xml:space="preserve">  </w:t>
+      </w:r>
+      <w:r>
+        <w:t>110560</w:t>
+      </w:r>
+      <w:r>
+        <w:rPr>
+          <w:rFonts w:hint="eastAsia"/>
+        </w:rPr>
+        <w:t>35</w:t>
+      </w:r>
+      <w:r>
+        <w:t>@ntub.edu.tw</w:t>
+      </w:r>
+    </w:p>
+    <w:p>
+      <w:r>
+        <w:rPr>
+          <w:rFonts w:hint="eastAsia"/>
+        </w:rPr>
+        <w:t>* </w:t>
+      </w:r>
+      <w:r>
+        <w:rPr>
+          <w:rFonts w:hint="eastAsia"/>
+        </w:rPr>
+        <w:t>手機</w:t>
+      </w:r>
+      <w:r>
+        <w:rPr>
+          <w:rFonts w:hint="eastAsia"/>
+        </w:rPr>
+        <w:t xml:space="preserve">  </w:t>
+      </w:r>
+      <w:r>
+        <w:t>0906111802</w:t>
+      </w:r>
+    </w:p>
+    <w:p/>
+    <w:p>
+      <w:r>
+        <w:t>組員</w:t>
+      </w:r>
+      <w:r>
+        <w:t>4</w:t>
+      </w:r>
+    </w:p>
+    <w:p>
+      <w:r>
+        <w:rPr>
+          <w:rFonts w:hint="eastAsia"/>
+        </w:rPr>
+        <w:t>* </w:t>
+      </w:r>
+      <w:r>
+        <w:rPr>
+          <w:rFonts w:hint="eastAsia"/>
+        </w:rPr>
+        <w:t>學級</w:t>
+      </w:r>
+    </w:p>
+    <w:p>
+      <w:r>
+        <w:rPr>
+          <w:rFonts w:hint="eastAsia"/>
+        </w:rPr>
+        <w:t>五專</w:t>
+      </w:r>
+      <w:proofErr w:type="gramStart"/>
+      <w:r>
+        <w:rPr>
+          <w:rFonts w:hint="eastAsia"/>
+        </w:rPr>
+        <w:t>專</w:t>
+      </w:r>
+      <w:proofErr w:type="gramEnd"/>
+      <w:r>
+        <w:rPr>
+          <w:rFonts w:hint="eastAsia"/>
+        </w:rPr>
+        <w:t>五</w:t>
+      </w:r>
+    </w:p>
+    <w:p>
+      <w:r>
+        <w:rPr>
+          <w:rFonts w:hint="eastAsia"/>
+        </w:rPr>
+        <w:t>* </w:t>
+      </w:r>
+      <w:r>
+        <w:rPr>
+          <w:rFonts w:hint="eastAsia"/>
+        </w:rPr>
+        <w:t>學校區域</w:t>
+      </w:r>
+    </w:p>
+    <w:p>
+      <w:r>
+        <w:rPr>
+          <w:rFonts w:hint="eastAsia"/>
+        </w:rPr>
+        <w:t>北區</w:t>
+      </w:r>
+    </w:p>
+    <w:p>
+      <w:r>
+        <w:rPr>
+          <w:rFonts w:hint="eastAsia"/>
+        </w:rPr>
+        <w:t>* </w:t>
+      </w:r>
+      <w:r>
+        <w:rPr>
+          <w:rFonts w:hint="eastAsia"/>
+        </w:rPr>
+        <w:t>學校名稱</w:t>
+      </w:r>
+    </w:p>
+    <w:p>
+      <w:r>
+        <w:rPr>
+          <w:rFonts w:hint="eastAsia"/>
+        </w:rPr>
+        <w:lastRenderedPageBreak/>
+        <w:t>國立</w:t>
+      </w:r>
+      <w:proofErr w:type="gramStart"/>
+      <w:r>
+        <w:rPr>
+          <w:rFonts w:hint="eastAsia"/>
+        </w:rPr>
+        <w:t>臺</w:t>
+      </w:r>
+      <w:proofErr w:type="gramEnd"/>
+      <w:r>
+        <w:rPr>
+          <w:rFonts w:hint="eastAsia"/>
+        </w:rPr>
+        <w:t>北商業大學</w:t>
+      </w:r>
+    </w:p>
+    <w:p>
+      <w:r>
+        <w:rPr>
+          <w:rFonts w:hint="eastAsia"/>
+        </w:rPr>
+        <w:t>* </w:t>
+      </w:r>
+      <w:r>
+        <w:rPr>
+          <w:rFonts w:hint="eastAsia"/>
+        </w:rPr>
+        <w:t>科系</w:t>
+      </w:r>
+      <w:r>
+        <w:rPr>
+          <w:rFonts w:hint="eastAsia"/>
+        </w:rPr>
         <w:t xml:space="preserve"> </w:t>
       </w:r>
       <w:r>
-        <w:t>110560</w:t>
-      </w:r>
-      <w:r>
-        <w:rPr>
-          <w:rFonts w:hint="eastAsia"/>
-        </w:rPr>
-        <w:t>01</w:t>
+        <w:rPr>
+          <w:rFonts w:hint="eastAsia"/>
+        </w:rPr>
+        <w:t>資訊管理系</w:t>
+      </w:r>
+    </w:p>
+    <w:p>
+      <w:r>
+        <w:rPr>
+          <w:rFonts w:hint="eastAsia"/>
+        </w:rPr>
+        <w:t>* </w:t>
+      </w:r>
+      <w:r>
+        <w:rPr>
+          <w:rFonts w:hint="eastAsia"/>
+        </w:rPr>
+        <w:t>姓名</w:t>
+      </w:r>
+    </w:p>
+    <w:p>
+      <w:r>
+        <w:rPr>
+          <w:rFonts w:hint="eastAsia"/>
+        </w:rPr>
+        <w:t>中</w:t>
+      </w:r>
+      <w:r>
+        <w:rPr>
+          <w:rFonts w:hint="eastAsia"/>
+        </w:rPr>
+        <w:t xml:space="preserve">  </w:t>
+      </w:r>
+      <w:r>
+        <w:rPr>
+          <w:rFonts w:hint="eastAsia"/>
+        </w:rPr>
+        <w:t>黃思璇</w:t>
+      </w:r>
+    </w:p>
+    <w:p>
+      <w:r>
+        <w:rPr>
+          <w:rFonts w:hint="eastAsia"/>
+        </w:rPr>
+        <w:t>英</w:t>
+      </w:r>
+      <w:r>
+        <w:rPr>
+          <w:rFonts w:hint="eastAsia"/>
+        </w:rPr>
+        <w:t xml:space="preserve">  </w:t>
+      </w:r>
+      <w:r>
+        <w:t>HUANG,SI-XUAN</w:t>
+      </w:r>
+    </w:p>
+    <w:p>
+      <w:r>
+        <w:rPr>
+          <w:rFonts w:hint="eastAsia"/>
+        </w:rPr>
+        <w:t>* </w:t>
+      </w:r>
+      <w:r>
+        <w:rPr>
+          <w:rFonts w:hint="eastAsia"/>
+        </w:rPr>
+        <w:t>團隊分工職務</w:t>
+      </w:r>
+      <w:r>
+        <w:rPr>
+          <w:rFonts w:hint="eastAsia"/>
+        </w:rPr>
+        <w:t>(</w:t>
+      </w:r>
+      <w:r>
+        <w:rPr>
+          <w:rFonts w:hint="eastAsia"/>
+        </w:rPr>
+        <w:t>可複選</w:t>
+      </w:r>
+      <w:r>
+        <w:rPr>
+          <w:rFonts w:hint="eastAsia"/>
+        </w:rPr>
+        <w:t>)</w:t>
+      </w:r>
+    </w:p>
+    <w:p>
+      <w:r>
+        <w:rPr>
+          <w:rFonts w:hint="eastAsia"/>
+        </w:rPr>
+        <w:t>組長</w:t>
+      </w:r>
+      <w:r>
+        <w:rPr>
+          <w:rFonts w:hint="eastAsia"/>
+        </w:rPr>
+        <w:t xml:space="preserve">  </w:t>
+      </w:r>
+      <w:r>
+        <w:rPr>
+          <w:rFonts w:hint="eastAsia"/>
+        </w:rPr>
+        <w:t>簡報者</w:t>
+      </w:r>
+      <w:r>
+        <w:rPr>
+          <w:rFonts w:hint="eastAsia"/>
+        </w:rPr>
+        <w:t xml:space="preserve">  </w:t>
+      </w:r>
+      <w:r>
+        <w:rPr>
+          <w:rFonts w:hint="eastAsia"/>
+        </w:rPr>
+        <w:t>創意貢獻者</w:t>
+      </w:r>
+      <w:r>
+        <w:rPr>
+          <w:rFonts w:hint="eastAsia"/>
+        </w:rPr>
+        <w:t xml:space="preserve">  </w:t>
+      </w:r>
+      <w:r>
+        <w:rPr>
+          <w:rFonts w:hint="eastAsia"/>
+          <w:highlight w:val="yellow"/>
+        </w:rPr>
+        <w:t>程式開發</w:t>
+      </w:r>
+      <w:r>
+        <w:rPr>
+          <w:rFonts w:hint="eastAsia"/>
+        </w:rPr>
+        <w:t xml:space="preserve">  </w:t>
+      </w:r>
+      <w:r>
+        <w:rPr>
+          <w:rFonts w:hint="eastAsia"/>
+        </w:rPr>
+        <w:t>文件製作</w:t>
+      </w:r>
+      <w:r>
+        <w:rPr>
+          <w:rFonts w:hint="eastAsia"/>
+        </w:rPr>
+        <w:t xml:space="preserve">  </w:t>
+      </w:r>
+      <w:r>
+        <w:rPr>
+          <w:rFonts w:hint="eastAsia"/>
+        </w:rPr>
+        <w:t>美工</w:t>
+      </w:r>
+      <w:r>
+        <w:rPr>
+          <w:rFonts w:hint="eastAsia"/>
+        </w:rPr>
+        <w:t xml:space="preserve">  </w:t>
+      </w:r>
+      <w:r>
+        <w:rPr>
+          <w:rFonts w:hint="eastAsia"/>
+        </w:rPr>
+        <w:t>影片製作</w:t>
+      </w:r>
+      <w:r>
+        <w:rPr>
+          <w:rFonts w:hint="eastAsia"/>
+        </w:rPr>
+        <w:t xml:space="preserve">  </w:t>
+      </w:r>
+      <w:r>
+        <w:rPr>
+          <w:rFonts w:hint="eastAsia"/>
+        </w:rPr>
+        <w:t>其他</w:t>
+      </w:r>
+      <w:r>
+        <w:rPr>
+          <w:rFonts w:hint="eastAsia"/>
+        </w:rPr>
+        <w:t> </w:t>
+      </w:r>
+    </w:p>
+    <w:p>
+      <w:r>
+        <w:rPr>
+          <w:rFonts w:hint="eastAsia"/>
+        </w:rPr>
+        <w:t>* </w:t>
+      </w:r>
+      <w:r>
+        <w:rPr>
+          <w:rFonts w:hint="eastAsia"/>
+        </w:rPr>
+        <w:t>信箱</w:t>
+      </w:r>
+      <w:r>
+        <w:rPr>
+          <w:rFonts w:hint="eastAsia"/>
+        </w:rPr>
+        <w:t xml:space="preserve"> </w:t>
+      </w:r>
+      <w:r>
+        <w:t>1105604</w:t>
+      </w:r>
+      <w:r>
+        <w:rPr>
+          <w:rFonts w:hint="eastAsia"/>
+        </w:rPr>
+        <w:t>5</w:t>
       </w:r>
       <w:r>
         <w:t>@ntub.edu.tw</w:t>
@@ -4081,25 +5131,74 @@
         <w:rPr>
           <w:rFonts w:hint="eastAsia"/>
         </w:rPr>
-        <w:t xml:space="preserve">  </w:t>
-      </w:r>
-      <w:r>
-        <w:t>0974097212</w:t>
-      </w:r>
-    </w:p>
-    <w:p>
-      <w:pPr>
-        <w:rPr>
-          <w:rFonts w:hint="eastAsia"/>
-        </w:rPr>
-      </w:pPr>
-    </w:p>
-    <w:p>
-      <w:r>
-        <w:t>組員</w:t>
-      </w:r>
-      <w:r>
-        <w:t>3</w:t>
+        <w:t xml:space="preserve"> </w:t>
+      </w:r>
+      <w:r>
+        <w:t>0908887990</w:t>
+      </w:r>
+    </w:p>
+    <w:p>
+      <w:r>
+        <w:t> </w:t>
+      </w:r>
+      <w:r>
+        <w:t>指導教授</w:t>
+      </w:r>
+    </w:p>
+    <w:p>
+      <w:r>
+        <w:rPr>
+          <w:rFonts w:hint="eastAsia"/>
+        </w:rPr>
+        <w:t>指導教授人數</w:t>
+      </w:r>
+      <w:r>
+        <w:rPr>
+          <w:rFonts w:hint="eastAsia"/>
+        </w:rPr>
+        <w:t> </w:t>
+      </w:r>
+    </w:p>
+    <w:p>
+      <w:r>
+        <w:rPr>
+          <w:rFonts w:hint="eastAsia"/>
+          <w:highlight w:val="yellow"/>
+        </w:rPr>
+        <w:t>1</w:t>
+      </w:r>
+      <w:r>
+        <w:rPr>
+          <w:rFonts w:hint="eastAsia"/>
+          <w:highlight w:val="yellow"/>
+        </w:rPr>
+        <w:t>人</w:t>
+      </w:r>
+      <w:r>
+        <w:rPr>
+          <w:rFonts w:hint="eastAsia"/>
+        </w:rPr>
+        <w:t xml:space="preserve">  </w:t>
+      </w:r>
+      <w:r>
+        <w:rPr>
+          <w:rFonts w:hint="eastAsia"/>
+        </w:rPr>
+        <w:t>2</w:t>
+      </w:r>
+      <w:r>
+        <w:rPr>
+          <w:rFonts w:hint="eastAsia"/>
+        </w:rPr>
+        <w:t>人</w:t>
+      </w:r>
+    </w:p>
+    <w:p>
+      <w:r>
+        <w:t>指導教授</w:t>
+      </w:r>
+      <w:r>
+        <w:t>1</w:t>
       </w:r>
     </w:p>
     <w:p>
@@ -4113,15 +5212,15 @@
         <w:rPr>
           <w:rFonts w:hint="eastAsia"/>
         </w:rPr>
-        <w:t>學級</w:t>
-      </w:r>
-    </w:p>
-    <w:p>
-      <w:r>
-        <w:rPr>
-          <w:rFonts w:hint="eastAsia"/>
-        </w:rPr>
-        <w:t>五專專五</w:t>
+        <w:t>學校區域</w:t>
+      </w:r>
+    </w:p>
+    <w:p>
+      <w:r>
+        <w:rPr>
+          <w:rFonts w:hint="eastAsia"/>
+        </w:rPr>
+        <w:t>北區</w:t>
       </w:r>
     </w:p>
     <w:p>
@@ -4135,15 +5234,95 @@
         <w:rPr>
           <w:rFonts w:hint="eastAsia"/>
         </w:rPr>
-        <w:t>學校區域</w:t>
-      </w:r>
-    </w:p>
-    <w:p>
-      <w:r>
-        <w:rPr>
-          <w:rFonts w:hint="eastAsia"/>
-        </w:rPr>
-        <w:t>北區</w:t>
+        <w:t>學校名稱</w:t>
+      </w:r>
+    </w:p>
+    <w:p>
+      <w:r>
+        <w:rPr>
+          <w:rFonts w:hint="eastAsia"/>
+        </w:rPr>
+        <w:t>國立</w:t>
+      </w:r>
+      <w:proofErr w:type="gramStart"/>
+      <w:r>
+        <w:rPr>
+          <w:rFonts w:hint="eastAsia"/>
+        </w:rPr>
+        <w:t>臺</w:t>
+      </w:r>
+      <w:proofErr w:type="gramEnd"/>
+      <w:r>
+        <w:rPr>
+          <w:rFonts w:hint="eastAsia"/>
+        </w:rPr>
+        <w:t>北商業大學</w:t>
+      </w:r>
+    </w:p>
+    <w:p>
+      <w:r>
+        <w:rPr>
+          <w:rFonts w:hint="eastAsia"/>
+        </w:rPr>
+        <w:t>* </w:t>
+      </w:r>
+      <w:r>
+        <w:rPr>
+          <w:rFonts w:hint="eastAsia"/>
+        </w:rPr>
+        <w:t>系所名稱</w:t>
+      </w:r>
+      <w:r>
+        <w:rPr>
+          <w:rFonts w:hint="eastAsia"/>
+        </w:rPr>
+        <w:t xml:space="preserve"> </w:t>
+      </w:r>
+      <w:r>
+        <w:rPr>
+          <w:rFonts w:hint="eastAsia"/>
+        </w:rPr>
+        <w:t>資訊管理系</w:t>
+      </w:r>
+    </w:p>
+    <w:p>
+      <w:r>
+        <w:rPr>
+          <w:rFonts w:hint="eastAsia"/>
+        </w:rPr>
+        <w:t>* </w:t>
+      </w:r>
+      <w:r>
+        <w:rPr>
+          <w:rFonts w:hint="eastAsia"/>
+        </w:rPr>
+        <w:t>中文姓名</w:t>
+      </w:r>
+      <w:r>
+        <w:rPr>
+          <w:rFonts w:hint="eastAsia"/>
+        </w:rPr>
+        <w:t xml:space="preserve"> </w:t>
+      </w:r>
+      <w:r>
+        <w:rPr>
+          <w:rFonts w:hint="eastAsia"/>
+        </w:rPr>
+        <w:t>林育志</w:t>
+      </w:r>
+    </w:p>
+    <w:p>
+      <w:r>
+        <w:rPr>
+          <w:rFonts w:hint="eastAsia"/>
+        </w:rPr>
+        <w:t>* </w:t>
+      </w:r>
+      <w:r>
+        <w:rPr>
+          <w:rFonts w:hint="eastAsia"/>
+        </w:rPr>
+        <w:t>英文姓名</w:t>
       </w:r>
       <w:r>
         <w:rPr>
@@ -4157,21 +5336,44 @@
         <w:rPr>
           <w:rFonts w:hint="eastAsia"/>
         </w:rPr>
+        <w:t>範例：</w:t>
+      </w:r>
+      <w:proofErr w:type="gramStart"/>
+      <w:r>
+        <w:rPr>
+          <w:rFonts w:hint="eastAsia"/>
+        </w:rPr>
+        <w:t>WANG,XIAO</w:t>
+      </w:r>
+      <w:proofErr w:type="gramEnd"/>
+      <w:r>
+        <w:rPr>
+          <w:rFonts w:hint="eastAsia"/>
+        </w:rPr>
+        <w:t>-MING</w:t>
+      </w:r>
+    </w:p>
+    <w:p>
+      <w:r>
+        <w:rPr>
+          <w:rFonts w:hint="eastAsia"/>
+        </w:rPr>
         <w:t>* </w:t>
       </w:r>
       <w:r>
         <w:rPr>
           <w:rFonts w:hint="eastAsia"/>
         </w:rPr>
-        <w:t>學校名稱</w:t>
-      </w:r>
-    </w:p>
-    <w:p>
-      <w:r>
-        <w:rPr>
-          <w:rFonts w:hint="eastAsia"/>
-        </w:rPr>
-        <w:t>國立臺北商業大學</w:t>
+        <w:t>信箱</w:t>
+      </w:r>
+      <w:r>
+        <w:rPr>
+          <w:rFonts w:hint="eastAsia"/>
+        </w:rPr>
+        <w:t xml:space="preserve">  </w:t>
+      </w:r>
+      <w:r>
+        <w:t>jokada621@ntub.edu.tw</w:t>
       </w:r>
     </w:p>
     <w:p>
@@ -4185,260 +5387,6 @@
         <w:rPr>
           <w:rFonts w:hint="eastAsia"/>
         </w:rPr>
-        <w:t>科系</w:t>
-      </w:r>
-      <w:r>
-        <w:rPr>
-          <w:rFonts w:hint="eastAsia"/>
-        </w:rPr>
-        <w:t xml:space="preserve"> </w:t>
-      </w:r>
-      <w:r>
-        <w:rPr>
-          <w:rFonts w:hint="eastAsia"/>
-        </w:rPr>
-        <w:t>資訊管理系</w:t>
-      </w:r>
-    </w:p>
-    <w:p>
-      <w:r>
-        <w:rPr>
-          <w:rFonts w:hint="eastAsia"/>
-        </w:rPr>
-        <w:t>* </w:t>
-      </w:r>
-      <w:r>
-        <w:rPr>
-          <w:rFonts w:hint="eastAsia"/>
-        </w:rPr>
-        <w:t>姓名</w:t>
-      </w:r>
-    </w:p>
-    <w:p>
-      <w:pPr>
-        <w:rPr>
-          <w:rFonts w:hint="eastAsia"/>
-        </w:rPr>
-      </w:pPr>
-      <w:r>
-        <w:rPr>
-          <w:rFonts w:hint="eastAsia"/>
-        </w:rPr>
-        <w:t>中</w:t>
-      </w:r>
-      <w:r>
-        <w:rPr>
-          <w:rFonts w:hint="eastAsia"/>
-        </w:rPr>
-        <w:t xml:space="preserve">  </w:t>
-      </w:r>
-      <w:r>
-        <w:rPr>
-          <w:rFonts w:hint="eastAsia"/>
-        </w:rPr>
-        <w:t>陳雨琦</w:t>
-      </w:r>
-    </w:p>
-    <w:p>
-      <w:r>
-        <w:rPr>
-          <w:rFonts w:hint="eastAsia"/>
-        </w:rPr>
-        <w:t>英</w:t>
-      </w:r>
-      <w:r>
-        <w:rPr>
-          <w:rFonts w:hint="eastAsia"/>
-        </w:rPr>
-        <w:t xml:space="preserve">  </w:t>
-      </w:r>
-      <w:r>
-        <w:t>CHEN,YU-CHI</w:t>
-      </w:r>
-    </w:p>
-    <w:p>
-      <w:r>
-        <w:rPr>
-          <w:rFonts w:hint="eastAsia"/>
-        </w:rPr>
-        <w:t>* </w:t>
-      </w:r>
-      <w:r>
-        <w:rPr>
-          <w:rFonts w:hint="eastAsia"/>
-        </w:rPr>
-        <w:t>團隊分工職務</w:t>
-      </w:r>
-      <w:r>
-        <w:rPr>
-          <w:rFonts w:hint="eastAsia"/>
-        </w:rPr>
-        <w:t>(</w:t>
-      </w:r>
-      <w:r>
-        <w:rPr>
-          <w:rFonts w:hint="eastAsia"/>
-        </w:rPr>
-        <w:t>可複選</w:t>
-      </w:r>
-      <w:r>
-        <w:rPr>
-          <w:rFonts w:hint="eastAsia"/>
-        </w:rPr>
-        <w:t>)</w:t>
-      </w:r>
-    </w:p>
-    <w:p>
-      <w:r>
-        <w:rPr>
-          <w:rFonts w:hint="eastAsia"/>
-        </w:rPr>
-        <w:t>組長</w:t>
-      </w:r>
-      <w:r>
-        <w:rPr>
-          <w:rFonts w:hint="eastAsia"/>
-        </w:rPr>
-        <w:t xml:space="preserve">  </w:t>
-      </w:r>
-      <w:r>
-        <w:rPr>
-          <w:rFonts w:hint="eastAsia"/>
-        </w:rPr>
-        <w:t>簡報者</w:t>
-      </w:r>
-      <w:r>
-        <w:rPr>
-          <w:rFonts w:hint="eastAsia"/>
-        </w:rPr>
-        <w:t xml:space="preserve">  </w:t>
-      </w:r>
-      <w:r>
-        <w:rPr>
-          <w:rFonts w:hint="eastAsia"/>
-        </w:rPr>
-        <w:t>創意貢獻者</w:t>
-      </w:r>
-      <w:r>
-        <w:rPr>
-          <w:rFonts w:hint="eastAsia"/>
-        </w:rPr>
-        <w:t xml:space="preserve">  </w:t>
-      </w:r>
-      <w:r>
-        <w:rPr>
-          <w:rFonts w:hint="eastAsia"/>
-        </w:rPr>
-        <w:t>程式開發</w:t>
-      </w:r>
-      <w:r>
-        <w:rPr>
-          <w:rFonts w:hint="eastAsia"/>
-        </w:rPr>
-        <w:t xml:space="preserve">  </w:t>
-      </w:r>
-      <w:r>
-        <w:rPr>
-          <w:rFonts w:hint="eastAsia"/>
-        </w:rPr>
-        <w:t>文件製作</w:t>
-      </w:r>
-      <w:r>
-        <w:rPr>
-          <w:rFonts w:hint="eastAsia"/>
-        </w:rPr>
-        <w:t xml:space="preserve">  </w:t>
-      </w:r>
-      <w:r>
-        <w:rPr>
-          <w:rFonts w:hint="eastAsia"/>
-        </w:rPr>
-        <w:t>美工</w:t>
-      </w:r>
-      <w:r>
-        <w:rPr>
-          <w:rFonts w:hint="eastAsia"/>
-        </w:rPr>
-        <w:t xml:space="preserve">  </w:t>
-      </w:r>
-      <w:r>
-        <w:rPr>
-          <w:rFonts w:hint="eastAsia"/>
-        </w:rPr>
-        <w:t>影片製作</w:t>
-      </w:r>
-      <w:r>
-        <w:rPr>
-          <w:rFonts w:hint="eastAsia"/>
-        </w:rPr>
-        <w:t xml:space="preserve">  </w:t>
-      </w:r>
-      <w:r>
-        <w:rPr>
-          <w:rFonts w:hint="eastAsia"/>
-        </w:rPr>
-        <w:t>其他</w:t>
-      </w:r>
-      <w:r>
-        <w:rPr>
-          <w:rFonts w:hint="eastAsia"/>
-        </w:rPr>
-        <w:t> </w:t>
-      </w:r>
-    </w:p>
-    <w:p>
-      <w:pPr>
-        <w:rPr>
-          <w:rFonts w:hint="eastAsia"/>
-        </w:rPr>
-      </w:pPr>
-      <w:r>
-        <w:rPr>
-          <w:rFonts w:hint="eastAsia"/>
-        </w:rPr>
-        <w:t>* </w:t>
-      </w:r>
-      <w:r>
-        <w:rPr>
-          <w:rFonts w:hint="eastAsia"/>
-        </w:rPr>
-        <w:t>信箱</w:t>
-      </w:r>
-      <w:r>
-        <w:rPr>
-          <w:rFonts w:hint="eastAsia"/>
-        </w:rPr>
-        <w:t xml:space="preserve">  </w:t>
-      </w:r>
-      <w:r>
-        <w:t>110560</w:t>
-      </w:r>
-      <w:r>
-        <w:rPr>
-          <w:rFonts w:hint="eastAsia"/>
-        </w:rPr>
-        <w:t>35</w:t>
-      </w:r>
-      <w:r>
-        <w:t>@ntub.edu.tw</w:t>
-      </w:r>
-    </w:p>
-    <w:p>
-      <w:pPr>
-        <w:rPr>
-          <w:rFonts w:hint="eastAsia"/>
-        </w:rPr>
-      </w:pPr>
-      <w:r>
-        <w:rPr>
-          <w:rFonts w:hint="eastAsia"/>
-        </w:rPr>
-        <w:t>* </w:t>
-      </w:r>
-      <w:r>
-        <w:rPr>
-          <w:rFonts w:hint="eastAsia"/>
-        </w:rPr>
         <w:t>手機</w:t>
       </w:r>
       <w:r>
@@ -4448,68 +5396,10 @@
         <w:t xml:space="preserve">  </w:t>
       </w:r>
       <w:r>
-        <w:t>0906111802</w:t>
-      </w:r>
-    </w:p>
-    <w:p>
-      <w:pPr>
-        <w:rPr>
-          <w:rFonts w:hint="eastAsia"/>
-        </w:rPr>
-      </w:pPr>
-    </w:p>
-    <w:p>
-      <w:r>
-        <w:t>組員</w:t>
-      </w:r>
-      <w:r>
-        <w:t>4</w:t>
-      </w:r>
-    </w:p>
-    <w:p>
-      <w:r>
-        <w:rPr>
-          <w:rFonts w:hint="eastAsia"/>
-        </w:rPr>
-        <w:t>* </w:t>
-      </w:r>
-      <w:r>
-        <w:rPr>
-          <w:rFonts w:hint="eastAsia"/>
-        </w:rPr>
-        <w:t>學級</w:t>
-      </w:r>
-    </w:p>
-    <w:p>
-      <w:r>
-        <w:rPr>
-          <w:rFonts w:hint="eastAsia"/>
-        </w:rPr>
-        <w:t>五專專五</w:t>
-      </w:r>
-    </w:p>
-    <w:p>
-      <w:r>
-        <w:rPr>
-          <w:rFonts w:hint="eastAsia"/>
-        </w:rPr>
-        <w:t>* </w:t>
-      </w:r>
-      <w:r>
-        <w:rPr>
-          <w:rFonts w:hint="eastAsia"/>
-        </w:rPr>
-        <w:t>學校區域</w:t>
-      </w:r>
-    </w:p>
-    <w:p>
-      <w:r>
-        <w:rPr>
-          <w:rFonts w:hint="eastAsia"/>
-        </w:rPr>
-        <w:t>北區</w:t>
-      </w:r>
-    </w:p>
+        <w:t>0923226587</w:t>
+      </w:r>
+    </w:p>
+    <w:p/>
     <w:p>
       <w:r>
         <w:rPr>
@@ -4522,17 +5412,95 @@
         <w:rPr>
           <w:rFonts w:hint="eastAsia"/>
         </w:rPr>
-        <w:t>學校名稱</w:t>
-      </w:r>
-    </w:p>
-    <w:p>
-      <w:r>
-        <w:rPr>
-          <w:rFonts w:hint="eastAsia"/>
-        </w:rPr>
-        <w:t>國立臺北商業大學</w:t>
-      </w:r>
-    </w:p>
+        <w:t>參賽目的及後續發展</w:t>
+      </w:r>
+      <w:r>
+        <w:rPr>
+          <w:rFonts w:hint="eastAsia"/>
+        </w:rPr>
+        <w:t xml:space="preserve"> (</w:t>
+      </w:r>
+      <w:r>
+        <w:rPr>
+          <w:rFonts w:hint="eastAsia"/>
+        </w:rPr>
+        <w:t>可複選</w:t>
+      </w:r>
+      <w:r>
+        <w:rPr>
+          <w:rFonts w:hint="eastAsia"/>
+        </w:rPr>
+        <w:t>) </w:t>
+      </w:r>
+    </w:p>
+    <w:p>
+      <w:r>
+        <w:rPr>
+          <w:rFonts w:hint="eastAsia"/>
+        </w:rPr>
+        <w:t>完成畢業學分</w:t>
+      </w:r>
+      <w:r>
+        <w:rPr>
+          <w:rFonts w:hint="eastAsia"/>
+        </w:rPr>
+        <w:t xml:space="preserve">  </w:t>
+      </w:r>
+      <w:r>
+        <w:rPr>
+          <w:rFonts w:hint="eastAsia"/>
+          <w:highlight w:val="yellow"/>
+        </w:rPr>
+        <w:t>有利應徵工作</w:t>
+      </w:r>
+      <w:r>
+        <w:rPr>
+          <w:rFonts w:hint="eastAsia"/>
+          <w:highlight w:val="yellow"/>
+        </w:rPr>
+        <w:t xml:space="preserve">  </w:t>
+      </w:r>
+      <w:r>
+        <w:rPr>
+          <w:rFonts w:hint="eastAsia"/>
+          <w:highlight w:val="yellow"/>
+        </w:rPr>
+        <w:t>進一步「商品化」</w:t>
+      </w:r>
+      <w:r>
+        <w:rPr>
+          <w:rFonts w:hint="eastAsia"/>
+          <w:highlight w:val="yellow"/>
+        </w:rPr>
+        <w:t> </w:t>
+      </w:r>
+      <w:r>
+        <w:rPr>
+          <w:rFonts w:hint="eastAsia"/>
+          <w:highlight w:val="yellow"/>
+        </w:rPr>
+        <w:t>想朝「創業」邁進</w:t>
+      </w:r>
+      <w:r>
+        <w:rPr>
+          <w:rFonts w:hint="eastAsia"/>
+        </w:rPr>
+        <w:t xml:space="preserve">  </w:t>
+      </w:r>
+      <w:r>
+        <w:rPr>
+          <w:rFonts w:hint="eastAsia"/>
+        </w:rPr>
+        <w:t>其他</w:t>
+      </w:r>
+      <w:r>
+        <w:rPr>
+          <w:rFonts w:hint="eastAsia"/>
+        </w:rPr>
+        <w:t> </w:t>
+      </w:r>
+    </w:p>
+    <w:p/>
     <w:p>
       <w:r>
         <w:rPr>
@@ -4544,610 +5512,14 @@
         <w:rPr>
           <w:rFonts w:hint="eastAsia"/>
         </w:rPr>
-        <w:t>科系</w:t>
-      </w:r>
-      <w:r>
-        <w:rPr>
-          <w:rFonts w:hint="eastAsia"/>
-        </w:rPr>
-        <w:t xml:space="preserve"> </w:t>
-      </w:r>
-      <w:r>
-        <w:rPr>
-          <w:rFonts w:hint="eastAsia"/>
-        </w:rPr>
-        <w:t>資訊管理系</w:t>
-      </w:r>
-    </w:p>
-    <w:p>
-      <w:r>
-        <w:rPr>
-          <w:rFonts w:hint="eastAsia"/>
-        </w:rPr>
-        <w:t>* </w:t>
-      </w:r>
-      <w:r>
-        <w:rPr>
-          <w:rFonts w:hint="eastAsia"/>
-        </w:rPr>
-        <w:t>姓名</w:t>
-      </w:r>
-    </w:p>
-    <w:p>
-      <w:pPr>
-        <w:rPr>
-          <w:rFonts w:hint="eastAsia"/>
-        </w:rPr>
-      </w:pPr>
-      <w:r>
-        <w:rPr>
-          <w:rFonts w:hint="eastAsia"/>
-        </w:rPr>
-        <w:t>中</w:t>
-      </w:r>
-      <w:r>
-        <w:rPr>
-          <w:rFonts w:hint="eastAsia"/>
-        </w:rPr>
-        <w:t xml:space="preserve">  </w:t>
-      </w:r>
-      <w:r>
-        <w:rPr>
-          <w:rFonts w:hint="eastAsia"/>
-        </w:rPr>
-        <w:t>黃思璇</w:t>
-      </w:r>
-    </w:p>
-    <w:p>
-      <w:pPr>
-        <w:rPr>
-          <w:rFonts w:hint="eastAsia"/>
-        </w:rPr>
-      </w:pPr>
-      <w:r>
-        <w:rPr>
-          <w:rFonts w:hint="eastAsia"/>
-        </w:rPr>
-        <w:t>英</w:t>
-      </w:r>
-      <w:r>
-        <w:rPr>
-          <w:rFonts w:hint="eastAsia"/>
-        </w:rPr>
-        <w:t xml:space="preserve">  </w:t>
-      </w:r>
-      <w:r>
-        <w:t>HUANG,SI-XUAN</w:t>
-      </w:r>
-    </w:p>
-    <w:p>
-      <w:r>
-        <w:rPr>
-          <w:rFonts w:hint="eastAsia"/>
-        </w:rPr>
-        <w:t>* </w:t>
-      </w:r>
-      <w:r>
-        <w:rPr>
-          <w:rFonts w:hint="eastAsia"/>
-        </w:rPr>
-        <w:t>團隊分工職務</w:t>
-      </w:r>
-      <w:r>
-        <w:rPr>
-          <w:rFonts w:hint="eastAsia"/>
-        </w:rPr>
-        <w:t>(</w:t>
-      </w:r>
-      <w:r>
-        <w:rPr>
-          <w:rFonts w:hint="eastAsia"/>
-        </w:rPr>
-        <w:t>可複選</w:t>
-      </w:r>
-      <w:r>
-        <w:rPr>
-          <w:rFonts w:hint="eastAsia"/>
-        </w:rPr>
-        <w:t>)</w:t>
-      </w:r>
-    </w:p>
-    <w:p>
-      <w:r>
-        <w:rPr>
-          <w:rFonts w:hint="eastAsia"/>
-        </w:rPr>
-        <w:t>組長</w:t>
-      </w:r>
-      <w:r>
-        <w:rPr>
-          <w:rFonts w:hint="eastAsia"/>
-        </w:rPr>
-        <w:t xml:space="preserve">  </w:t>
-      </w:r>
-      <w:r>
-        <w:rPr>
-          <w:rFonts w:hint="eastAsia"/>
-        </w:rPr>
-        <w:t>簡報者</w:t>
-      </w:r>
-      <w:r>
-        <w:rPr>
-          <w:rFonts w:hint="eastAsia"/>
-        </w:rPr>
-        <w:t xml:space="preserve">  </w:t>
-      </w:r>
-      <w:r>
-        <w:rPr>
-          <w:rFonts w:hint="eastAsia"/>
-        </w:rPr>
-        <w:t>創意貢獻者</w:t>
-      </w:r>
-      <w:r>
-        <w:rPr>
-          <w:rFonts w:hint="eastAsia"/>
-        </w:rPr>
-        <w:t xml:space="preserve">  </w:t>
-      </w:r>
+        <w:t>是否願意接受後續的商品化輔導，參與創新創業新秀選拔系列活動</w:t>
+      </w:r>
+    </w:p>
+    <w:p>
       <w:r>
         <w:rPr>
           <w:rFonts w:hint="eastAsia"/>
           <w:highlight w:val="yellow"/>
-        </w:rPr>
-        <w:t>程式開發</w:t>
-      </w:r>
-      <w:r>
-        <w:rPr>
-          <w:rFonts w:hint="eastAsia"/>
-        </w:rPr>
-        <w:t xml:space="preserve">  </w:t>
-      </w:r>
-      <w:r>
-        <w:rPr>
-          <w:rFonts w:hint="eastAsia"/>
-          <w:highlight w:val="yellow"/>
-        </w:rPr>
-        <w:t>文件製作</w:t>
-      </w:r>
-      <w:r>
-        <w:rPr>
-          <w:rFonts w:hint="eastAsia"/>
-        </w:rPr>
-        <w:t xml:space="preserve">  </w:t>
-      </w:r>
-      <w:r>
-        <w:rPr>
-          <w:rFonts w:hint="eastAsia"/>
-        </w:rPr>
-        <w:t>美工</w:t>
-      </w:r>
-      <w:r>
-        <w:rPr>
-          <w:rFonts w:hint="eastAsia"/>
-        </w:rPr>
-        <w:t xml:space="preserve">  </w:t>
-      </w:r>
-      <w:r>
-        <w:rPr>
-          <w:rFonts w:hint="eastAsia"/>
-        </w:rPr>
-        <w:t>影片製作</w:t>
-      </w:r>
-      <w:r>
-        <w:rPr>
-          <w:rFonts w:hint="eastAsia"/>
-        </w:rPr>
-        <w:t xml:space="preserve">  </w:t>
-      </w:r>
-      <w:r>
-        <w:rPr>
-          <w:rFonts w:hint="eastAsia"/>
-        </w:rPr>
-        <w:t>其他</w:t>
-      </w:r>
-      <w:r>
-        <w:rPr>
-          <w:rFonts w:hint="eastAsia"/>
-        </w:rPr>
-        <w:t> </w:t>
-      </w:r>
-    </w:p>
-    <w:p>
-      <w:pPr>
-        <w:rPr>
-          <w:rFonts w:hint="eastAsia"/>
-        </w:rPr>
-      </w:pPr>
-      <w:r>
-        <w:rPr>
-          <w:rFonts w:hint="eastAsia"/>
-        </w:rPr>
-        <w:t>* </w:t>
-      </w:r>
-      <w:r>
-        <w:rPr>
-          <w:rFonts w:hint="eastAsia"/>
-        </w:rPr>
-        <w:t>信箱</w:t>
-      </w:r>
-      <w:r>
-        <w:rPr>
-          <w:rFonts w:hint="eastAsia"/>
-        </w:rPr>
-        <w:t xml:space="preserve"> </w:t>
-      </w:r>
-      <w:r>
-        <w:t>1105604</w:t>
-      </w:r>
-      <w:r>
-        <w:rPr>
-          <w:rFonts w:hint="eastAsia"/>
-        </w:rPr>
-        <w:t>5</w:t>
-      </w:r>
-      <w:r>
-        <w:t>@ntub.edu.tw</w:t>
-      </w:r>
-    </w:p>
-    <w:p>
-      <w:r>
-        <w:rPr>
-          <w:rFonts w:hint="eastAsia"/>
-        </w:rPr>
-        <w:t>* </w:t>
-      </w:r>
-      <w:r>
-        <w:rPr>
-          <w:rFonts w:hint="eastAsia"/>
-        </w:rPr>
-        <w:t>手機</w:t>
-      </w:r>
-      <w:r>
-        <w:rPr>
-          <w:rFonts w:hint="eastAsia"/>
-        </w:rPr>
-        <w:t xml:space="preserve"> </w:t>
-      </w:r>
-      <w:r>
-        <w:t>0908887990</w:t>
-      </w:r>
-    </w:p>
-    <w:p>
-      <w:r>
-        <w:t> </w:t>
-      </w:r>
-      <w:r>
-        <w:t>指導教授</w:t>
-      </w:r>
-    </w:p>
-    <w:p>
-      <w:r>
-        <w:rPr>
-          <w:rFonts w:hint="eastAsia"/>
-        </w:rPr>
-        <w:t>指導教授人數</w:t>
-      </w:r>
-      <w:r>
-        <w:rPr>
-          <w:rFonts w:hint="eastAsia"/>
-        </w:rPr>
-        <w:t> </w:t>
-      </w:r>
-    </w:p>
-    <w:p>
-      <w:r>
-        <w:rPr>
-          <w:rFonts w:hint="eastAsia"/>
-          <w:highlight w:val="yellow"/>
-        </w:rPr>
-        <w:t>1</w:t>
-      </w:r>
-      <w:r>
-        <w:rPr>
-          <w:rFonts w:hint="eastAsia"/>
-          <w:highlight w:val="yellow"/>
-        </w:rPr>
-        <w:t>人</w:t>
-      </w:r>
-      <w:r>
-        <w:rPr>
-          <w:rFonts w:hint="eastAsia"/>
-        </w:rPr>
-        <w:t xml:space="preserve">  </w:t>
-      </w:r>
-      <w:r>
-        <w:rPr>
-          <w:rFonts w:hint="eastAsia"/>
-        </w:rPr>
-        <w:t>2</w:t>
-      </w:r>
-      <w:r>
-        <w:rPr>
-          <w:rFonts w:hint="eastAsia"/>
-        </w:rPr>
-        <w:t>人</w:t>
-      </w:r>
-    </w:p>
-    <w:p>
-      <w:r>
-        <w:t>指導教授</w:t>
-      </w:r>
-      <w:r>
-        <w:t>1</w:t>
-      </w:r>
-    </w:p>
-    <w:p>
-      <w:r>
-        <w:rPr>
-          <w:rFonts w:hint="eastAsia"/>
-        </w:rPr>
-        <w:t>* </w:t>
-      </w:r>
-      <w:r>
-        <w:rPr>
-          <w:rFonts w:hint="eastAsia"/>
-        </w:rPr>
-        <w:t>學校區域</w:t>
-      </w:r>
-    </w:p>
-    <w:p>
-      <w:r>
-        <w:rPr>
-          <w:rFonts w:hint="eastAsia"/>
-        </w:rPr>
-        <w:t>北區</w:t>
-      </w:r>
-    </w:p>
-    <w:p>
-      <w:r>
-        <w:rPr>
-          <w:rFonts w:hint="eastAsia"/>
-        </w:rPr>
-        <w:t>* </w:t>
-      </w:r>
-      <w:r>
-        <w:rPr>
-          <w:rFonts w:hint="eastAsia"/>
-        </w:rPr>
-        <w:t>學校名稱</w:t>
-      </w:r>
-    </w:p>
-    <w:p>
-      <w:r>
-        <w:rPr>
-          <w:rFonts w:hint="eastAsia"/>
-        </w:rPr>
-        <w:t>國立臺北商業大學</w:t>
-      </w:r>
-    </w:p>
-    <w:p>
-      <w:r>
-        <w:rPr>
-          <w:rFonts w:hint="eastAsia"/>
-        </w:rPr>
-        <w:t>* </w:t>
-      </w:r>
-      <w:r>
-        <w:rPr>
-          <w:rFonts w:hint="eastAsia"/>
-        </w:rPr>
-        <w:t>系所名稱</w:t>
-      </w:r>
-      <w:r>
-        <w:rPr>
-          <w:rFonts w:hint="eastAsia"/>
-        </w:rPr>
-        <w:t xml:space="preserve"> </w:t>
-      </w:r>
-      <w:r>
-        <w:rPr>
-          <w:rFonts w:hint="eastAsia"/>
-        </w:rPr>
-        <w:t>資訊管理系</w:t>
-      </w:r>
-    </w:p>
-    <w:p>
-      <w:r>
-        <w:rPr>
-          <w:rFonts w:hint="eastAsia"/>
-        </w:rPr>
-        <w:t>* </w:t>
-      </w:r>
-      <w:r>
-        <w:rPr>
-          <w:rFonts w:hint="eastAsia"/>
-        </w:rPr>
-        <w:t>中文姓名</w:t>
-      </w:r>
-      <w:r>
-        <w:rPr>
-          <w:rFonts w:hint="eastAsia"/>
-        </w:rPr>
-        <w:t xml:space="preserve"> </w:t>
-      </w:r>
-      <w:r>
-        <w:rPr>
-          <w:rFonts w:hint="eastAsia"/>
-        </w:rPr>
-        <w:t>林育志</w:t>
-      </w:r>
-    </w:p>
-    <w:p>
-      <w:r>
-        <w:rPr>
-          <w:rFonts w:hint="eastAsia"/>
-        </w:rPr>
-        <w:t>* </w:t>
-      </w:r>
-      <w:r>
-        <w:rPr>
-          <w:rFonts w:hint="eastAsia"/>
-        </w:rPr>
-        <w:t>英文姓名</w:t>
-      </w:r>
-      <w:r>
-        <w:rPr>
-          <w:rFonts w:hint="eastAsia"/>
-        </w:rPr>
-        <w:t> </w:t>
-      </w:r>
-    </w:p>
-    <w:p>
-      <w:r>
-        <w:rPr>
-          <w:rFonts w:hint="eastAsia"/>
-        </w:rPr>
-        <w:t>範例：</w:t>
-      </w:r>
-      <w:r>
-        <w:rPr>
-          <w:rFonts w:hint="eastAsia"/>
-        </w:rPr>
-        <w:t>WANG,XIAO-MING</w:t>
-      </w:r>
-    </w:p>
-    <w:p>
-      <w:r>
-        <w:rPr>
-          <w:rFonts w:hint="eastAsia"/>
-        </w:rPr>
-        <w:t>* </w:t>
-      </w:r>
-      <w:r>
-        <w:rPr>
-          <w:rFonts w:hint="eastAsia"/>
-        </w:rPr>
-        <w:t>信箱</w:t>
-      </w:r>
-    </w:p>
-    <w:p>
-      <w:r>
-        <w:rPr>
-          <w:rFonts w:hint="eastAsia"/>
-        </w:rPr>
-        <w:t>* </w:t>
-      </w:r>
-      <w:r>
-        <w:rPr>
-          <w:rFonts w:hint="eastAsia"/>
-        </w:rPr>
-        <w:t>手機</w:t>
-      </w:r>
-    </w:p>
-    <w:p/>
-    <w:p>
-      <w:r>
-        <w:rPr>
-          <w:rFonts w:hint="eastAsia"/>
-        </w:rPr>
-        <w:t>* </w:t>
-      </w:r>
-      <w:r>
-        <w:rPr>
-          <w:rFonts w:hint="eastAsia"/>
-        </w:rPr>
-        <w:t>參賽目的及後續發展</w:t>
-      </w:r>
-      <w:r>
-        <w:rPr>
-          <w:rFonts w:hint="eastAsia"/>
-        </w:rPr>
-        <w:t xml:space="preserve"> (</w:t>
-      </w:r>
-      <w:r>
-        <w:rPr>
-          <w:rFonts w:hint="eastAsia"/>
-        </w:rPr>
-        <w:t>可複選</w:t>
-      </w:r>
-      <w:r>
-        <w:rPr>
-          <w:rFonts w:hint="eastAsia"/>
-        </w:rPr>
-        <w:t>) </w:t>
-      </w:r>
-    </w:p>
-    <w:p>
-      <w:r>
-        <w:rPr>
-          <w:rFonts w:hint="eastAsia"/>
-        </w:rPr>
-        <w:t>完成畢業學分</w:t>
-      </w:r>
-      <w:r>
-        <w:rPr>
-          <w:rFonts w:hint="eastAsia"/>
-        </w:rPr>
-        <w:t xml:space="preserve">  </w:t>
-      </w:r>
-      <w:r>
-        <w:rPr>
-          <w:rFonts w:hint="eastAsia"/>
-        </w:rPr>
-        <w:t>有利應徵工作</w:t>
-      </w:r>
-      <w:r>
-        <w:rPr>
-          <w:rFonts w:hint="eastAsia"/>
-        </w:rPr>
-        <w:t xml:space="preserve">  </w:t>
-      </w:r>
-      <w:r>
-        <w:rPr>
-          <w:rFonts w:hint="eastAsia"/>
-        </w:rPr>
-        <w:t>進一步「商品化」</w:t>
-      </w:r>
-      <w:r>
-        <w:rPr>
-          <w:rFonts w:hint="eastAsia"/>
-        </w:rPr>
-        <w:t> </w:t>
-      </w:r>
-      <w:r>
-        <w:rPr>
-          <w:rFonts w:hint="eastAsia"/>
-        </w:rPr>
-        <w:t>想朝「創業」邁進</w:t>
-      </w:r>
-      <w:r>
-        <w:rPr>
-          <w:rFonts w:hint="eastAsia"/>
-        </w:rPr>
-        <w:t xml:space="preserve">  </w:t>
-      </w:r>
-      <w:r>
-        <w:rPr>
-          <w:rFonts w:hint="eastAsia"/>
-        </w:rPr>
-        <w:t>其他</w:t>
-      </w:r>
-      <w:r>
-        <w:rPr>
-          <w:rFonts w:hint="eastAsia"/>
-        </w:rPr>
-        <w:t> </w:t>
-      </w:r>
-    </w:p>
-    <w:p/>
-    <w:p>
-      <w:r>
-        <w:rPr>
-          <w:rFonts w:hint="eastAsia"/>
-        </w:rPr>
-        <w:t>* </w:t>
-      </w:r>
-      <w:r>
-        <w:rPr>
-          <w:rFonts w:hint="eastAsia"/>
-        </w:rPr>
-        <w:t>是否願意接受後續的商品化輔導，參與創新創業新秀選拔系列活動</w:t>
-      </w:r>
-    </w:p>
-    <w:p>
-      <w:r>
-        <w:rPr>
-          <w:rFonts w:hint="eastAsia"/>
         </w:rPr>
         <w:t>同意</w:t>
       </w:r>
@@ -6109,6 +6481,7 @@
   <w:style w:type="character" w:default="1" w:styleId="a0">
     <w:name w:val="Default Paragraph Font"/>
     <w:uiPriority w:val="1"/>
+    <w:semiHidden/>
     <w:unhideWhenUsed/>
   </w:style>
   <w:style w:type="table" w:default="1" w:styleId="a1">

--- a/文件/競賽的相關東西/innoserve.docx
+++ b/文件/競賽的相關東西/innoserve.docx
@@ -42,7 +42,21 @@
           <w:rFonts w:hint="eastAsia"/>
           <w:bCs/>
         </w:rPr>
-        <w:t>怪怪走開護您安全</w:t>
+        <w:t>怪怪走開</w:t>
+      </w:r>
+      <w:r>
+        <w:rPr>
+          <w:rFonts w:hint="eastAsia"/>
+          <w:bCs/>
+        </w:rPr>
+        <w:t>，</w:t>
+      </w:r>
+      <w:r>
+        <w:rPr>
+          <w:rFonts w:hint="eastAsia"/>
+          <w:bCs/>
+        </w:rPr>
+        <w:t>護您安全</w:t>
       </w:r>
     </w:p>
     <w:p>
@@ -59,6 +73,18 @@
         </w:rPr>
         <w:t xml:space="preserve"> </w:t>
       </w:r>
+      <w:r>
+        <w:t>SafeWalk</w:t>
+      </w:r>
+      <w:r>
+        <w:rPr>
+          <w:rFonts w:hint="eastAsia"/>
+        </w:rPr>
+        <w:t>,</w:t>
+      </w:r>
+      <w:r>
+        <w:t xml:space="preserve"> Guarding Your Safety</w:t>
+      </w:r>
     </w:p>
     <w:p/>
     <w:p>
@@ -122,7 +148,6 @@
         </w:rPr>
         <w:t xml:space="preserve">  </w:t>
       </w:r>
-      <w:proofErr w:type="spellStart"/>
       <w:r>
         <w:rPr>
           <w:rFonts w:hint="eastAsia"/>
@@ -130,21 +155,18 @@
         </w:rPr>
         <w:t>AI</w:t>
       </w:r>
-      <w:proofErr w:type="spellEnd"/>
-      <w:r>
-        <w:rPr>
-          <w:rFonts w:hint="eastAsia"/>
-        </w:rPr>
-        <w:t xml:space="preserve">  </w:t>
-      </w:r>
-      <w:proofErr w:type="spellStart"/>
+      <w:r>
+        <w:rPr>
+          <w:rFonts w:hint="eastAsia"/>
+        </w:rPr>
+        <w:t xml:space="preserve">  </w:t>
+      </w:r>
       <w:r>
         <w:rPr>
           <w:rFonts w:hint="eastAsia"/>
         </w:rPr>
         <w:t>AIoT</w:t>
       </w:r>
-      <w:proofErr w:type="spellEnd"/>
       <w:r>
         <w:rPr>
           <w:rFonts w:hint="eastAsia"/>
@@ -199,7 +221,6 @@
         </w:rPr>
         <w:t xml:space="preserve">  </w:t>
       </w:r>
-      <w:proofErr w:type="gramStart"/>
       <w:r>
         <w:rPr>
           <w:rFonts w:hint="eastAsia"/>
@@ -207,7 +228,6 @@
         </w:rPr>
         <w:t>資安</w:t>
       </w:r>
-      <w:proofErr w:type="gramEnd"/>
       <w:r>
         <w:rPr>
           <w:rFonts w:hint="eastAsia"/>
@@ -334,14 +354,12 @@
         </w:rPr>
         <w:t xml:space="preserve">  </w:t>
       </w:r>
-      <w:proofErr w:type="gramStart"/>
       <w:r>
         <w:rPr>
           <w:rFonts w:hint="eastAsia"/>
         </w:rPr>
         <w:t>區塊鏈</w:t>
       </w:r>
-      <w:proofErr w:type="gramEnd"/>
       <w:r>
         <w:rPr>
           <w:rFonts w:hint="eastAsia"/>
@@ -475,28 +493,25 @@
       <w:r>
         <w:rPr>
           <w:rFonts w:hint="eastAsia"/>
+        </w:rPr>
+        <w:t xml:space="preserve">  </w:t>
+      </w:r>
+      <w:r>
+        <w:rPr>
+          <w:rFonts w:hint="eastAsia"/>
           <w:highlight w:val="yellow"/>
         </w:rPr>
-        <w:t xml:space="preserve">  </w:t>
-      </w:r>
-      <w:r>
-        <w:rPr>
-          <w:rFonts w:hint="eastAsia"/>
-          <w:highlight w:val="yellow"/>
-        </w:rPr>
         <w:t>電腦</w:t>
       </w:r>
       <w:r>
         <w:rPr>
           <w:rFonts w:hint="eastAsia"/>
-          <w:highlight w:val="yellow"/>
-        </w:rPr>
-        <w:t xml:space="preserve">  </w:t>
-      </w:r>
-      <w:r>
-        <w:rPr>
-          <w:rFonts w:hint="eastAsia"/>
-          <w:highlight w:val="yellow"/>
+        </w:rPr>
+        <w:t xml:space="preserve">  </w:t>
+      </w:r>
+      <w:r>
+        <w:rPr>
+          <w:rFonts w:hint="eastAsia"/>
         </w:rPr>
         <w:t>感知設備</w:t>
       </w:r>
@@ -607,7 +622,6 @@
           <w:right w:val="single" w:sz="4" w:space="1" w:color="auto"/>
         </w:pBdr>
       </w:pPr>
-      <w:proofErr w:type="gramStart"/>
       <w:r>
         <w:rPr>
           <w:b/>
@@ -615,7 +629,6 @@
         </w:rPr>
         <w:t>物聯網</w:t>
       </w:r>
-      <w:proofErr w:type="gramEnd"/>
     </w:p>
     <w:p>
       <w:pPr>
@@ -626,14 +639,12 @@
           <w:right w:val="single" w:sz="4" w:space="1" w:color="auto"/>
         </w:pBdr>
       </w:pPr>
-      <w:proofErr w:type="gramStart"/>
       <w:r>
         <w:rPr>
           <w:rFonts w:hint="eastAsia"/>
         </w:rPr>
         <w:t>物聯網</w:t>
       </w:r>
-      <w:proofErr w:type="gramEnd"/>
     </w:p>
     <w:p>
       <w:pPr>
@@ -1166,17 +1177,8 @@
           <w:b/>
           <w:bCs/>
         </w:rPr>
-        <w:t>資料庫與資料探</w:t>
-      </w:r>
-      <w:proofErr w:type="gramStart"/>
-      <w:r>
-        <w:rPr>
-          <w:b/>
-          <w:bCs/>
-        </w:rPr>
-        <w:t>勘</w:t>
-      </w:r>
-      <w:proofErr w:type="gramEnd"/>
+        <w:t>資料庫與資料探勘</w:t>
+      </w:r>
     </w:p>
     <w:p>
       <w:pPr>
@@ -1203,36 +1205,20 @@
         <w:rPr>
           <w:rFonts w:hint="eastAsia"/>
         </w:rPr>
-        <w:t>資料探</w:t>
-      </w:r>
-      <w:proofErr w:type="gramStart"/>
-      <w:r>
-        <w:rPr>
-          <w:rFonts w:hint="eastAsia"/>
-        </w:rPr>
-        <w:t>勘</w:t>
-      </w:r>
-      <w:proofErr w:type="gramEnd"/>
-      <w:r>
-        <w:rPr>
-          <w:rFonts w:hint="eastAsia"/>
-        </w:rPr>
-        <w:t xml:space="preserve">  </w:t>
-      </w:r>
-      <w:r>
-        <w:rPr>
-          <w:rFonts w:hint="eastAsia"/>
-        </w:rPr>
-        <w:t>文本探</w:t>
-      </w:r>
-      <w:proofErr w:type="gramStart"/>
-      <w:r>
-        <w:rPr>
-          <w:rFonts w:hint="eastAsia"/>
-        </w:rPr>
-        <w:t>勘</w:t>
-      </w:r>
-      <w:proofErr w:type="gramEnd"/>
+        <w:t>資料探勘</w:t>
+      </w:r>
+      <w:r>
+        <w:rPr>
+          <w:rFonts w:hint="eastAsia"/>
+        </w:rPr>
+        <w:t xml:space="preserve">  </w:t>
+      </w:r>
+      <w:r>
+        <w:rPr>
+          <w:rFonts w:hint="eastAsia"/>
+        </w:rPr>
+        <w:t>文本探勘</w:t>
+      </w:r>
       <w:r>
         <w:rPr>
           <w:rFonts w:hint="eastAsia"/>
@@ -1255,21 +1241,7 @@
         <w:rPr>
           <w:rFonts w:hint="eastAsia"/>
         </w:rPr>
-        <w:t>資料庫與資料探</w:t>
-      </w:r>
-      <w:proofErr w:type="gramStart"/>
-      <w:r>
-        <w:rPr>
-          <w:rFonts w:hint="eastAsia"/>
-        </w:rPr>
-        <w:t>勘</w:t>
-      </w:r>
-      <w:proofErr w:type="gramEnd"/>
-      <w:r>
-        <w:rPr>
-          <w:rFonts w:hint="eastAsia"/>
-        </w:rPr>
-        <w:t>之應用研究</w:t>
+        <w:t>資料庫與資料探勘之應用研究</w:t>
       </w:r>
     </w:p>
     <w:p>
@@ -1699,21 +1671,7 @@
         <w:rPr>
           <w:rFonts w:hint="eastAsia"/>
         </w:rPr>
-        <w:t>視訊</w:t>
-      </w:r>
-      <w:proofErr w:type="gramStart"/>
-      <w:r>
-        <w:rPr>
-          <w:rFonts w:hint="eastAsia"/>
-        </w:rPr>
-        <w:t>鑑</w:t>
-      </w:r>
-      <w:proofErr w:type="gramEnd"/>
-      <w:r>
-        <w:rPr>
-          <w:rFonts w:hint="eastAsia"/>
-        </w:rPr>
-        <w:t>識</w:t>
+        <w:t>視訊鑑識</w:t>
       </w:r>
       <w:r>
         <w:rPr>
@@ -1917,21 +1875,7 @@
         <w:rPr>
           <w:rFonts w:hint="eastAsia"/>
         </w:rPr>
-        <w:t>資訊檢索與擷取見解探</w:t>
-      </w:r>
-      <w:proofErr w:type="gramStart"/>
-      <w:r>
-        <w:rPr>
-          <w:rFonts w:hint="eastAsia"/>
-        </w:rPr>
-        <w:t>勘</w:t>
-      </w:r>
-      <w:proofErr w:type="gramEnd"/>
-      <w:r>
-        <w:rPr>
-          <w:rFonts w:hint="eastAsia"/>
-        </w:rPr>
-        <w:t>與情感分析語言與語音處理之應用研究</w:t>
+        <w:t>資訊檢索與擷取見解探勘與情感分析語言與語音處理之應用研究</w:t>
       </w:r>
     </w:p>
     <w:p>
@@ -1988,21 +1932,7 @@
         <w:rPr>
           <w:rFonts w:hint="eastAsia"/>
         </w:rPr>
-        <w:t>見解探</w:t>
-      </w:r>
-      <w:proofErr w:type="gramStart"/>
-      <w:r>
-        <w:rPr>
-          <w:rFonts w:hint="eastAsia"/>
-        </w:rPr>
-        <w:t>勘</w:t>
-      </w:r>
-      <w:proofErr w:type="gramEnd"/>
-      <w:r>
-        <w:rPr>
-          <w:rFonts w:hint="eastAsia"/>
-        </w:rPr>
-        <w:t>與情感分析</w:t>
+        <w:t>見解探勘與情感分析</w:t>
       </w:r>
       <w:r>
         <w:rPr>
@@ -2026,7 +1956,6 @@
           <w:right w:val="single" w:sz="4" w:space="1" w:color="auto"/>
         </w:pBdr>
       </w:pPr>
-      <w:proofErr w:type="gramStart"/>
       <w:r>
         <w:rPr>
           <w:b/>
@@ -2034,7 +1963,6 @@
         </w:rPr>
         <w:t>人工智慧仿生計算</w:t>
       </w:r>
-      <w:proofErr w:type="gramEnd"/>
     </w:p>
     <w:p>
       <w:pPr>
@@ -2050,23 +1978,7 @@
           <w:rFonts w:hint="eastAsia"/>
           <w:highlight w:val="yellow"/>
         </w:rPr>
-        <w:t>資料探</w:t>
-      </w:r>
-      <w:proofErr w:type="gramStart"/>
-      <w:r>
-        <w:rPr>
-          <w:rFonts w:hint="eastAsia"/>
-          <w:highlight w:val="yellow"/>
-        </w:rPr>
-        <w:t>勘</w:t>
-      </w:r>
-      <w:proofErr w:type="gramEnd"/>
-      <w:r>
-        <w:rPr>
-          <w:rFonts w:hint="eastAsia"/>
-          <w:highlight w:val="yellow"/>
-        </w:rPr>
-        <w:t>與機器學習</w:t>
+        <w:t>資料探勘與機器學習</w:t>
       </w:r>
       <w:r>
         <w:rPr>
@@ -2263,19 +2175,11 @@
         </w:rPr>
         <w:t xml:space="preserve">  </w:t>
       </w:r>
-      <w:proofErr w:type="gramStart"/>
-      <w:r>
-        <w:rPr>
-          <w:rFonts w:hint="eastAsia"/>
-        </w:rPr>
-        <w:t>可視化與</w:t>
-      </w:r>
-      <w:proofErr w:type="gramEnd"/>
-      <w:r>
-        <w:rPr>
-          <w:rFonts w:hint="eastAsia"/>
-        </w:rPr>
-        <w:t>人機互動技術</w:t>
+      <w:r>
+        <w:rPr>
+          <w:rFonts w:hint="eastAsia"/>
+        </w:rPr>
+        <w:t>可視化與人機互動技術</w:t>
       </w:r>
     </w:p>
     <w:p>
@@ -2506,47 +2410,19 @@
         <w:rPr>
           <w:rFonts w:hint="eastAsia"/>
         </w:rPr>
-        <w:t>對稱金</w:t>
-      </w:r>
-      <w:proofErr w:type="gramStart"/>
-      <w:r>
-        <w:rPr>
-          <w:rFonts w:hint="eastAsia"/>
-        </w:rPr>
-        <w:t>鑰</w:t>
-      </w:r>
-      <w:proofErr w:type="gramEnd"/>
-      <w:r>
-        <w:rPr>
-          <w:rFonts w:hint="eastAsia"/>
-        </w:rPr>
-        <w:t>密碼學</w:t>
-      </w:r>
-      <w:r>
-        <w:rPr>
-          <w:rFonts w:hint="eastAsia"/>
-        </w:rPr>
-        <w:t xml:space="preserve">  </w:t>
-      </w:r>
-      <w:r>
-        <w:rPr>
-          <w:rFonts w:hint="eastAsia"/>
-        </w:rPr>
-        <w:t>公開金</w:t>
-      </w:r>
-      <w:proofErr w:type="gramStart"/>
-      <w:r>
-        <w:rPr>
-          <w:rFonts w:hint="eastAsia"/>
-        </w:rPr>
-        <w:t>鑰</w:t>
-      </w:r>
-      <w:proofErr w:type="gramEnd"/>
-      <w:r>
-        <w:rPr>
-          <w:rFonts w:hint="eastAsia"/>
-        </w:rPr>
-        <w:t>密碼學</w:t>
+        <w:t>對稱金鑰密碼學</w:t>
+      </w:r>
+      <w:r>
+        <w:rPr>
+          <w:rFonts w:hint="eastAsia"/>
+        </w:rPr>
+        <w:t xml:space="preserve">  </w:t>
+      </w:r>
+      <w:r>
+        <w:rPr>
+          <w:rFonts w:hint="eastAsia"/>
+        </w:rPr>
+        <w:t>公開金鑰密碼學</w:t>
       </w:r>
       <w:r>
         <w:rPr>
@@ -2679,21 +2555,7 @@
         <w:rPr>
           <w:rFonts w:hint="eastAsia"/>
         </w:rPr>
-        <w:t>數位犯罪</w:t>
-      </w:r>
-      <w:proofErr w:type="gramStart"/>
-      <w:r>
-        <w:rPr>
-          <w:rFonts w:hint="eastAsia"/>
-        </w:rPr>
-        <w:t>鑑</w:t>
-      </w:r>
-      <w:proofErr w:type="gramEnd"/>
-      <w:r>
-        <w:rPr>
-          <w:rFonts w:hint="eastAsia"/>
-        </w:rPr>
-        <w:t>識</w:t>
+        <w:t>數位犯罪鑑識</w:t>
       </w:r>
     </w:p>
     <w:p>
@@ -2738,50 +2600,20 @@
         <w:rPr>
           <w:rFonts w:hint="eastAsia"/>
         </w:rPr>
-        <w:t>生物醫學資料庫及資料分析探</w:t>
-      </w:r>
-      <w:proofErr w:type="gramStart"/>
-      <w:r>
-        <w:rPr>
-          <w:rFonts w:hint="eastAsia"/>
-        </w:rPr>
-        <w:t>勘</w:t>
-      </w:r>
-      <w:proofErr w:type="gramEnd"/>
-      <w:r>
-        <w:rPr>
-          <w:rFonts w:hint="eastAsia"/>
-        </w:rPr>
-        <w:t xml:space="preserve">  </w:t>
-      </w:r>
-      <w:r>
-        <w:rPr>
-          <w:rFonts w:hint="eastAsia"/>
-        </w:rPr>
-        <w:t>生</w:t>
-      </w:r>
-      <w:proofErr w:type="gramStart"/>
-      <w:r>
-        <w:rPr>
-          <w:rFonts w:hint="eastAsia"/>
-        </w:rPr>
-        <w:t>醫</w:t>
-      </w:r>
-      <w:proofErr w:type="gramEnd"/>
-      <w:r>
-        <w:rPr>
-          <w:rFonts w:hint="eastAsia"/>
-        </w:rPr>
-        <w:t>文獻探</w:t>
-      </w:r>
-      <w:proofErr w:type="gramStart"/>
-      <w:r>
-        <w:rPr>
-          <w:rFonts w:hint="eastAsia"/>
-        </w:rPr>
-        <w:t>勘</w:t>
-      </w:r>
-      <w:proofErr w:type="gramEnd"/>
+        <w:t>生物醫學資料庫及資料分析探勘</w:t>
+      </w:r>
+      <w:r>
+        <w:rPr>
+          <w:rFonts w:hint="eastAsia"/>
+        </w:rPr>
+        <w:t xml:space="preserve">  </w:t>
+      </w:r>
+      <w:r>
+        <w:rPr>
+          <w:rFonts w:hint="eastAsia"/>
+        </w:rPr>
+        <w:t>生醫文獻探勘</w:t>
+      </w:r>
       <w:r>
         <w:rPr>
           <w:rFonts w:hint="eastAsia"/>
@@ -3002,9 +2834,6 @@
         <w:t>我們的作品</w:t>
       </w:r>
       <w:r>
-        <w:t xml:space="preserve"> </w:t>
-      </w:r>
-      <w:r>
         <w:rPr>
           <w:b/>
           <w:bCs/>
@@ -3012,13 +2841,7 @@
         <w:t>「怪怪走開，護您安全」</w:t>
       </w:r>
       <w:r>
-        <w:t xml:space="preserve"> </w:t>
-      </w:r>
-      <w:r>
         <w:t>是一個行動安全平台，發想來自組員遭遇騷擾的親身經驗。雖未造成身體傷害，卻帶來長期不安，讓我們意識到需要一個能</w:t>
-      </w:r>
-      <w:r>
-        <w:t xml:space="preserve"> </w:t>
       </w:r>
       <w:r>
         <w:rPr>
@@ -3026,9 +2849,6 @@
           <w:bCs/>
         </w:rPr>
         <w:t>即時掌握周邊安全資訊</w:t>
-      </w:r>
-      <w:r>
-        <w:t xml:space="preserve"> </w:t>
       </w:r>
       <w:r>
         <w:t>的工具，幫助大家降低風險。</w:t>
@@ -3047,7 +2867,7 @@
         <w:t>平台以「社群互助</w:t>
       </w:r>
       <w:r>
-        <w:t xml:space="preserve"> × </w:t>
+        <w:t>×</w:t>
       </w:r>
       <w:r>
         <w:t>技術創新」為核心，結合三大功能：</w:t>
@@ -3092,21 +2912,12 @@
           <w:right w:val="single" w:sz="4" w:space="4" w:color="auto"/>
         </w:pBdr>
       </w:pPr>
-      <w:proofErr w:type="gramStart"/>
       <w:r>
         <w:rPr>
           <w:b/>
           <w:bCs/>
         </w:rPr>
-        <w:t>一</w:t>
-      </w:r>
-      <w:proofErr w:type="gramEnd"/>
-      <w:r>
-        <w:rPr>
-          <w:b/>
-          <w:bCs/>
-        </w:rPr>
-        <w:t>鍵求助與合作店家</w:t>
+        <w:t>一鍵求助與合作店家</w:t>
       </w:r>
       <w:r>
         <w:t>：緊急時可快速聯繫親友或警方，並找到附近「安全合作店家」作為可依靠的安全據點。</w:t>
@@ -3137,7 +2948,7 @@
         <w:t>：提供經驗交流與互助支持，並透過</w:t>
       </w:r>
       <w:r>
-        <w:t xml:space="preserve"> AI </w:t>
+        <w:t>AI</w:t>
       </w:r>
       <w:r>
         <w:t>審核確保資訊正確友善。</w:t>
@@ -3156,26 +2967,10 @@
         <w:t>在管理端，我們設計了事件審核、隱私保護與</w:t>
       </w:r>
       <w:r>
-        <w:t xml:space="preserve"> AI </w:t>
-      </w:r>
-      <w:r>
-        <w:t>自動人臉馬賽克，確保回報資訊可信且</w:t>
-      </w:r>
-      <w:proofErr w:type="gramStart"/>
-      <w:r>
-        <w:t>不</w:t>
-      </w:r>
-      <w:proofErr w:type="gramEnd"/>
-      <w:r>
-        <w:t>洩漏</w:t>
-      </w:r>
-      <w:proofErr w:type="gramStart"/>
-      <w:r>
-        <w:t>個</w:t>
-      </w:r>
-      <w:proofErr w:type="gramEnd"/>
-      <w:r>
-        <w:t>資。這樣的設計彌補了傳統報案系統的不足，讓每個人都能成為資訊的提供者與守護者。</w:t>
+        <w:t>AI</w:t>
+      </w:r>
+      <w:r>
+        <w:t>自動人臉馬賽克，確保回報資訊可信且不洩漏個資。這樣的設計彌補了傳統報案系統的不足，讓每個人都能成為資訊的提供者與守護者。</w:t>
       </w:r>
     </w:p>
     <w:p>
@@ -3192,9 +2987,6 @@
         <w:t>本專題呼應政府推動的</w:t>
       </w:r>
       <w:r>
-        <w:t xml:space="preserve"> </w:t>
-      </w:r>
-      <w:r>
         <w:rPr>
           <w:b/>
           <w:bCs/>
@@ -3205,18 +2997,10 @@
         <w:t>，透過科技讓民眾、商家與社區共同參與，形成自發性的防護網路。未來，我們期望與地方政府合作，擴充資料來源並結合</w:t>
       </w:r>
       <w:r>
-        <w:t xml:space="preserve"> AI </w:t>
-      </w:r>
-      <w:r>
-        <w:t>預測模型，進一步提升精</w:t>
-      </w:r>
-      <w:proofErr w:type="gramStart"/>
-      <w:r>
-        <w:t>準</w:t>
-      </w:r>
-      <w:proofErr w:type="gramEnd"/>
-      <w:r>
-        <w:t>度。</w:t>
+        <w:t>AI</w:t>
+      </w:r>
+      <w:r>
+        <w:t>預測模型，進一步提升精準度。</w:t>
       </w:r>
     </w:p>
     <w:p>
@@ -3232,9 +3016,6 @@
         <w:t>最終目標是打造一個</w:t>
       </w:r>
       <w:r>
-        <w:t xml:space="preserve"> </w:t>
-      </w:r>
-      <w:r>
         <w:rPr>
           <w:b/>
           <w:bCs/>
@@ -3242,9 +3023,6 @@
         <w:t>資訊透明、互助共享、即時應對</w:t>
       </w:r>
       <w:r>
-        <w:t xml:space="preserve"> </w:t>
-      </w:r>
-      <w:r>
         <w:t>的安全平台，讓大眾在日常生活中感受到更高的安全感與社會支持。</w:t>
       </w:r>
     </w:p>
@@ -3380,14 +3158,12 @@
       </w:r>
     </w:p>
     <w:p>
-      <w:proofErr w:type="gramStart"/>
       <w:r>
         <w:rPr>
           <w:rFonts w:hint="eastAsia"/>
         </w:rPr>
         <w:t>高中職大</w:t>
       </w:r>
-      <w:proofErr w:type="gramEnd"/>
       <w:r>
         <w:rPr>
           <w:rFonts w:hint="eastAsia"/>
@@ -3408,218 +3184,179 @@
         </w:rPr>
         <w:t>(</w:t>
       </w:r>
-      <w:proofErr w:type="gramStart"/>
       <w:r>
         <w:rPr>
           <w:rFonts w:hint="eastAsia"/>
           <w:highlight w:val="yellow"/>
         </w:rPr>
-        <w:t>含碩博士</w:t>
-      </w:r>
-      <w:proofErr w:type="gramEnd"/>
+        <w:t>含碩博士、跨校跨系組隊</w:t>
+      </w:r>
       <w:r>
         <w:rPr>
           <w:rFonts w:hint="eastAsia"/>
           <w:highlight w:val="yellow"/>
         </w:rPr>
-        <w:t>、</w:t>
-      </w:r>
-      <w:proofErr w:type="gramStart"/>
+        <w:t>)</w:t>
+      </w:r>
+      <w:r>
+        <w:rPr>
+          <w:rFonts w:hint="eastAsia"/>
+        </w:rPr>
+        <w:t xml:space="preserve">  </w:t>
+      </w:r>
+      <w:r>
+        <w:rPr>
+          <w:rFonts w:hint="eastAsia"/>
+        </w:rPr>
+        <w:t>混合組</w:t>
+      </w:r>
+      <w:r>
+        <w:rPr>
+          <w:rFonts w:hint="eastAsia"/>
+        </w:rPr>
+        <w:t>(</w:t>
+      </w:r>
+      <w:r>
+        <w:rPr>
+          <w:rFonts w:hint="eastAsia"/>
+        </w:rPr>
+        <w:t>高中職與大專含碩博士班混合組隊</w:t>
+      </w:r>
+      <w:r>
+        <w:rPr>
+          <w:rFonts w:hint="eastAsia"/>
+        </w:rPr>
+        <w:t>)</w:t>
+      </w:r>
+    </w:p>
+    <w:p>
+      <w:r>
+        <w:rPr>
+          <w:rFonts w:hint="eastAsia"/>
+        </w:rPr>
+        <w:t>組員人數</w:t>
+      </w:r>
+      <w:r>
+        <w:rPr>
+          <w:rFonts w:hint="eastAsia"/>
+        </w:rPr>
+        <w:t> </w:t>
+      </w:r>
+    </w:p>
+    <w:p>
+      <w:r>
+        <w:rPr>
+          <w:rFonts w:hint="eastAsia"/>
+        </w:rPr>
+        <w:t>1</w:t>
+      </w:r>
+      <w:r>
+        <w:rPr>
+          <w:rFonts w:hint="eastAsia"/>
+        </w:rPr>
+        <w:t>人</w:t>
+      </w:r>
+      <w:r>
+        <w:rPr>
+          <w:rFonts w:hint="eastAsia"/>
+        </w:rPr>
+        <w:t>2</w:t>
+      </w:r>
+      <w:r>
+        <w:rPr>
+          <w:rFonts w:hint="eastAsia"/>
+        </w:rPr>
+        <w:t>人</w:t>
+      </w:r>
+      <w:r>
+        <w:rPr>
+          <w:rFonts w:hint="eastAsia"/>
+        </w:rPr>
+        <w:t>3</w:t>
+      </w:r>
+      <w:r>
+        <w:rPr>
+          <w:rFonts w:hint="eastAsia"/>
+        </w:rPr>
+        <w:t>人</w:t>
+      </w:r>
       <w:r>
         <w:rPr>
           <w:rFonts w:hint="eastAsia"/>
           <w:highlight w:val="yellow"/>
         </w:rPr>
-        <w:t>跨校跨系</w:t>
-      </w:r>
-      <w:proofErr w:type="gramEnd"/>
+        <w:t>4</w:t>
+      </w:r>
       <w:r>
         <w:rPr>
           <w:rFonts w:hint="eastAsia"/>
           <w:highlight w:val="yellow"/>
         </w:rPr>
-        <w:t>組隊</w:t>
-      </w:r>
-      <w:r>
-        <w:rPr>
-          <w:rFonts w:hint="eastAsia"/>
-          <w:highlight w:val="yellow"/>
-        </w:rPr>
+        <w:t>人</w:t>
+      </w:r>
+      <w:r>
+        <w:rPr>
+          <w:rFonts w:hint="eastAsia"/>
+        </w:rPr>
+        <w:t>5</w:t>
+      </w:r>
+      <w:r>
+        <w:rPr>
+          <w:rFonts w:hint="eastAsia"/>
+        </w:rPr>
+        <w:t>人</w:t>
+      </w:r>
+      <w:r>
+        <w:rPr>
+          <w:rFonts w:hint="eastAsia"/>
+        </w:rPr>
+        <w:t>6</w:t>
+      </w:r>
+      <w:r>
+        <w:rPr>
+          <w:rFonts w:hint="eastAsia"/>
+        </w:rPr>
+        <w:t>人</w:t>
+      </w:r>
+      <w:r>
+        <w:rPr>
+          <w:rFonts w:hint="eastAsia"/>
+        </w:rPr>
+        <w:t>7</w:t>
+      </w:r>
+      <w:r>
+        <w:rPr>
+          <w:rFonts w:hint="eastAsia"/>
+        </w:rPr>
+        <w:t>人</w:t>
+      </w:r>
+      <w:r>
+        <w:rPr>
+          <w:rFonts w:hint="eastAsia"/>
+        </w:rPr>
+        <w:t>8</w:t>
+      </w:r>
+      <w:r>
+        <w:rPr>
+          <w:rFonts w:hint="eastAsia"/>
+        </w:rPr>
+        <w:t>人</w:t>
+      </w:r>
+    </w:p>
+    <w:p/>
+    <w:p>
+      <w:r>
+        <w:t>組員</w:t>
+      </w:r>
+      <w:r>
+        <w:t>1 (</w:t>
+      </w:r>
+      <w:r>
+        <w:t>主要聯絡人</w:t>
+      </w:r>
+      <w:r>
         <w:t>)</w:t>
       </w:r>
-      <w:r>
-        <w:rPr>
-          <w:rFonts w:hint="eastAsia"/>
-        </w:rPr>
-        <w:t xml:space="preserve">  </w:t>
-      </w:r>
-      <w:r>
-        <w:rPr>
-          <w:rFonts w:hint="eastAsia"/>
-        </w:rPr>
-        <w:t>混合組</w:t>
-      </w:r>
-      <w:r>
-        <w:rPr>
-          <w:rFonts w:hint="eastAsia"/>
-        </w:rPr>
-        <w:t>(</w:t>
-      </w:r>
-      <w:r>
-        <w:rPr>
-          <w:rFonts w:hint="eastAsia"/>
-        </w:rPr>
-        <w:t>高中職與</w:t>
-      </w:r>
-      <w:proofErr w:type="gramStart"/>
-      <w:r>
-        <w:rPr>
-          <w:rFonts w:hint="eastAsia"/>
-        </w:rPr>
-        <w:t>大專含碩博士</w:t>
-      </w:r>
-      <w:proofErr w:type="gramEnd"/>
-      <w:r>
-        <w:rPr>
-          <w:rFonts w:hint="eastAsia"/>
-        </w:rPr>
-        <w:t>班混合組隊</w:t>
-      </w:r>
-      <w:r>
-        <w:rPr>
-          <w:rFonts w:hint="eastAsia"/>
-        </w:rPr>
-        <w:t>)</w:t>
-      </w:r>
-    </w:p>
-    <w:p>
-      <w:r>
-        <w:rPr>
-          <w:rFonts w:hint="eastAsia"/>
-        </w:rPr>
-        <w:t>組員人數</w:t>
-      </w:r>
-      <w:r>
-        <w:rPr>
-          <w:rFonts w:hint="eastAsia"/>
-        </w:rPr>
-        <w:t> </w:t>
-      </w:r>
-    </w:p>
-    <w:p>
-      <w:r>
-        <w:rPr>
-          <w:rFonts w:hint="eastAsia"/>
-        </w:rPr>
-        <w:t>1</w:t>
-      </w:r>
-      <w:r>
-        <w:rPr>
-          <w:rFonts w:hint="eastAsia"/>
-        </w:rPr>
-        <w:t>人</w:t>
-      </w:r>
-      <w:r>
-        <w:rPr>
-          <w:rFonts w:hint="eastAsia"/>
-        </w:rPr>
-        <w:t>2</w:t>
-      </w:r>
-      <w:r>
-        <w:rPr>
-          <w:rFonts w:hint="eastAsia"/>
-        </w:rPr>
-        <w:t>人</w:t>
-      </w:r>
-      <w:r>
-        <w:rPr>
-          <w:rFonts w:hint="eastAsia"/>
-        </w:rPr>
-        <w:t>3</w:t>
-      </w:r>
-      <w:r>
-        <w:rPr>
-          <w:rFonts w:hint="eastAsia"/>
-        </w:rPr>
-        <w:t>人</w:t>
-      </w:r>
-      <w:r>
-        <w:rPr>
-          <w:rFonts w:hint="eastAsia"/>
-          <w:highlight w:val="yellow"/>
-        </w:rPr>
-        <w:t>4</w:t>
-      </w:r>
-      <w:r>
-        <w:rPr>
-          <w:rFonts w:hint="eastAsia"/>
-          <w:highlight w:val="yellow"/>
-        </w:rPr>
-        <w:t>人</w:t>
-      </w:r>
-      <w:r>
-        <w:rPr>
-          <w:rFonts w:hint="eastAsia"/>
-        </w:rPr>
-        <w:t>5</w:t>
-      </w:r>
-      <w:r>
-        <w:rPr>
-          <w:rFonts w:hint="eastAsia"/>
-        </w:rPr>
-        <w:t>人</w:t>
-      </w:r>
-      <w:r>
-        <w:rPr>
-          <w:rFonts w:hint="eastAsia"/>
-        </w:rPr>
-        <w:t>6</w:t>
-      </w:r>
-      <w:r>
-        <w:rPr>
-          <w:rFonts w:hint="eastAsia"/>
-        </w:rPr>
-        <w:t>人</w:t>
-      </w:r>
-      <w:r>
-        <w:rPr>
-          <w:rFonts w:hint="eastAsia"/>
-        </w:rPr>
-        <w:t>7</w:t>
-      </w:r>
-      <w:r>
-        <w:rPr>
-          <w:rFonts w:hint="eastAsia"/>
-        </w:rPr>
-        <w:t>人</w:t>
-      </w:r>
-      <w:r>
-        <w:rPr>
-          <w:rFonts w:hint="eastAsia"/>
-        </w:rPr>
-        <w:t>8</w:t>
-      </w:r>
-      <w:r>
-        <w:rPr>
-          <w:rFonts w:hint="eastAsia"/>
-        </w:rPr>
-        <w:t>人</w:t>
-      </w:r>
-    </w:p>
-    <w:p/>
-    <w:p>
-      <w:r>
-        <w:t>組員</w:t>
-      </w:r>
-      <w:r>
-        <w:t>1 (</w:t>
-      </w:r>
-      <w:r>
-        <w:t>主要聯絡人</w:t>
-      </w:r>
-      <w:r>
-        <w:t>)</w:t>
-      </w:r>
     </w:p>
     <w:p>
       <w:r>
@@ -3640,21 +3377,7 @@
         <w:rPr>
           <w:rFonts w:hint="eastAsia"/>
         </w:rPr>
-        <w:t>五專</w:t>
-      </w:r>
-      <w:proofErr w:type="gramStart"/>
-      <w:r>
-        <w:rPr>
-          <w:rFonts w:hint="eastAsia"/>
-        </w:rPr>
-        <w:t>專</w:t>
-      </w:r>
-      <w:proofErr w:type="gramEnd"/>
-      <w:r>
-        <w:rPr>
-          <w:rFonts w:hint="eastAsia"/>
-        </w:rPr>
-        <w:t>五</w:t>
+        <w:t>五專專五</w:t>
       </w:r>
     </w:p>
     <w:p>
@@ -3698,21 +3421,7 @@
         <w:rPr>
           <w:rFonts w:hint="eastAsia"/>
         </w:rPr>
-        <w:t>國立</w:t>
-      </w:r>
-      <w:proofErr w:type="gramStart"/>
-      <w:r>
-        <w:rPr>
-          <w:rFonts w:hint="eastAsia"/>
-        </w:rPr>
-        <w:t>臺</w:t>
-      </w:r>
-      <w:proofErr w:type="gramEnd"/>
-      <w:r>
-        <w:rPr>
-          <w:rFonts w:hint="eastAsia"/>
-        </w:rPr>
-        <w:t>北商業大學</w:t>
+        <w:t>國立臺北商業大學</w:t>
       </w:r>
     </w:p>
     <w:p>
@@ -3755,8 +3464,12 @@
         </w:rPr>
         <w:t>姓名</w:t>
       </w:r>
-    </w:p>
-    <w:p>
+      <w:r>
+        <w:rPr>
+          <w:rFonts w:hint="eastAsia"/>
+        </w:rPr>
+        <w:t xml:space="preserve">  </w:t>
+      </w:r>
       <w:r>
         <w:rPr>
           <w:rFonts w:hint="eastAsia"/>
@@ -3773,18 +3486,14 @@
         <w:rPr>
           <w:rFonts w:hint="eastAsia"/>
         </w:rPr>
-        <w:t>李品</w:t>
-      </w:r>
-      <w:proofErr w:type="gramStart"/>
-      <w:r>
-        <w:rPr>
-          <w:rFonts w:hint="eastAsia"/>
-        </w:rPr>
-        <w:t>臻</w:t>
-      </w:r>
-      <w:proofErr w:type="gramEnd"/>
-    </w:p>
-    <w:p>
+        <w:t>李品臻</w:t>
+      </w:r>
+      <w:r>
+        <w:rPr>
+          <w:rFonts w:hint="eastAsia"/>
+        </w:rPr>
+        <w:t xml:space="preserve">  </w:t>
+      </w:r>
       <w:r>
         <w:rPr>
           <w:rFonts w:hint="eastAsia"/>
@@ -3809,28 +3518,6 @@
         <w:rPr>
           <w:rFonts w:hint="eastAsia"/>
         </w:rPr>
-        <w:t>英文姓名範例：</w:t>
-      </w:r>
-      <w:proofErr w:type="gramStart"/>
-      <w:r>
-        <w:rPr>
-          <w:rFonts w:hint="eastAsia"/>
-        </w:rPr>
-        <w:t>WANG,XIAO</w:t>
-      </w:r>
-      <w:proofErr w:type="gramEnd"/>
-      <w:r>
-        <w:rPr>
-          <w:rFonts w:hint="eastAsia"/>
-        </w:rPr>
-        <w:t>-MING</w:t>
-      </w:r>
-    </w:p>
-    <w:p>
-      <w:r>
-        <w:rPr>
-          <w:rFonts w:hint="eastAsia"/>
-        </w:rPr>
         <w:t>* </w:t>
       </w:r>
       <w:r>
@@ -3874,6 +3561,7 @@
       <w:r>
         <w:rPr>
           <w:rFonts w:hint="eastAsia"/>
+          <w:highlight w:val="yellow"/>
         </w:rPr>
         <w:t>簡報者</w:t>
       </w:r>
@@ -4018,6 +3706,48 @@
         </w:rPr>
         <w:t xml:space="preserve"> </w:t>
       </w:r>
+      <w:r>
+        <w:rPr>
+          <w:rFonts w:hint="eastAsia"/>
+        </w:rPr>
+        <w:t>台北市松山區市民大道</w:t>
+      </w:r>
+      <w:r>
+        <w:rPr>
+          <w:rFonts w:hint="eastAsia"/>
+        </w:rPr>
+        <w:t>4</w:t>
+      </w:r>
+      <w:r>
+        <w:rPr>
+          <w:rFonts w:hint="eastAsia"/>
+        </w:rPr>
+        <w:t>段</w:t>
+      </w:r>
+      <w:r>
+        <w:rPr>
+          <w:rFonts w:hint="eastAsia"/>
+        </w:rPr>
+        <w:t>207</w:t>
+      </w:r>
+      <w:r>
+        <w:rPr>
+          <w:rFonts w:hint="eastAsia"/>
+        </w:rPr>
+        <w:t>號</w:t>
+      </w:r>
+      <w:r>
+        <w:rPr>
+          <w:rFonts w:hint="eastAsia"/>
+        </w:rPr>
+        <w:t>2</w:t>
+      </w:r>
+      <w:r>
+        <w:rPr>
+          <w:rFonts w:hint="eastAsia"/>
+        </w:rPr>
+        <w:t>樓</w:t>
+      </w:r>
     </w:p>
     <w:p/>
     <w:p>
@@ -4047,21 +3777,7 @@
         <w:rPr>
           <w:rFonts w:hint="eastAsia"/>
         </w:rPr>
-        <w:t>五專</w:t>
-      </w:r>
-      <w:proofErr w:type="gramStart"/>
-      <w:r>
-        <w:rPr>
-          <w:rFonts w:hint="eastAsia"/>
-        </w:rPr>
-        <w:t>專</w:t>
-      </w:r>
-      <w:proofErr w:type="gramEnd"/>
-      <w:r>
-        <w:rPr>
-          <w:rFonts w:hint="eastAsia"/>
-        </w:rPr>
-        <w:t>五</w:t>
+        <w:t>五專專五</w:t>
       </w:r>
     </w:p>
     <w:p>
@@ -4105,21 +3821,7 @@
         <w:rPr>
           <w:rFonts w:hint="eastAsia"/>
         </w:rPr>
-        <w:t>國立</w:t>
-      </w:r>
-      <w:proofErr w:type="gramStart"/>
-      <w:r>
-        <w:rPr>
-          <w:rFonts w:hint="eastAsia"/>
-        </w:rPr>
-        <w:t>臺</w:t>
-      </w:r>
-      <w:proofErr w:type="gramEnd"/>
-      <w:r>
-        <w:rPr>
-          <w:rFonts w:hint="eastAsia"/>
-        </w:rPr>
-        <w:t>北商業大學</w:t>
+        <w:t>國立臺北商業大學</w:t>
       </w:r>
     </w:p>
     <w:p>
@@ -4161,8 +3863,12 @@
         </w:rPr>
         <w:t>姓名</w:t>
       </w:r>
-    </w:p>
-    <w:p>
+      <w:r>
+        <w:rPr>
+          <w:rFonts w:hint="eastAsia"/>
+        </w:rPr>
+        <w:t xml:space="preserve">   </w:t>
+      </w:r>
       <w:r>
         <w:rPr>
           <w:rFonts w:hint="eastAsia"/>
@@ -4181,8 +3887,12 @@
         </w:rPr>
         <w:t>吳想想</w:t>
       </w:r>
-    </w:p>
-    <w:p>
+      <w:r>
+        <w:rPr>
+          <w:rFonts w:hint="eastAsia"/>
+        </w:rPr>
+        <w:t xml:space="preserve">  </w:t>
+      </w:r>
       <w:r>
         <w:rPr>
           <w:rFonts w:hint="eastAsia"/>
@@ -4257,6 +3967,7 @@
       <w:r>
         <w:rPr>
           <w:rFonts w:hint="eastAsia"/>
+          <w:highlight w:val="yellow"/>
         </w:rPr>
         <w:t>簡報者</w:t>
       </w:r>
@@ -4372,6 +4083,60 @@
       </w:r>
       <w:r>
         <w:t>@ntub.edu.tw</w:t>
+      </w:r>
+    </w:p>
+    <w:p>
+      <w:r>
+        <w:rPr>
+          <w:rFonts w:hint="eastAsia"/>
+        </w:rPr>
+        <w:t>* </w:t>
+      </w:r>
+      <w:r>
+        <w:rPr>
+          <w:rFonts w:hint="eastAsia"/>
+        </w:rPr>
+        <w:t>手機</w:t>
+      </w:r>
+      <w:r>
+        <w:rPr>
+          <w:rFonts w:hint="eastAsia"/>
+        </w:rPr>
+        <w:t xml:space="preserve">  </w:t>
+      </w:r>
+      <w:r>
+        <w:t>0974097212</w:t>
+      </w:r>
+    </w:p>
+    <w:p/>
+    <w:p>
+      <w:r>
+        <w:t>組員</w:t>
+      </w:r>
+      <w:r>
+        <w:t>3</w:t>
+      </w:r>
+    </w:p>
+    <w:p>
+      <w:r>
+        <w:rPr>
+          <w:rFonts w:hint="eastAsia"/>
+        </w:rPr>
+        <w:t>* </w:t>
+      </w:r>
+      <w:r>
+        <w:rPr>
+          <w:rFonts w:hint="eastAsia"/>
+        </w:rPr>
+        <w:t>學級</w:t>
+      </w:r>
+    </w:p>
+    <w:p>
+      <w:r>
+        <w:rPr>
+          <w:rFonts w:hint="eastAsia"/>
+        </w:rPr>
+        <w:t>五專專五</w:t>
       </w:r>
     </w:p>
     <w:p>
@@ -4386,6 +4151,307 @@
         <w:rPr>
           <w:rFonts w:hint="eastAsia"/>
         </w:rPr>
+        <w:t>學校區域</w:t>
+      </w:r>
+    </w:p>
+    <w:p>
+      <w:r>
+        <w:rPr>
+          <w:rFonts w:hint="eastAsia"/>
+        </w:rPr>
+        <w:t>北區</w:t>
+      </w:r>
+      <w:r>
+        <w:rPr>
+          <w:rFonts w:hint="eastAsia"/>
+        </w:rPr>
+        <w:t> </w:t>
+      </w:r>
+    </w:p>
+    <w:p>
+      <w:r>
+        <w:rPr>
+          <w:rFonts w:hint="eastAsia"/>
+        </w:rPr>
+        <w:t>* </w:t>
+      </w:r>
+      <w:r>
+        <w:rPr>
+          <w:rFonts w:hint="eastAsia"/>
+        </w:rPr>
+        <w:t>學校名稱</w:t>
+      </w:r>
+    </w:p>
+    <w:p>
+      <w:r>
+        <w:rPr>
+          <w:rFonts w:hint="eastAsia"/>
+        </w:rPr>
+        <w:t>國立臺北商業大學</w:t>
+      </w:r>
+    </w:p>
+    <w:p>
+      <w:r>
+        <w:rPr>
+          <w:rFonts w:hint="eastAsia"/>
+        </w:rPr>
+        <w:t>* </w:t>
+      </w:r>
+      <w:r>
+        <w:rPr>
+          <w:rFonts w:hint="eastAsia"/>
+        </w:rPr>
+        <w:t>科系</w:t>
+      </w:r>
+      <w:r>
+        <w:rPr>
+          <w:rFonts w:hint="eastAsia"/>
+        </w:rPr>
+        <w:t xml:space="preserve"> </w:t>
+      </w:r>
+      <w:r>
+        <w:rPr>
+          <w:rFonts w:hint="eastAsia"/>
+        </w:rPr>
+        <w:t>資訊管理系</w:t>
+      </w:r>
+    </w:p>
+    <w:p>
+      <w:r>
+        <w:rPr>
+          <w:rFonts w:hint="eastAsia"/>
+        </w:rPr>
+        <w:t>* </w:t>
+      </w:r>
+      <w:r>
+        <w:rPr>
+          <w:rFonts w:hint="eastAsia"/>
+        </w:rPr>
+        <w:t>姓名</w:t>
+      </w:r>
+      <w:r>
+        <w:rPr>
+          <w:rFonts w:hint="eastAsia"/>
+        </w:rPr>
+        <w:t xml:space="preserve">   </w:t>
+      </w:r>
+      <w:r>
+        <w:rPr>
+          <w:rFonts w:hint="eastAsia"/>
+        </w:rPr>
+        <w:t>中</w:t>
+      </w:r>
+      <w:r>
+        <w:rPr>
+          <w:rFonts w:hint="eastAsia"/>
+        </w:rPr>
+        <w:t xml:space="preserve">  </w:t>
+      </w:r>
+      <w:r>
+        <w:rPr>
+          <w:rFonts w:hint="eastAsia"/>
+        </w:rPr>
+        <w:t>陳雨琦</w:t>
+      </w:r>
+      <w:r>
+        <w:rPr>
+          <w:rFonts w:hint="eastAsia"/>
+        </w:rPr>
+        <w:t xml:space="preserve">  </w:t>
+      </w:r>
+      <w:r>
+        <w:rPr>
+          <w:rFonts w:hint="eastAsia"/>
+        </w:rPr>
+        <w:t>英</w:t>
+      </w:r>
+      <w:r>
+        <w:rPr>
+          <w:rFonts w:hint="eastAsia"/>
+        </w:rPr>
+        <w:t xml:space="preserve">  </w:t>
+      </w:r>
+      <w:r>
+        <w:t>CHEN,YU-CHI</w:t>
+      </w:r>
+    </w:p>
+    <w:p>
+      <w:r>
+        <w:rPr>
+          <w:rFonts w:hint="eastAsia"/>
+        </w:rPr>
+        <w:t>* </w:t>
+      </w:r>
+      <w:r>
+        <w:rPr>
+          <w:rFonts w:hint="eastAsia"/>
+        </w:rPr>
+        <w:t>團隊分工職務</w:t>
+      </w:r>
+      <w:r>
+        <w:rPr>
+          <w:rFonts w:hint="eastAsia"/>
+        </w:rPr>
+        <w:t>(</w:t>
+      </w:r>
+      <w:r>
+        <w:rPr>
+          <w:rFonts w:hint="eastAsia"/>
+        </w:rPr>
+        <w:t>可複選</w:t>
+      </w:r>
+      <w:r>
+        <w:rPr>
+          <w:rFonts w:hint="eastAsia"/>
+        </w:rPr>
+        <w:t>)</w:t>
+      </w:r>
+    </w:p>
+    <w:p>
+      <w:r>
+        <w:rPr>
+          <w:rFonts w:hint="eastAsia"/>
+        </w:rPr>
+        <w:t>組長</w:t>
+      </w:r>
+      <w:r>
+        <w:rPr>
+          <w:rFonts w:hint="eastAsia"/>
+        </w:rPr>
+        <w:t xml:space="preserve">  </w:t>
+      </w:r>
+      <w:r>
+        <w:rPr>
+          <w:rFonts w:hint="eastAsia"/>
+          <w:highlight w:val="yellow"/>
+        </w:rPr>
+        <w:t>簡報者</w:t>
+      </w:r>
+      <w:r>
+        <w:rPr>
+          <w:rFonts w:hint="eastAsia"/>
+        </w:rPr>
+        <w:t xml:space="preserve">  </w:t>
+      </w:r>
+      <w:r>
+        <w:rPr>
+          <w:rFonts w:hint="eastAsia"/>
+        </w:rPr>
+        <w:t>創意貢獻者</w:t>
+      </w:r>
+      <w:r>
+        <w:rPr>
+          <w:rFonts w:hint="eastAsia"/>
+        </w:rPr>
+        <w:t xml:space="preserve">  </w:t>
+      </w:r>
+      <w:r>
+        <w:rPr>
+          <w:rFonts w:hint="eastAsia"/>
+          <w:highlight w:val="yellow"/>
+        </w:rPr>
+        <w:t>程式開發</w:t>
+      </w:r>
+      <w:r>
+        <w:rPr>
+          <w:rFonts w:hint="eastAsia"/>
+        </w:rPr>
+        <w:t xml:space="preserve">  </w:t>
+      </w:r>
+      <w:r>
+        <w:rPr>
+          <w:rFonts w:hint="eastAsia"/>
+          <w:highlight w:val="yellow"/>
+        </w:rPr>
+        <w:t>文件製作</w:t>
+      </w:r>
+      <w:r>
+        <w:rPr>
+          <w:rFonts w:hint="eastAsia"/>
+        </w:rPr>
+        <w:t xml:space="preserve">  </w:t>
+      </w:r>
+      <w:r>
+        <w:rPr>
+          <w:rFonts w:hint="eastAsia"/>
+          <w:highlight w:val="yellow"/>
+        </w:rPr>
+        <w:t>美工</w:t>
+      </w:r>
+      <w:r>
+        <w:rPr>
+          <w:rFonts w:hint="eastAsia"/>
+        </w:rPr>
+        <w:t xml:space="preserve">  </w:t>
+      </w:r>
+      <w:r>
+        <w:rPr>
+          <w:rFonts w:hint="eastAsia"/>
+        </w:rPr>
+        <w:t>影片製作</w:t>
+      </w:r>
+      <w:r>
+        <w:rPr>
+          <w:rFonts w:hint="eastAsia"/>
+        </w:rPr>
+        <w:t xml:space="preserve">  </w:t>
+      </w:r>
+      <w:r>
+        <w:rPr>
+          <w:rFonts w:hint="eastAsia"/>
+        </w:rPr>
+        <w:t>其他</w:t>
+      </w:r>
+      <w:r>
+        <w:rPr>
+          <w:rFonts w:hint="eastAsia"/>
+        </w:rPr>
+        <w:t> </w:t>
+      </w:r>
+    </w:p>
+    <w:p>
+      <w:r>
+        <w:rPr>
+          <w:rFonts w:hint="eastAsia"/>
+        </w:rPr>
+        <w:t>* </w:t>
+      </w:r>
+      <w:r>
+        <w:rPr>
+          <w:rFonts w:hint="eastAsia"/>
+        </w:rPr>
+        <w:t>信箱</w:t>
+      </w:r>
+      <w:r>
+        <w:rPr>
+          <w:rFonts w:hint="eastAsia"/>
+        </w:rPr>
+        <w:t xml:space="preserve">  </w:t>
+      </w:r>
+      <w:r>
+        <w:t>110560</w:t>
+      </w:r>
+      <w:r>
+        <w:rPr>
+          <w:rFonts w:hint="eastAsia"/>
+        </w:rPr>
+        <w:t>35</w:t>
+      </w:r>
+      <w:r>
+        <w:t>@ntub.edu.tw</w:t>
+      </w:r>
+    </w:p>
+    <w:p>
+      <w:r>
+        <w:rPr>
+          <w:rFonts w:hint="eastAsia"/>
+        </w:rPr>
+        <w:t>* </w:t>
+      </w:r>
+      <w:r>
+        <w:rPr>
+          <w:rFonts w:hint="eastAsia"/>
+        </w:rPr>
         <w:t>手機</w:t>
       </w:r>
       <w:r>
@@ -4395,7 +4461,7 @@
         <w:t xml:space="preserve">  </w:t>
       </w:r>
       <w:r>
-        <w:t>0974097212</w:t>
+        <w:t>0906111802</w:t>
       </w:r>
     </w:p>
     <w:p/>
@@ -4404,7 +4470,7 @@
         <w:t>組員</w:t>
       </w:r>
       <w:r>
-        <w:t>3</w:t>
+        <w:t>4</w:t>
       </w:r>
     </w:p>
     <w:p>
@@ -4426,21 +4492,7 @@
         <w:rPr>
           <w:rFonts w:hint="eastAsia"/>
         </w:rPr>
-        <w:t>五專</w:t>
-      </w:r>
-      <w:proofErr w:type="gramStart"/>
-      <w:r>
-        <w:rPr>
-          <w:rFonts w:hint="eastAsia"/>
-        </w:rPr>
-        <w:t>專</w:t>
-      </w:r>
-      <w:proofErr w:type="gramEnd"/>
-      <w:r>
-        <w:rPr>
-          <w:rFonts w:hint="eastAsia"/>
-        </w:rPr>
-        <w:t>五</w:t>
+        <w:t>五專專五</w:t>
       </w:r>
     </w:p>
     <w:p>
@@ -4464,6 +4516,239 @@
         </w:rPr>
         <w:t>北區</w:t>
       </w:r>
+    </w:p>
+    <w:p>
+      <w:r>
+        <w:rPr>
+          <w:rFonts w:hint="eastAsia"/>
+        </w:rPr>
+        <w:t>* </w:t>
+      </w:r>
+      <w:r>
+        <w:rPr>
+          <w:rFonts w:hint="eastAsia"/>
+        </w:rPr>
+        <w:t>學校名稱</w:t>
+      </w:r>
+    </w:p>
+    <w:p>
+      <w:r>
+        <w:rPr>
+          <w:rFonts w:hint="eastAsia"/>
+        </w:rPr>
+        <w:t>國立臺北商業大學</w:t>
+      </w:r>
+    </w:p>
+    <w:p>
+      <w:r>
+        <w:rPr>
+          <w:rFonts w:hint="eastAsia"/>
+        </w:rPr>
+        <w:t>* </w:t>
+      </w:r>
+      <w:r>
+        <w:rPr>
+          <w:rFonts w:hint="eastAsia"/>
+        </w:rPr>
+        <w:t>科系</w:t>
+      </w:r>
+      <w:r>
+        <w:rPr>
+          <w:rFonts w:hint="eastAsia"/>
+        </w:rPr>
+        <w:t xml:space="preserve"> </w:t>
+      </w:r>
+      <w:r>
+        <w:rPr>
+          <w:rFonts w:hint="eastAsia"/>
+        </w:rPr>
+        <w:t>資訊管理系</w:t>
+      </w:r>
+    </w:p>
+    <w:p>
+      <w:r>
+        <w:rPr>
+          <w:rFonts w:hint="eastAsia"/>
+        </w:rPr>
+        <w:t>* </w:t>
+      </w:r>
+      <w:r>
+        <w:rPr>
+          <w:rFonts w:hint="eastAsia"/>
+        </w:rPr>
+        <w:t>姓名</w:t>
+      </w:r>
+      <w:r>
+        <w:rPr>
+          <w:rFonts w:hint="eastAsia"/>
+        </w:rPr>
+        <w:t xml:space="preserve">   </w:t>
+      </w:r>
+      <w:r>
+        <w:rPr>
+          <w:rFonts w:hint="eastAsia"/>
+        </w:rPr>
+        <w:t>中</w:t>
+      </w:r>
+      <w:r>
+        <w:rPr>
+          <w:rFonts w:hint="eastAsia"/>
+        </w:rPr>
+        <w:t xml:space="preserve">  </w:t>
+      </w:r>
+      <w:r>
+        <w:rPr>
+          <w:rFonts w:hint="eastAsia"/>
+        </w:rPr>
+        <w:t>黃思璇</w:t>
+      </w:r>
+      <w:r>
+        <w:rPr>
+          <w:rFonts w:hint="eastAsia"/>
+        </w:rPr>
+        <w:t xml:space="preserve">  </w:t>
+      </w:r>
+      <w:r>
+        <w:rPr>
+          <w:rFonts w:hint="eastAsia"/>
+        </w:rPr>
+        <w:t>英</w:t>
+      </w:r>
+      <w:r>
+        <w:rPr>
+          <w:rFonts w:hint="eastAsia"/>
+        </w:rPr>
+        <w:t xml:space="preserve">  </w:t>
+      </w:r>
+      <w:r>
+        <w:t>HUANG,SI-XUAN</w:t>
+      </w:r>
+    </w:p>
+    <w:p>
+      <w:r>
+        <w:rPr>
+          <w:rFonts w:hint="eastAsia"/>
+        </w:rPr>
+        <w:t>* </w:t>
+      </w:r>
+      <w:r>
+        <w:rPr>
+          <w:rFonts w:hint="eastAsia"/>
+        </w:rPr>
+        <w:t>團隊分工職務</w:t>
+      </w:r>
+      <w:r>
+        <w:rPr>
+          <w:rFonts w:hint="eastAsia"/>
+        </w:rPr>
+        <w:t>(</w:t>
+      </w:r>
+      <w:r>
+        <w:rPr>
+          <w:rFonts w:hint="eastAsia"/>
+        </w:rPr>
+        <w:t>可複選</w:t>
+      </w:r>
+      <w:r>
+        <w:rPr>
+          <w:rFonts w:hint="eastAsia"/>
+        </w:rPr>
+        <w:t>)</w:t>
+      </w:r>
+    </w:p>
+    <w:p>
+      <w:r>
+        <w:rPr>
+          <w:rFonts w:hint="eastAsia"/>
+        </w:rPr>
+        <w:t>組長</w:t>
+      </w:r>
+      <w:r>
+        <w:rPr>
+          <w:rFonts w:hint="eastAsia"/>
+        </w:rPr>
+        <w:t xml:space="preserve">  </w:t>
+      </w:r>
+      <w:r>
+        <w:rPr>
+          <w:rFonts w:hint="eastAsia"/>
+        </w:rPr>
+        <w:t>簡報者</w:t>
+      </w:r>
+      <w:r>
+        <w:rPr>
+          <w:rFonts w:hint="eastAsia"/>
+        </w:rPr>
+        <w:t xml:space="preserve">  </w:t>
+      </w:r>
+      <w:r>
+        <w:rPr>
+          <w:rFonts w:hint="eastAsia"/>
+        </w:rPr>
+        <w:t>創意貢獻者</w:t>
+      </w:r>
+      <w:r>
+        <w:rPr>
+          <w:rFonts w:hint="eastAsia"/>
+        </w:rPr>
+        <w:t xml:space="preserve">  </w:t>
+      </w:r>
+      <w:r>
+        <w:rPr>
+          <w:rFonts w:hint="eastAsia"/>
+          <w:highlight w:val="yellow"/>
+        </w:rPr>
+        <w:t>程式開發</w:t>
+      </w:r>
+      <w:r>
+        <w:rPr>
+          <w:rFonts w:hint="eastAsia"/>
+        </w:rPr>
+        <w:t xml:space="preserve">  </w:t>
+      </w:r>
+      <w:r>
+        <w:rPr>
+          <w:rFonts w:hint="eastAsia"/>
+        </w:rPr>
+        <w:t>文件製作</w:t>
+      </w:r>
+      <w:r>
+        <w:rPr>
+          <w:rFonts w:hint="eastAsia"/>
+        </w:rPr>
+        <w:t xml:space="preserve">  </w:t>
+      </w:r>
+      <w:r>
+        <w:rPr>
+          <w:rFonts w:hint="eastAsia"/>
+          <w:highlight w:val="yellow"/>
+        </w:rPr>
+        <w:t>美工</w:t>
+      </w:r>
+      <w:r>
+        <w:rPr>
+          <w:rFonts w:hint="eastAsia"/>
+        </w:rPr>
+        <w:t xml:space="preserve">  </w:t>
+      </w:r>
+      <w:r>
+        <w:rPr>
+          <w:rFonts w:hint="eastAsia"/>
+        </w:rPr>
+        <w:t>影片製作</w:t>
+      </w:r>
+      <w:r>
+        <w:rPr>
+          <w:rFonts w:hint="eastAsia"/>
+        </w:rPr>
+        <w:t xml:space="preserve">  </w:t>
+      </w:r>
+      <w:r>
+        <w:rPr>
+          <w:rFonts w:hint="eastAsia"/>
+        </w:rPr>
+        <w:t>其他</w:t>
+      </w:r>
       <w:r>
         <w:rPr>
           <w:rFonts w:hint="eastAsia"/>
@@ -4482,6 +4767,148 @@
         <w:rPr>
           <w:rFonts w:hint="eastAsia"/>
         </w:rPr>
+        <w:t>信箱</w:t>
+      </w:r>
+      <w:r>
+        <w:rPr>
+          <w:rFonts w:hint="eastAsia"/>
+        </w:rPr>
+        <w:t xml:space="preserve"> </w:t>
+      </w:r>
+      <w:r>
+        <w:t>1105604</w:t>
+      </w:r>
+      <w:r>
+        <w:rPr>
+          <w:rFonts w:hint="eastAsia"/>
+        </w:rPr>
+        <w:t>5</w:t>
+      </w:r>
+      <w:r>
+        <w:t>@ntub.edu.tw</w:t>
+      </w:r>
+    </w:p>
+    <w:p>
+      <w:r>
+        <w:rPr>
+          <w:rFonts w:hint="eastAsia"/>
+        </w:rPr>
+        <w:t>* </w:t>
+      </w:r>
+      <w:r>
+        <w:rPr>
+          <w:rFonts w:hint="eastAsia"/>
+        </w:rPr>
+        <w:t>手機</w:t>
+      </w:r>
+      <w:r>
+        <w:rPr>
+          <w:rFonts w:hint="eastAsia"/>
+        </w:rPr>
+        <w:t xml:space="preserve"> </w:t>
+      </w:r>
+      <w:r>
+        <w:t>0908887990</w:t>
+      </w:r>
+    </w:p>
+    <w:p>
+      <w:r>
+        <w:lastRenderedPageBreak/>
+        <w:t> </w:t>
+      </w:r>
+      <w:r>
+        <w:t>指導教授</w:t>
+      </w:r>
+    </w:p>
+    <w:p>
+      <w:r>
+        <w:rPr>
+          <w:rFonts w:hint="eastAsia"/>
+        </w:rPr>
+        <w:t>指導教授人數</w:t>
+      </w:r>
+      <w:r>
+        <w:rPr>
+          <w:rFonts w:hint="eastAsia"/>
+        </w:rPr>
+        <w:t> </w:t>
+      </w:r>
+    </w:p>
+    <w:p>
+      <w:r>
+        <w:rPr>
+          <w:rFonts w:hint="eastAsia"/>
+          <w:highlight w:val="yellow"/>
+        </w:rPr>
+        <w:t>1</w:t>
+      </w:r>
+      <w:r>
+        <w:rPr>
+          <w:rFonts w:hint="eastAsia"/>
+          <w:highlight w:val="yellow"/>
+        </w:rPr>
+        <w:t>人</w:t>
+      </w:r>
+      <w:r>
+        <w:rPr>
+          <w:rFonts w:hint="eastAsia"/>
+        </w:rPr>
+        <w:t xml:space="preserve">  </w:t>
+      </w:r>
+      <w:r>
+        <w:rPr>
+          <w:rFonts w:hint="eastAsia"/>
+        </w:rPr>
+        <w:t>2</w:t>
+      </w:r>
+      <w:r>
+        <w:rPr>
+          <w:rFonts w:hint="eastAsia"/>
+        </w:rPr>
+        <w:t>人</w:t>
+      </w:r>
+    </w:p>
+    <w:p>
+      <w:r>
+        <w:t>指導教授</w:t>
+      </w:r>
+      <w:r>
+        <w:t>1</w:t>
+      </w:r>
+    </w:p>
+    <w:p>
+      <w:r>
+        <w:rPr>
+          <w:rFonts w:hint="eastAsia"/>
+        </w:rPr>
+        <w:t>* </w:t>
+      </w:r>
+      <w:r>
+        <w:rPr>
+          <w:rFonts w:hint="eastAsia"/>
+        </w:rPr>
+        <w:t>學校區域</w:t>
+      </w:r>
+    </w:p>
+    <w:p>
+      <w:r>
+        <w:rPr>
+          <w:rFonts w:hint="eastAsia"/>
+        </w:rPr>
+        <w:t>北區</w:t>
+      </w:r>
+    </w:p>
+    <w:p>
+      <w:r>
+        <w:rPr>
+          <w:rFonts w:hint="eastAsia"/>
+        </w:rPr>
+        <w:t>* </w:t>
+      </w:r>
+      <w:r>
+        <w:rPr>
+          <w:rFonts w:hint="eastAsia"/>
+        </w:rPr>
         <w:t>學校名稱</w:t>
       </w:r>
     </w:p>
@@ -4490,21 +4917,7 @@
         <w:rPr>
           <w:rFonts w:hint="eastAsia"/>
         </w:rPr>
-        <w:t>國立</w:t>
-      </w:r>
-      <w:proofErr w:type="gramStart"/>
-      <w:r>
-        <w:rPr>
-          <w:rFonts w:hint="eastAsia"/>
-        </w:rPr>
-        <w:t>臺</w:t>
-      </w:r>
-      <w:proofErr w:type="gramEnd"/>
-      <w:r>
-        <w:rPr>
-          <w:rFonts w:hint="eastAsia"/>
-        </w:rPr>
-        <w:t>北商業大學</w:t>
+        <w:t>國立臺北商業大學</w:t>
       </w:r>
     </w:p>
     <w:p>
@@ -4518,7 +4931,7 @@
         <w:rPr>
           <w:rFonts w:hint="eastAsia"/>
         </w:rPr>
-        <w:t>科系</w:t>
+        <w:t>系所名稱</w:t>
       </w:r>
       <w:r>
         <w:rPr>
@@ -4544,47 +4957,27 @@
         <w:rPr>
           <w:rFonts w:hint="eastAsia"/>
         </w:rPr>
-        <w:t>姓名</w:t>
-      </w:r>
-    </w:p>
-    <w:p>
-      <w:r>
-        <w:rPr>
-          <w:rFonts w:hint="eastAsia"/>
-        </w:rPr>
-        <w:t>中</w:t>
-      </w:r>
-      <w:r>
-        <w:rPr>
-          <w:rFonts w:hint="eastAsia"/>
-        </w:rPr>
-        <w:t xml:space="preserve">  </w:t>
-      </w:r>
-      <w:r>
-        <w:rPr>
-          <w:rFonts w:hint="eastAsia"/>
-        </w:rPr>
-        <w:t>陳雨琦</w:t>
-      </w:r>
-    </w:p>
-    <w:p>
-      <w:r>
-        <w:rPr>
-          <w:rFonts w:hint="eastAsia"/>
-        </w:rPr>
-        <w:t>英</w:t>
-      </w:r>
-      <w:r>
-        <w:rPr>
-          <w:rFonts w:hint="eastAsia"/>
-        </w:rPr>
-        <w:t xml:space="preserve">  </w:t>
-      </w:r>
-      <w:r>
-        <w:t>CHEN,YU-CHI</w:t>
-      </w:r>
-    </w:p>
-    <w:p>
+        <w:t>中文姓名</w:t>
+      </w:r>
+      <w:r>
+        <w:rPr>
+          <w:rFonts w:hint="eastAsia"/>
+        </w:rPr>
+        <w:t xml:space="preserve"> </w:t>
+      </w:r>
+      <w:r>
+        <w:rPr>
+          <w:rFonts w:hint="eastAsia"/>
+        </w:rPr>
+        <w:t>林育志</w:t>
+      </w:r>
+    </w:p>
+    <w:p>
+      <w:pPr>
+        <w:rPr>
+          <w:rFonts w:hint="eastAsia"/>
+        </w:rPr>
+      </w:pPr>
       <w:r>
         <w:rPr>
           <w:rFonts w:hint="eastAsia"/>
@@ -4595,118 +4988,7 @@
         <w:rPr>
           <w:rFonts w:hint="eastAsia"/>
         </w:rPr>
-        <w:t>團隊分工職務</w:t>
-      </w:r>
-      <w:r>
-        <w:rPr>
-          <w:rFonts w:hint="eastAsia"/>
-        </w:rPr>
-        <w:t>(</w:t>
-      </w:r>
-      <w:r>
-        <w:rPr>
-          <w:rFonts w:hint="eastAsia"/>
-        </w:rPr>
-        <w:t>可複選</w:t>
-      </w:r>
-      <w:r>
-        <w:rPr>
-          <w:rFonts w:hint="eastAsia"/>
-        </w:rPr>
-        <w:t>)</w:t>
-      </w:r>
-    </w:p>
-    <w:p>
-      <w:r>
-        <w:rPr>
-          <w:rFonts w:hint="eastAsia"/>
-        </w:rPr>
-        <w:t>組長</w:t>
-      </w:r>
-      <w:r>
-        <w:rPr>
-          <w:rFonts w:hint="eastAsia"/>
-        </w:rPr>
-        <w:t xml:space="preserve">  </w:t>
-      </w:r>
-      <w:r>
-        <w:rPr>
-          <w:rFonts w:hint="eastAsia"/>
-        </w:rPr>
-        <w:t>簡報者</w:t>
-      </w:r>
-      <w:r>
-        <w:rPr>
-          <w:rFonts w:hint="eastAsia"/>
-        </w:rPr>
-        <w:t xml:space="preserve">  </w:t>
-      </w:r>
-      <w:r>
-        <w:rPr>
-          <w:rFonts w:hint="eastAsia"/>
-        </w:rPr>
-        <w:t>創意貢獻者</w:t>
-      </w:r>
-      <w:r>
-        <w:rPr>
-          <w:rFonts w:hint="eastAsia"/>
-        </w:rPr>
-        <w:t xml:space="preserve">  </w:t>
-      </w:r>
-      <w:r>
-        <w:rPr>
-          <w:rFonts w:hint="eastAsia"/>
-          <w:highlight w:val="yellow"/>
-        </w:rPr>
-        <w:t>程式開發</w:t>
-      </w:r>
-      <w:r>
-        <w:rPr>
-          <w:rFonts w:hint="eastAsia"/>
-        </w:rPr>
-        <w:t xml:space="preserve">  </w:t>
-      </w:r>
-      <w:r>
-        <w:rPr>
-          <w:rFonts w:hint="eastAsia"/>
-        </w:rPr>
-        <w:t>文件製作</w:t>
-      </w:r>
-      <w:r>
-        <w:rPr>
-          <w:rFonts w:hint="eastAsia"/>
-        </w:rPr>
-        <w:t xml:space="preserve">  </w:t>
-      </w:r>
-      <w:r>
-        <w:rPr>
-          <w:rFonts w:hint="eastAsia"/>
-        </w:rPr>
-        <w:t>美工</w:t>
-      </w:r>
-      <w:r>
-        <w:rPr>
-          <w:rFonts w:hint="eastAsia"/>
-        </w:rPr>
-        <w:t xml:space="preserve">  </w:t>
-      </w:r>
-      <w:r>
-        <w:rPr>
-          <w:rFonts w:hint="eastAsia"/>
-        </w:rPr>
-        <w:t>影片製作</w:t>
-      </w:r>
-      <w:r>
-        <w:rPr>
-          <w:rFonts w:hint="eastAsia"/>
-        </w:rPr>
-        <w:t xml:space="preserve">  </w:t>
-      </w:r>
-      <w:r>
-        <w:rPr>
-          <w:rFonts w:hint="eastAsia"/>
-        </w:rPr>
-        <w:t>其他</w:t>
+        <w:t>英文姓名</w:t>
       </w:r>
       <w:r>
         <w:rPr>
@@ -4714,6 +4996,15 @@
         </w:rPr>
         <w:t> </w:t>
       </w:r>
+      <w:r>
+        <w:rPr>
+          <w:rFonts w:hint="eastAsia"/>
+        </w:rPr>
+        <w:t xml:space="preserve"> </w:t>
+      </w:r>
+      <w:r>
+        <w:t>LIN,YU-ZHI</w:t>
+      </w:r>
     </w:p>
     <w:p>
       <w:r>
@@ -4735,16 +5026,7 @@
         <w:t xml:space="preserve">  </w:t>
       </w:r>
       <w:r>
-        <w:t>110560</w:t>
-      </w:r>
-      <w:r>
-        <w:rPr>
-          <w:rFonts w:hint="eastAsia"/>
-        </w:rPr>
-        <w:t>35</w:t>
-      </w:r>
-      <w:r>
-        <w:t>@ntub.edu.tw</w:t>
+        <w:t>jokada621@ntub.edu.tw</w:t>
       </w:r>
     </w:p>
     <w:p>
@@ -4767,645 +5049,15 @@
         <w:t xml:space="preserve">  </w:t>
       </w:r>
       <w:r>
-        <w:t>0906111802</w:t>
+        <w:t>0923226587</w:t>
       </w:r>
     </w:p>
     <w:p/>
     <w:p>
       <w:r>
-        <w:t>組員</w:t>
-      </w:r>
-      <w:r>
-        <w:t>4</w:t>
-      </w:r>
-    </w:p>
-    <w:p>
-      <w:r>
-        <w:rPr>
-          <w:rFonts w:hint="eastAsia"/>
-        </w:rPr>
-        <w:t>* </w:t>
-      </w:r>
-      <w:r>
-        <w:rPr>
-          <w:rFonts w:hint="eastAsia"/>
-        </w:rPr>
-        <w:t>學級</w:t>
-      </w:r>
-    </w:p>
-    <w:p>
-      <w:r>
-        <w:rPr>
-          <w:rFonts w:hint="eastAsia"/>
-        </w:rPr>
-        <w:t>五專</w:t>
-      </w:r>
-      <w:proofErr w:type="gramStart"/>
-      <w:r>
-        <w:rPr>
-          <w:rFonts w:hint="eastAsia"/>
-        </w:rPr>
-        <w:t>專</w:t>
-      </w:r>
-      <w:proofErr w:type="gramEnd"/>
-      <w:r>
-        <w:rPr>
-          <w:rFonts w:hint="eastAsia"/>
-        </w:rPr>
-        <w:t>五</w:t>
-      </w:r>
-    </w:p>
-    <w:p>
-      <w:r>
-        <w:rPr>
-          <w:rFonts w:hint="eastAsia"/>
-        </w:rPr>
-        <w:t>* </w:t>
-      </w:r>
-      <w:r>
-        <w:rPr>
-          <w:rFonts w:hint="eastAsia"/>
-        </w:rPr>
-        <w:t>學校區域</w:t>
-      </w:r>
-    </w:p>
-    <w:p>
-      <w:r>
-        <w:rPr>
-          <w:rFonts w:hint="eastAsia"/>
-        </w:rPr>
-        <w:t>北區</w:t>
-      </w:r>
-    </w:p>
-    <w:p>
-      <w:r>
-        <w:rPr>
-          <w:rFonts w:hint="eastAsia"/>
-        </w:rPr>
-        <w:t>* </w:t>
-      </w:r>
-      <w:r>
-        <w:rPr>
-          <w:rFonts w:hint="eastAsia"/>
-        </w:rPr>
-        <w:t>學校名稱</w:t>
-      </w:r>
-    </w:p>
-    <w:p>
-      <w:r>
-        <w:rPr>
-          <w:rFonts w:hint="eastAsia"/>
-        </w:rPr>
-        <w:lastRenderedPageBreak/>
-        <w:t>國立</w:t>
-      </w:r>
-      <w:proofErr w:type="gramStart"/>
-      <w:r>
-        <w:rPr>
-          <w:rFonts w:hint="eastAsia"/>
-        </w:rPr>
-        <w:t>臺</w:t>
-      </w:r>
-      <w:proofErr w:type="gramEnd"/>
-      <w:r>
-        <w:rPr>
-          <w:rFonts w:hint="eastAsia"/>
-        </w:rPr>
-        <w:t>北商業大學</w:t>
-      </w:r>
-    </w:p>
-    <w:p>
-      <w:r>
-        <w:rPr>
-          <w:rFonts w:hint="eastAsia"/>
-        </w:rPr>
-        <w:t>* </w:t>
-      </w:r>
-      <w:r>
-        <w:rPr>
-          <w:rFonts w:hint="eastAsia"/>
-        </w:rPr>
-        <w:t>科系</w:t>
-      </w:r>
-      <w:r>
-        <w:rPr>
-          <w:rFonts w:hint="eastAsia"/>
-        </w:rPr>
-        <w:t xml:space="preserve"> </w:t>
-      </w:r>
-      <w:r>
-        <w:rPr>
-          <w:rFonts w:hint="eastAsia"/>
-        </w:rPr>
-        <w:t>資訊管理系</w:t>
-      </w:r>
-    </w:p>
-    <w:p>
-      <w:r>
-        <w:rPr>
-          <w:rFonts w:hint="eastAsia"/>
-        </w:rPr>
-        <w:t>* </w:t>
-      </w:r>
-      <w:r>
-        <w:rPr>
-          <w:rFonts w:hint="eastAsia"/>
-        </w:rPr>
-        <w:t>姓名</w:t>
-      </w:r>
-    </w:p>
-    <w:p>
-      <w:r>
-        <w:rPr>
-          <w:rFonts w:hint="eastAsia"/>
-        </w:rPr>
-        <w:t>中</w:t>
-      </w:r>
-      <w:r>
-        <w:rPr>
-          <w:rFonts w:hint="eastAsia"/>
-        </w:rPr>
-        <w:t xml:space="preserve">  </w:t>
-      </w:r>
-      <w:r>
-        <w:rPr>
-          <w:rFonts w:hint="eastAsia"/>
-        </w:rPr>
-        <w:t>黃思璇</w:t>
-      </w:r>
-    </w:p>
-    <w:p>
-      <w:r>
-        <w:rPr>
-          <w:rFonts w:hint="eastAsia"/>
-        </w:rPr>
-        <w:t>英</w:t>
-      </w:r>
-      <w:r>
-        <w:rPr>
-          <w:rFonts w:hint="eastAsia"/>
-        </w:rPr>
-        <w:t xml:space="preserve">  </w:t>
-      </w:r>
-      <w:r>
-        <w:t>HUANG,SI-XUAN</w:t>
-      </w:r>
-    </w:p>
-    <w:p>
-      <w:r>
-        <w:rPr>
-          <w:rFonts w:hint="eastAsia"/>
-        </w:rPr>
-        <w:t>* </w:t>
-      </w:r>
-      <w:r>
-        <w:rPr>
-          <w:rFonts w:hint="eastAsia"/>
-        </w:rPr>
-        <w:t>團隊分工職務</w:t>
-      </w:r>
-      <w:r>
-        <w:rPr>
-          <w:rFonts w:hint="eastAsia"/>
-        </w:rPr>
-        <w:t>(</w:t>
-      </w:r>
-      <w:r>
-        <w:rPr>
-          <w:rFonts w:hint="eastAsia"/>
-        </w:rPr>
-        <w:t>可複選</w:t>
-      </w:r>
-      <w:r>
-        <w:rPr>
-          <w:rFonts w:hint="eastAsia"/>
-        </w:rPr>
-        <w:t>)</w:t>
-      </w:r>
-    </w:p>
-    <w:p>
-      <w:r>
-        <w:rPr>
-          <w:rFonts w:hint="eastAsia"/>
-        </w:rPr>
-        <w:t>組長</w:t>
-      </w:r>
-      <w:r>
-        <w:rPr>
-          <w:rFonts w:hint="eastAsia"/>
-        </w:rPr>
-        <w:t xml:space="preserve">  </w:t>
-      </w:r>
-      <w:r>
-        <w:rPr>
-          <w:rFonts w:hint="eastAsia"/>
-        </w:rPr>
-        <w:t>簡報者</w:t>
-      </w:r>
-      <w:r>
-        <w:rPr>
-          <w:rFonts w:hint="eastAsia"/>
-        </w:rPr>
-        <w:t xml:space="preserve">  </w:t>
-      </w:r>
-      <w:r>
-        <w:rPr>
-          <w:rFonts w:hint="eastAsia"/>
-        </w:rPr>
-        <w:t>創意貢獻者</w:t>
-      </w:r>
-      <w:r>
-        <w:rPr>
-          <w:rFonts w:hint="eastAsia"/>
-        </w:rPr>
-        <w:t xml:space="preserve">  </w:t>
-      </w:r>
-      <w:r>
-        <w:rPr>
-          <w:rFonts w:hint="eastAsia"/>
-          <w:highlight w:val="yellow"/>
-        </w:rPr>
-        <w:t>程式開發</w:t>
-      </w:r>
-      <w:r>
-        <w:rPr>
-          <w:rFonts w:hint="eastAsia"/>
-        </w:rPr>
-        <w:t xml:space="preserve">  </w:t>
-      </w:r>
-      <w:r>
-        <w:rPr>
-          <w:rFonts w:hint="eastAsia"/>
-        </w:rPr>
-        <w:t>文件製作</w:t>
-      </w:r>
-      <w:r>
-        <w:rPr>
-          <w:rFonts w:hint="eastAsia"/>
-        </w:rPr>
-        <w:t xml:space="preserve">  </w:t>
-      </w:r>
-      <w:r>
-        <w:rPr>
-          <w:rFonts w:hint="eastAsia"/>
-        </w:rPr>
-        <w:t>美工</w:t>
-      </w:r>
-      <w:r>
-        <w:rPr>
-          <w:rFonts w:hint="eastAsia"/>
-        </w:rPr>
-        <w:t xml:space="preserve">  </w:t>
-      </w:r>
-      <w:r>
-        <w:rPr>
-          <w:rFonts w:hint="eastAsia"/>
-        </w:rPr>
-        <w:t>影片製作</w:t>
-      </w:r>
-      <w:r>
-        <w:rPr>
-          <w:rFonts w:hint="eastAsia"/>
-        </w:rPr>
-        <w:t xml:space="preserve">  </w:t>
-      </w:r>
-      <w:r>
-        <w:rPr>
-          <w:rFonts w:hint="eastAsia"/>
-        </w:rPr>
-        <w:t>其他</w:t>
-      </w:r>
-      <w:r>
-        <w:rPr>
-          <w:rFonts w:hint="eastAsia"/>
-        </w:rPr>
-        <w:t> </w:t>
-      </w:r>
-    </w:p>
-    <w:p>
-      <w:r>
-        <w:rPr>
-          <w:rFonts w:hint="eastAsia"/>
-        </w:rPr>
-        <w:t>* </w:t>
-      </w:r>
-      <w:r>
-        <w:rPr>
-          <w:rFonts w:hint="eastAsia"/>
-        </w:rPr>
-        <w:t>信箱</w:t>
-      </w:r>
-      <w:r>
-        <w:rPr>
-          <w:rFonts w:hint="eastAsia"/>
-        </w:rPr>
-        <w:t xml:space="preserve"> </w:t>
-      </w:r>
-      <w:r>
-        <w:t>1105604</w:t>
-      </w:r>
-      <w:r>
-        <w:rPr>
-          <w:rFonts w:hint="eastAsia"/>
-        </w:rPr>
-        <w:t>5</w:t>
-      </w:r>
-      <w:r>
-        <w:t>@ntub.edu.tw</w:t>
-      </w:r>
-    </w:p>
-    <w:p>
-      <w:r>
-        <w:rPr>
-          <w:rFonts w:hint="eastAsia"/>
-        </w:rPr>
-        <w:t>* </w:t>
-      </w:r>
-      <w:r>
-        <w:rPr>
-          <w:rFonts w:hint="eastAsia"/>
-        </w:rPr>
-        <w:t>手機</w:t>
-      </w:r>
-      <w:r>
-        <w:rPr>
-          <w:rFonts w:hint="eastAsia"/>
-        </w:rPr>
-        <w:t xml:space="preserve"> </w:t>
-      </w:r>
-      <w:r>
-        <w:t>0908887990</w:t>
-      </w:r>
-    </w:p>
-    <w:p>
-      <w:r>
-        <w:t> </w:t>
-      </w:r>
-      <w:r>
-        <w:t>指導教授</w:t>
-      </w:r>
-    </w:p>
-    <w:p>
-      <w:r>
-        <w:rPr>
-          <w:rFonts w:hint="eastAsia"/>
-        </w:rPr>
-        <w:t>指導教授人數</w:t>
-      </w:r>
-      <w:r>
-        <w:rPr>
-          <w:rFonts w:hint="eastAsia"/>
-        </w:rPr>
-        <w:t> </w:t>
-      </w:r>
-    </w:p>
-    <w:p>
-      <w:r>
-        <w:rPr>
-          <w:rFonts w:hint="eastAsia"/>
-          <w:highlight w:val="yellow"/>
-        </w:rPr>
-        <w:t>1</w:t>
-      </w:r>
-      <w:r>
-        <w:rPr>
-          <w:rFonts w:hint="eastAsia"/>
-          <w:highlight w:val="yellow"/>
-        </w:rPr>
-        <w:t>人</w:t>
-      </w:r>
-      <w:r>
-        <w:rPr>
-          <w:rFonts w:hint="eastAsia"/>
-        </w:rPr>
-        <w:t xml:space="preserve">  </w:t>
-      </w:r>
-      <w:r>
-        <w:rPr>
-          <w:rFonts w:hint="eastAsia"/>
-        </w:rPr>
-        <w:t>2</w:t>
-      </w:r>
-      <w:r>
-        <w:rPr>
-          <w:rFonts w:hint="eastAsia"/>
-        </w:rPr>
-        <w:t>人</w:t>
-      </w:r>
-    </w:p>
-    <w:p>
-      <w:r>
-        <w:t>指導教授</w:t>
-      </w:r>
-      <w:r>
-        <w:t>1</w:t>
-      </w:r>
-    </w:p>
-    <w:p>
-      <w:r>
-        <w:rPr>
-          <w:rFonts w:hint="eastAsia"/>
-        </w:rPr>
-        <w:t>* </w:t>
-      </w:r>
-      <w:r>
-        <w:rPr>
-          <w:rFonts w:hint="eastAsia"/>
-        </w:rPr>
-        <w:t>學校區域</w:t>
-      </w:r>
-    </w:p>
-    <w:p>
-      <w:r>
-        <w:rPr>
-          <w:rFonts w:hint="eastAsia"/>
-        </w:rPr>
-        <w:t>北區</w:t>
-      </w:r>
-    </w:p>
-    <w:p>
-      <w:r>
-        <w:rPr>
-          <w:rFonts w:hint="eastAsia"/>
-        </w:rPr>
-        <w:t>* </w:t>
-      </w:r>
-      <w:r>
-        <w:rPr>
-          <w:rFonts w:hint="eastAsia"/>
-        </w:rPr>
-        <w:t>學校名稱</w:t>
-      </w:r>
-    </w:p>
-    <w:p>
-      <w:r>
-        <w:rPr>
-          <w:rFonts w:hint="eastAsia"/>
-        </w:rPr>
-        <w:t>國立</w:t>
-      </w:r>
-      <w:proofErr w:type="gramStart"/>
-      <w:r>
-        <w:rPr>
-          <w:rFonts w:hint="eastAsia"/>
-        </w:rPr>
-        <w:t>臺</w:t>
-      </w:r>
-      <w:proofErr w:type="gramEnd"/>
-      <w:r>
-        <w:rPr>
-          <w:rFonts w:hint="eastAsia"/>
-        </w:rPr>
-        <w:t>北商業大學</w:t>
-      </w:r>
-    </w:p>
-    <w:p>
-      <w:r>
-        <w:rPr>
-          <w:rFonts w:hint="eastAsia"/>
-        </w:rPr>
-        <w:t>* </w:t>
-      </w:r>
-      <w:r>
-        <w:rPr>
-          <w:rFonts w:hint="eastAsia"/>
-        </w:rPr>
-        <w:t>系所名稱</w:t>
-      </w:r>
-      <w:r>
-        <w:rPr>
-          <w:rFonts w:hint="eastAsia"/>
-        </w:rPr>
-        <w:t xml:space="preserve"> </w:t>
-      </w:r>
-      <w:r>
-        <w:rPr>
-          <w:rFonts w:hint="eastAsia"/>
-        </w:rPr>
-        <w:t>資訊管理系</w:t>
-      </w:r>
-    </w:p>
-    <w:p>
-      <w:r>
-        <w:rPr>
-          <w:rFonts w:hint="eastAsia"/>
-        </w:rPr>
-        <w:t>* </w:t>
-      </w:r>
-      <w:r>
-        <w:rPr>
-          <w:rFonts w:hint="eastAsia"/>
-        </w:rPr>
-        <w:t>中文姓名</w:t>
-      </w:r>
-      <w:r>
-        <w:rPr>
-          <w:rFonts w:hint="eastAsia"/>
-        </w:rPr>
-        <w:t xml:space="preserve"> </w:t>
-      </w:r>
-      <w:r>
-        <w:rPr>
-          <w:rFonts w:hint="eastAsia"/>
-        </w:rPr>
-        <w:t>林育志</w:t>
-      </w:r>
-    </w:p>
-    <w:p>
-      <w:r>
-        <w:rPr>
-          <w:rFonts w:hint="eastAsia"/>
-        </w:rPr>
-        <w:t>* </w:t>
-      </w:r>
-      <w:r>
-        <w:rPr>
-          <w:rFonts w:hint="eastAsia"/>
-        </w:rPr>
-        <w:t>英文姓名</w:t>
-      </w:r>
-      <w:r>
-        <w:rPr>
-          <w:rFonts w:hint="eastAsia"/>
-        </w:rPr>
-        <w:t> </w:t>
-      </w:r>
-    </w:p>
-    <w:p>
-      <w:r>
-        <w:rPr>
-          <w:rFonts w:hint="eastAsia"/>
-        </w:rPr>
-        <w:t>範例：</w:t>
-      </w:r>
-      <w:proofErr w:type="gramStart"/>
-      <w:r>
-        <w:rPr>
-          <w:rFonts w:hint="eastAsia"/>
-        </w:rPr>
-        <w:t>WANG,XIAO</w:t>
-      </w:r>
-      <w:proofErr w:type="gramEnd"/>
-      <w:r>
-        <w:rPr>
-          <w:rFonts w:hint="eastAsia"/>
-        </w:rPr>
-        <w:t>-MING</w:t>
-      </w:r>
-    </w:p>
-    <w:p>
-      <w:r>
-        <w:rPr>
-          <w:rFonts w:hint="eastAsia"/>
-        </w:rPr>
-        <w:t>* </w:t>
-      </w:r>
-      <w:r>
-        <w:rPr>
-          <w:rFonts w:hint="eastAsia"/>
-        </w:rPr>
-        <w:t>信箱</w:t>
-      </w:r>
-      <w:r>
-        <w:rPr>
-          <w:rFonts w:hint="eastAsia"/>
-        </w:rPr>
-        <w:t xml:space="preserve">  </w:t>
-      </w:r>
-      <w:r>
-        <w:t>jokada621@ntub.edu.tw</w:t>
-      </w:r>
-    </w:p>
-    <w:p>
-      <w:r>
-        <w:rPr>
-          <w:rFonts w:hint="eastAsia"/>
-        </w:rPr>
-        <w:t>* </w:t>
-      </w:r>
-      <w:r>
-        <w:rPr>
-          <w:rFonts w:hint="eastAsia"/>
-        </w:rPr>
-        <w:t>手機</w:t>
-      </w:r>
-      <w:r>
-        <w:rPr>
-          <w:rFonts w:hint="eastAsia"/>
-        </w:rPr>
-        <w:t xml:space="preserve">  </w:t>
-      </w:r>
-      <w:r>
-        <w:t>0923226587</w:t>
-      </w:r>
-    </w:p>
-    <w:p/>
-    <w:p>
-      <w:r>
-        <w:rPr>
-          <w:rFonts w:hint="eastAsia"/>
-        </w:rPr>
-        <w:lastRenderedPageBreak/>
+        <w:rPr>
+          <w:rFonts w:hint="eastAsia"/>
+        </w:rPr>
         <w:t>* </w:t>
       </w:r>
       <w:r>
@@ -6307,7 +5959,6 @@
     <w:next w:val="a"/>
     <w:link w:val="20"/>
     <w:uiPriority w:val="9"/>
-    <w:semiHidden/>
     <w:unhideWhenUsed/>
     <w:qFormat/>
     <w:rsid w:val="004445AC"/>
@@ -6481,7 +6132,6 @@
   <w:style w:type="character" w:default="1" w:styleId="a0">
     <w:name w:val="Default Paragraph Font"/>
     <w:uiPriority w:val="1"/>
-    <w:semiHidden/>
     <w:unhideWhenUsed/>
   </w:style>
   <w:style w:type="table" w:default="1" w:styleId="a1">
@@ -6523,7 +6173,6 @@
     <w:basedOn w:val="a0"/>
     <w:link w:val="2"/>
     <w:uiPriority w:val="9"/>
-    <w:semiHidden/>
     <w:rsid w:val="004445AC"/>
     <w:rPr>
       <w:rFonts w:asciiTheme="majorHAnsi" w:eastAsiaTheme="majorEastAsia" w:hAnsiTheme="majorHAnsi" w:cstheme="majorBidi"/>

--- a/文件/競賽的相關東西/innoserve.docx
+++ b/文件/競賽的相關東西/innoserve.docx
@@ -3078,6 +3078,19 @@
       </w:r>
     </w:p>
     <w:p>
+      <w:pPr>
+        <w:rPr>
+          <w:rFonts w:hint="eastAsia"/>
+        </w:rPr>
+      </w:pPr>
+      <w:r>
+        <w:rPr>
+          <w:rFonts w:hint="eastAsia"/>
+        </w:rPr>
+        <w:t>11056042@ntub.edu.tw</w:t>
+      </w:r>
+    </w:p>
+    <w:p>
       <w:r>
         <w:rPr>
           <w:rFonts w:hint="eastAsia"/>
@@ -3131,6 +3144,19 @@
           <w:rFonts w:hint="eastAsia"/>
         </w:rPr>
         <w:t>)</w:t>
+      </w:r>
+    </w:p>
+    <w:p>
+      <w:pPr>
+        <w:rPr>
+          <w:rFonts w:hint="eastAsia"/>
+        </w:rPr>
+      </w:pPr>
+      <w:r>
+        <w:rPr>
+          <w:rFonts w:hint="eastAsia"/>
+        </w:rPr>
+        <w:t xml:space="preserve">                                                                                                                                                                                                                                                                                                                                                                                                                                                                                                                                                                                                                                                                                                                                                                                                                                                                                                                                                                                                                                                                            </w:t>
       </w:r>
     </w:p>
     <w:p>
@@ -3421,6 +3447,7 @@
         <w:rPr>
           <w:rFonts w:hint="eastAsia"/>
         </w:rPr>
+        <w:lastRenderedPageBreak/>
         <w:t>國立臺北商業大學</w:t>
       </w:r>
     </w:p>
@@ -3448,6 +3475,672 @@
           <w:rFonts w:hint="eastAsia"/>
         </w:rPr>
         <w:t>資訊管理系</w:t>
+      </w:r>
+    </w:p>
+    <w:p>
+      <w:r>
+        <w:rPr>
+          <w:rFonts w:hint="eastAsia"/>
+        </w:rPr>
+        <w:t>* </w:t>
+      </w:r>
+      <w:r>
+        <w:rPr>
+          <w:rFonts w:hint="eastAsia"/>
+        </w:rPr>
+        <w:t>姓名</w:t>
+      </w:r>
+      <w:r>
+        <w:rPr>
+          <w:rFonts w:hint="eastAsia"/>
+        </w:rPr>
+        <w:t xml:space="preserve">  </w:t>
+      </w:r>
+      <w:r>
+        <w:rPr>
+          <w:rFonts w:hint="eastAsia"/>
+        </w:rPr>
+        <w:t>中</w:t>
+      </w:r>
+      <w:r>
+        <w:rPr>
+          <w:rFonts w:hint="eastAsia"/>
+        </w:rPr>
+        <w:t xml:space="preserve"> </w:t>
+      </w:r>
+      <w:r>
+        <w:rPr>
+          <w:rFonts w:hint="eastAsia"/>
+        </w:rPr>
+        <w:t>李品臻</w:t>
+      </w:r>
+      <w:r>
+        <w:rPr>
+          <w:rFonts w:hint="eastAsia"/>
+        </w:rPr>
+        <w:t xml:space="preserve">  </w:t>
+      </w:r>
+      <w:r>
+        <w:rPr>
+          <w:rFonts w:hint="eastAsia"/>
+        </w:rPr>
+        <w:t>英</w:t>
+      </w:r>
+      <w:r>
+        <w:rPr>
+          <w:rFonts w:hint="eastAsia"/>
+        </w:rPr>
+        <w:t xml:space="preserve"> </w:t>
+      </w:r>
+      <w:r>
+        <w:rPr>
+          <w:rFonts w:hint="eastAsia"/>
+        </w:rPr>
+        <w:t>LEE,PIN-ZHEN</w:t>
+      </w:r>
+    </w:p>
+    <w:p>
+      <w:r>
+        <w:rPr>
+          <w:rFonts w:hint="eastAsia"/>
+        </w:rPr>
+        <w:t>* </w:t>
+      </w:r>
+      <w:r>
+        <w:rPr>
+          <w:rFonts w:hint="eastAsia"/>
+        </w:rPr>
+        <w:t>團隊分工職務</w:t>
+      </w:r>
+      <w:r>
+        <w:rPr>
+          <w:rFonts w:hint="eastAsia"/>
+        </w:rPr>
+        <w:t>(</w:t>
+      </w:r>
+      <w:r>
+        <w:rPr>
+          <w:rFonts w:hint="eastAsia"/>
+        </w:rPr>
+        <w:t>可複選</w:t>
+      </w:r>
+      <w:r>
+        <w:rPr>
+          <w:rFonts w:hint="eastAsia"/>
+        </w:rPr>
+        <w:t>)</w:t>
+      </w:r>
+    </w:p>
+    <w:p>
+      <w:r>
+        <w:rPr>
+          <w:rFonts w:hint="eastAsia"/>
+        </w:rPr>
+        <w:t>組長</w:t>
+      </w:r>
+      <w:r>
+        <w:rPr>
+          <w:rFonts w:hint="eastAsia"/>
+        </w:rPr>
+        <w:t xml:space="preserve">  </w:t>
+      </w:r>
+      <w:r>
+        <w:rPr>
+          <w:rFonts w:hint="eastAsia"/>
+          <w:highlight w:val="yellow"/>
+        </w:rPr>
+        <w:t>簡報者</w:t>
+      </w:r>
+      <w:r>
+        <w:rPr>
+          <w:rFonts w:hint="eastAsia"/>
+        </w:rPr>
+        <w:t xml:space="preserve">  </w:t>
+      </w:r>
+      <w:r>
+        <w:rPr>
+          <w:rFonts w:hint="eastAsia"/>
+        </w:rPr>
+        <w:t>創意貢獻者</w:t>
+      </w:r>
+      <w:r>
+        <w:rPr>
+          <w:rFonts w:hint="eastAsia"/>
+        </w:rPr>
+        <w:t xml:space="preserve">  </w:t>
+      </w:r>
+      <w:r>
+        <w:rPr>
+          <w:rFonts w:hint="eastAsia"/>
+          <w:highlight w:val="yellow"/>
+        </w:rPr>
+        <w:t>程式開發</w:t>
+      </w:r>
+      <w:r>
+        <w:rPr>
+          <w:rFonts w:hint="eastAsia"/>
+        </w:rPr>
+        <w:t xml:space="preserve">  </w:t>
+      </w:r>
+      <w:r>
+        <w:rPr>
+          <w:rFonts w:hint="eastAsia"/>
+          <w:highlight w:val="yellow"/>
+        </w:rPr>
+        <w:t>文件製作</w:t>
+      </w:r>
+      <w:r>
+        <w:rPr>
+          <w:rFonts w:hint="eastAsia"/>
+        </w:rPr>
+        <w:t xml:space="preserve">  </w:t>
+      </w:r>
+      <w:r>
+        <w:rPr>
+          <w:rFonts w:hint="eastAsia"/>
+          <w:highlight w:val="yellow"/>
+        </w:rPr>
+        <w:t>美工</w:t>
+      </w:r>
+      <w:r>
+        <w:rPr>
+          <w:rFonts w:hint="eastAsia"/>
+        </w:rPr>
+        <w:t xml:space="preserve">  </w:t>
+      </w:r>
+      <w:r>
+        <w:rPr>
+          <w:rFonts w:hint="eastAsia"/>
+        </w:rPr>
+        <w:t>影片製作</w:t>
+      </w:r>
+      <w:r>
+        <w:rPr>
+          <w:rFonts w:hint="eastAsia"/>
+        </w:rPr>
+        <w:t xml:space="preserve">  </w:t>
+      </w:r>
+      <w:r>
+        <w:rPr>
+          <w:rFonts w:hint="eastAsia"/>
+        </w:rPr>
+        <w:t>其他</w:t>
+      </w:r>
+      <w:r>
+        <w:rPr>
+          <w:rFonts w:hint="eastAsia"/>
+        </w:rPr>
+        <w:t> </w:t>
+      </w:r>
+    </w:p>
+    <w:p>
+      <w:r>
+        <w:rPr>
+          <w:rFonts w:hint="eastAsia"/>
+        </w:rPr>
+        <w:t>* </w:t>
+      </w:r>
+      <w:r>
+        <w:rPr>
+          <w:rFonts w:hint="eastAsia"/>
+        </w:rPr>
+        <w:t>信箱</w:t>
+      </w:r>
+      <w:r>
+        <w:rPr>
+          <w:rFonts w:hint="eastAsia"/>
+        </w:rPr>
+        <w:t xml:space="preserve">  11056042@ntub.edu.tw</w:t>
+      </w:r>
+    </w:p>
+    <w:p>
+      <w:r>
+        <w:rPr>
+          <w:rFonts w:hint="eastAsia"/>
+        </w:rPr>
+        <w:t>* </w:t>
+      </w:r>
+      <w:r>
+        <w:rPr>
+          <w:rFonts w:hint="eastAsia"/>
+        </w:rPr>
+        <w:t>手機</w:t>
+      </w:r>
+      <w:r>
+        <w:rPr>
+          <w:rFonts w:hint="eastAsia"/>
+        </w:rPr>
+        <w:t xml:space="preserve">  0979010797</w:t>
+      </w:r>
+    </w:p>
+    <w:p>
+      <w:r>
+        <w:rPr>
+          <w:rFonts w:hint="eastAsia"/>
+        </w:rPr>
+        <w:t>* </w:t>
+      </w:r>
+      <w:r>
+        <w:rPr>
+          <w:rFonts w:hint="eastAsia"/>
+        </w:rPr>
+        <w:t>得獎冠軍帽寄送地址</w:t>
+      </w:r>
+      <w:r>
+        <w:rPr>
+          <w:rFonts w:hint="eastAsia"/>
+        </w:rPr>
+        <w:t xml:space="preserve"> </w:t>
+      </w:r>
+      <w:r>
+        <w:rPr>
+          <w:rFonts w:hint="eastAsia"/>
+        </w:rPr>
+        <w:t>台北市松山區市民大道</w:t>
+      </w:r>
+      <w:r>
+        <w:rPr>
+          <w:rFonts w:hint="eastAsia"/>
+        </w:rPr>
+        <w:t>4</w:t>
+      </w:r>
+      <w:r>
+        <w:rPr>
+          <w:rFonts w:hint="eastAsia"/>
+        </w:rPr>
+        <w:t>段</w:t>
+      </w:r>
+      <w:r>
+        <w:rPr>
+          <w:rFonts w:hint="eastAsia"/>
+        </w:rPr>
+        <w:t>207</w:t>
+      </w:r>
+      <w:r>
+        <w:rPr>
+          <w:rFonts w:hint="eastAsia"/>
+        </w:rPr>
+        <w:t>號</w:t>
+      </w:r>
+      <w:r>
+        <w:rPr>
+          <w:rFonts w:hint="eastAsia"/>
+        </w:rPr>
+        <w:t>2</w:t>
+      </w:r>
+      <w:r>
+        <w:rPr>
+          <w:rFonts w:hint="eastAsia"/>
+        </w:rPr>
+        <w:t>樓</w:t>
+      </w:r>
+    </w:p>
+    <w:p/>
+    <w:p>
+      <w:r>
+        <w:t>組員</w:t>
+      </w:r>
+      <w:r>
+        <w:t>2</w:t>
+      </w:r>
+    </w:p>
+    <w:p>
+      <w:r>
+        <w:rPr>
+          <w:rFonts w:hint="eastAsia"/>
+        </w:rPr>
+        <w:t>* </w:t>
+      </w:r>
+      <w:r>
+        <w:rPr>
+          <w:rFonts w:hint="eastAsia"/>
+        </w:rPr>
+        <w:t>學級</w:t>
+      </w:r>
+    </w:p>
+    <w:p>
+      <w:r>
+        <w:rPr>
+          <w:rFonts w:hint="eastAsia"/>
+        </w:rPr>
+        <w:t>五專專五</w:t>
+      </w:r>
+    </w:p>
+    <w:p>
+      <w:r>
+        <w:rPr>
+          <w:rFonts w:hint="eastAsia"/>
+        </w:rPr>
+        <w:t>* </w:t>
+      </w:r>
+      <w:r>
+        <w:rPr>
+          <w:rFonts w:hint="eastAsia"/>
+        </w:rPr>
+        <w:t>學校區域</w:t>
+      </w:r>
+    </w:p>
+    <w:p>
+      <w:r>
+        <w:rPr>
+          <w:rFonts w:hint="eastAsia"/>
+        </w:rPr>
+        <w:t>北區</w:t>
+      </w:r>
+    </w:p>
+    <w:p>
+      <w:r>
+        <w:rPr>
+          <w:rFonts w:hint="eastAsia"/>
+        </w:rPr>
+        <w:t>* </w:t>
+      </w:r>
+      <w:r>
+        <w:rPr>
+          <w:rFonts w:hint="eastAsia"/>
+        </w:rPr>
+        <w:t>學校名稱</w:t>
+      </w:r>
+    </w:p>
+    <w:p>
+      <w:r>
+        <w:rPr>
+          <w:rFonts w:hint="eastAsia"/>
+        </w:rPr>
+        <w:t>國立臺北商業大學</w:t>
+      </w:r>
+    </w:p>
+    <w:p>
+      <w:r>
+        <w:rPr>
+          <w:rFonts w:hint="eastAsia"/>
+        </w:rPr>
+        <w:t>* </w:t>
+      </w:r>
+      <w:r>
+        <w:rPr>
+          <w:rFonts w:hint="eastAsia"/>
+        </w:rPr>
+        <w:t>科系</w:t>
+      </w:r>
+      <w:r>
+        <w:rPr>
+          <w:rFonts w:hint="eastAsia"/>
+        </w:rPr>
+        <w:t xml:space="preserve"> </w:t>
+      </w:r>
+      <w:r>
+        <w:rPr>
+          <w:rFonts w:hint="eastAsia"/>
+        </w:rPr>
+        <w:t>資訊管理系</w:t>
+      </w:r>
+    </w:p>
+    <w:p>
+      <w:r>
+        <w:rPr>
+          <w:rFonts w:hint="eastAsia"/>
+        </w:rPr>
+        <w:t>* </w:t>
+      </w:r>
+      <w:r>
+        <w:rPr>
+          <w:rFonts w:hint="eastAsia"/>
+        </w:rPr>
+        <w:t>姓名</w:t>
+      </w:r>
+      <w:r>
+        <w:rPr>
+          <w:rFonts w:hint="eastAsia"/>
+        </w:rPr>
+        <w:t xml:space="preserve">   </w:t>
+      </w:r>
+      <w:r>
+        <w:rPr>
+          <w:rFonts w:hint="eastAsia"/>
+        </w:rPr>
+        <w:t>中</w:t>
+      </w:r>
+      <w:r>
+        <w:rPr>
+          <w:rFonts w:hint="eastAsia"/>
+        </w:rPr>
+        <w:t xml:space="preserve">  </w:t>
+      </w:r>
+      <w:r>
+        <w:rPr>
+          <w:rFonts w:hint="eastAsia"/>
+        </w:rPr>
+        <w:t>吳想想</w:t>
+      </w:r>
+      <w:r>
+        <w:rPr>
+          <w:rFonts w:hint="eastAsia"/>
+        </w:rPr>
+        <w:t xml:space="preserve">  </w:t>
+      </w:r>
+      <w:r>
+        <w:rPr>
+          <w:rFonts w:hint="eastAsia"/>
+        </w:rPr>
+        <w:t>英</w:t>
+      </w:r>
+      <w:r>
+        <w:rPr>
+          <w:rFonts w:hint="eastAsia"/>
+        </w:rPr>
+        <w:t xml:space="preserve">  </w:t>
+      </w:r>
+      <w:r>
+        <w:t>WU,HSIANG</w:t>
+      </w:r>
+      <w:r>
+        <w:rPr>
+          <w:rFonts w:hint="eastAsia"/>
+        </w:rPr>
+        <w:t>-</w:t>
+      </w:r>
+      <w:r>
+        <w:t>HSIANG</w:t>
+      </w:r>
+    </w:p>
+    <w:p>
+      <w:r>
+        <w:rPr>
+          <w:rFonts w:hint="eastAsia"/>
+        </w:rPr>
+        <w:t>* </w:t>
+      </w:r>
+      <w:r>
+        <w:rPr>
+          <w:rFonts w:hint="eastAsia"/>
+        </w:rPr>
+        <w:t>團隊分工職務</w:t>
+      </w:r>
+      <w:r>
+        <w:rPr>
+          <w:rFonts w:hint="eastAsia"/>
+        </w:rPr>
+        <w:t>(</w:t>
+      </w:r>
+      <w:r>
+        <w:rPr>
+          <w:rFonts w:hint="eastAsia"/>
+        </w:rPr>
+        <w:t>可複選</w:t>
+      </w:r>
+      <w:r>
+        <w:rPr>
+          <w:rFonts w:hint="eastAsia"/>
+        </w:rPr>
+        <w:t>)</w:t>
+      </w:r>
+    </w:p>
+    <w:p>
+      <w:r>
+        <w:rPr>
+          <w:rFonts w:hint="eastAsia"/>
+          <w:highlight w:val="yellow"/>
+        </w:rPr>
+        <w:t>組長</w:t>
+      </w:r>
+      <w:r>
+        <w:rPr>
+          <w:rFonts w:hint="eastAsia"/>
+        </w:rPr>
+        <w:t xml:space="preserve">  </w:t>
+      </w:r>
+      <w:r>
+        <w:rPr>
+          <w:rFonts w:hint="eastAsia"/>
+          <w:highlight w:val="yellow"/>
+        </w:rPr>
+        <w:t>簡報者</w:t>
+      </w:r>
+      <w:r>
+        <w:rPr>
+          <w:rFonts w:hint="eastAsia"/>
+        </w:rPr>
+        <w:t xml:space="preserve">  </w:t>
+      </w:r>
+      <w:r>
+        <w:rPr>
+          <w:rFonts w:hint="eastAsia"/>
+          <w:highlight w:val="yellow"/>
+        </w:rPr>
+        <w:t>創意貢獻者</w:t>
+      </w:r>
+      <w:r>
+        <w:rPr>
+          <w:rFonts w:hint="eastAsia"/>
+        </w:rPr>
+        <w:t xml:space="preserve">  </w:t>
+      </w:r>
+      <w:r>
+        <w:rPr>
+          <w:rFonts w:hint="eastAsia"/>
+          <w:highlight w:val="yellow"/>
+        </w:rPr>
+        <w:t>程式開發</w:t>
+      </w:r>
+      <w:r>
+        <w:rPr>
+          <w:rFonts w:hint="eastAsia"/>
+        </w:rPr>
+        <w:t xml:space="preserve">  </w:t>
+      </w:r>
+      <w:r>
+        <w:rPr>
+          <w:rFonts w:hint="eastAsia"/>
+        </w:rPr>
+        <w:t>文件製作</w:t>
+      </w:r>
+      <w:r>
+        <w:rPr>
+          <w:rFonts w:hint="eastAsia"/>
+        </w:rPr>
+        <w:t xml:space="preserve">  </w:t>
+      </w:r>
+      <w:r>
+        <w:rPr>
+          <w:rFonts w:hint="eastAsia"/>
+        </w:rPr>
+        <w:t>美工</w:t>
+      </w:r>
+      <w:r>
+        <w:rPr>
+          <w:rFonts w:hint="eastAsia"/>
+        </w:rPr>
+        <w:t xml:space="preserve">  </w:t>
+      </w:r>
+      <w:r>
+        <w:rPr>
+          <w:rFonts w:hint="eastAsia"/>
+          <w:highlight w:val="yellow"/>
+        </w:rPr>
+        <w:t>影片製作</w:t>
+      </w:r>
+      <w:r>
+        <w:rPr>
+          <w:rFonts w:hint="eastAsia"/>
+        </w:rPr>
+        <w:t xml:space="preserve">  </w:t>
+      </w:r>
+      <w:r>
+        <w:rPr>
+          <w:rFonts w:hint="eastAsia"/>
+        </w:rPr>
+        <w:t>其他</w:t>
+      </w:r>
+      <w:r>
+        <w:rPr>
+          <w:rFonts w:hint="eastAsia"/>
+        </w:rPr>
+        <w:t> </w:t>
+      </w:r>
+    </w:p>
+    <w:p>
+      <w:r>
+        <w:rPr>
+          <w:rFonts w:hint="eastAsia"/>
+        </w:rPr>
+        <w:t>* </w:t>
+      </w:r>
+      <w:r>
+        <w:rPr>
+          <w:rFonts w:hint="eastAsia"/>
+        </w:rPr>
+        <w:t>信箱</w:t>
+      </w:r>
+      <w:r>
+        <w:rPr>
+          <w:rFonts w:hint="eastAsia"/>
+        </w:rPr>
+        <w:t xml:space="preserve"> </w:t>
+      </w:r>
+      <w:r>
+        <w:t>110560</w:t>
+      </w:r>
+      <w:r>
+        <w:rPr>
+          <w:rFonts w:hint="eastAsia"/>
+        </w:rPr>
+        <w:t>01</w:t>
+      </w:r>
+      <w:r>
+        <w:t>@ntub.edu.tw</w:t>
+      </w:r>
+    </w:p>
+    <w:p>
+      <w:r>
+        <w:rPr>
+          <w:rFonts w:hint="eastAsia"/>
+        </w:rPr>
+        <w:t>* </w:t>
+      </w:r>
+      <w:r>
+        <w:rPr>
+          <w:rFonts w:hint="eastAsia"/>
+        </w:rPr>
+        <w:t>手機</w:t>
+      </w:r>
+      <w:r>
+        <w:rPr>
+          <w:rFonts w:hint="eastAsia"/>
+        </w:rPr>
+        <w:t xml:space="preserve">  </w:t>
+      </w:r>
+      <w:r>
+        <w:t>0974097212</w:t>
+      </w:r>
+    </w:p>
+    <w:p/>
+    <w:p>
+      <w:r>
+        <w:t>組員</w:t>
+      </w:r>
+      <w:r>
+        <w:t>3</w:t>
       </w:r>
     </w:p>
     <w:p>
@@ -3462,13 +4155,111 @@
         <w:rPr>
           <w:rFonts w:hint="eastAsia"/>
         </w:rPr>
+        <w:t>學級</w:t>
+      </w:r>
+    </w:p>
+    <w:p>
+      <w:r>
+        <w:rPr>
+          <w:rFonts w:hint="eastAsia"/>
+        </w:rPr>
+        <w:t>五專專五</w:t>
+      </w:r>
+    </w:p>
+    <w:p>
+      <w:r>
+        <w:rPr>
+          <w:rFonts w:hint="eastAsia"/>
+        </w:rPr>
+        <w:t>* </w:t>
+      </w:r>
+      <w:r>
+        <w:rPr>
+          <w:rFonts w:hint="eastAsia"/>
+        </w:rPr>
+        <w:t>學校區域</w:t>
+      </w:r>
+    </w:p>
+    <w:p>
+      <w:r>
+        <w:rPr>
+          <w:rFonts w:hint="eastAsia"/>
+        </w:rPr>
+        <w:t>北區</w:t>
+      </w:r>
+      <w:r>
+        <w:rPr>
+          <w:rFonts w:hint="eastAsia"/>
+        </w:rPr>
+        <w:t> </w:t>
+      </w:r>
+    </w:p>
+    <w:p>
+      <w:r>
+        <w:rPr>
+          <w:rFonts w:hint="eastAsia"/>
+        </w:rPr>
+        <w:t>* </w:t>
+      </w:r>
+      <w:r>
+        <w:rPr>
+          <w:rFonts w:hint="eastAsia"/>
+        </w:rPr>
+        <w:t>學校名稱</w:t>
+      </w:r>
+    </w:p>
+    <w:p>
+      <w:r>
+        <w:rPr>
+          <w:rFonts w:hint="eastAsia"/>
+        </w:rPr>
+        <w:t>國立臺北商業大學</w:t>
+      </w:r>
+    </w:p>
+    <w:p>
+      <w:r>
+        <w:rPr>
+          <w:rFonts w:hint="eastAsia"/>
+        </w:rPr>
+        <w:t>* </w:t>
+      </w:r>
+      <w:r>
+        <w:rPr>
+          <w:rFonts w:hint="eastAsia"/>
+        </w:rPr>
+        <w:t>科系</w:t>
+      </w:r>
+      <w:r>
+        <w:rPr>
+          <w:rFonts w:hint="eastAsia"/>
+        </w:rPr>
+        <w:t xml:space="preserve"> </w:t>
+      </w:r>
+      <w:r>
+        <w:rPr>
+          <w:rFonts w:hint="eastAsia"/>
+        </w:rPr>
+        <w:t>資訊管理系</w:t>
+      </w:r>
+    </w:p>
+    <w:p>
+      <w:r>
+        <w:rPr>
+          <w:rFonts w:hint="eastAsia"/>
+        </w:rPr>
+        <w:t>* </w:t>
+      </w:r>
+      <w:r>
+        <w:rPr>
+          <w:rFonts w:hint="eastAsia"/>
+        </w:rPr>
         <w:t>姓名</w:t>
       </w:r>
       <w:r>
         <w:rPr>
           <w:rFonts w:hint="eastAsia"/>
         </w:rPr>
-        <w:t xml:space="preserve">  </w:t>
+        <w:t xml:space="preserve">   </w:t>
       </w:r>
       <w:r>
         <w:rPr>
@@ -3480,13 +4271,362 @@
         <w:rPr>
           <w:rFonts w:hint="eastAsia"/>
         </w:rPr>
+        <w:t xml:space="preserve">  </w:t>
+      </w:r>
+      <w:r>
+        <w:rPr>
+          <w:rFonts w:hint="eastAsia"/>
+        </w:rPr>
+        <w:t>陳雨琦</w:t>
+      </w:r>
+      <w:r>
+        <w:rPr>
+          <w:rFonts w:hint="eastAsia"/>
+        </w:rPr>
+        <w:t xml:space="preserve">  </w:t>
+      </w:r>
+      <w:r>
+        <w:rPr>
+          <w:rFonts w:hint="eastAsia"/>
+        </w:rPr>
+        <w:t>英</w:t>
+      </w:r>
+      <w:r>
+        <w:rPr>
+          <w:rFonts w:hint="eastAsia"/>
+        </w:rPr>
+        <w:t xml:space="preserve">  </w:t>
+      </w:r>
+      <w:r>
+        <w:t>CHEN,YU-CHI</w:t>
+      </w:r>
+    </w:p>
+    <w:p>
+      <w:r>
+        <w:rPr>
+          <w:rFonts w:hint="eastAsia"/>
+        </w:rPr>
+        <w:t>* </w:t>
+      </w:r>
+      <w:r>
+        <w:rPr>
+          <w:rFonts w:hint="eastAsia"/>
+        </w:rPr>
+        <w:t>團隊分工職務</w:t>
+      </w:r>
+      <w:r>
+        <w:rPr>
+          <w:rFonts w:hint="eastAsia"/>
+        </w:rPr>
+        <w:t>(</w:t>
+      </w:r>
+      <w:r>
+        <w:rPr>
+          <w:rFonts w:hint="eastAsia"/>
+        </w:rPr>
+        <w:t>可複選</w:t>
+      </w:r>
+      <w:r>
+        <w:rPr>
+          <w:rFonts w:hint="eastAsia"/>
+        </w:rPr>
+        <w:t>)</w:t>
+      </w:r>
+    </w:p>
+    <w:p>
+      <w:r>
+        <w:rPr>
+          <w:rFonts w:hint="eastAsia"/>
+        </w:rPr>
+        <w:t>組長</w:t>
+      </w:r>
+      <w:r>
+        <w:rPr>
+          <w:rFonts w:hint="eastAsia"/>
+        </w:rPr>
+        <w:t xml:space="preserve">  </w:t>
+      </w:r>
+      <w:r>
+        <w:rPr>
+          <w:rFonts w:hint="eastAsia"/>
+          <w:highlight w:val="yellow"/>
+        </w:rPr>
+        <w:t>簡報者</w:t>
+      </w:r>
+      <w:r>
+        <w:rPr>
+          <w:rFonts w:hint="eastAsia"/>
+        </w:rPr>
+        <w:t xml:space="preserve">  </w:t>
+      </w:r>
+      <w:r>
+        <w:rPr>
+          <w:rFonts w:hint="eastAsia"/>
+        </w:rPr>
+        <w:t>創意貢獻者</w:t>
+      </w:r>
+      <w:r>
+        <w:rPr>
+          <w:rFonts w:hint="eastAsia"/>
+        </w:rPr>
+        <w:t xml:space="preserve">  </w:t>
+      </w:r>
+      <w:r>
+        <w:rPr>
+          <w:rFonts w:hint="eastAsia"/>
+          <w:highlight w:val="yellow"/>
+        </w:rPr>
+        <w:t>程式開發</w:t>
+      </w:r>
+      <w:r>
+        <w:rPr>
+          <w:rFonts w:hint="eastAsia"/>
+        </w:rPr>
+        <w:t xml:space="preserve">  </w:t>
+      </w:r>
+      <w:r>
+        <w:rPr>
+          <w:rFonts w:hint="eastAsia"/>
+          <w:highlight w:val="yellow"/>
+        </w:rPr>
+        <w:t>文件製作</w:t>
+      </w:r>
+      <w:r>
+        <w:rPr>
+          <w:rFonts w:hint="eastAsia"/>
+        </w:rPr>
+        <w:t xml:space="preserve">  </w:t>
+      </w:r>
+      <w:r>
+        <w:rPr>
+          <w:rFonts w:hint="eastAsia"/>
+          <w:highlight w:val="yellow"/>
+        </w:rPr>
+        <w:t>美工</w:t>
+      </w:r>
+      <w:r>
+        <w:rPr>
+          <w:rFonts w:hint="eastAsia"/>
+        </w:rPr>
+        <w:t xml:space="preserve">  </w:t>
+      </w:r>
+      <w:r>
+        <w:rPr>
+          <w:rFonts w:hint="eastAsia"/>
+        </w:rPr>
+        <w:t>影片製作</w:t>
+      </w:r>
+      <w:r>
+        <w:rPr>
+          <w:rFonts w:hint="eastAsia"/>
+        </w:rPr>
+        <w:t xml:space="preserve">  </w:t>
+      </w:r>
+      <w:r>
+        <w:rPr>
+          <w:rFonts w:hint="eastAsia"/>
+        </w:rPr>
+        <w:t>其他</w:t>
+      </w:r>
+      <w:r>
+        <w:rPr>
+          <w:rFonts w:hint="eastAsia"/>
+        </w:rPr>
+        <w:t> </w:t>
+      </w:r>
+    </w:p>
+    <w:p>
+      <w:r>
+        <w:rPr>
+          <w:rFonts w:hint="eastAsia"/>
+        </w:rPr>
+        <w:t>* </w:t>
+      </w:r>
+      <w:r>
+        <w:rPr>
+          <w:rFonts w:hint="eastAsia"/>
+        </w:rPr>
+        <w:t>信箱</w:t>
+      </w:r>
+      <w:r>
+        <w:rPr>
+          <w:rFonts w:hint="eastAsia"/>
+        </w:rPr>
+        <w:t xml:space="preserve">  </w:t>
+      </w:r>
+      <w:r>
+        <w:t>110560</w:t>
+      </w:r>
+      <w:r>
+        <w:rPr>
+          <w:rFonts w:hint="eastAsia"/>
+        </w:rPr>
+        <w:t>35</w:t>
+      </w:r>
+      <w:r>
+        <w:t>@ntub.edu.tw</w:t>
+      </w:r>
+    </w:p>
+    <w:p>
+      <w:r>
+        <w:rPr>
+          <w:rFonts w:hint="eastAsia"/>
+        </w:rPr>
+        <w:t>* </w:t>
+      </w:r>
+      <w:r>
+        <w:rPr>
+          <w:rFonts w:hint="eastAsia"/>
+        </w:rPr>
+        <w:t>手機</w:t>
+      </w:r>
+      <w:r>
+        <w:rPr>
+          <w:rFonts w:hint="eastAsia"/>
+        </w:rPr>
+        <w:t xml:space="preserve">  </w:t>
+      </w:r>
+      <w:r>
+        <w:t>0906111802</w:t>
+      </w:r>
+    </w:p>
+    <w:p/>
+    <w:p>
+      <w:r>
+        <w:t>組員</w:t>
+      </w:r>
+      <w:r>
+        <w:t>4</w:t>
+      </w:r>
+    </w:p>
+    <w:p>
+      <w:r>
+        <w:rPr>
+          <w:rFonts w:hint="eastAsia"/>
+        </w:rPr>
+        <w:t>* </w:t>
+      </w:r>
+      <w:r>
+        <w:rPr>
+          <w:rFonts w:hint="eastAsia"/>
+        </w:rPr>
+        <w:t>學級</w:t>
+      </w:r>
+    </w:p>
+    <w:p>
+      <w:r>
+        <w:rPr>
+          <w:rFonts w:hint="eastAsia"/>
+        </w:rPr>
+        <w:t>五專專五</w:t>
+      </w:r>
+    </w:p>
+    <w:p>
+      <w:r>
+        <w:rPr>
+          <w:rFonts w:hint="eastAsia"/>
+        </w:rPr>
+        <w:t>* </w:t>
+      </w:r>
+      <w:r>
+        <w:rPr>
+          <w:rFonts w:hint="eastAsia"/>
+        </w:rPr>
+        <w:t>學校區域</w:t>
+      </w:r>
+    </w:p>
+    <w:p>
+      <w:r>
+        <w:rPr>
+          <w:rFonts w:hint="eastAsia"/>
+        </w:rPr>
+        <w:t>北區</w:t>
+      </w:r>
+    </w:p>
+    <w:p>
+      <w:r>
+        <w:rPr>
+          <w:rFonts w:hint="eastAsia"/>
+        </w:rPr>
+        <w:t>* </w:t>
+      </w:r>
+      <w:r>
+        <w:rPr>
+          <w:rFonts w:hint="eastAsia"/>
+        </w:rPr>
+        <w:t>學校名稱</w:t>
+      </w:r>
+    </w:p>
+    <w:p>
+      <w:r>
+        <w:rPr>
+          <w:rFonts w:hint="eastAsia"/>
+        </w:rPr>
+        <w:t>國立臺北商業大學</w:t>
+      </w:r>
+    </w:p>
+    <w:p>
+      <w:r>
+        <w:rPr>
+          <w:rFonts w:hint="eastAsia"/>
+        </w:rPr>
+        <w:t>* </w:t>
+      </w:r>
+      <w:r>
+        <w:rPr>
+          <w:rFonts w:hint="eastAsia"/>
+        </w:rPr>
+        <w:t>科系</w:t>
+      </w:r>
+      <w:r>
+        <w:rPr>
+          <w:rFonts w:hint="eastAsia"/>
+        </w:rPr>
         <w:t xml:space="preserve"> </w:t>
       </w:r>
       <w:r>
         <w:rPr>
           <w:rFonts w:hint="eastAsia"/>
         </w:rPr>
-        <w:t>李品臻</w:t>
+        <w:t>資訊管理系</w:t>
+      </w:r>
+    </w:p>
+    <w:p>
+      <w:r>
+        <w:rPr>
+          <w:rFonts w:hint="eastAsia"/>
+        </w:rPr>
+        <w:t>* </w:t>
+      </w:r>
+      <w:r>
+        <w:rPr>
+          <w:rFonts w:hint="eastAsia"/>
+        </w:rPr>
+        <w:t>姓名</w:t>
+      </w:r>
+      <w:r>
+        <w:rPr>
+          <w:rFonts w:hint="eastAsia"/>
+        </w:rPr>
+        <w:t xml:space="preserve">   </w:t>
+      </w:r>
+      <w:r>
+        <w:rPr>
+          <w:rFonts w:hint="eastAsia"/>
+        </w:rPr>
+        <w:t>中</w:t>
+      </w:r>
+      <w:r>
+        <w:rPr>
+          <w:rFonts w:hint="eastAsia"/>
+        </w:rPr>
+        <w:t xml:space="preserve">  </w:t>
+      </w:r>
+      <w:r>
+        <w:rPr>
+          <w:rFonts w:hint="eastAsia"/>
+        </w:rPr>
+        <w:t>黃思璇</w:t>
       </w:r>
       <w:r>
         <w:rPr>
@@ -3504,13 +4644,10 @@
         <w:rPr>
           <w:rFonts w:hint="eastAsia"/>
         </w:rPr>
-        <w:t xml:space="preserve"> </w:t>
-      </w:r>
-      <w:r>
-        <w:rPr>
-          <w:rFonts w:hint="eastAsia"/>
-        </w:rPr>
-        <w:t>LEE,PIN-ZHEN</w:t>
+        <w:t xml:space="preserve">  </w:t>
+      </w:r>
+      <w:r>
+        <w:t>HUANG,SI-XUAN</w:t>
       </w:r>
     </w:p>
     <w:p>
@@ -3561,21 +4698,45 @@
       <w:r>
         <w:rPr>
           <w:rFonts w:hint="eastAsia"/>
+        </w:rPr>
+        <w:t>簡報者</w:t>
+      </w:r>
+      <w:r>
+        <w:rPr>
+          <w:rFonts w:hint="eastAsia"/>
+        </w:rPr>
+        <w:t xml:space="preserve">  </w:t>
+      </w:r>
+      <w:r>
+        <w:rPr>
+          <w:rFonts w:hint="eastAsia"/>
+        </w:rPr>
+        <w:t>創意貢獻者</w:t>
+      </w:r>
+      <w:r>
+        <w:rPr>
+          <w:rFonts w:hint="eastAsia"/>
+        </w:rPr>
+        <w:t xml:space="preserve">  </w:t>
+      </w:r>
+      <w:r>
+        <w:rPr>
+          <w:rFonts w:hint="eastAsia"/>
           <w:highlight w:val="yellow"/>
         </w:rPr>
-        <w:t>簡報者</w:t>
-      </w:r>
-      <w:r>
-        <w:rPr>
-          <w:rFonts w:hint="eastAsia"/>
-        </w:rPr>
-        <w:t xml:space="preserve">  </w:t>
-      </w:r>
-      <w:r>
-        <w:rPr>
-          <w:rFonts w:hint="eastAsia"/>
-        </w:rPr>
-        <w:t>創意貢獻者</w:t>
+        <w:t>程式開發</w:t>
+      </w:r>
+      <w:r>
+        <w:rPr>
+          <w:rFonts w:hint="eastAsia"/>
+        </w:rPr>
+        <w:t xml:space="preserve">  </w:t>
+      </w:r>
+      <w:r>
+        <w:rPr>
+          <w:rFonts w:hint="eastAsia"/>
+        </w:rPr>
+        <w:t>文件製作</w:t>
       </w:r>
       <w:r>
         <w:rPr>
@@ -3588,32 +4749,6 @@
           <w:rFonts w:hint="eastAsia"/>
           <w:highlight w:val="yellow"/>
         </w:rPr>
-        <w:t>程式開發</w:t>
-      </w:r>
-      <w:r>
-        <w:rPr>
-          <w:rFonts w:hint="eastAsia"/>
-        </w:rPr>
-        <w:t xml:space="preserve">  </w:t>
-      </w:r>
-      <w:r>
-        <w:rPr>
-          <w:rFonts w:hint="eastAsia"/>
-          <w:highlight w:val="yellow"/>
-        </w:rPr>
-        <w:t>文件製作</w:t>
-      </w:r>
-      <w:r>
-        <w:rPr>
-          <w:rFonts w:hint="eastAsia"/>
-        </w:rPr>
-        <w:t xml:space="preserve">  </w:t>
-      </w:r>
-      <w:r>
-        <w:rPr>
-          <w:rFonts w:hint="eastAsia"/>
-          <w:highlight w:val="yellow"/>
-        </w:rPr>
         <w:t>美工</w:t>
       </w:r>
       <w:r>
@@ -3645,498 +4780,6 @@
           <w:rFonts w:hint="eastAsia"/>
         </w:rPr>
         <w:t> </w:t>
-      </w:r>
-    </w:p>
-    <w:p>
-      <w:r>
-        <w:rPr>
-          <w:rFonts w:hint="eastAsia"/>
-        </w:rPr>
-        <w:t>* </w:t>
-      </w:r>
-      <w:r>
-        <w:rPr>
-          <w:rFonts w:hint="eastAsia"/>
-        </w:rPr>
-        <w:t>信箱</w:t>
-      </w:r>
-      <w:r>
-        <w:rPr>
-          <w:rFonts w:hint="eastAsia"/>
-        </w:rPr>
-        <w:t xml:space="preserve">  11056042@ntub.edu.tw</w:t>
-      </w:r>
-    </w:p>
-    <w:p>
-      <w:r>
-        <w:rPr>
-          <w:rFonts w:hint="eastAsia"/>
-        </w:rPr>
-        <w:t>* </w:t>
-      </w:r>
-      <w:r>
-        <w:rPr>
-          <w:rFonts w:hint="eastAsia"/>
-        </w:rPr>
-        <w:t>手機</w:t>
-      </w:r>
-      <w:r>
-        <w:rPr>
-          <w:rFonts w:hint="eastAsia"/>
-        </w:rPr>
-        <w:t xml:space="preserve">  0979010797</w:t>
-      </w:r>
-    </w:p>
-    <w:p>
-      <w:r>
-        <w:rPr>
-          <w:rFonts w:hint="eastAsia"/>
-        </w:rPr>
-        <w:t>* </w:t>
-      </w:r>
-      <w:r>
-        <w:rPr>
-          <w:rFonts w:hint="eastAsia"/>
-        </w:rPr>
-        <w:t>得獎冠軍帽寄送地址</w:t>
-      </w:r>
-      <w:r>
-        <w:rPr>
-          <w:rFonts w:hint="eastAsia"/>
-        </w:rPr>
-        <w:t xml:space="preserve"> </w:t>
-      </w:r>
-      <w:r>
-        <w:rPr>
-          <w:rFonts w:hint="eastAsia"/>
-        </w:rPr>
-        <w:t>台北市松山區市民大道</w:t>
-      </w:r>
-      <w:r>
-        <w:rPr>
-          <w:rFonts w:hint="eastAsia"/>
-        </w:rPr>
-        <w:t>4</w:t>
-      </w:r>
-      <w:r>
-        <w:rPr>
-          <w:rFonts w:hint="eastAsia"/>
-        </w:rPr>
-        <w:t>段</w:t>
-      </w:r>
-      <w:r>
-        <w:rPr>
-          <w:rFonts w:hint="eastAsia"/>
-        </w:rPr>
-        <w:t>207</w:t>
-      </w:r>
-      <w:r>
-        <w:rPr>
-          <w:rFonts w:hint="eastAsia"/>
-        </w:rPr>
-        <w:t>號</w:t>
-      </w:r>
-      <w:r>
-        <w:rPr>
-          <w:rFonts w:hint="eastAsia"/>
-        </w:rPr>
-        <w:t>2</w:t>
-      </w:r>
-      <w:r>
-        <w:rPr>
-          <w:rFonts w:hint="eastAsia"/>
-        </w:rPr>
-        <w:t>樓</w:t>
-      </w:r>
-    </w:p>
-    <w:p/>
-    <w:p>
-      <w:r>
-        <w:t>組員</w:t>
-      </w:r>
-      <w:r>
-        <w:t>2</w:t>
-      </w:r>
-    </w:p>
-    <w:p>
-      <w:r>
-        <w:rPr>
-          <w:rFonts w:hint="eastAsia"/>
-        </w:rPr>
-        <w:t>* </w:t>
-      </w:r>
-      <w:r>
-        <w:rPr>
-          <w:rFonts w:hint="eastAsia"/>
-        </w:rPr>
-        <w:t>學級</w:t>
-      </w:r>
-    </w:p>
-    <w:p>
-      <w:r>
-        <w:rPr>
-          <w:rFonts w:hint="eastAsia"/>
-        </w:rPr>
-        <w:t>五專專五</w:t>
-      </w:r>
-    </w:p>
-    <w:p>
-      <w:r>
-        <w:rPr>
-          <w:rFonts w:hint="eastAsia"/>
-        </w:rPr>
-        <w:t>* </w:t>
-      </w:r>
-      <w:r>
-        <w:rPr>
-          <w:rFonts w:hint="eastAsia"/>
-        </w:rPr>
-        <w:t>學校區域</w:t>
-      </w:r>
-    </w:p>
-    <w:p>
-      <w:r>
-        <w:rPr>
-          <w:rFonts w:hint="eastAsia"/>
-        </w:rPr>
-        <w:t>北區</w:t>
-      </w:r>
-    </w:p>
-    <w:p>
-      <w:r>
-        <w:rPr>
-          <w:rFonts w:hint="eastAsia"/>
-        </w:rPr>
-        <w:t>* </w:t>
-      </w:r>
-      <w:r>
-        <w:rPr>
-          <w:rFonts w:hint="eastAsia"/>
-        </w:rPr>
-        <w:t>學校名稱</w:t>
-      </w:r>
-    </w:p>
-    <w:p>
-      <w:r>
-        <w:rPr>
-          <w:rFonts w:hint="eastAsia"/>
-        </w:rPr>
-        <w:t>國立臺北商業大學</w:t>
-      </w:r>
-    </w:p>
-    <w:p>
-      <w:r>
-        <w:rPr>
-          <w:rFonts w:hint="eastAsia"/>
-        </w:rPr>
-        <w:t>* </w:t>
-      </w:r>
-      <w:r>
-        <w:rPr>
-          <w:rFonts w:hint="eastAsia"/>
-        </w:rPr>
-        <w:t>科系</w:t>
-      </w:r>
-      <w:r>
-        <w:rPr>
-          <w:rFonts w:hint="eastAsia"/>
-        </w:rPr>
-        <w:t xml:space="preserve"> </w:t>
-      </w:r>
-      <w:r>
-        <w:rPr>
-          <w:rFonts w:hint="eastAsia"/>
-        </w:rPr>
-        <w:t>資訊管理系</w:t>
-      </w:r>
-    </w:p>
-    <w:p>
-      <w:r>
-        <w:rPr>
-          <w:rFonts w:hint="eastAsia"/>
-        </w:rPr>
-        <w:t>* </w:t>
-      </w:r>
-      <w:r>
-        <w:rPr>
-          <w:rFonts w:hint="eastAsia"/>
-        </w:rPr>
-        <w:t>姓名</w:t>
-      </w:r>
-      <w:r>
-        <w:rPr>
-          <w:rFonts w:hint="eastAsia"/>
-        </w:rPr>
-        <w:t xml:space="preserve">   </w:t>
-      </w:r>
-      <w:r>
-        <w:rPr>
-          <w:rFonts w:hint="eastAsia"/>
-        </w:rPr>
-        <w:t>中</w:t>
-      </w:r>
-      <w:r>
-        <w:rPr>
-          <w:rFonts w:hint="eastAsia"/>
-        </w:rPr>
-        <w:t xml:space="preserve">  </w:t>
-      </w:r>
-      <w:r>
-        <w:rPr>
-          <w:rFonts w:hint="eastAsia"/>
-        </w:rPr>
-        <w:t>吳想想</w:t>
-      </w:r>
-      <w:r>
-        <w:rPr>
-          <w:rFonts w:hint="eastAsia"/>
-        </w:rPr>
-        <w:t xml:space="preserve">  </w:t>
-      </w:r>
-      <w:r>
-        <w:rPr>
-          <w:rFonts w:hint="eastAsia"/>
-        </w:rPr>
-        <w:t>英</w:t>
-      </w:r>
-      <w:r>
-        <w:rPr>
-          <w:rFonts w:hint="eastAsia"/>
-        </w:rPr>
-        <w:t xml:space="preserve">  </w:t>
-      </w:r>
-      <w:r>
-        <w:t>WU,HSIANG</w:t>
-      </w:r>
-      <w:r>
-        <w:rPr>
-          <w:rFonts w:hint="eastAsia"/>
-        </w:rPr>
-        <w:t>-</w:t>
-      </w:r>
-      <w:r>
-        <w:t>HSIANG</w:t>
-      </w:r>
-    </w:p>
-    <w:p>
-      <w:r>
-        <w:rPr>
-          <w:rFonts w:hint="eastAsia"/>
-        </w:rPr>
-        <w:t>* </w:t>
-      </w:r>
-      <w:r>
-        <w:rPr>
-          <w:rFonts w:hint="eastAsia"/>
-        </w:rPr>
-        <w:t>團隊分工職務</w:t>
-      </w:r>
-      <w:r>
-        <w:rPr>
-          <w:rFonts w:hint="eastAsia"/>
-        </w:rPr>
-        <w:t>(</w:t>
-      </w:r>
-      <w:r>
-        <w:rPr>
-          <w:rFonts w:hint="eastAsia"/>
-        </w:rPr>
-        <w:t>可複選</w:t>
-      </w:r>
-      <w:r>
-        <w:rPr>
-          <w:rFonts w:hint="eastAsia"/>
-        </w:rPr>
-        <w:t>)</w:t>
-      </w:r>
-    </w:p>
-    <w:p>
-      <w:r>
-        <w:rPr>
-          <w:rFonts w:hint="eastAsia"/>
-          <w:highlight w:val="yellow"/>
-        </w:rPr>
-        <w:t>組長</w:t>
-      </w:r>
-      <w:r>
-        <w:rPr>
-          <w:rFonts w:hint="eastAsia"/>
-        </w:rPr>
-        <w:t xml:space="preserve">  </w:t>
-      </w:r>
-      <w:r>
-        <w:rPr>
-          <w:rFonts w:hint="eastAsia"/>
-          <w:highlight w:val="yellow"/>
-        </w:rPr>
-        <w:t>簡報者</w:t>
-      </w:r>
-      <w:r>
-        <w:rPr>
-          <w:rFonts w:hint="eastAsia"/>
-        </w:rPr>
-        <w:t xml:space="preserve">  </w:t>
-      </w:r>
-      <w:r>
-        <w:rPr>
-          <w:rFonts w:hint="eastAsia"/>
-          <w:highlight w:val="yellow"/>
-        </w:rPr>
-        <w:t>創意貢獻者</w:t>
-      </w:r>
-      <w:r>
-        <w:rPr>
-          <w:rFonts w:hint="eastAsia"/>
-        </w:rPr>
-        <w:t xml:space="preserve">  </w:t>
-      </w:r>
-      <w:r>
-        <w:rPr>
-          <w:rFonts w:hint="eastAsia"/>
-          <w:highlight w:val="yellow"/>
-        </w:rPr>
-        <w:t>程式開發</w:t>
-      </w:r>
-      <w:r>
-        <w:rPr>
-          <w:rFonts w:hint="eastAsia"/>
-        </w:rPr>
-        <w:t xml:space="preserve">  </w:t>
-      </w:r>
-      <w:r>
-        <w:rPr>
-          <w:rFonts w:hint="eastAsia"/>
-        </w:rPr>
-        <w:t>文件製作</w:t>
-      </w:r>
-      <w:r>
-        <w:rPr>
-          <w:rFonts w:hint="eastAsia"/>
-        </w:rPr>
-        <w:t xml:space="preserve">  </w:t>
-      </w:r>
-      <w:r>
-        <w:rPr>
-          <w:rFonts w:hint="eastAsia"/>
-        </w:rPr>
-        <w:t>美工</w:t>
-      </w:r>
-      <w:r>
-        <w:rPr>
-          <w:rFonts w:hint="eastAsia"/>
-        </w:rPr>
-        <w:t xml:space="preserve">  </w:t>
-      </w:r>
-      <w:r>
-        <w:rPr>
-          <w:rFonts w:hint="eastAsia"/>
-          <w:highlight w:val="yellow"/>
-        </w:rPr>
-        <w:t>影片製作</w:t>
-      </w:r>
-      <w:r>
-        <w:rPr>
-          <w:rFonts w:hint="eastAsia"/>
-        </w:rPr>
-        <w:t xml:space="preserve">  </w:t>
-      </w:r>
-      <w:r>
-        <w:rPr>
-          <w:rFonts w:hint="eastAsia"/>
-        </w:rPr>
-        <w:t>其他</w:t>
-      </w:r>
-      <w:r>
-        <w:rPr>
-          <w:rFonts w:hint="eastAsia"/>
-        </w:rPr>
-        <w:t> </w:t>
-      </w:r>
-    </w:p>
-    <w:p>
-      <w:r>
-        <w:rPr>
-          <w:rFonts w:hint="eastAsia"/>
-        </w:rPr>
-        <w:t>* </w:t>
-      </w:r>
-      <w:r>
-        <w:rPr>
-          <w:rFonts w:hint="eastAsia"/>
-        </w:rPr>
-        <w:t>信箱</w:t>
-      </w:r>
-      <w:r>
-        <w:rPr>
-          <w:rFonts w:hint="eastAsia"/>
-        </w:rPr>
-        <w:t xml:space="preserve"> </w:t>
-      </w:r>
-      <w:r>
-        <w:t>110560</w:t>
-      </w:r>
-      <w:r>
-        <w:rPr>
-          <w:rFonts w:hint="eastAsia"/>
-        </w:rPr>
-        <w:t>01</w:t>
-      </w:r>
-      <w:r>
-        <w:t>@ntub.edu.tw</w:t>
-      </w:r>
-    </w:p>
-    <w:p>
-      <w:r>
-        <w:rPr>
-          <w:rFonts w:hint="eastAsia"/>
-        </w:rPr>
-        <w:t>* </w:t>
-      </w:r>
-      <w:r>
-        <w:rPr>
-          <w:rFonts w:hint="eastAsia"/>
-        </w:rPr>
-        <w:t>手機</w:t>
-      </w:r>
-      <w:r>
-        <w:rPr>
-          <w:rFonts w:hint="eastAsia"/>
-        </w:rPr>
-        <w:t xml:space="preserve">  </w:t>
-      </w:r>
-      <w:r>
-        <w:t>0974097212</w:t>
-      </w:r>
-    </w:p>
-    <w:p/>
-    <w:p>
-      <w:r>
-        <w:t>組員</w:t>
-      </w:r>
-      <w:r>
-        <w:t>3</w:t>
-      </w:r>
-    </w:p>
-    <w:p>
-      <w:r>
-        <w:rPr>
-          <w:rFonts w:hint="eastAsia"/>
-        </w:rPr>
-        <w:t>* </w:t>
-      </w:r>
-      <w:r>
-        <w:rPr>
-          <w:rFonts w:hint="eastAsia"/>
-        </w:rPr>
-        <w:t>學級</w:t>
-      </w:r>
-    </w:p>
-    <w:p>
-      <w:r>
-        <w:rPr>
-          <w:rFonts w:hint="eastAsia"/>
-        </w:rPr>
-        <w:t>五專專五</w:t>
       </w:r>
     </w:p>
     <w:p>
@@ -4151,6 +4794,125 @@
         <w:rPr>
           <w:rFonts w:hint="eastAsia"/>
         </w:rPr>
+        <w:t>信箱</w:t>
+      </w:r>
+      <w:r>
+        <w:rPr>
+          <w:rFonts w:hint="eastAsia"/>
+        </w:rPr>
+        <w:t xml:space="preserve"> </w:t>
+      </w:r>
+      <w:r>
+        <w:t>1105604</w:t>
+      </w:r>
+      <w:r>
+        <w:rPr>
+          <w:rFonts w:hint="eastAsia"/>
+        </w:rPr>
+        <w:t>5</w:t>
+      </w:r>
+      <w:r>
+        <w:t>@ntub.edu.tw</w:t>
+      </w:r>
+    </w:p>
+    <w:p>
+      <w:r>
+        <w:rPr>
+          <w:rFonts w:hint="eastAsia"/>
+        </w:rPr>
+        <w:t>* </w:t>
+      </w:r>
+      <w:r>
+        <w:rPr>
+          <w:rFonts w:hint="eastAsia"/>
+        </w:rPr>
+        <w:t>手機</w:t>
+      </w:r>
+      <w:r>
+        <w:rPr>
+          <w:rFonts w:hint="eastAsia"/>
+        </w:rPr>
+        <w:t xml:space="preserve"> </w:t>
+      </w:r>
+      <w:r>
+        <w:t>0908887990</w:t>
+      </w:r>
+    </w:p>
+    <w:p>
+      <w:r>
+        <w:t> </w:t>
+      </w:r>
+      <w:r>
+        <w:t>指導教授</w:t>
+      </w:r>
+    </w:p>
+    <w:p>
+      <w:r>
+        <w:rPr>
+          <w:rFonts w:hint="eastAsia"/>
+        </w:rPr>
+        <w:t>指導教授人數</w:t>
+      </w:r>
+      <w:r>
+        <w:rPr>
+          <w:rFonts w:hint="eastAsia"/>
+        </w:rPr>
+        <w:t> </w:t>
+      </w:r>
+    </w:p>
+    <w:p>
+      <w:r>
+        <w:rPr>
+          <w:rFonts w:hint="eastAsia"/>
+          <w:highlight w:val="yellow"/>
+        </w:rPr>
+        <w:t>1</w:t>
+      </w:r>
+      <w:r>
+        <w:rPr>
+          <w:rFonts w:hint="eastAsia"/>
+          <w:highlight w:val="yellow"/>
+        </w:rPr>
+        <w:t>人</w:t>
+      </w:r>
+      <w:r>
+        <w:rPr>
+          <w:rFonts w:hint="eastAsia"/>
+        </w:rPr>
+        <w:t xml:space="preserve">  </w:t>
+      </w:r>
+      <w:r>
+        <w:rPr>
+          <w:rFonts w:hint="eastAsia"/>
+        </w:rPr>
+        <w:t>2</w:t>
+      </w:r>
+      <w:r>
+        <w:rPr>
+          <w:rFonts w:hint="eastAsia"/>
+        </w:rPr>
+        <w:t>人</w:t>
+      </w:r>
+    </w:p>
+    <w:p>
+      <w:r>
+        <w:t>指導教授</w:t>
+      </w:r>
+      <w:r>
+        <w:t>1</w:t>
+      </w:r>
+    </w:p>
+    <w:p>
+      <w:r>
+        <w:rPr>
+          <w:rFonts w:hint="eastAsia"/>
+        </w:rPr>
+        <w:t>* </w:t>
+      </w:r>
+      <w:r>
+        <w:rPr>
+          <w:rFonts w:hint="eastAsia"/>
+        </w:rPr>
         <w:t>學校區域</w:t>
       </w:r>
     </w:p>
@@ -4161,48 +4923,105 @@
         </w:rPr>
         <w:t>北區</w:t>
       </w:r>
+    </w:p>
+    <w:p>
+      <w:r>
+        <w:rPr>
+          <w:rFonts w:hint="eastAsia"/>
+        </w:rPr>
+        <w:t>* </w:t>
+      </w:r>
+      <w:r>
+        <w:rPr>
+          <w:rFonts w:hint="eastAsia"/>
+        </w:rPr>
+        <w:t>學校名稱</w:t>
+      </w:r>
+    </w:p>
+    <w:p>
+      <w:r>
+        <w:rPr>
+          <w:rFonts w:hint="eastAsia"/>
+        </w:rPr>
+        <w:t>國立臺北商業大學</w:t>
+      </w:r>
+    </w:p>
+    <w:p>
+      <w:r>
+        <w:rPr>
+          <w:rFonts w:hint="eastAsia"/>
+        </w:rPr>
+        <w:t>* </w:t>
+      </w:r>
+      <w:r>
+        <w:rPr>
+          <w:rFonts w:hint="eastAsia"/>
+        </w:rPr>
+        <w:t>系所名稱</w:t>
+      </w:r>
+      <w:r>
+        <w:rPr>
+          <w:rFonts w:hint="eastAsia"/>
+        </w:rPr>
+        <w:t xml:space="preserve"> </w:t>
+      </w:r>
+      <w:r>
+        <w:rPr>
+          <w:rFonts w:hint="eastAsia"/>
+        </w:rPr>
+        <w:t>資訊管理系</w:t>
+      </w:r>
+    </w:p>
+    <w:p>
+      <w:r>
+        <w:rPr>
+          <w:rFonts w:hint="eastAsia"/>
+        </w:rPr>
+        <w:t>* </w:t>
+      </w:r>
+      <w:r>
+        <w:rPr>
+          <w:rFonts w:hint="eastAsia"/>
+        </w:rPr>
+        <w:t>中文姓名</w:t>
+      </w:r>
+      <w:r>
+        <w:rPr>
+          <w:rFonts w:hint="eastAsia"/>
+        </w:rPr>
+        <w:t xml:space="preserve"> </w:t>
+      </w:r>
+      <w:r>
+        <w:rPr>
+          <w:rFonts w:hint="eastAsia"/>
+        </w:rPr>
+        <w:t>林育志</w:t>
+      </w:r>
+    </w:p>
+    <w:p>
+      <w:pPr>
+        <w:rPr>
+          <w:rFonts w:hint="eastAsia"/>
+        </w:rPr>
+      </w:pPr>
+      <w:r>
+        <w:rPr>
+          <w:rFonts w:hint="eastAsia"/>
+        </w:rPr>
+        <w:t>* </w:t>
+      </w:r>
+      <w:r>
+        <w:rPr>
+          <w:rFonts w:hint="eastAsia"/>
+        </w:rPr>
+        <w:t>英文姓名</w:t>
+      </w:r>
       <w:r>
         <w:rPr>
           <w:rFonts w:hint="eastAsia"/>
         </w:rPr>
         <w:t> </w:t>
       </w:r>
-    </w:p>
-    <w:p>
-      <w:r>
-        <w:rPr>
-          <w:rFonts w:hint="eastAsia"/>
-        </w:rPr>
-        <w:t>* </w:t>
-      </w:r>
-      <w:r>
-        <w:rPr>
-          <w:rFonts w:hint="eastAsia"/>
-        </w:rPr>
-        <w:t>學校名稱</w:t>
-      </w:r>
-    </w:p>
-    <w:p>
-      <w:r>
-        <w:rPr>
-          <w:rFonts w:hint="eastAsia"/>
-        </w:rPr>
-        <w:t>國立臺北商業大學</w:t>
-      </w:r>
-    </w:p>
-    <w:p>
-      <w:r>
-        <w:rPr>
-          <w:rFonts w:hint="eastAsia"/>
-        </w:rPr>
-        <w:t>* </w:t>
-      </w:r>
-      <w:r>
-        <w:rPr>
-          <w:rFonts w:hint="eastAsia"/>
-        </w:rPr>
-        <w:t>科系</w:t>
-      </w:r>
       <w:r>
         <w:rPr>
           <w:rFonts w:hint="eastAsia"/>
@@ -4210,800 +5029,7 @@
         <w:t xml:space="preserve"> </w:t>
       </w:r>
       <w:r>
-        <w:rPr>
-          <w:rFonts w:hint="eastAsia"/>
-        </w:rPr>
-        <w:t>資訊管理系</w:t>
-      </w:r>
-    </w:p>
-    <w:p>
-      <w:r>
-        <w:rPr>
-          <w:rFonts w:hint="eastAsia"/>
-        </w:rPr>
-        <w:t>* </w:t>
-      </w:r>
-      <w:r>
-        <w:rPr>
-          <w:rFonts w:hint="eastAsia"/>
-        </w:rPr>
-        <w:t>姓名</w:t>
-      </w:r>
-      <w:r>
-        <w:rPr>
-          <w:rFonts w:hint="eastAsia"/>
-        </w:rPr>
-        <w:t xml:space="preserve">   </w:t>
-      </w:r>
-      <w:r>
-        <w:rPr>
-          <w:rFonts w:hint="eastAsia"/>
-        </w:rPr>
-        <w:t>中</w:t>
-      </w:r>
-      <w:r>
-        <w:rPr>
-          <w:rFonts w:hint="eastAsia"/>
-        </w:rPr>
-        <w:t xml:space="preserve">  </w:t>
-      </w:r>
-      <w:r>
-        <w:rPr>
-          <w:rFonts w:hint="eastAsia"/>
-        </w:rPr>
-        <w:t>陳雨琦</w:t>
-      </w:r>
-      <w:r>
-        <w:rPr>
-          <w:rFonts w:hint="eastAsia"/>
-        </w:rPr>
-        <w:t xml:space="preserve">  </w:t>
-      </w:r>
-      <w:r>
-        <w:rPr>
-          <w:rFonts w:hint="eastAsia"/>
-        </w:rPr>
-        <w:t>英</w:t>
-      </w:r>
-      <w:r>
-        <w:rPr>
-          <w:rFonts w:hint="eastAsia"/>
-        </w:rPr>
-        <w:t xml:space="preserve">  </w:t>
-      </w:r>
-      <w:r>
-        <w:t>CHEN,YU-CHI</w:t>
-      </w:r>
-    </w:p>
-    <w:p>
-      <w:r>
-        <w:rPr>
-          <w:rFonts w:hint="eastAsia"/>
-        </w:rPr>
-        <w:t>* </w:t>
-      </w:r>
-      <w:r>
-        <w:rPr>
-          <w:rFonts w:hint="eastAsia"/>
-        </w:rPr>
-        <w:t>團隊分工職務</w:t>
-      </w:r>
-      <w:r>
-        <w:rPr>
-          <w:rFonts w:hint="eastAsia"/>
-        </w:rPr>
-        <w:t>(</w:t>
-      </w:r>
-      <w:r>
-        <w:rPr>
-          <w:rFonts w:hint="eastAsia"/>
-        </w:rPr>
-        <w:t>可複選</w:t>
-      </w:r>
-      <w:r>
-        <w:rPr>
-          <w:rFonts w:hint="eastAsia"/>
-        </w:rPr>
-        <w:t>)</w:t>
-      </w:r>
-    </w:p>
-    <w:p>
-      <w:r>
-        <w:rPr>
-          <w:rFonts w:hint="eastAsia"/>
-        </w:rPr>
-        <w:t>組長</w:t>
-      </w:r>
-      <w:r>
-        <w:rPr>
-          <w:rFonts w:hint="eastAsia"/>
-        </w:rPr>
-        <w:t xml:space="preserve">  </w:t>
-      </w:r>
-      <w:r>
-        <w:rPr>
-          <w:rFonts w:hint="eastAsia"/>
-          <w:highlight w:val="yellow"/>
-        </w:rPr>
-        <w:t>簡報者</w:t>
-      </w:r>
-      <w:r>
-        <w:rPr>
-          <w:rFonts w:hint="eastAsia"/>
-        </w:rPr>
-        <w:t xml:space="preserve">  </w:t>
-      </w:r>
-      <w:r>
-        <w:rPr>
-          <w:rFonts w:hint="eastAsia"/>
-        </w:rPr>
-        <w:t>創意貢獻者</w:t>
-      </w:r>
-      <w:r>
-        <w:rPr>
-          <w:rFonts w:hint="eastAsia"/>
-        </w:rPr>
-        <w:t xml:space="preserve">  </w:t>
-      </w:r>
-      <w:r>
-        <w:rPr>
-          <w:rFonts w:hint="eastAsia"/>
-          <w:highlight w:val="yellow"/>
-        </w:rPr>
-        <w:t>程式開發</w:t>
-      </w:r>
-      <w:r>
-        <w:rPr>
-          <w:rFonts w:hint="eastAsia"/>
-        </w:rPr>
-        <w:t xml:space="preserve">  </w:t>
-      </w:r>
-      <w:r>
-        <w:rPr>
-          <w:rFonts w:hint="eastAsia"/>
-          <w:highlight w:val="yellow"/>
-        </w:rPr>
-        <w:t>文件製作</w:t>
-      </w:r>
-      <w:r>
-        <w:rPr>
-          <w:rFonts w:hint="eastAsia"/>
-        </w:rPr>
-        <w:t xml:space="preserve">  </w:t>
-      </w:r>
-      <w:r>
-        <w:rPr>
-          <w:rFonts w:hint="eastAsia"/>
-          <w:highlight w:val="yellow"/>
-        </w:rPr>
-        <w:t>美工</w:t>
-      </w:r>
-      <w:r>
-        <w:rPr>
-          <w:rFonts w:hint="eastAsia"/>
-        </w:rPr>
-        <w:t xml:space="preserve">  </w:t>
-      </w:r>
-      <w:r>
-        <w:rPr>
-          <w:rFonts w:hint="eastAsia"/>
-        </w:rPr>
-        <w:t>影片製作</w:t>
-      </w:r>
-      <w:r>
-        <w:rPr>
-          <w:rFonts w:hint="eastAsia"/>
-        </w:rPr>
-        <w:t xml:space="preserve">  </w:t>
-      </w:r>
-      <w:r>
-        <w:rPr>
-          <w:rFonts w:hint="eastAsia"/>
-        </w:rPr>
-        <w:t>其他</w:t>
-      </w:r>
-      <w:r>
-        <w:rPr>
-          <w:rFonts w:hint="eastAsia"/>
-        </w:rPr>
-        <w:t> </w:t>
-      </w:r>
-    </w:p>
-    <w:p>
-      <w:r>
-        <w:rPr>
-          <w:rFonts w:hint="eastAsia"/>
-        </w:rPr>
-        <w:t>* </w:t>
-      </w:r>
-      <w:r>
-        <w:rPr>
-          <w:rFonts w:hint="eastAsia"/>
-        </w:rPr>
-        <w:t>信箱</w:t>
-      </w:r>
-      <w:r>
-        <w:rPr>
-          <w:rFonts w:hint="eastAsia"/>
-        </w:rPr>
-        <w:t xml:space="preserve">  </w:t>
-      </w:r>
-      <w:r>
-        <w:t>110560</w:t>
-      </w:r>
-      <w:r>
-        <w:rPr>
-          <w:rFonts w:hint="eastAsia"/>
-        </w:rPr>
-        <w:t>35</w:t>
-      </w:r>
-      <w:r>
-        <w:t>@ntub.edu.tw</w:t>
-      </w:r>
-    </w:p>
-    <w:p>
-      <w:r>
-        <w:rPr>
-          <w:rFonts w:hint="eastAsia"/>
-        </w:rPr>
-        <w:t>* </w:t>
-      </w:r>
-      <w:r>
-        <w:rPr>
-          <w:rFonts w:hint="eastAsia"/>
-        </w:rPr>
-        <w:t>手機</w:t>
-      </w:r>
-      <w:r>
-        <w:rPr>
-          <w:rFonts w:hint="eastAsia"/>
-        </w:rPr>
-        <w:t xml:space="preserve">  </w:t>
-      </w:r>
-      <w:r>
-        <w:t>0906111802</w:t>
-      </w:r>
-    </w:p>
-    <w:p/>
-    <w:p>
-      <w:r>
-        <w:t>組員</w:t>
-      </w:r>
-      <w:r>
-        <w:t>4</w:t>
-      </w:r>
-    </w:p>
-    <w:p>
-      <w:r>
-        <w:rPr>
-          <w:rFonts w:hint="eastAsia"/>
-        </w:rPr>
-        <w:t>* </w:t>
-      </w:r>
-      <w:r>
-        <w:rPr>
-          <w:rFonts w:hint="eastAsia"/>
-        </w:rPr>
-        <w:t>學級</w:t>
-      </w:r>
-    </w:p>
-    <w:p>
-      <w:r>
-        <w:rPr>
-          <w:rFonts w:hint="eastAsia"/>
-        </w:rPr>
-        <w:t>五專專五</w:t>
-      </w:r>
-    </w:p>
-    <w:p>
-      <w:r>
-        <w:rPr>
-          <w:rFonts w:hint="eastAsia"/>
-        </w:rPr>
-        <w:t>* </w:t>
-      </w:r>
-      <w:r>
-        <w:rPr>
-          <w:rFonts w:hint="eastAsia"/>
-        </w:rPr>
-        <w:t>學校區域</w:t>
-      </w:r>
-    </w:p>
-    <w:p>
-      <w:r>
-        <w:rPr>
-          <w:rFonts w:hint="eastAsia"/>
-        </w:rPr>
-        <w:t>北區</w:t>
-      </w:r>
-    </w:p>
-    <w:p>
-      <w:r>
-        <w:rPr>
-          <w:rFonts w:hint="eastAsia"/>
-        </w:rPr>
-        <w:t>* </w:t>
-      </w:r>
-      <w:r>
-        <w:rPr>
-          <w:rFonts w:hint="eastAsia"/>
-        </w:rPr>
-        <w:t>學校名稱</w:t>
-      </w:r>
-    </w:p>
-    <w:p>
-      <w:r>
-        <w:rPr>
-          <w:rFonts w:hint="eastAsia"/>
-        </w:rPr>
-        <w:t>國立臺北商業大學</w:t>
-      </w:r>
-    </w:p>
-    <w:p>
-      <w:r>
-        <w:rPr>
-          <w:rFonts w:hint="eastAsia"/>
-        </w:rPr>
-        <w:t>* </w:t>
-      </w:r>
-      <w:r>
-        <w:rPr>
-          <w:rFonts w:hint="eastAsia"/>
-        </w:rPr>
-        <w:t>科系</w:t>
-      </w:r>
-      <w:r>
-        <w:rPr>
-          <w:rFonts w:hint="eastAsia"/>
-        </w:rPr>
-        <w:t xml:space="preserve"> </w:t>
-      </w:r>
-      <w:r>
-        <w:rPr>
-          <w:rFonts w:hint="eastAsia"/>
-        </w:rPr>
-        <w:t>資訊管理系</w:t>
-      </w:r>
-    </w:p>
-    <w:p>
-      <w:r>
-        <w:rPr>
-          <w:rFonts w:hint="eastAsia"/>
-        </w:rPr>
-        <w:t>* </w:t>
-      </w:r>
-      <w:r>
-        <w:rPr>
-          <w:rFonts w:hint="eastAsia"/>
-        </w:rPr>
-        <w:t>姓名</w:t>
-      </w:r>
-      <w:r>
-        <w:rPr>
-          <w:rFonts w:hint="eastAsia"/>
-        </w:rPr>
-        <w:t xml:space="preserve">   </w:t>
-      </w:r>
-      <w:r>
-        <w:rPr>
-          <w:rFonts w:hint="eastAsia"/>
-        </w:rPr>
-        <w:t>中</w:t>
-      </w:r>
-      <w:r>
-        <w:rPr>
-          <w:rFonts w:hint="eastAsia"/>
-        </w:rPr>
-        <w:t xml:space="preserve">  </w:t>
-      </w:r>
-      <w:r>
-        <w:rPr>
-          <w:rFonts w:hint="eastAsia"/>
-        </w:rPr>
-        <w:t>黃思璇</w:t>
-      </w:r>
-      <w:r>
-        <w:rPr>
-          <w:rFonts w:hint="eastAsia"/>
-        </w:rPr>
-        <w:t xml:space="preserve">  </w:t>
-      </w:r>
-      <w:r>
-        <w:rPr>
-          <w:rFonts w:hint="eastAsia"/>
-        </w:rPr>
-        <w:t>英</w:t>
-      </w:r>
-      <w:r>
-        <w:rPr>
-          <w:rFonts w:hint="eastAsia"/>
-        </w:rPr>
-        <w:t xml:space="preserve">  </w:t>
-      </w:r>
-      <w:r>
-        <w:t>HUANG,SI-XUAN</w:t>
-      </w:r>
-    </w:p>
-    <w:p>
-      <w:r>
-        <w:rPr>
-          <w:rFonts w:hint="eastAsia"/>
-        </w:rPr>
-        <w:t>* </w:t>
-      </w:r>
-      <w:r>
-        <w:rPr>
-          <w:rFonts w:hint="eastAsia"/>
-        </w:rPr>
-        <w:t>團隊分工職務</w:t>
-      </w:r>
-      <w:r>
-        <w:rPr>
-          <w:rFonts w:hint="eastAsia"/>
-        </w:rPr>
-        <w:t>(</w:t>
-      </w:r>
-      <w:r>
-        <w:rPr>
-          <w:rFonts w:hint="eastAsia"/>
-        </w:rPr>
-        <w:t>可複選</w:t>
-      </w:r>
-      <w:r>
-        <w:rPr>
-          <w:rFonts w:hint="eastAsia"/>
-        </w:rPr>
-        <w:t>)</w:t>
-      </w:r>
-    </w:p>
-    <w:p>
-      <w:r>
-        <w:rPr>
-          <w:rFonts w:hint="eastAsia"/>
-        </w:rPr>
-        <w:t>組長</w:t>
-      </w:r>
-      <w:r>
-        <w:rPr>
-          <w:rFonts w:hint="eastAsia"/>
-        </w:rPr>
-        <w:t xml:space="preserve">  </w:t>
-      </w:r>
-      <w:r>
-        <w:rPr>
-          <w:rFonts w:hint="eastAsia"/>
-        </w:rPr>
-        <w:t>簡報者</w:t>
-      </w:r>
-      <w:r>
-        <w:rPr>
-          <w:rFonts w:hint="eastAsia"/>
-        </w:rPr>
-        <w:t xml:space="preserve">  </w:t>
-      </w:r>
-      <w:r>
-        <w:rPr>
-          <w:rFonts w:hint="eastAsia"/>
-        </w:rPr>
-        <w:t>創意貢獻者</w:t>
-      </w:r>
-      <w:r>
-        <w:rPr>
-          <w:rFonts w:hint="eastAsia"/>
-        </w:rPr>
-        <w:t xml:space="preserve">  </w:t>
-      </w:r>
-      <w:r>
-        <w:rPr>
-          <w:rFonts w:hint="eastAsia"/>
-          <w:highlight w:val="yellow"/>
-        </w:rPr>
-        <w:t>程式開發</w:t>
-      </w:r>
-      <w:r>
-        <w:rPr>
-          <w:rFonts w:hint="eastAsia"/>
-        </w:rPr>
-        <w:t xml:space="preserve">  </w:t>
-      </w:r>
-      <w:r>
-        <w:rPr>
-          <w:rFonts w:hint="eastAsia"/>
-        </w:rPr>
-        <w:t>文件製作</w:t>
-      </w:r>
-      <w:r>
-        <w:rPr>
-          <w:rFonts w:hint="eastAsia"/>
-        </w:rPr>
-        <w:t xml:space="preserve">  </w:t>
-      </w:r>
-      <w:r>
-        <w:rPr>
-          <w:rFonts w:hint="eastAsia"/>
-          <w:highlight w:val="yellow"/>
-        </w:rPr>
-        <w:t>美工</w:t>
-      </w:r>
-      <w:r>
-        <w:rPr>
-          <w:rFonts w:hint="eastAsia"/>
-        </w:rPr>
-        <w:t xml:space="preserve">  </w:t>
-      </w:r>
-      <w:r>
-        <w:rPr>
-          <w:rFonts w:hint="eastAsia"/>
-        </w:rPr>
-        <w:t>影片製作</w:t>
-      </w:r>
-      <w:r>
-        <w:rPr>
-          <w:rFonts w:hint="eastAsia"/>
-        </w:rPr>
-        <w:t xml:space="preserve">  </w:t>
-      </w:r>
-      <w:r>
-        <w:rPr>
-          <w:rFonts w:hint="eastAsia"/>
-        </w:rPr>
-        <w:t>其他</w:t>
-      </w:r>
-      <w:r>
-        <w:rPr>
-          <w:rFonts w:hint="eastAsia"/>
-        </w:rPr>
-        <w:t> </w:t>
-      </w:r>
-    </w:p>
-    <w:p>
-      <w:r>
-        <w:rPr>
-          <w:rFonts w:hint="eastAsia"/>
-        </w:rPr>
-        <w:t>* </w:t>
-      </w:r>
-      <w:r>
-        <w:rPr>
-          <w:rFonts w:hint="eastAsia"/>
-        </w:rPr>
-        <w:t>信箱</w:t>
-      </w:r>
-      <w:r>
-        <w:rPr>
-          <w:rFonts w:hint="eastAsia"/>
-        </w:rPr>
-        <w:t xml:space="preserve"> </w:t>
-      </w:r>
-      <w:r>
-        <w:t>1105604</w:t>
-      </w:r>
-      <w:r>
-        <w:rPr>
-          <w:rFonts w:hint="eastAsia"/>
-        </w:rPr>
-        <w:t>5</w:t>
-      </w:r>
-      <w:r>
-        <w:t>@ntub.edu.tw</w:t>
-      </w:r>
-    </w:p>
-    <w:p>
-      <w:r>
-        <w:rPr>
-          <w:rFonts w:hint="eastAsia"/>
-        </w:rPr>
-        <w:t>* </w:t>
-      </w:r>
-      <w:r>
-        <w:rPr>
-          <w:rFonts w:hint="eastAsia"/>
-        </w:rPr>
-        <w:t>手機</w:t>
-      </w:r>
-      <w:r>
-        <w:rPr>
-          <w:rFonts w:hint="eastAsia"/>
-        </w:rPr>
-        <w:t xml:space="preserve"> </w:t>
-      </w:r>
-      <w:r>
-        <w:t>0908887990</w:t>
-      </w:r>
-    </w:p>
-    <w:p>
-      <w:r>
-        <w:lastRenderedPageBreak/>
-        <w:t> </w:t>
-      </w:r>
-      <w:r>
-        <w:t>指導教授</w:t>
-      </w:r>
-    </w:p>
-    <w:p>
-      <w:r>
-        <w:rPr>
-          <w:rFonts w:hint="eastAsia"/>
-        </w:rPr>
-        <w:t>指導教授人數</w:t>
-      </w:r>
-      <w:r>
-        <w:rPr>
-          <w:rFonts w:hint="eastAsia"/>
-        </w:rPr>
-        <w:t> </w:t>
-      </w:r>
-    </w:p>
-    <w:p>
-      <w:r>
-        <w:rPr>
-          <w:rFonts w:hint="eastAsia"/>
-          <w:highlight w:val="yellow"/>
-        </w:rPr>
-        <w:t>1</w:t>
-      </w:r>
-      <w:r>
-        <w:rPr>
-          <w:rFonts w:hint="eastAsia"/>
-          <w:highlight w:val="yellow"/>
-        </w:rPr>
-        <w:t>人</w:t>
-      </w:r>
-      <w:r>
-        <w:rPr>
-          <w:rFonts w:hint="eastAsia"/>
-        </w:rPr>
-        <w:t xml:space="preserve">  </w:t>
-      </w:r>
-      <w:r>
-        <w:rPr>
-          <w:rFonts w:hint="eastAsia"/>
-        </w:rPr>
-        <w:t>2</w:t>
-      </w:r>
-      <w:r>
-        <w:rPr>
-          <w:rFonts w:hint="eastAsia"/>
-        </w:rPr>
-        <w:t>人</w:t>
-      </w:r>
-    </w:p>
-    <w:p>
-      <w:r>
-        <w:t>指導教授</w:t>
-      </w:r>
-      <w:r>
-        <w:t>1</w:t>
-      </w:r>
-    </w:p>
-    <w:p>
-      <w:r>
-        <w:rPr>
-          <w:rFonts w:hint="eastAsia"/>
-        </w:rPr>
-        <w:t>* </w:t>
-      </w:r>
-      <w:r>
-        <w:rPr>
-          <w:rFonts w:hint="eastAsia"/>
-        </w:rPr>
-        <w:t>學校區域</w:t>
-      </w:r>
-    </w:p>
-    <w:p>
-      <w:r>
-        <w:rPr>
-          <w:rFonts w:hint="eastAsia"/>
-        </w:rPr>
-        <w:t>北區</w:t>
-      </w:r>
-    </w:p>
-    <w:p>
-      <w:r>
-        <w:rPr>
-          <w:rFonts w:hint="eastAsia"/>
-        </w:rPr>
-        <w:t>* </w:t>
-      </w:r>
-      <w:r>
-        <w:rPr>
-          <w:rFonts w:hint="eastAsia"/>
-        </w:rPr>
-        <w:t>學校名稱</w:t>
-      </w:r>
-    </w:p>
-    <w:p>
-      <w:r>
-        <w:rPr>
-          <w:rFonts w:hint="eastAsia"/>
-        </w:rPr>
-        <w:t>國立臺北商業大學</w:t>
-      </w:r>
-    </w:p>
-    <w:p>
-      <w:r>
-        <w:rPr>
-          <w:rFonts w:hint="eastAsia"/>
-        </w:rPr>
-        <w:t>* </w:t>
-      </w:r>
-      <w:r>
-        <w:rPr>
-          <w:rFonts w:hint="eastAsia"/>
-        </w:rPr>
-        <w:t>系所名稱</w:t>
-      </w:r>
-      <w:r>
-        <w:rPr>
-          <w:rFonts w:hint="eastAsia"/>
-        </w:rPr>
-        <w:t xml:space="preserve"> </w:t>
-      </w:r>
-      <w:r>
-        <w:rPr>
-          <w:rFonts w:hint="eastAsia"/>
-        </w:rPr>
-        <w:t>資訊管理系</w:t>
-      </w:r>
-    </w:p>
-    <w:p>
-      <w:r>
-        <w:rPr>
-          <w:rFonts w:hint="eastAsia"/>
-        </w:rPr>
-        <w:t>* </w:t>
-      </w:r>
-      <w:r>
-        <w:rPr>
-          <w:rFonts w:hint="eastAsia"/>
-        </w:rPr>
-        <w:t>中文姓名</w:t>
-      </w:r>
-      <w:r>
-        <w:rPr>
-          <w:rFonts w:hint="eastAsia"/>
-        </w:rPr>
-        <w:t xml:space="preserve"> </w:t>
-      </w:r>
-      <w:r>
-        <w:rPr>
-          <w:rFonts w:hint="eastAsia"/>
-        </w:rPr>
-        <w:t>林育志</w:t>
-      </w:r>
-    </w:p>
-    <w:p>
-      <w:pPr>
-        <w:rPr>
-          <w:rFonts w:hint="eastAsia"/>
-        </w:rPr>
-      </w:pPr>
-      <w:r>
-        <w:rPr>
-          <w:rFonts w:hint="eastAsia"/>
-        </w:rPr>
-        <w:t>* </w:t>
-      </w:r>
-      <w:r>
-        <w:rPr>
-          <w:rFonts w:hint="eastAsia"/>
-        </w:rPr>
-        <w:t>英文姓名</w:t>
-      </w:r>
-      <w:r>
-        <w:rPr>
-          <w:rFonts w:hint="eastAsia"/>
-        </w:rPr>
-        <w:t> </w:t>
-      </w:r>
-      <w:r>
-        <w:rPr>
-          <w:rFonts w:hint="eastAsia"/>
-        </w:rPr>
-        <w:t xml:space="preserve"> </w:t>
-      </w:r>
-      <w:r>
-        <w:t>LIN,YU-ZHI</w:t>
+        <w:t>Lin-Yu Chih</w:t>
       </w:r>
     </w:p>
     <w:p>

--- a/文件/競賽的相關東西/innoserve.docx
+++ b/文件/競賽的相關東西/innoserve.docx
@@ -73,9 +73,11 @@
         </w:rPr>
         <w:t xml:space="preserve"> </w:t>
       </w:r>
+      <w:proofErr w:type="spellStart"/>
       <w:r>
         <w:t>SafeWalk</w:t>
       </w:r>
+      <w:proofErr w:type="spellEnd"/>
       <w:r>
         <w:rPr>
           <w:rFonts w:hint="eastAsia"/>
@@ -148,6 +150,7 @@
         </w:rPr>
         <w:t xml:space="preserve">  </w:t>
       </w:r>
+      <w:proofErr w:type="spellStart"/>
       <w:r>
         <w:rPr>
           <w:rFonts w:hint="eastAsia"/>
@@ -155,18 +158,21 @@
         </w:rPr>
         <w:t>AI</w:t>
       </w:r>
-      <w:r>
-        <w:rPr>
-          <w:rFonts w:hint="eastAsia"/>
-        </w:rPr>
-        <w:t xml:space="preserve">  </w:t>
-      </w:r>
+      <w:proofErr w:type="spellEnd"/>
+      <w:r>
+        <w:rPr>
+          <w:rFonts w:hint="eastAsia"/>
+        </w:rPr>
+        <w:t xml:space="preserve">  </w:t>
+      </w:r>
+      <w:proofErr w:type="spellStart"/>
       <w:r>
         <w:rPr>
           <w:rFonts w:hint="eastAsia"/>
         </w:rPr>
         <w:t>AIoT</w:t>
       </w:r>
+      <w:proofErr w:type="spellEnd"/>
       <w:r>
         <w:rPr>
           <w:rFonts w:hint="eastAsia"/>
@@ -221,6 +227,7 @@
         </w:rPr>
         <w:t xml:space="preserve">  </w:t>
       </w:r>
+      <w:proofErr w:type="gramStart"/>
       <w:r>
         <w:rPr>
           <w:rFonts w:hint="eastAsia"/>
@@ -228,6 +235,7 @@
         </w:rPr>
         <w:t>資安</w:t>
       </w:r>
+      <w:proofErr w:type="gramEnd"/>
       <w:r>
         <w:rPr>
           <w:rFonts w:hint="eastAsia"/>
@@ -354,12 +362,14 @@
         </w:rPr>
         <w:t xml:space="preserve">  </w:t>
       </w:r>
+      <w:proofErr w:type="gramStart"/>
       <w:r>
         <w:rPr>
           <w:rFonts w:hint="eastAsia"/>
         </w:rPr>
         <w:t>區塊鏈</w:t>
       </w:r>
+      <w:proofErr w:type="gramEnd"/>
       <w:r>
         <w:rPr>
           <w:rFonts w:hint="eastAsia"/>
@@ -622,6 +632,7 @@
           <w:right w:val="single" w:sz="4" w:space="1" w:color="auto"/>
         </w:pBdr>
       </w:pPr>
+      <w:proofErr w:type="gramStart"/>
       <w:r>
         <w:rPr>
           <w:b/>
@@ -629,6 +640,7 @@
         </w:rPr>
         <w:t>物聯網</w:t>
       </w:r>
+      <w:proofErr w:type="gramEnd"/>
     </w:p>
     <w:p>
       <w:pPr>
@@ -639,12 +651,14 @@
           <w:right w:val="single" w:sz="4" w:space="1" w:color="auto"/>
         </w:pBdr>
       </w:pPr>
+      <w:proofErr w:type="gramStart"/>
       <w:r>
         <w:rPr>
           <w:rFonts w:hint="eastAsia"/>
         </w:rPr>
         <w:t>物聯網</w:t>
       </w:r>
+      <w:proofErr w:type="gramEnd"/>
     </w:p>
     <w:p>
       <w:pPr>
@@ -1177,8 +1191,17 @@
           <w:b/>
           <w:bCs/>
         </w:rPr>
-        <w:t>資料庫與資料探勘</w:t>
-      </w:r>
+        <w:t>資料庫與資料探</w:t>
+      </w:r>
+      <w:proofErr w:type="gramStart"/>
+      <w:r>
+        <w:rPr>
+          <w:b/>
+          <w:bCs/>
+        </w:rPr>
+        <w:t>勘</w:t>
+      </w:r>
+      <w:proofErr w:type="gramEnd"/>
     </w:p>
     <w:p>
       <w:pPr>
@@ -1205,20 +1228,36 @@
         <w:rPr>
           <w:rFonts w:hint="eastAsia"/>
         </w:rPr>
-        <w:t>資料探勘</w:t>
-      </w:r>
-      <w:r>
-        <w:rPr>
-          <w:rFonts w:hint="eastAsia"/>
-        </w:rPr>
-        <w:t xml:space="preserve">  </w:t>
-      </w:r>
-      <w:r>
-        <w:rPr>
-          <w:rFonts w:hint="eastAsia"/>
-        </w:rPr>
-        <w:t>文本探勘</w:t>
-      </w:r>
+        <w:t>資料探</w:t>
+      </w:r>
+      <w:proofErr w:type="gramStart"/>
+      <w:r>
+        <w:rPr>
+          <w:rFonts w:hint="eastAsia"/>
+        </w:rPr>
+        <w:t>勘</w:t>
+      </w:r>
+      <w:proofErr w:type="gramEnd"/>
+      <w:r>
+        <w:rPr>
+          <w:rFonts w:hint="eastAsia"/>
+        </w:rPr>
+        <w:t xml:space="preserve">  </w:t>
+      </w:r>
+      <w:r>
+        <w:rPr>
+          <w:rFonts w:hint="eastAsia"/>
+        </w:rPr>
+        <w:t>文本探</w:t>
+      </w:r>
+      <w:proofErr w:type="gramStart"/>
+      <w:r>
+        <w:rPr>
+          <w:rFonts w:hint="eastAsia"/>
+        </w:rPr>
+        <w:t>勘</w:t>
+      </w:r>
+      <w:proofErr w:type="gramEnd"/>
       <w:r>
         <w:rPr>
           <w:rFonts w:hint="eastAsia"/>
@@ -1241,7 +1280,21 @@
         <w:rPr>
           <w:rFonts w:hint="eastAsia"/>
         </w:rPr>
-        <w:t>資料庫與資料探勘之應用研究</w:t>
+        <w:t>資料庫與資料探</w:t>
+      </w:r>
+      <w:proofErr w:type="gramStart"/>
+      <w:r>
+        <w:rPr>
+          <w:rFonts w:hint="eastAsia"/>
+        </w:rPr>
+        <w:t>勘</w:t>
+      </w:r>
+      <w:proofErr w:type="gramEnd"/>
+      <w:r>
+        <w:rPr>
+          <w:rFonts w:hint="eastAsia"/>
+        </w:rPr>
+        <w:t>之應用研究</w:t>
       </w:r>
     </w:p>
     <w:p>
@@ -1671,7 +1724,21 @@
         <w:rPr>
           <w:rFonts w:hint="eastAsia"/>
         </w:rPr>
-        <w:t>視訊鑑識</w:t>
+        <w:t>視訊</w:t>
+      </w:r>
+      <w:proofErr w:type="gramStart"/>
+      <w:r>
+        <w:rPr>
+          <w:rFonts w:hint="eastAsia"/>
+        </w:rPr>
+        <w:t>鑑</w:t>
+      </w:r>
+      <w:proofErr w:type="gramEnd"/>
+      <w:r>
+        <w:rPr>
+          <w:rFonts w:hint="eastAsia"/>
+        </w:rPr>
+        <w:t>識</w:t>
       </w:r>
       <w:r>
         <w:rPr>
@@ -1875,7 +1942,21 @@
         <w:rPr>
           <w:rFonts w:hint="eastAsia"/>
         </w:rPr>
-        <w:t>資訊檢索與擷取見解探勘與情感分析語言與語音處理之應用研究</w:t>
+        <w:t>資訊檢索與擷取見解探</w:t>
+      </w:r>
+      <w:proofErr w:type="gramStart"/>
+      <w:r>
+        <w:rPr>
+          <w:rFonts w:hint="eastAsia"/>
+        </w:rPr>
+        <w:t>勘</w:t>
+      </w:r>
+      <w:proofErr w:type="gramEnd"/>
+      <w:r>
+        <w:rPr>
+          <w:rFonts w:hint="eastAsia"/>
+        </w:rPr>
+        <w:t>與情感分析語言與語音處理之應用研究</w:t>
       </w:r>
     </w:p>
     <w:p>
@@ -1932,7 +2013,21 @@
         <w:rPr>
           <w:rFonts w:hint="eastAsia"/>
         </w:rPr>
-        <w:t>見解探勘與情感分析</w:t>
+        <w:t>見解探</w:t>
+      </w:r>
+      <w:proofErr w:type="gramStart"/>
+      <w:r>
+        <w:rPr>
+          <w:rFonts w:hint="eastAsia"/>
+        </w:rPr>
+        <w:t>勘</w:t>
+      </w:r>
+      <w:proofErr w:type="gramEnd"/>
+      <w:r>
+        <w:rPr>
+          <w:rFonts w:hint="eastAsia"/>
+        </w:rPr>
+        <w:t>與情感分析</w:t>
       </w:r>
       <w:r>
         <w:rPr>
@@ -1956,6 +2051,7 @@
           <w:right w:val="single" w:sz="4" w:space="1" w:color="auto"/>
         </w:pBdr>
       </w:pPr>
+      <w:proofErr w:type="gramStart"/>
       <w:r>
         <w:rPr>
           <w:b/>
@@ -1963,6 +2059,7 @@
         </w:rPr>
         <w:t>人工智慧仿生計算</w:t>
       </w:r>
+      <w:proofErr w:type="gramEnd"/>
     </w:p>
     <w:p>
       <w:pPr>
@@ -1978,7 +2075,23 @@
           <w:rFonts w:hint="eastAsia"/>
           <w:highlight w:val="yellow"/>
         </w:rPr>
-        <w:t>資料探勘與機器學習</w:t>
+        <w:t>資料探</w:t>
+      </w:r>
+      <w:proofErr w:type="gramStart"/>
+      <w:r>
+        <w:rPr>
+          <w:rFonts w:hint="eastAsia"/>
+          <w:highlight w:val="yellow"/>
+        </w:rPr>
+        <w:t>勘</w:t>
+      </w:r>
+      <w:proofErr w:type="gramEnd"/>
+      <w:r>
+        <w:rPr>
+          <w:rFonts w:hint="eastAsia"/>
+          <w:highlight w:val="yellow"/>
+        </w:rPr>
+        <w:t>與機器學習</w:t>
       </w:r>
       <w:r>
         <w:rPr>
@@ -2175,11 +2288,19 @@
         </w:rPr>
         <w:t xml:space="preserve">  </w:t>
       </w:r>
-      <w:r>
-        <w:rPr>
-          <w:rFonts w:hint="eastAsia"/>
-        </w:rPr>
-        <w:t>可視化與人機互動技術</w:t>
+      <w:proofErr w:type="gramStart"/>
+      <w:r>
+        <w:rPr>
+          <w:rFonts w:hint="eastAsia"/>
+        </w:rPr>
+        <w:t>可視化與</w:t>
+      </w:r>
+      <w:proofErr w:type="gramEnd"/>
+      <w:r>
+        <w:rPr>
+          <w:rFonts w:hint="eastAsia"/>
+        </w:rPr>
+        <w:t>人機互動技術</w:t>
       </w:r>
     </w:p>
     <w:p>
@@ -2410,19 +2531,47 @@
         <w:rPr>
           <w:rFonts w:hint="eastAsia"/>
         </w:rPr>
-        <w:t>對稱金鑰密碼學</w:t>
-      </w:r>
-      <w:r>
-        <w:rPr>
-          <w:rFonts w:hint="eastAsia"/>
-        </w:rPr>
-        <w:t xml:space="preserve">  </w:t>
-      </w:r>
-      <w:r>
-        <w:rPr>
-          <w:rFonts w:hint="eastAsia"/>
-        </w:rPr>
-        <w:t>公開金鑰密碼學</w:t>
+        <w:t>對稱金</w:t>
+      </w:r>
+      <w:proofErr w:type="gramStart"/>
+      <w:r>
+        <w:rPr>
+          <w:rFonts w:hint="eastAsia"/>
+        </w:rPr>
+        <w:t>鑰</w:t>
+      </w:r>
+      <w:proofErr w:type="gramEnd"/>
+      <w:r>
+        <w:rPr>
+          <w:rFonts w:hint="eastAsia"/>
+        </w:rPr>
+        <w:t>密碼學</w:t>
+      </w:r>
+      <w:r>
+        <w:rPr>
+          <w:rFonts w:hint="eastAsia"/>
+        </w:rPr>
+        <w:t xml:space="preserve">  </w:t>
+      </w:r>
+      <w:r>
+        <w:rPr>
+          <w:rFonts w:hint="eastAsia"/>
+        </w:rPr>
+        <w:t>公開金</w:t>
+      </w:r>
+      <w:proofErr w:type="gramStart"/>
+      <w:r>
+        <w:rPr>
+          <w:rFonts w:hint="eastAsia"/>
+        </w:rPr>
+        <w:t>鑰</w:t>
+      </w:r>
+      <w:proofErr w:type="gramEnd"/>
+      <w:r>
+        <w:rPr>
+          <w:rFonts w:hint="eastAsia"/>
+        </w:rPr>
+        <w:t>密碼學</w:t>
       </w:r>
       <w:r>
         <w:rPr>
@@ -2555,7 +2704,21 @@
         <w:rPr>
           <w:rFonts w:hint="eastAsia"/>
         </w:rPr>
-        <w:t>數位犯罪鑑識</w:t>
+        <w:t>數位犯罪</w:t>
+      </w:r>
+      <w:proofErr w:type="gramStart"/>
+      <w:r>
+        <w:rPr>
+          <w:rFonts w:hint="eastAsia"/>
+        </w:rPr>
+        <w:t>鑑</w:t>
+      </w:r>
+      <w:proofErr w:type="gramEnd"/>
+      <w:r>
+        <w:rPr>
+          <w:rFonts w:hint="eastAsia"/>
+        </w:rPr>
+        <w:t>識</w:t>
       </w:r>
     </w:p>
     <w:p>
@@ -2600,20 +2763,50 @@
         <w:rPr>
           <w:rFonts w:hint="eastAsia"/>
         </w:rPr>
-        <w:t>生物醫學資料庫及資料分析探勘</w:t>
-      </w:r>
-      <w:r>
-        <w:rPr>
-          <w:rFonts w:hint="eastAsia"/>
-        </w:rPr>
-        <w:t xml:space="preserve">  </w:t>
-      </w:r>
-      <w:r>
-        <w:rPr>
-          <w:rFonts w:hint="eastAsia"/>
-        </w:rPr>
-        <w:t>生醫文獻探勘</w:t>
-      </w:r>
+        <w:t>生物醫學資料庫及資料分析探</w:t>
+      </w:r>
+      <w:proofErr w:type="gramStart"/>
+      <w:r>
+        <w:rPr>
+          <w:rFonts w:hint="eastAsia"/>
+        </w:rPr>
+        <w:t>勘</w:t>
+      </w:r>
+      <w:proofErr w:type="gramEnd"/>
+      <w:r>
+        <w:rPr>
+          <w:rFonts w:hint="eastAsia"/>
+        </w:rPr>
+        <w:t xml:space="preserve">  </w:t>
+      </w:r>
+      <w:r>
+        <w:rPr>
+          <w:rFonts w:hint="eastAsia"/>
+        </w:rPr>
+        <w:t>生</w:t>
+      </w:r>
+      <w:proofErr w:type="gramStart"/>
+      <w:r>
+        <w:rPr>
+          <w:rFonts w:hint="eastAsia"/>
+        </w:rPr>
+        <w:t>醫</w:t>
+      </w:r>
+      <w:proofErr w:type="gramEnd"/>
+      <w:r>
+        <w:rPr>
+          <w:rFonts w:hint="eastAsia"/>
+        </w:rPr>
+        <w:t>文獻探</w:t>
+      </w:r>
+      <w:proofErr w:type="gramStart"/>
+      <w:r>
+        <w:rPr>
+          <w:rFonts w:hint="eastAsia"/>
+        </w:rPr>
+        <w:t>勘</w:t>
+      </w:r>
+      <w:proofErr w:type="gramEnd"/>
       <w:r>
         <w:rPr>
           <w:rFonts w:hint="eastAsia"/>
@@ -2912,12 +3105,21 @@
           <w:right w:val="single" w:sz="4" w:space="4" w:color="auto"/>
         </w:pBdr>
       </w:pPr>
+      <w:proofErr w:type="gramStart"/>
       <w:r>
         <w:rPr>
           <w:b/>
           <w:bCs/>
         </w:rPr>
-        <w:t>一鍵求助與合作店家</w:t>
+        <w:t>一</w:t>
+      </w:r>
+      <w:proofErr w:type="gramEnd"/>
+      <w:r>
+        <w:rPr>
+          <w:b/>
+          <w:bCs/>
+        </w:rPr>
+        <w:t>鍵求助與合作店家</w:t>
       </w:r>
       <w:r>
         <w:t>：緊急時可快速聯繫親友或警方，並找到附近「安全合作店家」作為可依靠的安全據點。</w:t>
@@ -2970,7 +3172,23 @@
         <w:t>AI</w:t>
       </w:r>
       <w:r>
-        <w:t>自動人臉馬賽克，確保回報資訊可信且不洩漏個資。這樣的設計彌補了傳統報案系統的不足，讓每個人都能成為資訊的提供者與守護者。</w:t>
+        <w:t>自動人臉馬賽克，確保回報資訊可信且</w:t>
+      </w:r>
+      <w:proofErr w:type="gramStart"/>
+      <w:r>
+        <w:t>不</w:t>
+      </w:r>
+      <w:proofErr w:type="gramEnd"/>
+      <w:r>
+        <w:t>洩漏</w:t>
+      </w:r>
+      <w:proofErr w:type="gramStart"/>
+      <w:r>
+        <w:t>個</w:t>
+      </w:r>
+      <w:proofErr w:type="gramEnd"/>
+      <w:r>
+        <w:t>資。這樣的設計彌補了傳統報案系統的不足，讓每個人都能成為資訊的提供者與守護者。</w:t>
       </w:r>
     </w:p>
     <w:p>
@@ -3000,7 +3218,15 @@
         <w:t>AI</w:t>
       </w:r>
       <w:r>
-        <w:t>預測模型，進一步提升精準度。</w:t>
+        <w:t>預測模型，進一步提升精</w:t>
+      </w:r>
+      <w:proofErr w:type="gramStart"/>
+      <w:r>
+        <w:t>準</w:t>
+      </w:r>
+      <w:proofErr w:type="gramEnd"/>
+      <w:r>
+        <w:t>度。</w:t>
       </w:r>
     </w:p>
     <w:p>
@@ -3026,169 +3252,632 @@
         <w:t>的安全平台，讓大眾在日常生活中感受到更高的安全感與社會支持。</w:t>
       </w:r>
     </w:p>
-    <w:p/>
-    <w:p>
-      <w:r>
-        <w:rPr>
-          <w:rFonts w:hint="eastAsia"/>
-        </w:rPr>
-        <w:t>* </w:t>
-      </w:r>
-      <w:r>
-        <w:rPr>
-          <w:rFonts w:hint="eastAsia"/>
-        </w:rPr>
-        <w:t>設定帳號</w:t>
-      </w:r>
-      <w:r>
-        <w:rPr>
-          <w:rFonts w:hint="eastAsia"/>
-        </w:rPr>
-        <w:t> </w:t>
-      </w:r>
-      <w:r>
-        <w:rPr>
-          <w:rFonts w:hint="eastAsia"/>
-        </w:rPr>
-        <w:t>(</w:t>
-      </w:r>
-      <w:r>
-        <w:rPr>
-          <w:rFonts w:hint="eastAsia"/>
-        </w:rPr>
-        <w:t>組員</w:t>
-      </w:r>
-      <w:r>
-        <w:rPr>
-          <w:rFonts w:hint="eastAsia"/>
-        </w:rPr>
-        <w:t>1</w:t>
-      </w:r>
-      <w:r>
-        <w:rPr>
-          <w:rFonts w:hint="eastAsia"/>
-        </w:rPr>
-        <w:t>的</w:t>
-      </w:r>
-      <w:r>
-        <w:rPr>
-          <w:rFonts w:hint="eastAsia"/>
-        </w:rPr>
-        <w:t>Email)</w:t>
-      </w:r>
-    </w:p>
-    <w:p>
-      <w:pPr>
-        <w:rPr>
-          <w:rFonts w:hint="eastAsia"/>
-        </w:rPr>
-      </w:pPr>
-      <w:r>
-        <w:rPr>
-          <w:rFonts w:hint="eastAsia"/>
-        </w:rPr>
-        <w:t>11056042@ntub.edu.tw</w:t>
-      </w:r>
-    </w:p>
-    <w:p>
-      <w:r>
-        <w:rPr>
-          <w:rFonts w:hint="eastAsia"/>
-        </w:rPr>
-        <w:t>* </w:t>
-      </w:r>
-      <w:r>
-        <w:rPr>
-          <w:rFonts w:hint="eastAsia"/>
-        </w:rPr>
-        <w:t>設定密碼</w:t>
-      </w:r>
-      <w:r>
-        <w:rPr>
-          <w:rFonts w:hint="eastAsia"/>
-        </w:rPr>
-        <w:t> (</w:t>
-      </w:r>
-      <w:r>
-        <w:rPr>
-          <w:rFonts w:hint="eastAsia"/>
-        </w:rPr>
-        <w:t>密碼需英文大小寫</w:t>
-      </w:r>
-      <w:r>
-        <w:rPr>
-          <w:rFonts w:hint="eastAsia"/>
-        </w:rPr>
-        <w:t>+</w:t>
-      </w:r>
-      <w:r>
-        <w:rPr>
-          <w:rFonts w:hint="eastAsia"/>
-        </w:rPr>
-        <w:t>數字字母，長度</w:t>
-      </w:r>
-      <w:r>
-        <w:rPr>
-          <w:rFonts w:hint="eastAsia"/>
-        </w:rPr>
-        <w:t>8~20</w:t>
-      </w:r>
-      <w:r>
-        <w:rPr>
-          <w:rFonts w:hint="eastAsia"/>
-        </w:rPr>
-        <w:t>字</w:t>
-      </w:r>
-      <w:r>
-        <w:rPr>
-          <w:rFonts w:hint="eastAsia"/>
-        </w:rPr>
-        <w:t>)</w:t>
-      </w:r>
-    </w:p>
-    <w:p>
-      <w:pPr>
-        <w:rPr>
-          <w:rFonts w:hint="eastAsia"/>
-        </w:rPr>
-      </w:pPr>
-      <w:r>
-        <w:rPr>
-          <w:rFonts w:hint="eastAsia"/>
-        </w:rPr>
-        <w:t xml:space="preserve">                                                                                                                                                                                                                                                                                                                                                                                                                                                                                                                                                                                                                                                                                                                                                                                                                                                                                                                                                                                                                                                                            </w:t>
-      </w:r>
-    </w:p>
-    <w:p>
-      <w:r>
-        <w:rPr>
-          <w:rFonts w:hint="eastAsia"/>
+    <w:p>
+      <w:pPr>
+        <w:rPr>
           <w:b/>
           <w:bCs/>
         </w:rPr>
+      </w:pPr>
+    </w:p>
+    <w:p>
+      <w:r>
+        <w:rPr>
+          <w:rFonts w:hint="eastAsia"/>
+          <w:b/>
+          <w:bCs/>
+        </w:rPr>
         <w:t>此帳號密碼為再次登入修改報名資料的帳號密碼，請自行記錄</w:t>
       </w:r>
     </w:p>
+    <w:p>
+      <w:r>
+        <w:rPr>
+          <w:rFonts w:hint="eastAsia"/>
+        </w:rPr>
+        <w:t>* </w:t>
+      </w:r>
+      <w:r>
+        <w:rPr>
+          <w:rFonts w:hint="eastAsia"/>
+        </w:rPr>
+        <w:t>設定帳號</w:t>
+      </w:r>
+      <w:r>
+        <w:rPr>
+          <w:rFonts w:hint="eastAsia"/>
+        </w:rPr>
+        <w:t> </w:t>
+      </w:r>
+      <w:r>
+        <w:rPr>
+          <w:rFonts w:hint="eastAsia"/>
+        </w:rPr>
+        <w:t>(</w:t>
+      </w:r>
+      <w:r>
+        <w:rPr>
+          <w:rFonts w:hint="eastAsia"/>
+        </w:rPr>
+        <w:t>組員</w:t>
+      </w:r>
+      <w:r>
+        <w:rPr>
+          <w:rFonts w:hint="eastAsia"/>
+        </w:rPr>
+        <w:t>1</w:t>
+      </w:r>
+      <w:r>
+        <w:rPr>
+          <w:rFonts w:hint="eastAsia"/>
+        </w:rPr>
+        <w:t>的</w:t>
+      </w:r>
+      <w:r>
+        <w:rPr>
+          <w:rFonts w:hint="eastAsia"/>
+        </w:rPr>
+        <w:t>Email)</w:t>
+      </w:r>
+    </w:p>
+    <w:p>
+      <w:r>
+        <w:rPr>
+          <w:rFonts w:hint="eastAsia"/>
+        </w:rPr>
+        <w:t>11056042@ntub.edu.tw</w:t>
+      </w:r>
+    </w:p>
+    <w:p>
+      <w:r>
+        <w:rPr>
+          <w:rFonts w:hint="eastAsia"/>
+        </w:rPr>
+        <w:t>* </w:t>
+      </w:r>
+      <w:r>
+        <w:rPr>
+          <w:rFonts w:hint="eastAsia"/>
+        </w:rPr>
+        <w:t>設定密碼</w:t>
+      </w:r>
+      <w:r>
+        <w:rPr>
+          <w:rFonts w:hint="eastAsia"/>
+        </w:rPr>
+        <w:t> (</w:t>
+      </w:r>
+      <w:r>
+        <w:rPr>
+          <w:rFonts w:hint="eastAsia"/>
+        </w:rPr>
+        <w:t>密碼需英文大小寫</w:t>
+      </w:r>
+      <w:r>
+        <w:rPr>
+          <w:rFonts w:hint="eastAsia"/>
+        </w:rPr>
+        <w:t>+</w:t>
+      </w:r>
+      <w:r>
+        <w:rPr>
+          <w:rFonts w:hint="eastAsia"/>
+        </w:rPr>
+        <w:t>數字字母，長度</w:t>
+      </w:r>
+      <w:r>
+        <w:rPr>
+          <w:rFonts w:hint="eastAsia"/>
+        </w:rPr>
+        <w:t>8~20</w:t>
+      </w:r>
+      <w:r>
+        <w:rPr>
+          <w:rFonts w:hint="eastAsia"/>
+        </w:rPr>
+        <w:t>字</w:t>
+      </w:r>
+      <w:r>
+        <w:rPr>
+          <w:rFonts w:hint="eastAsia"/>
+        </w:rPr>
+        <w:t>)</w:t>
+      </w:r>
+    </w:p>
+    <w:p>
+      <w:r>
+        <w:t>P114502a</w:t>
+      </w:r>
+    </w:p>
+    <w:p>
+      <w:pPr>
+        <w:rPr>
+          <w:rFonts w:hint="eastAsia"/>
+        </w:rPr>
+      </w:pPr>
+      <w:r>
+        <w:rPr>
+          <w:rFonts w:hint="eastAsia"/>
+        </w:rPr>
+        <w:t xml:space="preserve">                                                                                                                                                                                                                                                                                                                                                                                                                                                                                                                                                                                                                                                                                                                                                                                                                                                                                                                                                                                               </w:t>
+      </w:r>
+    </w:p>
+    <w:p>
+      <w:r>
+        <w:t>競賽組員</w:t>
+      </w:r>
+    </w:p>
+    <w:p>
+      <w:r>
+        <w:rPr>
+          <w:rFonts w:hint="eastAsia"/>
+        </w:rPr>
+        <w:t>請選擇您的身份別</w:t>
+      </w:r>
+    </w:p>
+    <w:p>
+      <w:proofErr w:type="gramStart"/>
+      <w:r>
+        <w:rPr>
+          <w:rFonts w:hint="eastAsia"/>
+        </w:rPr>
+        <w:t>高中職大</w:t>
+      </w:r>
+      <w:proofErr w:type="gramEnd"/>
+      <w:r>
+        <w:rPr>
+          <w:rFonts w:hint="eastAsia"/>
+        </w:rPr>
+        <w:t xml:space="preserve">  </w:t>
+      </w:r>
+      <w:r>
+        <w:rPr>
+          <w:rFonts w:hint="eastAsia"/>
+          <w:highlight w:val="yellow"/>
+        </w:rPr>
+        <w:t>專院校</w:t>
+      </w:r>
+      <w:r>
+        <w:rPr>
+          <w:rFonts w:hint="eastAsia"/>
+          <w:highlight w:val="yellow"/>
+        </w:rPr>
+        <w:t>(</w:t>
+      </w:r>
+      <w:proofErr w:type="gramStart"/>
+      <w:r>
+        <w:rPr>
+          <w:rFonts w:hint="eastAsia"/>
+          <w:highlight w:val="yellow"/>
+        </w:rPr>
+        <w:t>含碩博士</w:t>
+      </w:r>
+      <w:proofErr w:type="gramEnd"/>
+      <w:r>
+        <w:rPr>
+          <w:rFonts w:hint="eastAsia"/>
+          <w:highlight w:val="yellow"/>
+        </w:rPr>
+        <w:t>、</w:t>
+      </w:r>
+      <w:proofErr w:type="gramStart"/>
+      <w:r>
+        <w:rPr>
+          <w:rFonts w:hint="eastAsia"/>
+          <w:highlight w:val="yellow"/>
+        </w:rPr>
+        <w:t>跨校跨系</w:t>
+      </w:r>
+      <w:proofErr w:type="gramEnd"/>
+      <w:r>
+        <w:rPr>
+          <w:rFonts w:hint="eastAsia"/>
+          <w:highlight w:val="yellow"/>
+        </w:rPr>
+        <w:t>組隊</w:t>
+      </w:r>
+      <w:r>
+        <w:rPr>
+          <w:rFonts w:hint="eastAsia"/>
+          <w:highlight w:val="yellow"/>
+        </w:rPr>
+        <w:t>)</w:t>
+      </w:r>
+      <w:r>
+        <w:rPr>
+          <w:rFonts w:hint="eastAsia"/>
+        </w:rPr>
+        <w:t xml:space="preserve">  </w:t>
+      </w:r>
+      <w:r>
+        <w:rPr>
+          <w:rFonts w:hint="eastAsia"/>
+        </w:rPr>
+        <w:t>混合組</w:t>
+      </w:r>
+      <w:r>
+        <w:rPr>
+          <w:rFonts w:hint="eastAsia"/>
+        </w:rPr>
+        <w:t>(</w:t>
+      </w:r>
+      <w:r>
+        <w:rPr>
+          <w:rFonts w:hint="eastAsia"/>
+        </w:rPr>
+        <w:t>高中職與</w:t>
+      </w:r>
+      <w:proofErr w:type="gramStart"/>
+      <w:r>
+        <w:rPr>
+          <w:rFonts w:hint="eastAsia"/>
+        </w:rPr>
+        <w:t>大專含碩博士</w:t>
+      </w:r>
+      <w:proofErr w:type="gramEnd"/>
+      <w:r>
+        <w:rPr>
+          <w:rFonts w:hint="eastAsia"/>
+        </w:rPr>
+        <w:t>班混合組隊</w:t>
+      </w:r>
+      <w:r>
+        <w:rPr>
+          <w:rFonts w:hint="eastAsia"/>
+        </w:rPr>
+        <w:t>)</w:t>
+      </w:r>
+    </w:p>
+    <w:p>
+      <w:r>
+        <w:rPr>
+          <w:rFonts w:hint="eastAsia"/>
+        </w:rPr>
+        <w:t>組員人數</w:t>
+      </w:r>
+      <w:r>
+        <w:rPr>
+          <w:rFonts w:hint="eastAsia"/>
+        </w:rPr>
+        <w:t> </w:t>
+      </w:r>
+    </w:p>
+    <w:p>
+      <w:r>
+        <w:rPr>
+          <w:rFonts w:hint="eastAsia"/>
+        </w:rPr>
+        <w:t>1</w:t>
+      </w:r>
+      <w:r>
+        <w:rPr>
+          <w:rFonts w:hint="eastAsia"/>
+        </w:rPr>
+        <w:t>人</w:t>
+      </w:r>
+      <w:r>
+        <w:rPr>
+          <w:rFonts w:hint="eastAsia"/>
+        </w:rPr>
+        <w:t>2</w:t>
+      </w:r>
+      <w:r>
+        <w:rPr>
+          <w:rFonts w:hint="eastAsia"/>
+        </w:rPr>
+        <w:t>人</w:t>
+      </w:r>
+      <w:r>
+        <w:rPr>
+          <w:rFonts w:hint="eastAsia"/>
+        </w:rPr>
+        <w:t>3</w:t>
+      </w:r>
+      <w:r>
+        <w:rPr>
+          <w:rFonts w:hint="eastAsia"/>
+        </w:rPr>
+        <w:t>人</w:t>
+      </w:r>
+      <w:r>
+        <w:rPr>
+          <w:rFonts w:hint="eastAsia"/>
+          <w:highlight w:val="yellow"/>
+        </w:rPr>
+        <w:t>4</w:t>
+      </w:r>
+      <w:r>
+        <w:rPr>
+          <w:rFonts w:hint="eastAsia"/>
+          <w:highlight w:val="yellow"/>
+        </w:rPr>
+        <w:t>人</w:t>
+      </w:r>
+      <w:r>
+        <w:rPr>
+          <w:rFonts w:hint="eastAsia"/>
+        </w:rPr>
+        <w:t>5</w:t>
+      </w:r>
+      <w:r>
+        <w:rPr>
+          <w:rFonts w:hint="eastAsia"/>
+        </w:rPr>
+        <w:t>人</w:t>
+      </w:r>
+      <w:r>
+        <w:rPr>
+          <w:rFonts w:hint="eastAsia"/>
+        </w:rPr>
+        <w:t>6</w:t>
+      </w:r>
+      <w:r>
+        <w:rPr>
+          <w:rFonts w:hint="eastAsia"/>
+        </w:rPr>
+        <w:t>人</w:t>
+      </w:r>
+      <w:r>
+        <w:rPr>
+          <w:rFonts w:hint="eastAsia"/>
+        </w:rPr>
+        <w:t>7</w:t>
+      </w:r>
+      <w:r>
+        <w:rPr>
+          <w:rFonts w:hint="eastAsia"/>
+        </w:rPr>
+        <w:t>人</w:t>
+      </w:r>
+      <w:r>
+        <w:rPr>
+          <w:rFonts w:hint="eastAsia"/>
+        </w:rPr>
+        <w:t>8</w:t>
+      </w:r>
+      <w:r>
+        <w:rPr>
+          <w:rFonts w:hint="eastAsia"/>
+        </w:rPr>
+        <w:t>人</w:t>
+      </w:r>
+    </w:p>
     <w:p/>
     <w:p>
       <w:r>
-        <w:t>競賽組員</w:t>
-      </w:r>
-    </w:p>
-    <w:p>
-      <w:r>
-        <w:rPr>
-          <w:rFonts w:hint="eastAsia"/>
-        </w:rPr>
-        <w:t>請選擇您的身份別</w:t>
-      </w:r>
-    </w:p>
-    <w:p>
-      <w:r>
-        <w:rPr>
-          <w:rFonts w:hint="eastAsia"/>
-        </w:rPr>
-        <w:t>高中職大</w:t>
+        <w:t>組員</w:t>
+      </w:r>
+      <w:r>
+        <w:t>1 (</w:t>
+      </w:r>
+      <w:r>
+        <w:t>主要聯絡人</w:t>
+      </w:r>
+      <w:r>
+        <w:t>)</w:t>
+      </w:r>
+    </w:p>
+    <w:p>
+      <w:r>
+        <w:rPr>
+          <w:rFonts w:hint="eastAsia"/>
+        </w:rPr>
+        <w:t>* </w:t>
+      </w:r>
+      <w:r>
+        <w:rPr>
+          <w:rFonts w:hint="eastAsia"/>
+        </w:rPr>
+        <w:t>學級</w:t>
+      </w:r>
+    </w:p>
+    <w:p>
+      <w:r>
+        <w:rPr>
+          <w:rFonts w:hint="eastAsia"/>
+        </w:rPr>
+        <w:t>五專</w:t>
+      </w:r>
+      <w:proofErr w:type="gramStart"/>
+      <w:r>
+        <w:rPr>
+          <w:rFonts w:hint="eastAsia"/>
+        </w:rPr>
+        <w:t>專</w:t>
+      </w:r>
+      <w:proofErr w:type="gramEnd"/>
+      <w:r>
+        <w:rPr>
+          <w:rFonts w:hint="eastAsia"/>
+        </w:rPr>
+        <w:t>五</w:t>
+      </w:r>
+    </w:p>
+    <w:p>
+      <w:r>
+        <w:rPr>
+          <w:rFonts w:hint="eastAsia"/>
+        </w:rPr>
+        <w:t>* </w:t>
+      </w:r>
+      <w:r>
+        <w:rPr>
+          <w:rFonts w:hint="eastAsia"/>
+        </w:rPr>
+        <w:t>學校區域</w:t>
+      </w:r>
+    </w:p>
+    <w:p>
+      <w:r>
+        <w:rPr>
+          <w:rFonts w:hint="eastAsia"/>
+        </w:rPr>
+        <w:t>北區</w:t>
+      </w:r>
+    </w:p>
+    <w:p>
+      <w:r>
+        <w:rPr>
+          <w:rFonts w:hint="eastAsia"/>
+        </w:rPr>
+        <w:t>* </w:t>
+      </w:r>
+      <w:r>
+        <w:rPr>
+          <w:rFonts w:hint="eastAsia"/>
+        </w:rPr>
+        <w:t>學校名稱</w:t>
+      </w:r>
+    </w:p>
+    <w:p>
+      <w:r>
+        <w:rPr>
+          <w:rFonts w:hint="eastAsia"/>
+        </w:rPr>
+        <w:lastRenderedPageBreak/>
+        <w:t>國立</w:t>
+      </w:r>
+      <w:proofErr w:type="gramStart"/>
+      <w:r>
+        <w:rPr>
+          <w:rFonts w:hint="eastAsia"/>
+        </w:rPr>
+        <w:t>臺</w:t>
+      </w:r>
+      <w:proofErr w:type="gramEnd"/>
+      <w:r>
+        <w:rPr>
+          <w:rFonts w:hint="eastAsia"/>
+        </w:rPr>
+        <w:t>北商業大學</w:t>
+      </w:r>
+    </w:p>
+    <w:p>
+      <w:r>
+        <w:rPr>
+          <w:rFonts w:hint="eastAsia"/>
+        </w:rPr>
+        <w:t>* </w:t>
+      </w:r>
+      <w:r>
+        <w:rPr>
+          <w:rFonts w:hint="eastAsia"/>
+        </w:rPr>
+        <w:t>科系</w:t>
+      </w:r>
+      <w:r>
+        <w:rPr>
+          <w:rFonts w:hint="eastAsia"/>
+        </w:rPr>
+        <w:t xml:space="preserve"> </w:t>
+      </w:r>
+      <w:r>
+        <w:rPr>
+          <w:rFonts w:hint="eastAsia"/>
+        </w:rPr>
+        <w:t>資訊管理系</w:t>
+      </w:r>
+    </w:p>
+    <w:p>
+      <w:r>
+        <w:rPr>
+          <w:rFonts w:hint="eastAsia"/>
+        </w:rPr>
+        <w:t>* </w:t>
+      </w:r>
+      <w:r>
+        <w:rPr>
+          <w:rFonts w:hint="eastAsia"/>
+        </w:rPr>
+        <w:t>姓名</w:t>
+      </w:r>
+      <w:r>
+        <w:rPr>
+          <w:rFonts w:hint="eastAsia"/>
+        </w:rPr>
+        <w:t xml:space="preserve">  </w:t>
+      </w:r>
+      <w:r>
+        <w:rPr>
+          <w:rFonts w:hint="eastAsia"/>
+        </w:rPr>
+        <w:t>中</w:t>
+      </w:r>
+      <w:r>
+        <w:rPr>
+          <w:rFonts w:hint="eastAsia"/>
+        </w:rPr>
+        <w:t xml:space="preserve"> </w:t>
+      </w:r>
+      <w:r>
+        <w:rPr>
+          <w:rFonts w:hint="eastAsia"/>
+        </w:rPr>
+        <w:t>李品臻</w:t>
+      </w:r>
+      <w:r>
+        <w:rPr>
+          <w:rFonts w:hint="eastAsia"/>
+        </w:rPr>
+        <w:t xml:space="preserve">  </w:t>
+      </w:r>
+      <w:r>
+        <w:rPr>
+          <w:rFonts w:hint="eastAsia"/>
+        </w:rPr>
+        <w:t>英</w:t>
+      </w:r>
+      <w:r>
+        <w:rPr>
+          <w:rFonts w:hint="eastAsia"/>
+        </w:rPr>
+        <w:t xml:space="preserve"> </w:t>
+      </w:r>
+      <w:r>
+        <w:rPr>
+          <w:rFonts w:hint="eastAsia"/>
+        </w:rPr>
+        <w:t>LEE,PIN-ZHEN</w:t>
+      </w:r>
+    </w:p>
+    <w:p>
+      <w:r>
+        <w:rPr>
+          <w:rFonts w:hint="eastAsia"/>
+        </w:rPr>
+        <w:t>* </w:t>
+      </w:r>
+      <w:r>
+        <w:rPr>
+          <w:rFonts w:hint="eastAsia"/>
+        </w:rPr>
+        <w:t>團隊分工職務</w:t>
+      </w:r>
+      <w:r>
+        <w:rPr>
+          <w:rFonts w:hint="eastAsia"/>
+        </w:rPr>
+        <w:t>(</w:t>
+      </w:r>
+      <w:r>
+        <w:rPr>
+          <w:rFonts w:hint="eastAsia"/>
+        </w:rPr>
+        <w:t>可複選</w:t>
+      </w:r>
+      <w:r>
+        <w:rPr>
+          <w:rFonts w:hint="eastAsia"/>
+        </w:rPr>
+        <w:t>)</w:t>
+      </w:r>
+    </w:p>
+    <w:p>
+      <w:r>
+        <w:rPr>
+          <w:rFonts w:hint="eastAsia"/>
+        </w:rPr>
+        <w:t>組長</w:t>
       </w:r>
       <w:r>
         <w:rPr>
@@ -3201,66 +3890,82 @@
           <w:rFonts w:hint="eastAsia"/>
           <w:highlight w:val="yellow"/>
         </w:rPr>
-        <w:t>專院校</w:t>
+        <w:t>簡報者</w:t>
+      </w:r>
+      <w:r>
+        <w:rPr>
+          <w:rFonts w:hint="eastAsia"/>
+        </w:rPr>
+        <w:t xml:space="preserve">  </w:t>
+      </w:r>
+      <w:r>
+        <w:rPr>
+          <w:rFonts w:hint="eastAsia"/>
+        </w:rPr>
+        <w:t>創意貢獻者</w:t>
+      </w:r>
+      <w:r>
+        <w:rPr>
+          <w:rFonts w:hint="eastAsia"/>
+        </w:rPr>
+        <w:t xml:space="preserve">  </w:t>
       </w:r>
       <w:r>
         <w:rPr>
           <w:rFonts w:hint="eastAsia"/>
           <w:highlight w:val="yellow"/>
         </w:rPr>
-        <w:t>(</w:t>
+        <w:t>程式開發</w:t>
+      </w:r>
+      <w:r>
+        <w:rPr>
+          <w:rFonts w:hint="eastAsia"/>
+        </w:rPr>
+        <w:t xml:space="preserve">  </w:t>
       </w:r>
       <w:r>
         <w:rPr>
           <w:rFonts w:hint="eastAsia"/>
           <w:highlight w:val="yellow"/>
         </w:rPr>
-        <w:t>含碩博士、跨校跨系組隊</w:t>
+        <w:t>文件製作</w:t>
+      </w:r>
+      <w:r>
+        <w:rPr>
+          <w:rFonts w:hint="eastAsia"/>
+        </w:rPr>
+        <w:t xml:space="preserve">  </w:t>
       </w:r>
       <w:r>
         <w:rPr>
           <w:rFonts w:hint="eastAsia"/>
           <w:highlight w:val="yellow"/>
         </w:rPr>
-        <w:t>)</w:t>
-      </w:r>
-      <w:r>
-        <w:rPr>
-          <w:rFonts w:hint="eastAsia"/>
-        </w:rPr>
-        <w:t xml:space="preserve">  </w:t>
-      </w:r>
-      <w:r>
-        <w:rPr>
-          <w:rFonts w:hint="eastAsia"/>
-        </w:rPr>
-        <w:t>混合組</w:t>
-      </w:r>
-      <w:r>
-        <w:rPr>
-          <w:rFonts w:hint="eastAsia"/>
-        </w:rPr>
-        <w:t>(</w:t>
-      </w:r>
-      <w:r>
-        <w:rPr>
-          <w:rFonts w:hint="eastAsia"/>
-        </w:rPr>
-        <w:t>高中職與大專含碩博士班混合組隊</w:t>
-      </w:r>
-      <w:r>
-        <w:rPr>
-          <w:rFonts w:hint="eastAsia"/>
-        </w:rPr>
-        <w:t>)</w:t>
-      </w:r>
-    </w:p>
-    <w:p>
-      <w:r>
-        <w:rPr>
-          <w:rFonts w:hint="eastAsia"/>
-        </w:rPr>
-        <w:t>組員人數</w:t>
+        <w:t>美工</w:t>
+      </w:r>
+      <w:r>
+        <w:rPr>
+          <w:rFonts w:hint="eastAsia"/>
+        </w:rPr>
+        <w:t xml:space="preserve">  </w:t>
+      </w:r>
+      <w:r>
+        <w:rPr>
+          <w:rFonts w:hint="eastAsia"/>
+        </w:rPr>
+        <w:t>影片製作</w:t>
+      </w:r>
+      <w:r>
+        <w:rPr>
+          <w:rFonts w:hint="eastAsia"/>
+        </w:rPr>
+        <w:t xml:space="preserve">  </w:t>
+      </w:r>
+      <w:r>
+        <w:rPr>
+          <w:rFonts w:hint="eastAsia"/>
+        </w:rPr>
+        <w:t>其他</w:t>
       </w:r>
       <w:r>
         <w:rPr>
@@ -3274,13 +3979,89 @@
         <w:rPr>
           <w:rFonts w:hint="eastAsia"/>
         </w:rPr>
-        <w:t>1</w:t>
-      </w:r>
-      <w:r>
-        <w:rPr>
-          <w:rFonts w:hint="eastAsia"/>
-        </w:rPr>
-        <w:t>人</w:t>
+        <w:t>* </w:t>
+      </w:r>
+      <w:r>
+        <w:rPr>
+          <w:rFonts w:hint="eastAsia"/>
+        </w:rPr>
+        <w:t>信箱</w:t>
+      </w:r>
+      <w:r>
+        <w:rPr>
+          <w:rFonts w:hint="eastAsia"/>
+        </w:rPr>
+        <w:t xml:space="preserve">  11056042@ntub.edu.tw</w:t>
+      </w:r>
+    </w:p>
+    <w:p>
+      <w:r>
+        <w:rPr>
+          <w:rFonts w:hint="eastAsia"/>
+        </w:rPr>
+        <w:t>* </w:t>
+      </w:r>
+      <w:r>
+        <w:rPr>
+          <w:rFonts w:hint="eastAsia"/>
+        </w:rPr>
+        <w:t>手機</w:t>
+      </w:r>
+      <w:r>
+        <w:rPr>
+          <w:rFonts w:hint="eastAsia"/>
+        </w:rPr>
+        <w:t xml:space="preserve">  0979010797</w:t>
+      </w:r>
+    </w:p>
+    <w:p>
+      <w:r>
+        <w:rPr>
+          <w:rFonts w:hint="eastAsia"/>
+        </w:rPr>
+        <w:t>* </w:t>
+      </w:r>
+      <w:r>
+        <w:rPr>
+          <w:rFonts w:hint="eastAsia"/>
+        </w:rPr>
+        <w:t>得獎冠軍帽寄送地址</w:t>
+      </w:r>
+      <w:r>
+        <w:rPr>
+          <w:rFonts w:hint="eastAsia"/>
+        </w:rPr>
+        <w:t xml:space="preserve"> </w:t>
+      </w:r>
+      <w:r>
+        <w:rPr>
+          <w:rFonts w:hint="eastAsia"/>
+        </w:rPr>
+        <w:t>台北市松山區市民大道</w:t>
+      </w:r>
+      <w:r>
+        <w:rPr>
+          <w:rFonts w:hint="eastAsia"/>
+        </w:rPr>
+        <w:t>4</w:t>
+      </w:r>
+      <w:r>
+        <w:rPr>
+          <w:rFonts w:hint="eastAsia"/>
+        </w:rPr>
+        <w:t>段</w:t>
+      </w:r>
+      <w:r>
+        <w:rPr>
+          <w:rFonts w:hint="eastAsia"/>
+        </w:rPr>
+        <w:t>207</w:t>
+      </w:r>
+      <w:r>
+        <w:rPr>
+          <w:rFonts w:hint="eastAsia"/>
+        </w:rPr>
+        <w:t>號</w:t>
       </w:r>
       <w:r>
         <w:rPr>
@@ -3292,81 +4073,7 @@
         <w:rPr>
           <w:rFonts w:hint="eastAsia"/>
         </w:rPr>
-        <w:t>人</w:t>
-      </w:r>
-      <w:r>
-        <w:rPr>
-          <w:rFonts w:hint="eastAsia"/>
-        </w:rPr>
-        <w:t>3</w:t>
-      </w:r>
-      <w:r>
-        <w:rPr>
-          <w:rFonts w:hint="eastAsia"/>
-        </w:rPr>
-        <w:t>人</w:t>
-      </w:r>
-      <w:r>
-        <w:rPr>
-          <w:rFonts w:hint="eastAsia"/>
-          <w:highlight w:val="yellow"/>
-        </w:rPr>
-        <w:t>4</w:t>
-      </w:r>
-      <w:r>
-        <w:rPr>
-          <w:rFonts w:hint="eastAsia"/>
-          <w:highlight w:val="yellow"/>
-        </w:rPr>
-        <w:t>人</w:t>
-      </w:r>
-      <w:r>
-        <w:rPr>
-          <w:rFonts w:hint="eastAsia"/>
-        </w:rPr>
-        <w:t>5</w:t>
-      </w:r>
-      <w:r>
-        <w:rPr>
-          <w:rFonts w:hint="eastAsia"/>
-        </w:rPr>
-        <w:t>人</w:t>
-      </w:r>
-      <w:r>
-        <w:rPr>
-          <w:rFonts w:hint="eastAsia"/>
-        </w:rPr>
-        <w:t>6</w:t>
-      </w:r>
-      <w:r>
-        <w:rPr>
-          <w:rFonts w:hint="eastAsia"/>
-        </w:rPr>
-        <w:t>人</w:t>
-      </w:r>
-      <w:r>
-        <w:rPr>
-          <w:rFonts w:hint="eastAsia"/>
-        </w:rPr>
-        <w:t>7</w:t>
-      </w:r>
-      <w:r>
-        <w:rPr>
-          <w:rFonts w:hint="eastAsia"/>
-        </w:rPr>
-        <w:t>人</w:t>
-      </w:r>
-      <w:r>
-        <w:rPr>
-          <w:rFonts w:hint="eastAsia"/>
-        </w:rPr>
-        <w:t>8</w:t>
-      </w:r>
-      <w:r>
-        <w:rPr>
-          <w:rFonts w:hint="eastAsia"/>
-        </w:rPr>
-        <w:t>人</w:t>
+        <w:t>樓</w:t>
       </w:r>
     </w:p>
     <w:p/>
@@ -3375,13 +4082,7 @@
         <w:t>組員</w:t>
       </w:r>
       <w:r>
-        <w:t>1 (</w:t>
-      </w:r>
-      <w:r>
-        <w:t>主要聯絡人</w:t>
-      </w:r>
-      <w:r>
-        <w:t>)</w:t>
+        <w:t>2</w:t>
       </w:r>
     </w:p>
     <w:p>
@@ -3403,7 +4104,21 @@
         <w:rPr>
           <w:rFonts w:hint="eastAsia"/>
         </w:rPr>
-        <w:t>五專專五</w:t>
+        <w:t>五專</w:t>
+      </w:r>
+      <w:proofErr w:type="gramStart"/>
+      <w:r>
+        <w:rPr>
+          <w:rFonts w:hint="eastAsia"/>
+        </w:rPr>
+        <w:t>專</w:t>
+      </w:r>
+      <w:proofErr w:type="gramEnd"/>
+      <w:r>
+        <w:rPr>
+          <w:rFonts w:hint="eastAsia"/>
+        </w:rPr>
+        <w:t>五</w:t>
       </w:r>
     </w:p>
     <w:p>
@@ -3447,407 +4162,21 @@
         <w:rPr>
           <w:rFonts w:hint="eastAsia"/>
         </w:rPr>
-        <w:lastRenderedPageBreak/>
-        <w:t>國立臺北商業大學</w:t>
-      </w:r>
-    </w:p>
-    <w:p>
-      <w:r>
-        <w:rPr>
-          <w:rFonts w:hint="eastAsia"/>
-        </w:rPr>
-        <w:t>* </w:t>
-      </w:r>
-      <w:r>
-        <w:rPr>
-          <w:rFonts w:hint="eastAsia"/>
-        </w:rPr>
-        <w:t>科系</w:t>
-      </w:r>
-      <w:r>
-        <w:rPr>
-          <w:rFonts w:hint="eastAsia"/>
-        </w:rPr>
-        <w:t xml:space="preserve"> </w:t>
-      </w:r>
-      <w:r>
-        <w:rPr>
-          <w:rFonts w:hint="eastAsia"/>
-        </w:rPr>
-        <w:t>資訊管理系</w:t>
-      </w:r>
-    </w:p>
-    <w:p>
-      <w:r>
-        <w:rPr>
-          <w:rFonts w:hint="eastAsia"/>
-        </w:rPr>
-        <w:t>* </w:t>
-      </w:r>
-      <w:r>
-        <w:rPr>
-          <w:rFonts w:hint="eastAsia"/>
-        </w:rPr>
-        <w:t>姓名</w:t>
-      </w:r>
-      <w:r>
-        <w:rPr>
-          <w:rFonts w:hint="eastAsia"/>
-        </w:rPr>
-        <w:t xml:space="preserve">  </w:t>
-      </w:r>
-      <w:r>
-        <w:rPr>
-          <w:rFonts w:hint="eastAsia"/>
-        </w:rPr>
-        <w:t>中</w:t>
-      </w:r>
-      <w:r>
-        <w:rPr>
-          <w:rFonts w:hint="eastAsia"/>
-        </w:rPr>
-        <w:t xml:space="preserve"> </w:t>
-      </w:r>
-      <w:r>
-        <w:rPr>
-          <w:rFonts w:hint="eastAsia"/>
-        </w:rPr>
-        <w:t>李品臻</w:t>
-      </w:r>
-      <w:r>
-        <w:rPr>
-          <w:rFonts w:hint="eastAsia"/>
-        </w:rPr>
-        <w:t xml:space="preserve">  </w:t>
-      </w:r>
-      <w:r>
-        <w:rPr>
-          <w:rFonts w:hint="eastAsia"/>
-        </w:rPr>
-        <w:t>英</w:t>
-      </w:r>
-      <w:r>
-        <w:rPr>
-          <w:rFonts w:hint="eastAsia"/>
-        </w:rPr>
-        <w:t xml:space="preserve"> </w:t>
-      </w:r>
-      <w:r>
-        <w:rPr>
-          <w:rFonts w:hint="eastAsia"/>
-        </w:rPr>
-        <w:t>LEE,PIN-ZHEN</w:t>
-      </w:r>
-    </w:p>
-    <w:p>
-      <w:r>
-        <w:rPr>
-          <w:rFonts w:hint="eastAsia"/>
-        </w:rPr>
-        <w:t>* </w:t>
-      </w:r>
-      <w:r>
-        <w:rPr>
-          <w:rFonts w:hint="eastAsia"/>
-        </w:rPr>
-        <w:t>團隊分工職務</w:t>
-      </w:r>
-      <w:r>
-        <w:rPr>
-          <w:rFonts w:hint="eastAsia"/>
-        </w:rPr>
-        <w:t>(</w:t>
-      </w:r>
-      <w:r>
-        <w:rPr>
-          <w:rFonts w:hint="eastAsia"/>
-        </w:rPr>
-        <w:t>可複選</w:t>
-      </w:r>
-      <w:r>
-        <w:rPr>
-          <w:rFonts w:hint="eastAsia"/>
-        </w:rPr>
-        <w:t>)</w:t>
-      </w:r>
-    </w:p>
-    <w:p>
-      <w:r>
-        <w:rPr>
-          <w:rFonts w:hint="eastAsia"/>
-        </w:rPr>
-        <w:t>組長</w:t>
-      </w:r>
-      <w:r>
-        <w:rPr>
-          <w:rFonts w:hint="eastAsia"/>
-        </w:rPr>
-        <w:t xml:space="preserve">  </w:t>
-      </w:r>
-      <w:r>
-        <w:rPr>
-          <w:rFonts w:hint="eastAsia"/>
-          <w:highlight w:val="yellow"/>
-        </w:rPr>
-        <w:t>簡報者</w:t>
-      </w:r>
-      <w:r>
-        <w:rPr>
-          <w:rFonts w:hint="eastAsia"/>
-        </w:rPr>
-        <w:t xml:space="preserve">  </w:t>
-      </w:r>
-      <w:r>
-        <w:rPr>
-          <w:rFonts w:hint="eastAsia"/>
-        </w:rPr>
-        <w:t>創意貢獻者</w:t>
-      </w:r>
-      <w:r>
-        <w:rPr>
-          <w:rFonts w:hint="eastAsia"/>
-        </w:rPr>
-        <w:t xml:space="preserve">  </w:t>
-      </w:r>
-      <w:r>
-        <w:rPr>
-          <w:rFonts w:hint="eastAsia"/>
-          <w:highlight w:val="yellow"/>
-        </w:rPr>
-        <w:t>程式開發</w:t>
-      </w:r>
-      <w:r>
-        <w:rPr>
-          <w:rFonts w:hint="eastAsia"/>
-        </w:rPr>
-        <w:t xml:space="preserve">  </w:t>
-      </w:r>
-      <w:r>
-        <w:rPr>
-          <w:rFonts w:hint="eastAsia"/>
-          <w:highlight w:val="yellow"/>
-        </w:rPr>
-        <w:t>文件製作</w:t>
-      </w:r>
-      <w:r>
-        <w:rPr>
-          <w:rFonts w:hint="eastAsia"/>
-        </w:rPr>
-        <w:t xml:space="preserve">  </w:t>
-      </w:r>
-      <w:r>
-        <w:rPr>
-          <w:rFonts w:hint="eastAsia"/>
-          <w:highlight w:val="yellow"/>
-        </w:rPr>
-        <w:t>美工</w:t>
-      </w:r>
-      <w:r>
-        <w:rPr>
-          <w:rFonts w:hint="eastAsia"/>
-        </w:rPr>
-        <w:t xml:space="preserve">  </w:t>
-      </w:r>
-      <w:r>
-        <w:rPr>
-          <w:rFonts w:hint="eastAsia"/>
-        </w:rPr>
-        <w:t>影片製作</w:t>
-      </w:r>
-      <w:r>
-        <w:rPr>
-          <w:rFonts w:hint="eastAsia"/>
-        </w:rPr>
-        <w:t xml:space="preserve">  </w:t>
-      </w:r>
-      <w:r>
-        <w:rPr>
-          <w:rFonts w:hint="eastAsia"/>
-        </w:rPr>
-        <w:t>其他</w:t>
-      </w:r>
-      <w:r>
-        <w:rPr>
-          <w:rFonts w:hint="eastAsia"/>
-        </w:rPr>
-        <w:t> </w:t>
-      </w:r>
-    </w:p>
-    <w:p>
-      <w:r>
-        <w:rPr>
-          <w:rFonts w:hint="eastAsia"/>
-        </w:rPr>
-        <w:t>* </w:t>
-      </w:r>
-      <w:r>
-        <w:rPr>
-          <w:rFonts w:hint="eastAsia"/>
-        </w:rPr>
-        <w:t>信箱</w:t>
-      </w:r>
-      <w:r>
-        <w:rPr>
-          <w:rFonts w:hint="eastAsia"/>
-        </w:rPr>
-        <w:t xml:space="preserve">  11056042@ntub.edu.tw</w:t>
-      </w:r>
-    </w:p>
-    <w:p>
-      <w:r>
-        <w:rPr>
-          <w:rFonts w:hint="eastAsia"/>
-        </w:rPr>
-        <w:t>* </w:t>
-      </w:r>
-      <w:r>
-        <w:rPr>
-          <w:rFonts w:hint="eastAsia"/>
-        </w:rPr>
-        <w:t>手機</w:t>
-      </w:r>
-      <w:r>
-        <w:rPr>
-          <w:rFonts w:hint="eastAsia"/>
-        </w:rPr>
-        <w:t xml:space="preserve">  0979010797</w:t>
-      </w:r>
-    </w:p>
-    <w:p>
-      <w:r>
-        <w:rPr>
-          <w:rFonts w:hint="eastAsia"/>
-        </w:rPr>
-        <w:t>* </w:t>
-      </w:r>
-      <w:r>
-        <w:rPr>
-          <w:rFonts w:hint="eastAsia"/>
-        </w:rPr>
-        <w:t>得獎冠軍帽寄送地址</w:t>
-      </w:r>
-      <w:r>
-        <w:rPr>
-          <w:rFonts w:hint="eastAsia"/>
-        </w:rPr>
-        <w:t xml:space="preserve"> </w:t>
-      </w:r>
-      <w:r>
-        <w:rPr>
-          <w:rFonts w:hint="eastAsia"/>
-        </w:rPr>
-        <w:t>台北市松山區市民大道</w:t>
-      </w:r>
-      <w:r>
-        <w:rPr>
-          <w:rFonts w:hint="eastAsia"/>
-        </w:rPr>
-        <w:t>4</w:t>
-      </w:r>
-      <w:r>
-        <w:rPr>
-          <w:rFonts w:hint="eastAsia"/>
-        </w:rPr>
-        <w:t>段</w:t>
-      </w:r>
-      <w:r>
-        <w:rPr>
-          <w:rFonts w:hint="eastAsia"/>
-        </w:rPr>
-        <w:t>207</w:t>
-      </w:r>
-      <w:r>
-        <w:rPr>
-          <w:rFonts w:hint="eastAsia"/>
-        </w:rPr>
-        <w:t>號</w:t>
-      </w:r>
-      <w:r>
-        <w:rPr>
-          <w:rFonts w:hint="eastAsia"/>
-        </w:rPr>
-        <w:t>2</w:t>
-      </w:r>
-      <w:r>
-        <w:rPr>
-          <w:rFonts w:hint="eastAsia"/>
-        </w:rPr>
-        <w:t>樓</w:t>
-      </w:r>
-    </w:p>
-    <w:p/>
-    <w:p>
-      <w:r>
-        <w:t>組員</w:t>
-      </w:r>
-      <w:r>
-        <w:t>2</w:t>
-      </w:r>
-    </w:p>
-    <w:p>
-      <w:r>
-        <w:rPr>
-          <w:rFonts w:hint="eastAsia"/>
-        </w:rPr>
-        <w:t>* </w:t>
-      </w:r>
-      <w:r>
-        <w:rPr>
-          <w:rFonts w:hint="eastAsia"/>
-        </w:rPr>
-        <w:t>學級</w:t>
-      </w:r>
-    </w:p>
-    <w:p>
-      <w:r>
-        <w:rPr>
-          <w:rFonts w:hint="eastAsia"/>
-        </w:rPr>
-        <w:t>五專專五</w:t>
-      </w:r>
-    </w:p>
-    <w:p>
-      <w:r>
-        <w:rPr>
-          <w:rFonts w:hint="eastAsia"/>
-        </w:rPr>
-        <w:t>* </w:t>
-      </w:r>
-      <w:r>
-        <w:rPr>
-          <w:rFonts w:hint="eastAsia"/>
-        </w:rPr>
-        <w:t>學校區域</w:t>
-      </w:r>
-    </w:p>
-    <w:p>
-      <w:r>
-        <w:rPr>
-          <w:rFonts w:hint="eastAsia"/>
-        </w:rPr>
-        <w:t>北區</w:t>
-      </w:r>
-    </w:p>
-    <w:p>
-      <w:r>
-        <w:rPr>
-          <w:rFonts w:hint="eastAsia"/>
-        </w:rPr>
-        <w:t>* </w:t>
-      </w:r>
-      <w:r>
-        <w:rPr>
-          <w:rFonts w:hint="eastAsia"/>
-        </w:rPr>
-        <w:t>學校名稱</w:t>
-      </w:r>
-    </w:p>
-    <w:p>
-      <w:r>
-        <w:rPr>
-          <w:rFonts w:hint="eastAsia"/>
-        </w:rPr>
-        <w:t>國立臺北商業大學</w:t>
+        <w:t>國立</w:t>
+      </w:r>
+      <w:proofErr w:type="gramStart"/>
+      <w:r>
+        <w:rPr>
+          <w:rFonts w:hint="eastAsia"/>
+        </w:rPr>
+        <w:t>臺</w:t>
+      </w:r>
+      <w:proofErr w:type="gramEnd"/>
+      <w:r>
+        <w:rPr>
+          <w:rFonts w:hint="eastAsia"/>
+        </w:rPr>
+        <w:t>北商業大學</w:t>
       </w:r>
     </w:p>
     <w:p>
@@ -4163,7 +4492,21 @@
         <w:rPr>
           <w:rFonts w:hint="eastAsia"/>
         </w:rPr>
-        <w:t>五專專五</w:t>
+        <w:t>五專</w:t>
+      </w:r>
+      <w:proofErr w:type="gramStart"/>
+      <w:r>
+        <w:rPr>
+          <w:rFonts w:hint="eastAsia"/>
+        </w:rPr>
+        <w:t>專</w:t>
+      </w:r>
+      <w:proofErr w:type="gramEnd"/>
+      <w:r>
+        <w:rPr>
+          <w:rFonts w:hint="eastAsia"/>
+        </w:rPr>
+        <w:t>五</w:t>
       </w:r>
     </w:p>
     <w:p>
@@ -4213,7 +4556,21 @@
         <w:rPr>
           <w:rFonts w:hint="eastAsia"/>
         </w:rPr>
-        <w:t>國立臺北商業大學</w:t>
+        <w:t>國立</w:t>
+      </w:r>
+      <w:proofErr w:type="gramStart"/>
+      <w:r>
+        <w:rPr>
+          <w:rFonts w:hint="eastAsia"/>
+        </w:rPr>
+        <w:t>臺</w:t>
+      </w:r>
+      <w:proofErr w:type="gramEnd"/>
+      <w:r>
+        <w:rPr>
+          <w:rFonts w:hint="eastAsia"/>
+        </w:rPr>
+        <w:t>北商業大學</w:t>
       </w:r>
     </w:p>
     <w:p>
@@ -4518,7 +4875,21 @@
         <w:rPr>
           <w:rFonts w:hint="eastAsia"/>
         </w:rPr>
-        <w:t>五專專五</w:t>
+        <w:t>五專</w:t>
+      </w:r>
+      <w:proofErr w:type="gramStart"/>
+      <w:r>
+        <w:rPr>
+          <w:rFonts w:hint="eastAsia"/>
+        </w:rPr>
+        <w:t>專</w:t>
+      </w:r>
+      <w:proofErr w:type="gramEnd"/>
+      <w:r>
+        <w:rPr>
+          <w:rFonts w:hint="eastAsia"/>
+        </w:rPr>
+        <w:t>五</w:t>
       </w:r>
     </w:p>
     <w:p>
@@ -4562,7 +4933,21 @@
         <w:rPr>
           <w:rFonts w:hint="eastAsia"/>
         </w:rPr>
-        <w:t>國立臺北商業大學</w:t>
+        <w:t>國立</w:t>
+      </w:r>
+      <w:proofErr w:type="gramStart"/>
+      <w:r>
+        <w:rPr>
+          <w:rFonts w:hint="eastAsia"/>
+        </w:rPr>
+        <w:t>臺</w:t>
+      </w:r>
+      <w:proofErr w:type="gramEnd"/>
+      <w:r>
+        <w:rPr>
+          <w:rFonts w:hint="eastAsia"/>
+        </w:rPr>
+        <w:t>北商業大學</w:t>
       </w:r>
     </w:p>
     <w:p>
@@ -4943,7 +5328,21 @@
         <w:rPr>
           <w:rFonts w:hint="eastAsia"/>
         </w:rPr>
-        <w:t>國立臺北商業大學</w:t>
+        <w:t>國立</w:t>
+      </w:r>
+      <w:proofErr w:type="gramStart"/>
+      <w:r>
+        <w:rPr>
+          <w:rFonts w:hint="eastAsia"/>
+        </w:rPr>
+        <w:t>臺</w:t>
+      </w:r>
+      <w:proofErr w:type="gramEnd"/>
+      <w:r>
+        <w:rPr>
+          <w:rFonts w:hint="eastAsia"/>
+        </w:rPr>
+        <w:t>北商業大學</w:t>
       </w:r>
     </w:p>
     <w:p>
@@ -4999,11 +5398,6 @@
       </w:r>
     </w:p>
     <w:p>
-      <w:pPr>
-        <w:rPr>
-          <w:rFonts w:hint="eastAsia"/>
-        </w:rPr>
-      </w:pPr>
       <w:r>
         <w:rPr>
           <w:rFonts w:hint="eastAsia"/>
@@ -5212,6 +5606,766 @@
           <w:rFonts w:hint="eastAsia"/>
         </w:rPr>
         <w:t>不同意</w:t>
+      </w:r>
+    </w:p>
+    <w:p>
+      <w:pPr>
+        <w:widowControl/>
+      </w:pPr>
+      <w:r>
+        <w:br w:type="page"/>
+      </w:r>
+    </w:p>
+    <w:p>
+      <w:pPr>
+        <w:rPr>
+          <w:b/>
+          <w:bCs/>
+          <w:sz w:val="36"/>
+          <w:szCs w:val="36"/>
+          <w:u w:val="single"/>
+        </w:rPr>
+      </w:pPr>
+      <w:r>
+        <w:rPr>
+          <w:rFonts w:hint="eastAsia"/>
+          <w:b/>
+          <w:bCs/>
+          <w:sz w:val="36"/>
+          <w:szCs w:val="36"/>
+          <w:u w:val="single"/>
+        </w:rPr>
+        <w:lastRenderedPageBreak/>
+        <w:t> </w:t>
+      </w:r>
+      <w:r>
+        <w:rPr>
+          <w:rFonts w:hint="eastAsia"/>
+          <w:b/>
+          <w:bCs/>
+          <w:sz w:val="36"/>
+          <w:szCs w:val="36"/>
+          <w:u w:val="single"/>
+        </w:rPr>
+        <w:t>報名組別</w:t>
+      </w:r>
+    </w:p>
+    <w:p>
+      <w:pPr>
+        <w:rPr>
+          <w:rFonts w:hint="eastAsia"/>
+        </w:rPr>
+      </w:pPr>
+      <w:r>
+        <w:rPr>
+          <w:rFonts w:hint="eastAsia"/>
+        </w:rPr>
+        <w:t>大會專題類</w:t>
+      </w:r>
+    </w:p>
+    <w:p>
+      <w:pPr>
+        <w:numPr>
+          <w:ilvl w:val="0"/>
+          <w:numId w:val="4"/>
+        </w:numPr>
+        <w:rPr>
+          <w:rFonts w:hint="eastAsia"/>
+        </w:rPr>
+      </w:pPr>
+      <w:r>
+        <w:rPr>
+          <w:rFonts w:hint="eastAsia"/>
+        </w:rPr>
+        <w:t>資訊應用組</w:t>
+      </w:r>
+    </w:p>
+    <w:p>
+      <w:pPr>
+        <w:numPr>
+          <w:ilvl w:val="0"/>
+          <w:numId w:val="4"/>
+        </w:numPr>
+        <w:rPr>
+          <w:rFonts w:hint="eastAsia"/>
+        </w:rPr>
+      </w:pPr>
+      <w:r>
+        <w:rPr>
+          <w:rFonts w:hint="eastAsia"/>
+        </w:rPr>
+        <w:t>產學合作組</w:t>
+      </w:r>
+    </w:p>
+    <w:p>
+      <w:pPr>
+        <w:numPr>
+          <w:ilvl w:val="0"/>
+          <w:numId w:val="4"/>
+        </w:numPr>
+        <w:rPr>
+          <w:rFonts w:hint="eastAsia"/>
+        </w:rPr>
+      </w:pPr>
+      <w:r>
+        <w:rPr>
+          <w:rFonts w:hint="eastAsia"/>
+        </w:rPr>
+        <w:t>AI</w:t>
+      </w:r>
+      <w:r>
+        <w:rPr>
+          <w:rFonts w:hint="eastAsia"/>
+        </w:rPr>
+        <w:t>工具運用組</w:t>
+      </w:r>
+    </w:p>
+    <w:p>
+      <w:pPr>
+        <w:rPr>
+          <w:rFonts w:hint="eastAsia"/>
+        </w:rPr>
+      </w:pPr>
+      <w:r>
+        <w:rPr>
+          <w:rFonts w:hint="eastAsia"/>
+        </w:rPr>
+        <w:t>國際交流類</w:t>
+      </w:r>
+    </w:p>
+    <w:p>
+      <w:pPr>
+        <w:numPr>
+          <w:ilvl w:val="0"/>
+          <w:numId w:val="5"/>
+        </w:numPr>
+        <w:rPr>
+          <w:rFonts w:hint="eastAsia"/>
+        </w:rPr>
+      </w:pPr>
+      <w:r>
+        <w:rPr>
+          <w:rFonts w:hint="eastAsia"/>
+        </w:rPr>
+        <w:t>國際交流</w:t>
+      </w:r>
+      <w:r>
+        <w:rPr>
+          <w:rFonts w:hint="eastAsia"/>
+        </w:rPr>
+        <w:t>-</w:t>
+      </w:r>
+      <w:r>
+        <w:rPr>
+          <w:rFonts w:hint="eastAsia"/>
+        </w:rPr>
+        <w:t>英文組</w:t>
+      </w:r>
+    </w:p>
+    <w:p>
+      <w:pPr>
+        <w:pBdr>
+          <w:top w:val="single" w:sz="4" w:space="1" w:color="auto"/>
+          <w:left w:val="single" w:sz="4" w:space="4" w:color="auto"/>
+          <w:bottom w:val="single" w:sz="4" w:space="1" w:color="auto"/>
+          <w:right w:val="single" w:sz="4" w:space="4" w:color="auto"/>
+        </w:pBdr>
+        <w:tabs>
+          <w:tab w:val="num" w:pos="720"/>
+        </w:tabs>
+      </w:pPr>
+      <w:r>
+        <w:t>說明</w:t>
+      </w:r>
+    </w:p>
+    <w:p>
+      <w:pPr>
+        <w:pStyle w:val="a9"/>
+        <w:numPr>
+          <w:ilvl w:val="0"/>
+          <w:numId w:val="8"/>
+        </w:numPr>
+        <w:pBdr>
+          <w:top w:val="single" w:sz="4" w:space="1" w:color="auto"/>
+          <w:left w:val="single" w:sz="4" w:space="4" w:color="auto"/>
+          <w:bottom w:val="single" w:sz="4" w:space="1" w:color="auto"/>
+          <w:right w:val="single" w:sz="4" w:space="4" w:color="auto"/>
+        </w:pBdr>
+        <w:tabs>
+          <w:tab w:val="num" w:pos="720"/>
+        </w:tabs>
+      </w:pPr>
+      <w:r>
+        <w:rPr>
+          <w:rFonts w:hint="eastAsia"/>
+        </w:rPr>
+        <w:t>大專、碩博士生所有系所皆可報名，僅資訊應用組</w:t>
+      </w:r>
+      <w:r>
+        <w:rPr>
+          <w:rFonts w:hint="eastAsia"/>
+        </w:rPr>
+        <w:t>-</w:t>
+      </w:r>
+      <w:r>
+        <w:rPr>
+          <w:rFonts w:hint="eastAsia"/>
+        </w:rPr>
+        <w:t>資管系一個學校報名以</w:t>
+      </w:r>
+      <w:r>
+        <w:rPr>
+          <w:rFonts w:hint="eastAsia"/>
+        </w:rPr>
+        <w:t>3</w:t>
+      </w:r>
+      <w:r>
+        <w:rPr>
+          <w:rFonts w:hint="eastAsia"/>
+        </w:rPr>
+        <w:t>隊為上限。</w:t>
+      </w:r>
+    </w:p>
+    <w:p>
+      <w:pPr>
+        <w:pStyle w:val="a9"/>
+        <w:numPr>
+          <w:ilvl w:val="0"/>
+          <w:numId w:val="8"/>
+        </w:numPr>
+        <w:pBdr>
+          <w:top w:val="single" w:sz="4" w:space="1" w:color="auto"/>
+          <w:left w:val="single" w:sz="4" w:space="4" w:color="auto"/>
+          <w:bottom w:val="single" w:sz="4" w:space="1" w:color="auto"/>
+          <w:right w:val="single" w:sz="4" w:space="4" w:color="auto"/>
+        </w:pBdr>
+        <w:tabs>
+          <w:tab w:val="num" w:pos="720"/>
+        </w:tabs>
+        <w:rPr>
+          <w:rFonts w:hint="eastAsia"/>
+        </w:rPr>
+      </w:pPr>
+      <w:r>
+        <w:rPr>
+          <w:rFonts w:hint="eastAsia"/>
+        </w:rPr>
+        <w:t>每隊最多只能選</w:t>
+      </w:r>
+      <w:r>
+        <w:rPr>
+          <w:rFonts w:hint="eastAsia"/>
+        </w:rPr>
+        <w:t>2</w:t>
+      </w:r>
+      <w:r>
+        <w:rPr>
+          <w:rFonts w:hint="eastAsia"/>
+        </w:rPr>
+        <w:t>組</w:t>
+      </w:r>
+      <w:r>
+        <w:rPr>
+          <w:rFonts w:hint="eastAsia"/>
+        </w:rPr>
+        <w:t>(</w:t>
+      </w:r>
+      <w:r>
+        <w:rPr>
+          <w:rFonts w:hint="eastAsia"/>
+        </w:rPr>
+        <w:t>跨類別各選</w:t>
+      </w:r>
+      <w:r>
+        <w:rPr>
+          <w:rFonts w:hint="eastAsia"/>
+        </w:rPr>
+        <w:t>1</w:t>
+      </w:r>
+      <w:r>
+        <w:rPr>
+          <w:rFonts w:hint="eastAsia"/>
+        </w:rPr>
+        <w:t>組</w:t>
+      </w:r>
+      <w:r>
+        <w:rPr>
+          <w:rFonts w:hint="eastAsia"/>
+        </w:rPr>
+        <w:t>)</w:t>
+      </w:r>
+      <w:r>
+        <w:rPr>
+          <w:rFonts w:hint="eastAsia"/>
+        </w:rPr>
+        <w:t>，</w:t>
+      </w:r>
+      <w:proofErr w:type="gramStart"/>
+      <w:r>
+        <w:rPr>
+          <w:rFonts w:hint="eastAsia"/>
+        </w:rPr>
+        <w:t>鈦坦敏捷</w:t>
+      </w:r>
+      <w:proofErr w:type="gramEnd"/>
+      <w:r>
+        <w:rPr>
+          <w:rFonts w:hint="eastAsia"/>
+        </w:rPr>
+        <w:t>開發特別獎不在「每隊最多只能報名</w:t>
+      </w:r>
+      <w:r>
+        <w:rPr>
+          <w:rFonts w:hint="eastAsia"/>
+        </w:rPr>
+        <w:t>2</w:t>
+      </w:r>
+      <w:r>
+        <w:rPr>
+          <w:rFonts w:hint="eastAsia"/>
+        </w:rPr>
+        <w:t>類，每一類別最多只能報名</w:t>
+      </w:r>
+      <w:r>
+        <w:rPr>
+          <w:rFonts w:hint="eastAsia"/>
+        </w:rPr>
+        <w:t>1</w:t>
+      </w:r>
+      <w:r>
+        <w:rPr>
+          <w:rFonts w:hint="eastAsia"/>
+        </w:rPr>
+        <w:t>組。」之限制。</w:t>
+      </w:r>
+    </w:p>
+    <w:p>
+      <w:pPr>
+        <w:rPr>
+          <w:rFonts w:hint="eastAsia"/>
+        </w:rPr>
+      </w:pPr>
+      <w:r>
+        <w:rPr>
+          <w:rFonts w:hint="eastAsia"/>
+        </w:rPr>
+        <w:t>指定專題類</w:t>
+      </w:r>
+    </w:p>
+    <w:p>
+      <w:pPr>
+        <w:numPr>
+          <w:ilvl w:val="0"/>
+          <w:numId w:val="7"/>
+        </w:numPr>
+        <w:rPr>
+          <w:rFonts w:hint="eastAsia"/>
+        </w:rPr>
+      </w:pPr>
+      <w:r>
+        <w:rPr>
+          <w:rFonts w:hint="eastAsia"/>
+        </w:rPr>
+        <w:t>產業創新</w:t>
+      </w:r>
+      <w:r>
+        <w:rPr>
+          <w:rFonts w:hint="eastAsia"/>
+        </w:rPr>
+        <w:t>AI</w:t>
+      </w:r>
+      <w:r>
+        <w:rPr>
+          <w:rFonts w:hint="eastAsia"/>
+        </w:rPr>
+        <w:t>組</w:t>
+      </w:r>
+    </w:p>
+    <w:p>
+      <w:pPr>
+        <w:numPr>
+          <w:ilvl w:val="0"/>
+          <w:numId w:val="7"/>
+        </w:numPr>
+        <w:rPr>
+          <w:rFonts w:hint="eastAsia"/>
+        </w:rPr>
+      </w:pPr>
+      <w:r>
+        <w:rPr>
+          <w:rFonts w:hint="eastAsia"/>
+        </w:rPr>
+        <w:t>教育開放資料組</w:t>
+      </w:r>
+    </w:p>
+    <w:p>
+      <w:pPr>
+        <w:numPr>
+          <w:ilvl w:val="0"/>
+          <w:numId w:val="7"/>
+        </w:numPr>
+        <w:rPr>
+          <w:rFonts w:hint="eastAsia"/>
+        </w:rPr>
+      </w:pPr>
+      <w:proofErr w:type="gramStart"/>
+      <w:r>
+        <w:rPr>
+          <w:rFonts w:hint="eastAsia"/>
+        </w:rPr>
+        <w:t>資安應用</w:t>
+      </w:r>
+      <w:proofErr w:type="gramEnd"/>
+      <w:r>
+        <w:rPr>
+          <w:rFonts w:hint="eastAsia"/>
+        </w:rPr>
+        <w:t>組</w:t>
+      </w:r>
+    </w:p>
+    <w:p>
+      <w:pPr>
+        <w:numPr>
+          <w:ilvl w:val="0"/>
+          <w:numId w:val="7"/>
+        </w:numPr>
+        <w:rPr>
+          <w:rFonts w:hint="eastAsia"/>
+        </w:rPr>
+      </w:pPr>
+      <w:proofErr w:type="gramStart"/>
+      <w:r>
+        <w:rPr>
+          <w:rFonts w:hint="eastAsia"/>
+        </w:rPr>
+        <w:t>資安技術</w:t>
+      </w:r>
+      <w:proofErr w:type="gramEnd"/>
+      <w:r>
+        <w:rPr>
+          <w:rFonts w:hint="eastAsia"/>
+        </w:rPr>
+        <w:t>組</w:t>
+      </w:r>
+    </w:p>
+    <w:p>
+      <w:pPr>
+        <w:numPr>
+          <w:ilvl w:val="0"/>
+          <w:numId w:val="7"/>
+        </w:numPr>
+        <w:rPr>
+          <w:rFonts w:hint="eastAsia"/>
+        </w:rPr>
+      </w:pPr>
+      <w:r>
+        <w:rPr>
+          <w:rFonts w:hint="eastAsia"/>
+        </w:rPr>
+        <w:t>教育</w:t>
+      </w:r>
+      <w:r>
+        <w:rPr>
+          <w:rFonts w:hint="eastAsia"/>
+        </w:rPr>
+        <w:t>AI</w:t>
+      </w:r>
+      <w:r>
+        <w:rPr>
+          <w:rFonts w:hint="eastAsia"/>
+        </w:rPr>
+        <w:t>組</w:t>
+      </w:r>
+    </w:p>
+    <w:p>
+      <w:pPr>
+        <w:numPr>
+          <w:ilvl w:val="0"/>
+          <w:numId w:val="7"/>
+        </w:numPr>
+        <w:rPr>
+          <w:rFonts w:hint="eastAsia"/>
+        </w:rPr>
+      </w:pPr>
+      <w:r>
+        <w:rPr>
+          <w:rFonts w:hint="eastAsia"/>
+        </w:rPr>
+        <w:t>勞工保障及保險智慧服務組</w:t>
+      </w:r>
+    </w:p>
+    <w:p>
+      <w:pPr>
+        <w:numPr>
+          <w:ilvl w:val="0"/>
+          <w:numId w:val="7"/>
+        </w:numPr>
+        <w:rPr>
+          <w:rFonts w:hint="eastAsia"/>
+        </w:rPr>
+      </w:pPr>
+      <w:r>
+        <w:rPr>
+          <w:rFonts w:hint="eastAsia"/>
+        </w:rPr>
+        <w:t>資料隱私保護</w:t>
+      </w:r>
+      <w:r>
+        <w:rPr>
+          <w:rFonts w:hint="eastAsia"/>
+        </w:rPr>
+        <w:t>-</w:t>
+      </w:r>
+      <w:r>
+        <w:rPr>
+          <w:rFonts w:hint="eastAsia"/>
+        </w:rPr>
+        <w:t>創新應用組</w:t>
+      </w:r>
+    </w:p>
+    <w:p>
+      <w:pPr>
+        <w:numPr>
+          <w:ilvl w:val="0"/>
+          <w:numId w:val="7"/>
+        </w:numPr>
+        <w:rPr>
+          <w:rFonts w:hint="eastAsia"/>
+        </w:rPr>
+      </w:pPr>
+      <w:r>
+        <w:rPr>
+          <w:rFonts w:hint="eastAsia"/>
+        </w:rPr>
+        <w:t>商業發展治理創新組</w:t>
+      </w:r>
+    </w:p>
+    <w:p>
+      <w:pPr>
+        <w:numPr>
+          <w:ilvl w:val="0"/>
+          <w:numId w:val="7"/>
+        </w:numPr>
+        <w:rPr>
+          <w:rFonts w:hint="eastAsia"/>
+          <w:highlight w:val="yellow"/>
+        </w:rPr>
+      </w:pPr>
+      <w:proofErr w:type="gramStart"/>
+      <w:r>
+        <w:rPr>
+          <w:rFonts w:hint="eastAsia"/>
+          <w:highlight w:val="yellow"/>
+        </w:rPr>
+        <w:t>臺</w:t>
+      </w:r>
+      <w:proofErr w:type="gramEnd"/>
+      <w:r>
+        <w:rPr>
+          <w:rFonts w:hint="eastAsia"/>
+          <w:highlight w:val="yellow"/>
+        </w:rPr>
+        <w:t>北生活好便利創新應用組</w:t>
+      </w:r>
+    </w:p>
+    <w:p>
+      <w:pPr>
+        <w:numPr>
+          <w:ilvl w:val="0"/>
+          <w:numId w:val="7"/>
+        </w:numPr>
+        <w:rPr>
+          <w:rFonts w:hint="eastAsia"/>
+        </w:rPr>
+      </w:pPr>
+      <w:proofErr w:type="gramStart"/>
+      <w:r>
+        <w:rPr>
+          <w:rFonts w:hint="eastAsia"/>
+        </w:rPr>
+        <w:t>聯新國際</w:t>
+      </w:r>
+      <w:proofErr w:type="gramEnd"/>
+      <w:r>
+        <w:rPr>
+          <w:rFonts w:hint="eastAsia"/>
+        </w:rPr>
+        <w:t>智慧健康照護組</w:t>
+      </w:r>
+    </w:p>
+    <w:p>
+      <w:pPr>
+        <w:numPr>
+          <w:ilvl w:val="0"/>
+          <w:numId w:val="7"/>
+        </w:numPr>
+        <w:rPr>
+          <w:rFonts w:hint="eastAsia"/>
+        </w:rPr>
+      </w:pPr>
+      <w:proofErr w:type="gramStart"/>
+      <w:r>
+        <w:rPr>
+          <w:rFonts w:hint="eastAsia"/>
+        </w:rPr>
+        <w:t>叡</w:t>
+      </w:r>
+      <w:proofErr w:type="gramEnd"/>
+      <w:r>
+        <w:rPr>
+          <w:rFonts w:hint="eastAsia"/>
+        </w:rPr>
+        <w:t>揚智慧場域創新應用組</w:t>
+      </w:r>
+    </w:p>
+    <w:p>
+      <w:pPr>
+        <w:numPr>
+          <w:ilvl w:val="0"/>
+          <w:numId w:val="7"/>
+        </w:numPr>
+        <w:rPr>
+          <w:rFonts w:hint="eastAsia"/>
+        </w:rPr>
+      </w:pPr>
+      <w:r>
+        <w:rPr>
+          <w:rFonts w:hint="eastAsia"/>
+        </w:rPr>
+        <w:lastRenderedPageBreak/>
+        <w:t>友達智慧場域與</w:t>
+      </w:r>
+      <w:r>
+        <w:rPr>
+          <w:rFonts w:hint="eastAsia"/>
+        </w:rPr>
+        <w:t>ESG</w:t>
+      </w:r>
+      <w:r>
+        <w:rPr>
+          <w:rFonts w:hint="eastAsia"/>
+        </w:rPr>
+        <w:t>應用組</w:t>
+      </w:r>
+    </w:p>
+    <w:p>
+      <w:pPr>
+        <w:numPr>
+          <w:ilvl w:val="0"/>
+          <w:numId w:val="7"/>
+        </w:numPr>
+        <w:rPr>
+          <w:rFonts w:hint="eastAsia"/>
+        </w:rPr>
+      </w:pPr>
+      <w:r>
+        <w:rPr>
+          <w:rFonts w:hint="eastAsia"/>
+        </w:rPr>
+        <w:t>台灣大</w:t>
+      </w:r>
+      <w:r>
+        <w:rPr>
+          <w:rFonts w:hint="eastAsia"/>
+        </w:rPr>
+        <w:t>AI</w:t>
+      </w:r>
+      <w:r>
+        <w:rPr>
+          <w:rFonts w:hint="eastAsia"/>
+        </w:rPr>
+        <w:t>紅隊</w:t>
+      </w:r>
+      <w:proofErr w:type="spellStart"/>
+      <w:r>
+        <w:rPr>
+          <w:rFonts w:hint="eastAsia"/>
+        </w:rPr>
+        <w:t>eKYC</w:t>
+      </w:r>
+      <w:proofErr w:type="spellEnd"/>
+      <w:r>
+        <w:rPr>
+          <w:rFonts w:hint="eastAsia"/>
+        </w:rPr>
+        <w:t xml:space="preserve"> </w:t>
+      </w:r>
+      <w:r>
+        <w:rPr>
+          <w:rFonts w:hint="eastAsia"/>
+        </w:rPr>
+        <w:t>滲透創新組</w:t>
+      </w:r>
+    </w:p>
+    <w:p>
+      <w:pPr>
+        <w:numPr>
+          <w:ilvl w:val="0"/>
+          <w:numId w:val="7"/>
+        </w:numPr>
+        <w:rPr>
+          <w:rFonts w:hint="eastAsia"/>
+        </w:rPr>
+      </w:pPr>
+      <w:r>
+        <w:rPr>
+          <w:rFonts w:hint="eastAsia"/>
+        </w:rPr>
+        <w:t>MATLAB &amp; Simulink</w:t>
+      </w:r>
+      <w:r>
+        <w:rPr>
+          <w:rFonts w:hint="eastAsia"/>
+        </w:rPr>
+        <w:t>無人機創新組</w:t>
+      </w:r>
+    </w:p>
+    <w:p>
+      <w:pPr>
+        <w:numPr>
+          <w:ilvl w:val="0"/>
+          <w:numId w:val="7"/>
+        </w:numPr>
+        <w:rPr>
+          <w:rFonts w:hint="eastAsia"/>
+        </w:rPr>
+      </w:pPr>
+      <w:r>
+        <w:rPr>
+          <w:rFonts w:hint="eastAsia"/>
+        </w:rPr>
+        <w:t>AMD</w:t>
+      </w:r>
+      <w:r>
+        <w:rPr>
+          <w:rFonts w:hint="eastAsia"/>
+        </w:rPr>
+        <w:t>智慧場域與開源創新組</w:t>
+      </w:r>
+    </w:p>
+    <w:p>
+      <w:pPr>
+        <w:numPr>
+          <w:ilvl w:val="0"/>
+          <w:numId w:val="7"/>
+        </w:numPr>
+        <w:rPr>
+          <w:rFonts w:hint="eastAsia"/>
+        </w:rPr>
+      </w:pPr>
+      <w:proofErr w:type="gramStart"/>
+      <w:r>
+        <w:rPr>
+          <w:rFonts w:hint="eastAsia"/>
+        </w:rPr>
+        <w:t>鈦坦敏捷</w:t>
+      </w:r>
+      <w:proofErr w:type="gramEnd"/>
+      <w:r>
+        <w:rPr>
+          <w:rFonts w:hint="eastAsia"/>
+        </w:rPr>
+        <w:t>開發特別獎</w:t>
       </w:r>
     </w:p>
     <w:p/>
@@ -5228,6 +6382,566 @@
 <file path=word/numbering.xml><?xml version="1.0" encoding="utf-8"?>
 <w:numbering xmlns:wpc="http://schemas.microsoft.com/office/word/2010/wordprocessingCanvas" xmlns:cx="http://schemas.microsoft.com/office/drawing/2014/chartex" xmlns:cx1="http://schemas.microsoft.com/office/drawing/2015/9/8/chartex" xmlns:cx2="http://schemas.microsoft.com/office/drawing/2015/10/21/chartex" xmlns:cx3="http://schemas.microsoft.com/office/drawing/2016/5/9/chartex" xmlns:cx4="http://schemas.microsoft.com/office/drawing/2016/5/10/chartex" xmlns:cx5="http://schemas.microsoft.com/office/drawing/2016/5/11/chartex" xmlns:cx6="http://schemas.microsoft.com/office/drawing/2016/5/12/chartex" xmlns:cx7="http://schemas.microsoft.com/office/drawing/2016/5/13/chartex" xmlns:cx8="http://schemas.microsoft.com/office/drawing/2016/5/14/chartex" xmlns:mc="http://schemas.openxmlformats.org/markup-compatibility/2006" xmlns:aink="http://schemas.microsoft.com/office/drawing/2016/ink" xmlns:am3d="http://schemas.microsoft.com/office/drawing/2017/model3d" xmlns:o="urn:schemas-microsoft-com:office:office" xmlns:oel="http://schemas.microsoft.com/office/2019/extlst" xmlns:r="http://schemas.openxmlformats.org/officeDocument/2006/relationships" xmlns:m="http://schemas.openxmlformats.org/officeDocument/2006/math" xmlns:v="urn:schemas-microsoft-com:vml" xmlns:wp14="http://schemas.microsoft.com/office/word/2010/wordprocessingDrawing" xmlns:wp="http://schemas.openxmlformats.org/drawingml/2006/wordprocessingDrawing" xmlns:w10="urn:schemas-microsoft-com:office:word" xmlns:w="http://schemas.openxmlformats.org/wordprocessingml/2006/main" xmlns:w14="http://schemas.microsoft.com/office/word/2010/wordml" xmlns:w15="http://schemas.microsoft.com/office/word/2012/wordml" xmlns:w16cex="http://schemas.microsoft.com/office/word/2018/wordml/cex" xmlns:w16cid="http://schemas.microsoft.com/office/word/2016/wordml/cid" xmlns:w16="http://schemas.microsoft.com/office/word/2018/wordml" xmlns:w16du="http://schemas.microsoft.com/office/word/2023/wordml/word16du" xmlns:w16sdtdh="http://schemas.microsoft.com/office/word/2020/wordml/sdtdatahash" xmlns:w16sdtfl="http://schemas.microsoft.com/office/word/2024/wordml/sdtformatlock" xmlns:w16se="http://schemas.microsoft.com/office/word/2015/wordml/symex" xmlns:wpg="http://schemas.microsoft.com/office/word/2010/wordprocessingGroup" xmlns:wpi="http://schemas.microsoft.com/office/word/2010/wordprocessingInk" xmlns:wne="http://schemas.microsoft.com/office/word/2006/wordml" xmlns:wps="http://schemas.microsoft.com/office/word/2010/wordprocessingShape" mc:Ignorable="w14 w15 w16se w16cid w16 w16cex w16sdtdh w16sdtfl w16du wp14">
   <w:abstractNum w:abstractNumId="0" w15:restartNumberingAfterBreak="0">
+    <w:nsid w:val="0AE8161D"/>
+    <w:multiLevelType w:val="hybridMultilevel"/>
+    <w:tmpl w:val="15DA8FEC"/>
+    <w:lvl w:ilvl="0" w:tplc="04090001">
+      <w:start w:val="1"/>
+      <w:numFmt w:val="bullet"/>
+      <w:lvlText w:val=""/>
+      <w:lvlJc w:val="left"/>
+      <w:pPr>
+        <w:ind w:left="480" w:hanging="480"/>
+      </w:pPr>
+      <w:rPr>
+        <w:rFonts w:ascii="Wingdings" w:hAnsi="Wingdings" w:hint="default"/>
+      </w:rPr>
+    </w:lvl>
+    <w:lvl w:ilvl="1" w:tplc="04090003" w:tentative="1">
+      <w:start w:val="1"/>
+      <w:numFmt w:val="bullet"/>
+      <w:lvlText w:val=""/>
+      <w:lvlJc w:val="left"/>
+      <w:pPr>
+        <w:ind w:left="960" w:hanging="480"/>
+      </w:pPr>
+      <w:rPr>
+        <w:rFonts w:ascii="Wingdings" w:hAnsi="Wingdings" w:hint="default"/>
+      </w:rPr>
+    </w:lvl>
+    <w:lvl w:ilvl="2" w:tplc="04090005" w:tentative="1">
+      <w:start w:val="1"/>
+      <w:numFmt w:val="bullet"/>
+      <w:lvlText w:val=""/>
+      <w:lvlJc w:val="left"/>
+      <w:pPr>
+        <w:ind w:left="1440" w:hanging="480"/>
+      </w:pPr>
+      <w:rPr>
+        <w:rFonts w:ascii="Wingdings" w:hAnsi="Wingdings" w:hint="default"/>
+      </w:rPr>
+    </w:lvl>
+    <w:lvl w:ilvl="3" w:tplc="04090001" w:tentative="1">
+      <w:start w:val="1"/>
+      <w:numFmt w:val="bullet"/>
+      <w:lvlText w:val=""/>
+      <w:lvlJc w:val="left"/>
+      <w:pPr>
+        <w:ind w:left="1920" w:hanging="480"/>
+      </w:pPr>
+      <w:rPr>
+        <w:rFonts w:ascii="Wingdings" w:hAnsi="Wingdings" w:hint="default"/>
+      </w:rPr>
+    </w:lvl>
+    <w:lvl w:ilvl="4" w:tplc="04090003" w:tentative="1">
+      <w:start w:val="1"/>
+      <w:numFmt w:val="bullet"/>
+      <w:lvlText w:val=""/>
+      <w:lvlJc w:val="left"/>
+      <w:pPr>
+        <w:ind w:left="2400" w:hanging="480"/>
+      </w:pPr>
+      <w:rPr>
+        <w:rFonts w:ascii="Wingdings" w:hAnsi="Wingdings" w:hint="default"/>
+      </w:rPr>
+    </w:lvl>
+    <w:lvl w:ilvl="5" w:tplc="04090005" w:tentative="1">
+      <w:start w:val="1"/>
+      <w:numFmt w:val="bullet"/>
+      <w:lvlText w:val=""/>
+      <w:lvlJc w:val="left"/>
+      <w:pPr>
+        <w:ind w:left="2880" w:hanging="480"/>
+      </w:pPr>
+      <w:rPr>
+        <w:rFonts w:ascii="Wingdings" w:hAnsi="Wingdings" w:hint="default"/>
+      </w:rPr>
+    </w:lvl>
+    <w:lvl w:ilvl="6" w:tplc="04090001" w:tentative="1">
+      <w:start w:val="1"/>
+      <w:numFmt w:val="bullet"/>
+      <w:lvlText w:val=""/>
+      <w:lvlJc w:val="left"/>
+      <w:pPr>
+        <w:ind w:left="3360" w:hanging="480"/>
+      </w:pPr>
+      <w:rPr>
+        <w:rFonts w:ascii="Wingdings" w:hAnsi="Wingdings" w:hint="default"/>
+      </w:rPr>
+    </w:lvl>
+    <w:lvl w:ilvl="7" w:tplc="04090003" w:tentative="1">
+      <w:start w:val="1"/>
+      <w:numFmt w:val="bullet"/>
+      <w:lvlText w:val=""/>
+      <w:lvlJc w:val="left"/>
+      <w:pPr>
+        <w:ind w:left="3840" w:hanging="480"/>
+      </w:pPr>
+      <w:rPr>
+        <w:rFonts w:ascii="Wingdings" w:hAnsi="Wingdings" w:hint="default"/>
+      </w:rPr>
+    </w:lvl>
+    <w:lvl w:ilvl="8" w:tplc="04090005" w:tentative="1">
+      <w:start w:val="1"/>
+      <w:numFmt w:val="bullet"/>
+      <w:lvlText w:val=""/>
+      <w:lvlJc w:val="left"/>
+      <w:pPr>
+        <w:ind w:left="4320" w:hanging="480"/>
+      </w:pPr>
+      <w:rPr>
+        <w:rFonts w:ascii="Wingdings" w:hAnsi="Wingdings" w:hint="default"/>
+      </w:rPr>
+    </w:lvl>
+  </w:abstractNum>
+  <w:abstractNum w:abstractNumId="1" w15:restartNumberingAfterBreak="0">
+    <w:nsid w:val="23192DC1"/>
+    <w:multiLevelType w:val="multilevel"/>
+    <w:tmpl w:val="2788095C"/>
+    <w:lvl w:ilvl="0">
+      <w:start w:val="1"/>
+      <w:numFmt w:val="bullet"/>
+      <w:lvlText w:val=""/>
+      <w:lvlJc w:val="left"/>
+      <w:pPr>
+        <w:tabs>
+          <w:tab w:val="num" w:pos="720"/>
+        </w:tabs>
+        <w:ind w:left="720" w:hanging="360"/>
+      </w:pPr>
+      <w:rPr>
+        <w:rFonts w:ascii="Symbol" w:hAnsi="Symbol" w:hint="default"/>
+        <w:sz w:val="20"/>
+      </w:rPr>
+    </w:lvl>
+    <w:lvl w:ilvl="1" w:tentative="1">
+      <w:start w:val="1"/>
+      <w:numFmt w:val="bullet"/>
+      <w:lvlText w:val="o"/>
+      <w:lvlJc w:val="left"/>
+      <w:pPr>
+        <w:tabs>
+          <w:tab w:val="num" w:pos="1440"/>
+        </w:tabs>
+        <w:ind w:left="1440" w:hanging="360"/>
+      </w:pPr>
+      <w:rPr>
+        <w:rFonts w:ascii="Courier New" w:hAnsi="Courier New" w:hint="default"/>
+        <w:sz w:val="20"/>
+      </w:rPr>
+    </w:lvl>
+    <w:lvl w:ilvl="2" w:tentative="1">
+      <w:start w:val="1"/>
+      <w:numFmt w:val="bullet"/>
+      <w:lvlText w:val=""/>
+      <w:lvlJc w:val="left"/>
+      <w:pPr>
+        <w:tabs>
+          <w:tab w:val="num" w:pos="2160"/>
+        </w:tabs>
+        <w:ind w:left="2160" w:hanging="360"/>
+      </w:pPr>
+      <w:rPr>
+        <w:rFonts w:ascii="Wingdings" w:hAnsi="Wingdings" w:hint="default"/>
+        <w:sz w:val="20"/>
+      </w:rPr>
+    </w:lvl>
+    <w:lvl w:ilvl="3" w:tentative="1">
+      <w:start w:val="1"/>
+      <w:numFmt w:val="bullet"/>
+      <w:lvlText w:val=""/>
+      <w:lvlJc w:val="left"/>
+      <w:pPr>
+        <w:tabs>
+          <w:tab w:val="num" w:pos="2880"/>
+        </w:tabs>
+        <w:ind w:left="2880" w:hanging="360"/>
+      </w:pPr>
+      <w:rPr>
+        <w:rFonts w:ascii="Wingdings" w:hAnsi="Wingdings" w:hint="default"/>
+        <w:sz w:val="20"/>
+      </w:rPr>
+    </w:lvl>
+    <w:lvl w:ilvl="4" w:tentative="1">
+      <w:start w:val="1"/>
+      <w:numFmt w:val="bullet"/>
+      <w:lvlText w:val=""/>
+      <w:lvlJc w:val="left"/>
+      <w:pPr>
+        <w:tabs>
+          <w:tab w:val="num" w:pos="3600"/>
+        </w:tabs>
+        <w:ind w:left="3600" w:hanging="360"/>
+      </w:pPr>
+      <w:rPr>
+        <w:rFonts w:ascii="Wingdings" w:hAnsi="Wingdings" w:hint="default"/>
+        <w:sz w:val="20"/>
+      </w:rPr>
+    </w:lvl>
+    <w:lvl w:ilvl="5" w:tentative="1">
+      <w:start w:val="1"/>
+      <w:numFmt w:val="bullet"/>
+      <w:lvlText w:val=""/>
+      <w:lvlJc w:val="left"/>
+      <w:pPr>
+        <w:tabs>
+          <w:tab w:val="num" w:pos="4320"/>
+        </w:tabs>
+        <w:ind w:left="4320" w:hanging="360"/>
+      </w:pPr>
+      <w:rPr>
+        <w:rFonts w:ascii="Wingdings" w:hAnsi="Wingdings" w:hint="default"/>
+        <w:sz w:val="20"/>
+      </w:rPr>
+    </w:lvl>
+    <w:lvl w:ilvl="6" w:tentative="1">
+      <w:start w:val="1"/>
+      <w:numFmt w:val="bullet"/>
+      <w:lvlText w:val=""/>
+      <w:lvlJc w:val="left"/>
+      <w:pPr>
+        <w:tabs>
+          <w:tab w:val="num" w:pos="5040"/>
+        </w:tabs>
+        <w:ind w:left="5040" w:hanging="360"/>
+      </w:pPr>
+      <w:rPr>
+        <w:rFonts w:ascii="Wingdings" w:hAnsi="Wingdings" w:hint="default"/>
+        <w:sz w:val="20"/>
+      </w:rPr>
+    </w:lvl>
+    <w:lvl w:ilvl="7" w:tentative="1">
+      <w:start w:val="1"/>
+      <w:numFmt w:val="bullet"/>
+      <w:lvlText w:val=""/>
+      <w:lvlJc w:val="left"/>
+      <w:pPr>
+        <w:tabs>
+          <w:tab w:val="num" w:pos="5760"/>
+        </w:tabs>
+        <w:ind w:left="5760" w:hanging="360"/>
+      </w:pPr>
+      <w:rPr>
+        <w:rFonts w:ascii="Wingdings" w:hAnsi="Wingdings" w:hint="default"/>
+        <w:sz w:val="20"/>
+      </w:rPr>
+    </w:lvl>
+    <w:lvl w:ilvl="8" w:tentative="1">
+      <w:start w:val="1"/>
+      <w:numFmt w:val="bullet"/>
+      <w:lvlText w:val=""/>
+      <w:lvlJc w:val="left"/>
+      <w:pPr>
+        <w:tabs>
+          <w:tab w:val="num" w:pos="6480"/>
+        </w:tabs>
+        <w:ind w:left="6480" w:hanging="360"/>
+      </w:pPr>
+      <w:rPr>
+        <w:rFonts w:ascii="Wingdings" w:hAnsi="Wingdings" w:hint="default"/>
+        <w:sz w:val="20"/>
+      </w:rPr>
+    </w:lvl>
+  </w:abstractNum>
+  <w:abstractNum w:abstractNumId="2" w15:restartNumberingAfterBreak="0">
+    <w:nsid w:val="362C6E72"/>
+    <w:multiLevelType w:val="multilevel"/>
+    <w:tmpl w:val="DA523180"/>
+    <w:lvl w:ilvl="0">
+      <w:start w:val="1"/>
+      <w:numFmt w:val="bullet"/>
+      <w:lvlText w:val=""/>
+      <w:lvlJc w:val="left"/>
+      <w:pPr>
+        <w:tabs>
+          <w:tab w:val="num" w:pos="720"/>
+        </w:tabs>
+        <w:ind w:left="720" w:hanging="360"/>
+      </w:pPr>
+      <w:rPr>
+        <w:rFonts w:ascii="Symbol" w:hAnsi="Symbol" w:hint="default"/>
+        <w:sz w:val="20"/>
+      </w:rPr>
+    </w:lvl>
+    <w:lvl w:ilvl="1" w:tentative="1">
+      <w:start w:val="1"/>
+      <w:numFmt w:val="bullet"/>
+      <w:lvlText w:val="o"/>
+      <w:lvlJc w:val="left"/>
+      <w:pPr>
+        <w:tabs>
+          <w:tab w:val="num" w:pos="1440"/>
+        </w:tabs>
+        <w:ind w:left="1440" w:hanging="360"/>
+      </w:pPr>
+      <w:rPr>
+        <w:rFonts w:ascii="Courier New" w:hAnsi="Courier New" w:hint="default"/>
+        <w:sz w:val="20"/>
+      </w:rPr>
+    </w:lvl>
+    <w:lvl w:ilvl="2" w:tentative="1">
+      <w:start w:val="1"/>
+      <w:numFmt w:val="bullet"/>
+      <w:lvlText w:val=""/>
+      <w:lvlJc w:val="left"/>
+      <w:pPr>
+        <w:tabs>
+          <w:tab w:val="num" w:pos="2160"/>
+        </w:tabs>
+        <w:ind w:left="2160" w:hanging="360"/>
+      </w:pPr>
+      <w:rPr>
+        <w:rFonts w:ascii="Wingdings" w:hAnsi="Wingdings" w:hint="default"/>
+        <w:sz w:val="20"/>
+      </w:rPr>
+    </w:lvl>
+    <w:lvl w:ilvl="3" w:tentative="1">
+      <w:start w:val="1"/>
+      <w:numFmt w:val="bullet"/>
+      <w:lvlText w:val=""/>
+      <w:lvlJc w:val="left"/>
+      <w:pPr>
+        <w:tabs>
+          <w:tab w:val="num" w:pos="2880"/>
+        </w:tabs>
+        <w:ind w:left="2880" w:hanging="360"/>
+      </w:pPr>
+      <w:rPr>
+        <w:rFonts w:ascii="Wingdings" w:hAnsi="Wingdings" w:hint="default"/>
+        <w:sz w:val="20"/>
+      </w:rPr>
+    </w:lvl>
+    <w:lvl w:ilvl="4" w:tentative="1">
+      <w:start w:val="1"/>
+      <w:numFmt w:val="bullet"/>
+      <w:lvlText w:val=""/>
+      <w:lvlJc w:val="left"/>
+      <w:pPr>
+        <w:tabs>
+          <w:tab w:val="num" w:pos="3600"/>
+        </w:tabs>
+        <w:ind w:left="3600" w:hanging="360"/>
+      </w:pPr>
+      <w:rPr>
+        <w:rFonts w:ascii="Wingdings" w:hAnsi="Wingdings" w:hint="default"/>
+        <w:sz w:val="20"/>
+      </w:rPr>
+    </w:lvl>
+    <w:lvl w:ilvl="5" w:tentative="1">
+      <w:start w:val="1"/>
+      <w:numFmt w:val="bullet"/>
+      <w:lvlText w:val=""/>
+      <w:lvlJc w:val="left"/>
+      <w:pPr>
+        <w:tabs>
+          <w:tab w:val="num" w:pos="4320"/>
+        </w:tabs>
+        <w:ind w:left="4320" w:hanging="360"/>
+      </w:pPr>
+      <w:rPr>
+        <w:rFonts w:ascii="Wingdings" w:hAnsi="Wingdings" w:hint="default"/>
+        <w:sz w:val="20"/>
+      </w:rPr>
+    </w:lvl>
+    <w:lvl w:ilvl="6" w:tentative="1">
+      <w:start w:val="1"/>
+      <w:numFmt w:val="bullet"/>
+      <w:lvlText w:val=""/>
+      <w:lvlJc w:val="left"/>
+      <w:pPr>
+        <w:tabs>
+          <w:tab w:val="num" w:pos="5040"/>
+        </w:tabs>
+        <w:ind w:left="5040" w:hanging="360"/>
+      </w:pPr>
+      <w:rPr>
+        <w:rFonts w:ascii="Wingdings" w:hAnsi="Wingdings" w:hint="default"/>
+        <w:sz w:val="20"/>
+      </w:rPr>
+    </w:lvl>
+    <w:lvl w:ilvl="7" w:tentative="1">
+      <w:start w:val="1"/>
+      <w:numFmt w:val="bullet"/>
+      <w:lvlText w:val=""/>
+      <w:lvlJc w:val="left"/>
+      <w:pPr>
+        <w:tabs>
+          <w:tab w:val="num" w:pos="5760"/>
+        </w:tabs>
+        <w:ind w:left="5760" w:hanging="360"/>
+      </w:pPr>
+      <w:rPr>
+        <w:rFonts w:ascii="Wingdings" w:hAnsi="Wingdings" w:hint="default"/>
+        <w:sz w:val="20"/>
+      </w:rPr>
+    </w:lvl>
+    <w:lvl w:ilvl="8" w:tentative="1">
+      <w:start w:val="1"/>
+      <w:numFmt w:val="bullet"/>
+      <w:lvlText w:val=""/>
+      <w:lvlJc w:val="left"/>
+      <w:pPr>
+        <w:tabs>
+          <w:tab w:val="num" w:pos="6480"/>
+        </w:tabs>
+        <w:ind w:left="6480" w:hanging="360"/>
+      </w:pPr>
+      <w:rPr>
+        <w:rFonts w:ascii="Wingdings" w:hAnsi="Wingdings" w:hint="default"/>
+        <w:sz w:val="20"/>
+      </w:rPr>
+    </w:lvl>
+  </w:abstractNum>
+  <w:abstractNum w:abstractNumId="3" w15:restartNumberingAfterBreak="0">
+    <w:nsid w:val="3A9D5F8B"/>
+    <w:multiLevelType w:val="multilevel"/>
+    <w:tmpl w:val="2D881996"/>
+    <w:lvl w:ilvl="0">
+      <w:start w:val="1"/>
+      <w:numFmt w:val="bullet"/>
+      <w:lvlText w:val=""/>
+      <w:lvlJc w:val="left"/>
+      <w:pPr>
+        <w:tabs>
+          <w:tab w:val="num" w:pos="720"/>
+        </w:tabs>
+        <w:ind w:left="720" w:hanging="360"/>
+      </w:pPr>
+      <w:rPr>
+        <w:rFonts w:ascii="Symbol" w:hAnsi="Symbol" w:hint="default"/>
+        <w:sz w:val="20"/>
+      </w:rPr>
+    </w:lvl>
+    <w:lvl w:ilvl="1" w:tentative="1">
+      <w:start w:val="1"/>
+      <w:numFmt w:val="bullet"/>
+      <w:lvlText w:val="o"/>
+      <w:lvlJc w:val="left"/>
+      <w:pPr>
+        <w:tabs>
+          <w:tab w:val="num" w:pos="1440"/>
+        </w:tabs>
+        <w:ind w:left="1440" w:hanging="360"/>
+      </w:pPr>
+      <w:rPr>
+        <w:rFonts w:ascii="Courier New" w:hAnsi="Courier New" w:hint="default"/>
+        <w:sz w:val="20"/>
+      </w:rPr>
+    </w:lvl>
+    <w:lvl w:ilvl="2" w:tentative="1">
+      <w:start w:val="1"/>
+      <w:numFmt w:val="bullet"/>
+      <w:lvlText w:val=""/>
+      <w:lvlJc w:val="left"/>
+      <w:pPr>
+        <w:tabs>
+          <w:tab w:val="num" w:pos="2160"/>
+        </w:tabs>
+        <w:ind w:left="2160" w:hanging="360"/>
+      </w:pPr>
+      <w:rPr>
+        <w:rFonts w:ascii="Wingdings" w:hAnsi="Wingdings" w:hint="default"/>
+        <w:sz w:val="20"/>
+      </w:rPr>
+    </w:lvl>
+    <w:lvl w:ilvl="3" w:tentative="1">
+      <w:start w:val="1"/>
+      <w:numFmt w:val="bullet"/>
+      <w:lvlText w:val=""/>
+      <w:lvlJc w:val="left"/>
+      <w:pPr>
+        <w:tabs>
+          <w:tab w:val="num" w:pos="2880"/>
+        </w:tabs>
+        <w:ind w:left="2880" w:hanging="360"/>
+      </w:pPr>
+      <w:rPr>
+        <w:rFonts w:ascii="Wingdings" w:hAnsi="Wingdings" w:hint="default"/>
+        <w:sz w:val="20"/>
+      </w:rPr>
+    </w:lvl>
+    <w:lvl w:ilvl="4" w:tentative="1">
+      <w:start w:val="1"/>
+      <w:numFmt w:val="bullet"/>
+      <w:lvlText w:val=""/>
+      <w:lvlJc w:val="left"/>
+      <w:pPr>
+        <w:tabs>
+          <w:tab w:val="num" w:pos="3600"/>
+        </w:tabs>
+        <w:ind w:left="3600" w:hanging="360"/>
+      </w:pPr>
+      <w:rPr>
+        <w:rFonts w:ascii="Wingdings" w:hAnsi="Wingdings" w:hint="default"/>
+        <w:sz w:val="20"/>
+      </w:rPr>
+    </w:lvl>
+    <w:lvl w:ilvl="5" w:tentative="1">
+      <w:start w:val="1"/>
+      <w:numFmt w:val="bullet"/>
+      <w:lvlText w:val=""/>
+      <w:lvlJc w:val="left"/>
+      <w:pPr>
+        <w:tabs>
+          <w:tab w:val="num" w:pos="4320"/>
+        </w:tabs>
+        <w:ind w:left="4320" w:hanging="360"/>
+      </w:pPr>
+      <w:rPr>
+        <w:rFonts w:ascii="Wingdings" w:hAnsi="Wingdings" w:hint="default"/>
+        <w:sz w:val="20"/>
+      </w:rPr>
+    </w:lvl>
+    <w:lvl w:ilvl="6" w:tentative="1">
+      <w:start w:val="1"/>
+      <w:numFmt w:val="bullet"/>
+      <w:lvlText w:val=""/>
+      <w:lvlJc w:val="left"/>
+      <w:pPr>
+        <w:tabs>
+          <w:tab w:val="num" w:pos="5040"/>
+        </w:tabs>
+        <w:ind w:left="5040" w:hanging="360"/>
+      </w:pPr>
+      <w:rPr>
+        <w:rFonts w:ascii="Wingdings" w:hAnsi="Wingdings" w:hint="default"/>
+        <w:sz w:val="20"/>
+      </w:rPr>
+    </w:lvl>
+    <w:lvl w:ilvl="7" w:tentative="1">
+      <w:start w:val="1"/>
+      <w:numFmt w:val="bullet"/>
+      <w:lvlText w:val=""/>
+      <w:lvlJc w:val="left"/>
+      <w:pPr>
+        <w:tabs>
+          <w:tab w:val="num" w:pos="5760"/>
+        </w:tabs>
+        <w:ind w:left="5760" w:hanging="360"/>
+      </w:pPr>
+      <w:rPr>
+        <w:rFonts w:ascii="Wingdings" w:hAnsi="Wingdings" w:hint="default"/>
+        <w:sz w:val="20"/>
+      </w:rPr>
+    </w:lvl>
+    <w:lvl w:ilvl="8" w:tentative="1">
+      <w:start w:val="1"/>
+      <w:numFmt w:val="bullet"/>
+      <w:lvlText w:val=""/>
+      <w:lvlJc w:val="left"/>
+      <w:pPr>
+        <w:tabs>
+          <w:tab w:val="num" w:pos="6480"/>
+        </w:tabs>
+        <w:ind w:left="6480" w:hanging="360"/>
+      </w:pPr>
+      <w:rPr>
+        <w:rFonts w:ascii="Wingdings" w:hAnsi="Wingdings" w:hint="default"/>
+        <w:sz w:val="20"/>
+      </w:rPr>
+    </w:lvl>
+  </w:abstractNum>
+  <w:abstractNum w:abstractNumId="4" w15:restartNumberingAfterBreak="0">
     <w:nsid w:val="3E894880"/>
     <w:multiLevelType w:val="multilevel"/>
     <w:tmpl w:val="3710AC2A"/>
@@ -5340,7 +7054,7 @@
       </w:pPr>
     </w:lvl>
   </w:abstractNum>
-  <w:abstractNum w:abstractNumId="1" w15:restartNumberingAfterBreak="0">
+  <w:abstractNum w:abstractNumId="5" w15:restartNumberingAfterBreak="0">
     <w:nsid w:val="53727BB6"/>
     <w:multiLevelType w:val="multilevel"/>
     <w:tmpl w:val="B39AA0CA"/>
@@ -5453,7 +7167,156 @@
       </w:pPr>
     </w:lvl>
   </w:abstractNum>
-  <w:abstractNum w:abstractNumId="2" w15:restartNumberingAfterBreak="0">
+  <w:abstractNum w:abstractNumId="6" w15:restartNumberingAfterBreak="0">
+    <w:nsid w:val="74A41A0A"/>
+    <w:multiLevelType w:val="multilevel"/>
+    <w:tmpl w:val="7460E4E0"/>
+    <w:lvl w:ilvl="0">
+      <w:start w:val="1"/>
+      <w:numFmt w:val="bullet"/>
+      <w:lvlText w:val=""/>
+      <w:lvlJc w:val="left"/>
+      <w:pPr>
+        <w:tabs>
+          <w:tab w:val="num" w:pos="720"/>
+        </w:tabs>
+        <w:ind w:left="720" w:hanging="360"/>
+      </w:pPr>
+      <w:rPr>
+        <w:rFonts w:ascii="Symbol" w:hAnsi="Symbol" w:hint="default"/>
+        <w:sz w:val="20"/>
+      </w:rPr>
+    </w:lvl>
+    <w:lvl w:ilvl="1" w:tentative="1">
+      <w:start w:val="1"/>
+      <w:numFmt w:val="bullet"/>
+      <w:lvlText w:val="o"/>
+      <w:lvlJc w:val="left"/>
+      <w:pPr>
+        <w:tabs>
+          <w:tab w:val="num" w:pos="1440"/>
+        </w:tabs>
+        <w:ind w:left="1440" w:hanging="360"/>
+      </w:pPr>
+      <w:rPr>
+        <w:rFonts w:ascii="Courier New" w:hAnsi="Courier New" w:hint="default"/>
+        <w:sz w:val="20"/>
+      </w:rPr>
+    </w:lvl>
+    <w:lvl w:ilvl="2" w:tentative="1">
+      <w:start w:val="1"/>
+      <w:numFmt w:val="bullet"/>
+      <w:lvlText w:val=""/>
+      <w:lvlJc w:val="left"/>
+      <w:pPr>
+        <w:tabs>
+          <w:tab w:val="num" w:pos="2160"/>
+        </w:tabs>
+        <w:ind w:left="2160" w:hanging="360"/>
+      </w:pPr>
+      <w:rPr>
+        <w:rFonts w:ascii="Wingdings" w:hAnsi="Wingdings" w:hint="default"/>
+        <w:sz w:val="20"/>
+      </w:rPr>
+    </w:lvl>
+    <w:lvl w:ilvl="3" w:tentative="1">
+      <w:start w:val="1"/>
+      <w:numFmt w:val="bullet"/>
+      <w:lvlText w:val=""/>
+      <w:lvlJc w:val="left"/>
+      <w:pPr>
+        <w:tabs>
+          <w:tab w:val="num" w:pos="2880"/>
+        </w:tabs>
+        <w:ind w:left="2880" w:hanging="360"/>
+      </w:pPr>
+      <w:rPr>
+        <w:rFonts w:ascii="Wingdings" w:hAnsi="Wingdings" w:hint="default"/>
+        <w:sz w:val="20"/>
+      </w:rPr>
+    </w:lvl>
+    <w:lvl w:ilvl="4" w:tentative="1">
+      <w:start w:val="1"/>
+      <w:numFmt w:val="bullet"/>
+      <w:lvlText w:val=""/>
+      <w:lvlJc w:val="left"/>
+      <w:pPr>
+        <w:tabs>
+          <w:tab w:val="num" w:pos="3600"/>
+        </w:tabs>
+        <w:ind w:left="3600" w:hanging="360"/>
+      </w:pPr>
+      <w:rPr>
+        <w:rFonts w:ascii="Wingdings" w:hAnsi="Wingdings" w:hint="default"/>
+        <w:sz w:val="20"/>
+      </w:rPr>
+    </w:lvl>
+    <w:lvl w:ilvl="5" w:tentative="1">
+      <w:start w:val="1"/>
+      <w:numFmt w:val="bullet"/>
+      <w:lvlText w:val=""/>
+      <w:lvlJc w:val="left"/>
+      <w:pPr>
+        <w:tabs>
+          <w:tab w:val="num" w:pos="4320"/>
+        </w:tabs>
+        <w:ind w:left="4320" w:hanging="360"/>
+      </w:pPr>
+      <w:rPr>
+        <w:rFonts w:ascii="Wingdings" w:hAnsi="Wingdings" w:hint="default"/>
+        <w:sz w:val="20"/>
+      </w:rPr>
+    </w:lvl>
+    <w:lvl w:ilvl="6" w:tentative="1">
+      <w:start w:val="1"/>
+      <w:numFmt w:val="bullet"/>
+      <w:lvlText w:val=""/>
+      <w:lvlJc w:val="left"/>
+      <w:pPr>
+        <w:tabs>
+          <w:tab w:val="num" w:pos="5040"/>
+        </w:tabs>
+        <w:ind w:left="5040" w:hanging="360"/>
+      </w:pPr>
+      <w:rPr>
+        <w:rFonts w:ascii="Wingdings" w:hAnsi="Wingdings" w:hint="default"/>
+        <w:sz w:val="20"/>
+      </w:rPr>
+    </w:lvl>
+    <w:lvl w:ilvl="7" w:tentative="1">
+      <w:start w:val="1"/>
+      <w:numFmt w:val="bullet"/>
+      <w:lvlText w:val=""/>
+      <w:lvlJc w:val="left"/>
+      <w:pPr>
+        <w:tabs>
+          <w:tab w:val="num" w:pos="5760"/>
+        </w:tabs>
+        <w:ind w:left="5760" w:hanging="360"/>
+      </w:pPr>
+      <w:rPr>
+        <w:rFonts w:ascii="Wingdings" w:hAnsi="Wingdings" w:hint="default"/>
+        <w:sz w:val="20"/>
+      </w:rPr>
+    </w:lvl>
+    <w:lvl w:ilvl="8" w:tentative="1">
+      <w:start w:val="1"/>
+      <w:numFmt w:val="bullet"/>
+      <w:lvlText w:val=""/>
+      <w:lvlJc w:val="left"/>
+      <w:pPr>
+        <w:tabs>
+          <w:tab w:val="num" w:pos="6480"/>
+        </w:tabs>
+        <w:ind w:left="6480" w:hanging="360"/>
+      </w:pPr>
+      <w:rPr>
+        <w:rFonts w:ascii="Wingdings" w:hAnsi="Wingdings" w:hint="default"/>
+        <w:sz w:val="20"/>
+      </w:rPr>
+    </w:lvl>
+  </w:abstractNum>
+  <w:abstractNum w:abstractNumId="7" w15:restartNumberingAfterBreak="0">
     <w:nsid w:val="778C00E7"/>
     <w:multiLevelType w:val="hybridMultilevel"/>
     <w:tmpl w:val="A7FCE63E"/>
@@ -5543,13 +7406,28 @@
     </w:lvl>
   </w:abstractNum>
   <w:num w:numId="1" w16cid:durableId="855073483">
-    <w:abstractNumId w:val="0"/>
+    <w:abstractNumId w:val="4"/>
   </w:num>
   <w:num w:numId="2" w16cid:durableId="1743331014">
+    <w:abstractNumId w:val="5"/>
+  </w:num>
+  <w:num w:numId="3" w16cid:durableId="870383858">
+    <w:abstractNumId w:val="7"/>
+  </w:num>
+  <w:num w:numId="4" w16cid:durableId="772558168">
+    <w:abstractNumId w:val="2"/>
+  </w:num>
+  <w:num w:numId="5" w16cid:durableId="183715585">
+    <w:abstractNumId w:val="6"/>
+  </w:num>
+  <w:num w:numId="6" w16cid:durableId="733045344">
     <w:abstractNumId w:val="1"/>
   </w:num>
-  <w:num w:numId="3" w16cid:durableId="870383858">
-    <w:abstractNumId w:val="2"/>
+  <w:num w:numId="7" w16cid:durableId="1744522568">
+    <w:abstractNumId w:val="3"/>
+  </w:num>
+  <w:num w:numId="8" w16cid:durableId="287783058">
+    <w:abstractNumId w:val="0"/>
   </w:num>
 </w:numbering>
 </file>

--- a/文件/競賽的相關東西/innoserve.docx
+++ b/文件/競賽的相關東西/innoserve.docx
@@ -6369,6 +6369,442 @@
       </w:r>
     </w:p>
     <w:p/>
+    <w:p>
+      <w:r>
+        <w:rPr>
+          <w:rFonts w:hint="eastAsia"/>
+        </w:rPr>
+        <w:t>開放資料集名稱及網址</w:t>
+      </w:r>
+      <w:r>
+        <w:rPr>
+          <w:rFonts w:hint="eastAsia"/>
+        </w:rPr>
+        <w:t>(</w:t>
+      </w:r>
+      <w:r>
+        <w:rPr>
+          <w:rFonts w:hint="eastAsia"/>
+        </w:rPr>
+        <w:t>報名開放資料相關</w:t>
+      </w:r>
+      <w:proofErr w:type="gramStart"/>
+      <w:r>
+        <w:rPr>
+          <w:rFonts w:hint="eastAsia"/>
+        </w:rPr>
+        <w:t>組別需填寫</w:t>
+      </w:r>
+      <w:proofErr w:type="gramEnd"/>
+      <w:r>
+        <w:rPr>
+          <w:rFonts w:hint="eastAsia"/>
+        </w:rPr>
+        <w:t>)</w:t>
+      </w:r>
+    </w:p>
+    <w:tbl>
+      <w:tblPr>
+        <w:tblW w:w="5205" w:type="pct"/>
+        <w:tblLayout w:type="fixed"/>
+        <w:tblCellMar>
+          <w:top w:w="15" w:type="dxa"/>
+          <w:left w:w="15" w:type="dxa"/>
+          <w:bottom w:w="15" w:type="dxa"/>
+          <w:right w:w="15" w:type="dxa"/>
+        </w:tblCellMar>
+        <w:tblLook w:val="04A0" w:firstRow="1" w:lastRow="0" w:firstColumn="1" w:lastColumn="0" w:noHBand="0" w:noVBand="1"/>
+      </w:tblPr>
+      <w:tblGrid>
+        <w:gridCol w:w="1843"/>
+        <w:gridCol w:w="2411"/>
+        <w:gridCol w:w="4393"/>
+      </w:tblGrid>
+      <w:tr>
+        <w:trPr>
+          <w:tblHeader/>
+        </w:trPr>
+        <w:tc>
+          <w:tcPr>
+            <w:tcW w:w="1066" w:type="pct"/>
+            <w:tcBorders>
+              <w:top w:val="nil"/>
+            </w:tcBorders>
+            <w:tcMar>
+              <w:top w:w="120" w:type="dxa"/>
+              <w:left w:w="120" w:type="dxa"/>
+              <w:bottom w:w="120" w:type="dxa"/>
+              <w:right w:w="120" w:type="dxa"/>
+            </w:tcMar>
+            <w:hideMark/>
+          </w:tcPr>
+          <w:p>
+            <w:pPr>
+              <w:rPr>
+                <w:rFonts w:hint="eastAsia"/>
+              </w:rPr>
+            </w:pPr>
+            <w:r>
+              <w:t>資料提供機關</w:t>
+            </w:r>
+          </w:p>
+        </w:tc>
+        <w:tc>
+          <w:tcPr>
+            <w:tcW w:w="1394" w:type="pct"/>
+            <w:tcBorders>
+              <w:top w:val="nil"/>
+            </w:tcBorders>
+            <w:tcMar>
+              <w:top w:w="120" w:type="dxa"/>
+              <w:left w:w="120" w:type="dxa"/>
+              <w:bottom w:w="120" w:type="dxa"/>
+              <w:right w:w="120" w:type="dxa"/>
+            </w:tcMar>
+            <w:hideMark/>
+          </w:tcPr>
+          <w:p>
+            <w:r>
+              <w:t>資料集名稱</w:t>
+            </w:r>
+          </w:p>
+        </w:tc>
+        <w:tc>
+          <w:tcPr>
+            <w:tcW w:w="2541" w:type="pct"/>
+            <w:tcBorders>
+              <w:top w:val="nil"/>
+            </w:tcBorders>
+            <w:tcMar>
+              <w:top w:w="120" w:type="dxa"/>
+              <w:left w:w="120" w:type="dxa"/>
+              <w:bottom w:w="120" w:type="dxa"/>
+              <w:right w:w="120" w:type="dxa"/>
+            </w:tcMar>
+            <w:hideMark/>
+          </w:tcPr>
+          <w:p>
+            <w:r>
+              <w:t>網址</w:t>
+            </w:r>
+          </w:p>
+        </w:tc>
+      </w:tr>
+      <w:tr>
+        <w:tc>
+          <w:tcPr>
+            <w:tcW w:w="1066" w:type="pct"/>
+            <w:tcBorders>
+              <w:top w:val="single" w:sz="6" w:space="0" w:color="DDDDDD"/>
+              <w:bottom w:val="single" w:sz="6" w:space="0" w:color="DDDDDD"/>
+            </w:tcBorders>
+            <w:tcMar>
+              <w:top w:w="120" w:type="dxa"/>
+              <w:left w:w="120" w:type="dxa"/>
+              <w:bottom w:w="120" w:type="dxa"/>
+              <w:right w:w="120" w:type="dxa"/>
+            </w:tcMar>
+            <w:hideMark/>
+          </w:tcPr>
+          <w:p>
+            <w:r>
+              <w:t>警察局</w:t>
+            </w:r>
+          </w:p>
+        </w:tc>
+        <w:tc>
+          <w:tcPr>
+            <w:tcW w:w="1394" w:type="pct"/>
+            <w:tcBorders>
+              <w:top w:val="single" w:sz="6" w:space="0" w:color="DDDDDD"/>
+              <w:bottom w:val="single" w:sz="6" w:space="0" w:color="DDDDDD"/>
+            </w:tcBorders>
+            <w:tcMar>
+              <w:top w:w="120" w:type="dxa"/>
+              <w:left w:w="120" w:type="dxa"/>
+              <w:bottom w:w="120" w:type="dxa"/>
+              <w:right w:w="120" w:type="dxa"/>
+            </w:tcMar>
+            <w:hideMark/>
+          </w:tcPr>
+          <w:p>
+            <w:pPr>
+              <w:rPr>
+                <w:rFonts w:hint="eastAsia"/>
+              </w:rPr>
+            </w:pPr>
+            <w:r>
+              <w:t>臺北市政府警察局名稱及地址</w:t>
+            </w:r>
+          </w:p>
+        </w:tc>
+        <w:tc>
+          <w:tcPr>
+            <w:tcW w:w="2541" w:type="pct"/>
+            <w:tcBorders>
+              <w:top w:val="single" w:sz="6" w:space="0" w:color="DDDDDD"/>
+              <w:bottom w:val="single" w:sz="6" w:space="0" w:color="DDDDDD"/>
+            </w:tcBorders>
+            <w:tcMar>
+              <w:top w:w="120" w:type="dxa"/>
+              <w:left w:w="120" w:type="dxa"/>
+              <w:bottom w:w="120" w:type="dxa"/>
+              <w:right w:w="120" w:type="dxa"/>
+            </w:tcMar>
+            <w:hideMark/>
+          </w:tcPr>
+          <w:p>
+            <w:pPr>
+              <w:rPr>
+                <w:rFonts w:hint="eastAsia"/>
+              </w:rPr>
+            </w:pPr>
+            <w:hyperlink r:id="rId5" w:history="1">
+              <w:r>
+                <w:rPr>
+                  <w:rStyle w:val="ae"/>
+                </w:rPr>
+                <w:t>https://data.taipei/dataset/detail?id=6c41536a-3ce2-4102-bdfc-6b5f3d13ef91</w:t>
+              </w:r>
+            </w:hyperlink>
+          </w:p>
+        </w:tc>
+      </w:tr>
+      <w:tr>
+        <w:tc>
+          <w:tcPr>
+            <w:tcW w:w="1066" w:type="pct"/>
+            <w:tcBorders>
+              <w:top w:val="single" w:sz="6" w:space="0" w:color="DDDDDD"/>
+              <w:bottom w:val="single" w:sz="6" w:space="0" w:color="DDDDDD"/>
+            </w:tcBorders>
+            <w:tcMar>
+              <w:top w:w="120" w:type="dxa"/>
+              <w:left w:w="120" w:type="dxa"/>
+              <w:bottom w:w="120" w:type="dxa"/>
+              <w:right w:w="120" w:type="dxa"/>
+            </w:tcMar>
+          </w:tcPr>
+          <w:p>
+            <w:r>
+              <w:rPr>
+                <w:rFonts w:hint="eastAsia"/>
+              </w:rPr>
+              <w:t>內政部警政署</w:t>
+            </w:r>
+          </w:p>
+        </w:tc>
+        <w:tc>
+          <w:tcPr>
+            <w:tcW w:w="1394" w:type="pct"/>
+            <w:tcBorders>
+              <w:top w:val="single" w:sz="6" w:space="0" w:color="DDDDDD"/>
+              <w:bottom w:val="single" w:sz="6" w:space="0" w:color="DDDDDD"/>
+            </w:tcBorders>
+            <w:tcMar>
+              <w:top w:w="120" w:type="dxa"/>
+              <w:left w:w="120" w:type="dxa"/>
+              <w:bottom w:w="120" w:type="dxa"/>
+              <w:right w:w="120" w:type="dxa"/>
+            </w:tcMar>
+          </w:tcPr>
+          <w:p>
+            <w:r>
+              <w:rPr>
+                <w:rFonts w:hint="eastAsia"/>
+              </w:rPr>
+              <w:t>各警察</w:t>
+            </w:r>
+            <w:r>
+              <w:rPr>
+                <w:rFonts w:hint="eastAsia"/>
+              </w:rPr>
+              <w:t>(</w:t>
+            </w:r>
+            <w:r>
+              <w:rPr>
+                <w:rFonts w:hint="eastAsia"/>
+              </w:rPr>
+              <w:t>分</w:t>
+            </w:r>
+            <w:r>
+              <w:rPr>
+                <w:rFonts w:hint="eastAsia"/>
+              </w:rPr>
+              <w:t>)</w:t>
+            </w:r>
+            <w:proofErr w:type="gramStart"/>
+            <w:r>
+              <w:rPr>
+                <w:rFonts w:hint="eastAsia"/>
+              </w:rPr>
+              <w:t>局分駐</w:t>
+            </w:r>
+            <w:proofErr w:type="gramEnd"/>
+            <w:r>
+              <w:rPr>
+                <w:rFonts w:hint="eastAsia"/>
+              </w:rPr>
+              <w:t>(</w:t>
+            </w:r>
+            <w:r>
+              <w:rPr>
+                <w:rFonts w:hint="eastAsia"/>
+              </w:rPr>
+              <w:t>派出</w:t>
+            </w:r>
+            <w:r>
+              <w:rPr>
+                <w:rFonts w:hint="eastAsia"/>
+              </w:rPr>
+              <w:t>)</w:t>
+            </w:r>
+            <w:r>
+              <w:rPr>
+                <w:rFonts w:hint="eastAsia"/>
+              </w:rPr>
+              <w:t>所地址電話經緯度資料</w:t>
+            </w:r>
+          </w:p>
+        </w:tc>
+        <w:tc>
+          <w:tcPr>
+            <w:tcW w:w="2541" w:type="pct"/>
+            <w:tcBorders>
+              <w:top w:val="single" w:sz="6" w:space="0" w:color="DDDDDD"/>
+              <w:bottom w:val="single" w:sz="6" w:space="0" w:color="DDDDDD"/>
+            </w:tcBorders>
+            <w:tcMar>
+              <w:top w:w="120" w:type="dxa"/>
+              <w:left w:w="120" w:type="dxa"/>
+              <w:bottom w:w="120" w:type="dxa"/>
+              <w:right w:w="120" w:type="dxa"/>
+            </w:tcMar>
+          </w:tcPr>
+          <w:p>
+            <w:pPr>
+              <w:rPr>
+                <w:rFonts w:hint="eastAsia"/>
+              </w:rPr>
+            </w:pPr>
+            <w:hyperlink r:id="rId6" w:history="1">
+              <w:r>
+                <w:rPr>
+                  <w:rStyle w:val="ae"/>
+                </w:rPr>
+                <w:t>https://www.npa.gov.tw/ch/app/data/view?module=liaison&amp;id=1820&amp;serno=afc427bb-43d6-4af4-994a-71faee42e3c0</w:t>
+              </w:r>
+            </w:hyperlink>
+          </w:p>
+        </w:tc>
+      </w:tr>
+    </w:tbl>
+    <w:p>
+      <w:pPr>
+        <w:rPr>
+          <w:rFonts w:hint="eastAsia"/>
+        </w:rPr>
+      </w:pPr>
+      <w:r>
+        <w:rPr>
+          <w:rFonts w:hint="eastAsia"/>
+        </w:rPr>
+        <w:t>為上限。每隊最多只能選</w:t>
+      </w:r>
+      <w:r>
+        <w:rPr>
+          <w:rFonts w:hint="eastAsia"/>
+        </w:rPr>
+        <w:t>2</w:t>
+      </w:r>
+      <w:r>
+        <w:rPr>
+          <w:rFonts w:hint="eastAsia"/>
+        </w:rPr>
+        <w:t>組</w:t>
+      </w:r>
+      <w:r>
+        <w:rPr>
+          <w:rFonts w:hint="eastAsia"/>
+        </w:rPr>
+        <w:t>(</w:t>
+      </w:r>
+      <w:r>
+        <w:rPr>
+          <w:rFonts w:hint="eastAsia"/>
+        </w:rPr>
+        <w:t>跨類別各選</w:t>
+      </w:r>
+      <w:r>
+        <w:rPr>
+          <w:rFonts w:hint="eastAsia"/>
+        </w:rPr>
+        <w:t>1</w:t>
+      </w:r>
+      <w:r>
+        <w:rPr>
+          <w:rFonts w:hint="eastAsia"/>
+        </w:rPr>
+        <w:t>組</w:t>
+      </w:r>
+      <w:r>
+        <w:rPr>
+          <w:rFonts w:hint="eastAsia"/>
+        </w:rPr>
+        <w:t>)</w:t>
+      </w:r>
+      <w:r>
+        <w:rPr>
+          <w:rFonts w:hint="eastAsia"/>
+        </w:rPr>
+        <w:t>，</w:t>
+      </w:r>
+      <w:proofErr w:type="gramStart"/>
+      <w:r>
+        <w:rPr>
+          <w:rFonts w:hint="eastAsia"/>
+        </w:rPr>
+        <w:t>鈦坦敏捷</w:t>
+      </w:r>
+      <w:proofErr w:type="gramEnd"/>
+      <w:r>
+        <w:rPr>
+          <w:rFonts w:hint="eastAsia"/>
+        </w:rPr>
+        <w:t>開發特別獎不「每最多只能報名</w:t>
+      </w:r>
+      <w:r>
+        <w:rPr>
+          <w:rFonts w:hint="eastAsia"/>
+        </w:rPr>
+        <w:t>2</w:t>
+      </w:r>
+      <w:r>
+        <w:rPr>
+          <w:rFonts w:hint="eastAsia"/>
+        </w:rPr>
+        <w:t>類，每一類別最多只能報名</w:t>
+      </w:r>
+      <w:r>
+        <w:rPr>
+          <w:rFonts w:hint="eastAsia"/>
+        </w:rPr>
+        <w:t>1</w:t>
+      </w:r>
+      <w:r>
+        <w:rPr>
+          <w:rFonts w:hint="eastAsia"/>
+        </w:rPr>
+        <w:t>組。」之限制。</w:t>
+      </w:r>
+    </w:p>
+    <w:p>
+      <w:pPr>
+        <w:rPr>
+          <w:rFonts w:hint="eastAsia"/>
+        </w:rPr>
+      </w:pPr>
+    </w:p>
     <w:sectPr>
       <w:pgSz w:w="11906" w:h="16838"/>
       <w:pgMar w:top="1440" w:right="1800" w:bottom="1440" w:left="1800" w:header="851" w:footer="992" w:gutter="0"/>
